--- a/Daily Reports/09_09_2026-CBOT Reports.docx
+++ b/Daily Reports/09_09_2026-CBOT Reports.docx
@@ -104,7 +104,7 @@
           <w:color w:val="5C768D"/>
           <w:sz w:val="19"/>
         </w:rPr>
-        <w:t>Cập nhật tự động qua `macro_tracker.py` vào lúc 09:01 ICT ngày 09/09/2026</w:t>
+        <w:t>Cập nhật tự động qua `macro_tracker.py` vào lúc 11:10 ICT ngày 09/09/2026</w:t>
       </w:r>
     </w:p>
     <w:tbl>
@@ -313,7 +313,7 @@
               <w:rPr>
                 <w:b/>
               </w:rPr>
-              <w:t>99.28 / thùng</w:t>
+              <w:t>97.92 / thùng</w:t>
             </w:r>
           </w:p>
         </w:tc>
@@ -442,7 +442,7 @@
               <w:rPr>
                 <w:b/>
               </w:rPr>
-              <w:t>98.80</w:t>
+              <w:t>98.84</w:t>
             </w:r>
           </w:p>
         </w:tc>
@@ -1218,7 +1218,7 @@
         <w:rPr>
           <w:b/>
         </w:rPr>
-        <w:t>`99.28` (+0.00%)</w:t>
+        <w:t>`97.92` (+0.00%)</w:t>
       </w:r>
       <w:r>
         <w:t xml:space="preserve"> | DXY: </w:t>
@@ -1227,7 +1227,7 @@
         <w:rPr>
           <w:b/>
         </w:rPr>
-        <w:t>`98.80` (+0.00%)</w:t>
+        <w:t>`98.84` (+0.00%)</w:t>
       </w:r>
       <w:r>
         <w:t xml:space="preserve"> | Lúa mì CBOT: </w:t>
@@ -1236,7 +1236,7 @@
         <w:rPr>
           <w:b/>
         </w:rPr>
-        <w:t>`741.00` (+0.00%)</w:t>
+        <w:t>`743.50` (+0.00%)</w:t>
       </w:r>
       <w:r>
         <w:t>.</w:t>
@@ -1306,7 +1306,7 @@
           <w:color w:val="5C768D"/>
           <w:sz w:val="19"/>
         </w:rPr>
-        <w:t>Cập nhật tự động lúc 09:01 ICT ngày 09/09/2026 — Nguồn: NOAA, USDA, BOM Australia</w:t>
+        <w:t>Cập nhật tự động lúc 11:10 ICT ngày 09/09/2026 — Nguồn: NOAA, USDA, BOM Australia</w:t>
       </w:r>
     </w:p>
     <w:p>
@@ -3574,7 +3574,7 @@
               <w:rPr>
                 <w:b/>
               </w:rPr>
-              <w:t>528.75</w:t>
+              <w:t>529.50</w:t>
             </w:r>
           </w:p>
         </w:tc>
@@ -3605,7 +3605,7 @@
               <w:rPr>
                 <w:b/>
               </w:rPr>
-              <w:t>531.22 (+2.47)</w:t>
+              <w:t>531.39 (+1.89)</w:t>
             </w:r>
           </w:p>
         </w:tc>
@@ -3633,7 +3633,7 @@
             </w:pPr>
             <w:r/>
             <w:r>
-              <w:t>Bearish (535.46 &lt; 537.15)</w:t>
+              <w:t>Bearish (537.71 &lt; 538.11)</w:t>
             </w:r>
           </w:p>
         </w:tc>
@@ -3661,7 +3661,7 @@
             </w:pPr>
             <w:r/>
             <w:r>
-              <w:t>1.50 cents</w:t>
+              <w:t>0.00 cents</w:t>
             </w:r>
           </w:p>
         </w:tc>
@@ -3822,7 +3822,7 @@
               <w:rPr>
                 <w:b/>
               </w:rPr>
-              <w:t>741.00</w:t>
+              <w:t>743.50</w:t>
             </w:r>
           </w:p>
         </w:tc>
@@ -3853,7 +3853,7 @@
               <w:rPr>
                 <w:b/>
               </w:rPr>
-              <w:t>743.89 (+2.89)</w:t>
+              <w:t>745.74 (+2.24)</w:t>
             </w:r>
           </w:p>
         </w:tc>
@@ -3881,7 +3881,7 @@
             </w:pPr>
             <w:r/>
             <w:r>
-              <w:t>Bearish (745.76 &lt; 750.70)</w:t>
+              <w:t>Bearish (746.16 &lt; 753.81)</w:t>
             </w:r>
           </w:p>
         </w:tc>
@@ -3909,7 +3909,7 @@
             </w:pPr>
             <w:r/>
             <w:r>
-              <w:t>3.50 cents</w:t>
+              <w:t>0.00 cents</w:t>
             </w:r>
           </w:p>
         </w:tc>
@@ -4347,7 +4347,7 @@
                 <w:b/>
                 <w:color w:val="15803D"/>
               </w:rPr>
-              <w:t>526.75 - 535.46 cents (Canh mua vùng hỗ trợ)</w:t>
+              <w:t>526.75 - 537.71 cents (Canh mua vùng hỗ trợ)</w:t>
             </w:r>
           </w:p>
         </w:tc>
@@ -4378,7 +4378,7 @@
               <w:rPr>
                 <w:b/>
               </w:rPr>
-              <w:t>452.91 cents (Dưới cản S2 + 1.5x ATR)</w:t>
+              <w:t>451.46 cents (Dưới cản S2 + 1.5x ATR)</w:t>
             </w:r>
           </w:p>
         </w:tc>
@@ -4590,7 +4590,7 @@
               <w:rPr>
                 <w:b/>
               </w:rPr>
-              <w:t>470.31 cents (Chống quét SL tuyệt đối)</w:t>
+              <w:t>469.29 cents (Chống quét SL tuyệt đối)</w:t>
             </w:r>
           </w:p>
         </w:tc>
@@ -4783,7 +4783,7 @@
               <w:rPr>
                 <w:b/>
               </w:rPr>
-              <w:t>551.94 cents</w:t>
+              <w:t>552.96 cents</w:t>
             </w:r>
           </w:p>
         </w:tc>
@@ -4945,7 +4945,7 @@
               <w:rPr>
                 <w:b/>
               </w:rPr>
-              <w:t>445.67 - 457.25 cents</w:t>
+              <w:t>441.81 - 457.25 cents</w:t>
             </w:r>
           </w:p>
         </w:tc>
@@ -5126,7 +5126,7 @@
                 <w:b/>
                 <w:color w:val="B91C1C"/>
               </w:rPr>
-              <w:t>745.76 - 750.70 cents (Canh bán hồi kỹ thuật H1)</w:t>
+              <w:t>746.16 - 753.81 cents (Canh bán hồi kỹ thuật H1)</w:t>
             </w:r>
           </w:p>
         </w:tc>
@@ -5157,7 +5157,7 @@
               <w:rPr>
                 <w:b/>
               </w:rPr>
-              <w:t>805.38 cents (Trên kháng cự R2 + 1.5x ATR)</w:t>
+              <w:t>805.09 cents (Trên kháng cự R2 + 1.5x ATR)</w:t>
             </w:r>
           </w:p>
         </w:tc>
@@ -5193,7 +5193,7 @@
                 <w:color w:val="D97706"/>
                 <w:sz w:val="19"/>
               </w:rPr>
-              <w:t xml:space="preserve"> 736.50 cents </w:t>
+              <w:t xml:space="preserve"> 730.50 cents </w:t>
             </w:r>
             <w:r>
               <w:t xml:space="preserve"> / TP2: </w:t>
@@ -5335,7 +5335,7 @@
               <w:rPr>
                 <w:b/>
               </w:rPr>
-              <w:t>749.75 - 751.75 cents</w:t>
+              <w:t>746.00 - 748.00 cents</w:t>
             </w:r>
           </w:p>
         </w:tc>
@@ -5366,7 +5366,7 @@
               <w:rPr>
                 <w:b/>
               </w:rPr>
-              <w:t>656.02 cents</w:t>
+              <w:t>656.03 cents</w:t>
             </w:r>
           </w:p>
         </w:tc>
@@ -5559,7 +5559,7 @@
               <w:rPr>
                 <w:b/>
               </w:rPr>
-              <w:t>780.73 cents</w:t>
+              <w:t>780.72 cents</w:t>
             </w:r>
           </w:p>
         </w:tc>
@@ -5721,7 +5721,7 @@
               <w:rPr>
                 <w:b/>
               </w:rPr>
-              <w:t>617.58 - 645.25 cents</w:t>
+              <w:t>618.35 - 645.25 cents</w:t>
             </w:r>
           </w:p>
         </w:tc>
@@ -11599,7 +11599,7 @@
         <w:t>Giá Chốt Phiên (Close):</w:t>
       </w:r>
       <w:r>
-        <w:t xml:space="preserve"> 528.75 cents | </w:t>
+        <w:t xml:space="preserve"> 529.50 cents | </w:t>
       </w:r>
       <w:r>
         <w:rPr>
@@ -11614,10 +11614,10 @@
         <w:rPr>
           <w:b/>
         </w:rPr>
-        <w:t>`531.22 cents`</w:t>
+        <w:t>`531.39 cents`</w:t>
       </w:r>
       <w:r>
-        <w:t xml:space="preserve"> (+2.47).</w:t>
+        <w:t xml:space="preserve"> (+1.89).</w:t>
       </w:r>
     </w:p>
     <w:p>
@@ -11638,7 +11638,7 @@
         <w:rPr>
           <w:b/>
         </w:rPr>
-        <w:t>`18,446`</w:t>
+        <w:t>`212,584`</w:t>
       </w:r>
       <w:r>
         <w:t xml:space="preserve"> (Chênh lệch: </w:t>
@@ -11647,7 +11647,7 @@
         <w:rPr>
           <w:b/>
         </w:rPr>
-        <w:t>`+2,940`</w:t>
+        <w:t>`+197,078`</w:t>
       </w:r>
       <w:r>
         <w:t xml:space="preserve">) | OI: </w:t>
@@ -11656,7 +11656,7 @@
         <w:rPr>
           <w:b/>
         </w:rPr>
-        <w:t>`984,212`</w:t>
+        <w:t>`979,573`</w:t>
       </w:r>
       <w:r>
         <w:t xml:space="preserve"> (Chênh lệch: </w:t>
@@ -11665,7 +11665,7 @@
         <w:rPr>
           <w:b/>
         </w:rPr>
-        <w:t>`-8,728`</w:t>
+        <w:t>`-13,367`</w:t>
       </w:r>
       <w:r>
         <w:t>)</w:t>
@@ -11689,7 +11689,7 @@
         <w:rPr>
           <w:b/>
         </w:rPr>
-        <w:t>`Không phát hiện mô hình nến đặc biệt`</w:t>
+        <w:t>`Doji (Nến lưỡng lự thế trận)`</w:t>
       </w:r>
     </w:p>
     <w:p>
@@ -11981,7 +11981,7 @@
               <w:rPr>
                 <w:b/>
               </w:rPr>
-              <w:t>99.28</w:t>
+              <w:t>97.92</w:t>
             </w:r>
           </w:p>
         </w:tc>
@@ -12104,7 +12104,7 @@
               <w:rPr>
                 <w:b/>
               </w:rPr>
-              <w:t>98.80</w:t>
+              <w:t>98.84</w:t>
             </w:r>
           </w:p>
         </w:tc>
@@ -12739,7 +12739,7 @@
         <w:t xml:space="preserve"> EMA_21 </w:t>
       </w:r>
       <w:r>
-        <w:t xml:space="preserve"> (535.46) &lt; </w:t>
+        <w:t xml:space="preserve"> (537.71) &lt; </w:t>
       </w:r>
       <w:r>
         <w:rPr>
@@ -12750,7 +12750,7 @@
         <w:t xml:space="preserve"> EMA_50 </w:t>
       </w:r>
       <w:r>
-        <w:t xml:space="preserve"> (537.15).</w:t>
+        <w:t xml:space="preserve"> (538.11).</w:t>
       </w:r>
     </w:p>
     <w:p>
@@ -12771,7 +12771,7 @@
         <w:rPr>
           <w:b/>
         </w:rPr>
-        <w:t>`30.09`</w:t>
+        <w:t>`34.69`</w:t>
       </w:r>
       <w:r>
         <w:t xml:space="preserve"> | ATR (14) = </w:t>
@@ -12780,7 +12780,7 @@
         <w:rPr>
           <w:b/>
         </w:rPr>
-        <w:t>`2.90`</w:t>
+        <w:t>`3.86`</w:t>
       </w:r>
       <w:r>
         <w:t xml:space="preserve"> cents | Volatility = </w:t>
@@ -12789,7 +12789,7 @@
         <w:rPr>
           <w:b/>
         </w:rPr>
-        <w:t>`1.50 cents`</w:t>
+        <w:t>`0.00 cents`</w:t>
       </w:r>
       <w:r>
         <w:t>.</w:t>
@@ -13574,7 +13574,7 @@
           <w:b/>
           <w:color w:val="15803D"/>
         </w:rPr>
-        <w:t>`526.75 - 535.46 cents (Canh mua vùng hỗ trợ)`</w:t>
+        <w:t>`526.75 - 537.71 cents (Canh mua vùng hỗ trợ)`</w:t>
       </w:r>
       <w:r>
         <w:t xml:space="preserve"> | SL: </w:t>
@@ -13583,7 +13583,7 @@
         <w:rPr>
           <w:b/>
         </w:rPr>
-        <w:t>`452.91 cents (Dưới cản S2 + 1.5x ATR)`</w:t>
+        <w:t>`451.46 cents (Dưới cản S2 + 1.5x ATR)`</w:t>
       </w:r>
       <w:r>
         <w:t xml:space="preserve"> | TP: </w:t>
@@ -13654,7 +13654,7 @@
         <w:rPr>
           <w:b/>
         </w:rPr>
-        <w:t>`470.31 cents (Chống quét SL tuyệt đối)`</w:t>
+        <w:t>`469.29 cents (Chống quét SL tuyệt đối)`</w:t>
       </w:r>
       <w:r>
         <w:t xml:space="preserve"> | TP: </w:t>
@@ -13700,7 +13700,7 @@
         <w:rPr>
           <w:b/>
         </w:rPr>
-        <w:t>`551.94 cents`</w:t>
+        <w:t>`552.96 cents`</w:t>
       </w:r>
       <w:r>
         <w:t xml:space="preserve"> | TP: </w:t>
@@ -13749,7 +13749,7 @@
         <w:rPr>
           <w:b/>
         </w:rPr>
-        <w:t>`445.67 - 457.25 cents`</w:t>
+        <w:t>`441.81 - 457.25 cents`</w:t>
       </w:r>
     </w:p>
     <w:p>
@@ -14156,7 +14156,7 @@
             </w:pPr>
             <w:r/>
             <w:r>
-              <w:t>528.75</w:t>
+              <w:t>529.50</w:t>
             </w:r>
           </w:p>
         </w:tc>
@@ -14184,7 +14184,7 @@
             </w:pPr>
             <w:r/>
             <w:r>
-              <w:t>532.50</w:t>
+              <w:t>533.25</w:t>
             </w:r>
           </w:p>
         </w:tc>
@@ -14212,7 +14212,7 @@
             </w:pPr>
             <w:r/>
             <w:r>
-              <w:t>525.50</w:t>
+              <w:t>526.25</w:t>
             </w:r>
           </w:p>
         </w:tc>
@@ -14243,7 +14243,7 @@
               <w:rPr>
                 <w:b/>
               </w:rPr>
-              <w:t>529.00</w:t>
+              <w:t>529.75</w:t>
             </w:r>
           </w:p>
         </w:tc>
@@ -14391,7 +14391,7 @@
             </w:pPr>
             <w:r/>
             <w:r>
-              <w:t>529.00</w:t>
+              <w:t>529.75</w:t>
             </w:r>
           </w:p>
         </w:tc>
@@ -14419,7 +14419,7 @@
             </w:pPr>
             <w:r/>
             <w:r>
-              <w:t>531.75</w:t>
+              <w:t>532.50</w:t>
             </w:r>
           </w:p>
         </w:tc>
@@ -14447,7 +14447,7 @@
             </w:pPr>
             <w:r/>
             <w:r>
-              <w:t>525.25</w:t>
+              <w:t>526.00</w:t>
             </w:r>
           </w:p>
         </w:tc>
@@ -14478,7 +14478,7 @@
               <w:rPr>
                 <w:b/>
               </w:rPr>
-              <w:t>528.50</w:t>
+              <w:t>529.25</w:t>
             </w:r>
           </w:p>
         </w:tc>
@@ -14626,7 +14626,7 @@
             </w:pPr>
             <w:r/>
             <w:r>
-              <w:t>528.50</w:t>
+              <w:t>529.25</w:t>
             </w:r>
           </w:p>
         </w:tc>
@@ -14654,7 +14654,7 @@
             </w:pPr>
             <w:r/>
             <w:r>
-              <w:t>531.50</w:t>
+              <w:t>532.25</w:t>
             </w:r>
           </w:p>
         </w:tc>
@@ -14682,7 +14682,7 @@
             </w:pPr>
             <w:r/>
             <w:r>
-              <w:t>524.50</w:t>
+              <w:t>525.25</w:t>
             </w:r>
           </w:p>
         </w:tc>
@@ -14713,7 +14713,7 @@
               <w:rPr>
                 <w:b/>
               </w:rPr>
-              <w:t>529.25</w:t>
+              <w:t>530.00</w:t>
             </w:r>
           </w:p>
         </w:tc>
@@ -14861,7 +14861,7 @@
             </w:pPr>
             <w:r/>
             <w:r>
-              <w:t>529.25</w:t>
+              <w:t>530.00</w:t>
             </w:r>
           </w:p>
         </w:tc>
@@ -14889,7 +14889,7 @@
             </w:pPr>
             <w:r/>
             <w:r>
-              <w:t>533.75</w:t>
+              <w:t>534.50</w:t>
             </w:r>
           </w:p>
         </w:tc>
@@ -14917,7 +14917,7 @@
             </w:pPr>
             <w:r/>
             <w:r>
-              <w:t>524.25</w:t>
+              <w:t>525.00</w:t>
             </w:r>
           </w:p>
         </w:tc>
@@ -14948,7 +14948,7 @@
               <w:rPr>
                 <w:b/>
               </w:rPr>
-              <w:t>530.00</w:t>
+              <w:t>530.75</w:t>
             </w:r>
           </w:p>
         </w:tc>
@@ -15096,7 +15096,7 @@
             </w:pPr>
             <w:r/>
             <w:r>
-              <w:t>530.00</w:t>
+              <w:t>530.75</w:t>
             </w:r>
           </w:p>
         </w:tc>
@@ -15124,7 +15124,7 @@
             </w:pPr>
             <w:r/>
             <w:r>
-              <w:t>535.50</w:t>
+              <w:t>536.25</w:t>
             </w:r>
           </w:p>
         </w:tc>
@@ -15152,7 +15152,7 @@
             </w:pPr>
             <w:r/>
             <w:r>
-              <w:t>523.75</w:t>
+              <w:t>524.50</w:t>
             </w:r>
           </w:p>
         </w:tc>
@@ -15183,7 +15183,7 @@
               <w:rPr>
                 <w:b/>
               </w:rPr>
-              <w:t>532.25</w:t>
+              <w:t>533.00</w:t>
             </w:r>
           </w:p>
         </w:tc>
@@ -15331,7 +15331,7 @@
             </w:pPr>
             <w:r/>
             <w:r>
-              <w:t>532.25</w:t>
+              <w:t>533.00</w:t>
             </w:r>
           </w:p>
         </w:tc>
@@ -15359,7 +15359,7 @@
             </w:pPr>
             <w:r/>
             <w:r>
-              <w:t>535.25</w:t>
+              <w:t>536.00</w:t>
             </w:r>
           </w:p>
         </w:tc>
@@ -15387,7 +15387,7 @@
             </w:pPr>
             <w:r/>
             <w:r>
-              <w:t>528.00</w:t>
+              <w:t>528.75</w:t>
             </w:r>
           </w:p>
         </w:tc>
@@ -15418,7 +15418,7 @@
               <w:rPr>
                 <w:b/>
               </w:rPr>
-              <w:t>532.50</w:t>
+              <w:t>533.25</w:t>
             </w:r>
           </w:p>
         </w:tc>
@@ -15566,7 +15566,7 @@
             </w:pPr>
             <w:r/>
             <w:r>
-              <w:t>532.50</w:t>
+              <w:t>533.25</w:t>
             </w:r>
           </w:p>
         </w:tc>
@@ -15594,7 +15594,7 @@
             </w:pPr>
             <w:r/>
             <w:r>
-              <w:t>535.75</w:t>
+              <w:t>536.50</w:t>
             </w:r>
           </w:p>
         </w:tc>
@@ -15622,7 +15622,7 @@
             </w:pPr>
             <w:r/>
             <w:r>
-              <w:t>526.00</w:t>
+              <w:t>526.75</w:t>
             </w:r>
           </w:p>
         </w:tc>
@@ -15653,7 +15653,7 @@
               <w:rPr>
                 <w:b/>
               </w:rPr>
-              <w:t>533.25</w:t>
+              <w:t>534.00</w:t>
             </w:r>
           </w:p>
         </w:tc>
@@ -15801,7 +15801,7 @@
             </w:pPr>
             <w:r/>
             <w:r>
-              <w:t>533.25</w:t>
+              <w:t>534.00</w:t>
             </w:r>
           </w:p>
         </w:tc>
@@ -15829,7 +15829,7 @@
             </w:pPr>
             <w:r/>
             <w:r>
-              <w:t>536.25</w:t>
+              <w:t>537.00</w:t>
             </w:r>
           </w:p>
         </w:tc>
@@ -15857,7 +15857,7 @@
             </w:pPr>
             <w:r/>
             <w:r>
-              <w:t>528.75</w:t>
+              <w:t>529.50</w:t>
             </w:r>
           </w:p>
         </w:tc>
@@ -15888,7 +15888,7 @@
               <w:rPr>
                 <w:b/>
               </w:rPr>
-              <w:t>532.75</w:t>
+              <w:t>533.50</w:t>
             </w:r>
           </w:p>
         </w:tc>
@@ -16036,7 +16036,7 @@
             </w:pPr>
             <w:r/>
             <w:r>
-              <w:t>532.75</w:t>
+              <w:t>533.50</w:t>
             </w:r>
           </w:p>
         </w:tc>
@@ -16064,7 +16064,7 @@
             </w:pPr>
             <w:r/>
             <w:r>
-              <w:t>536.75</w:t>
+              <w:t>537.50</w:t>
             </w:r>
           </w:p>
         </w:tc>
@@ -16092,7 +16092,7 @@
             </w:pPr>
             <w:r/>
             <w:r>
-              <w:t>527.00</w:t>
+              <w:t>527.75</w:t>
             </w:r>
           </w:p>
         </w:tc>
@@ -16123,7 +16123,7 @@
               <w:rPr>
                 <w:b/>
               </w:rPr>
-              <w:t>533.25</w:t>
+              <w:t>534.00</w:t>
             </w:r>
           </w:p>
         </w:tc>
@@ -16271,7 +16271,7 @@
             </w:pPr>
             <w:r/>
             <w:r>
-              <w:t>533.25</w:t>
+              <w:t>534.00</w:t>
             </w:r>
           </w:p>
         </w:tc>
@@ -16299,7 +16299,7 @@
             </w:pPr>
             <w:r/>
             <w:r>
-              <w:t>535.75</w:t>
+              <w:t>536.50</w:t>
             </w:r>
           </w:p>
         </w:tc>
@@ -16327,7 +16327,7 @@
             </w:pPr>
             <w:r/>
             <w:r>
-              <w:t>530.00</w:t>
+              <w:t>530.75</w:t>
             </w:r>
           </w:p>
         </w:tc>
@@ -16358,7 +16358,7 @@
               <w:rPr>
                 <w:b/>
               </w:rPr>
-              <w:t>533.75</w:t>
+              <w:t>534.50</w:t>
             </w:r>
           </w:p>
         </w:tc>
@@ -16506,7 +16506,7 @@
             </w:pPr>
             <w:r/>
             <w:r>
-              <w:t>533.75</w:t>
+              <w:t>534.50</w:t>
             </w:r>
           </w:p>
         </w:tc>
@@ -16534,7 +16534,7 @@
             </w:pPr>
             <w:r/>
             <w:r>
-              <w:t>537.25</w:t>
+              <w:t>538.00</w:t>
             </w:r>
           </w:p>
         </w:tc>
@@ -16562,7 +16562,7 @@
             </w:pPr>
             <w:r/>
             <w:r>
-              <w:t>527.75</w:t>
+              <w:t>528.50</w:t>
             </w:r>
           </w:p>
         </w:tc>
@@ -16570,6 +16570,711 @@
           <w:tcPr>
             <w:tcW w:type="dxa" w:w="1728"/>
             <w:shd w:fill="F8FAFC"/>
+            <w:tcMar>
+              <w:top w:w="100" w:type="dxa"/>
+              <w:bottom w:w="100" w:type="dxa"/>
+              <w:left w:w="120" w:type="dxa"/>
+              <w:right w:w="120" w:type="dxa"/>
+            </w:tcMar>
+            <w:tcBorders>
+              <w:top w:val="single" w:sz="4" w:space="0" w:color="CCCCCC"/>
+              <w:bottom w:val="single" w:sz="4" w:space="0" w:color="CCCCCC"/>
+              <w:left w:val="single" w:sz="4" w:space="0" w:color="CCCCCC"/>
+              <w:right w:val="single" w:sz="4" w:space="0" w:color="CCCCCC"/>
+            </w:tcBorders>
+          </w:tcPr>
+          <w:p>
+            <w:pPr>
+              <w:spacing w:before="60" w:after="60" w:line="252" w:lineRule="auto"/>
+              <w:jc w:val="left"/>
+            </w:pPr>
+            <w:r/>
+            <w:r>
+              <w:rPr>
+                <w:b/>
+              </w:rPr>
+              <w:t>535.50</w:t>
+            </w:r>
+          </w:p>
+        </w:tc>
+        <w:tc>
+          <w:tcPr>
+            <w:tcW w:type="dxa" w:w="3456"/>
+            <w:shd w:fill="F8FAFC"/>
+            <w:tcMar>
+              <w:top w:w="100" w:type="dxa"/>
+              <w:bottom w:w="100" w:type="dxa"/>
+              <w:left w:w="120" w:type="dxa"/>
+              <w:right w:w="120" w:type="dxa"/>
+            </w:tcMar>
+            <w:tcBorders>
+              <w:top w:val="single" w:sz="4" w:space="0" w:color="CCCCCC"/>
+              <w:bottom w:val="single" w:sz="4" w:space="0" w:color="CCCCCC"/>
+              <w:left w:val="single" w:sz="4" w:space="0" w:color="CCCCCC"/>
+              <w:right w:val="single" w:sz="4" w:space="0" w:color="CCCCCC"/>
+            </w:tcBorders>
+          </w:tcPr>
+          <w:p>
+            <w:pPr>
+              <w:spacing w:before="60" w:after="60" w:line="252" w:lineRule="auto"/>
+              <w:jc w:val="left"/>
+            </w:pPr>
+            <w:r/>
+            <w:r>
+              <w:rPr>
+                <w:b/>
+              </w:rPr>
+              <w:t>+1.00</w:t>
+            </w:r>
+          </w:p>
+        </w:tc>
+        <w:tc>
+          <w:tcPr>
+            <w:tcW w:type="dxa" w:w="1440"/>
+            <w:shd w:fill="F8FAFC"/>
+            <w:tcMar>
+              <w:top w:w="100" w:type="dxa"/>
+              <w:bottom w:w="100" w:type="dxa"/>
+              <w:left w:w="120" w:type="dxa"/>
+              <w:right w:w="120" w:type="dxa"/>
+            </w:tcMar>
+            <w:tcBorders>
+              <w:top w:val="single" w:sz="4" w:space="0" w:color="CCCCCC"/>
+              <w:bottom w:val="single" w:sz="4" w:space="0" w:color="CCCCCC"/>
+              <w:left w:val="single" w:sz="4" w:space="0" w:color="CCCCCC"/>
+              <w:right w:val="single" w:sz="4" w:space="0" w:color="CCCCCC"/>
+            </w:tcBorders>
+          </w:tcPr>
+          <w:p>
+            <w:pPr>
+              <w:spacing w:before="60" w:after="60" w:line="252" w:lineRule="auto"/>
+              <w:jc w:val="left"/>
+            </w:pPr>
+            <w:r/>
+            <w:r>
+              <w:t>BULL</w:t>
+            </w:r>
+          </w:p>
+        </w:tc>
+      </w:tr>
+      <w:tr>
+        <w:tc>
+          <w:tcPr>
+            <w:tcW w:type="dxa" w:w="1584"/>
+            <w:shd w:fill="FFFFFF"/>
+            <w:tcMar>
+              <w:top w:w="100" w:type="dxa"/>
+              <w:bottom w:w="100" w:type="dxa"/>
+              <w:left w:w="120" w:type="dxa"/>
+              <w:right w:w="120" w:type="dxa"/>
+            </w:tcMar>
+            <w:tcBorders>
+              <w:top w:val="single" w:sz="4" w:space="0" w:color="CCCCCC"/>
+              <w:bottom w:val="single" w:sz="4" w:space="0" w:color="CCCCCC"/>
+              <w:left w:val="single" w:sz="4" w:space="0" w:color="CCCCCC"/>
+              <w:right w:val="single" w:sz="4" w:space="0" w:color="CCCCCC"/>
+            </w:tcBorders>
+          </w:tcPr>
+          <w:p>
+            <w:pPr>
+              <w:spacing w:before="60" w:after="60" w:line="252" w:lineRule="auto"/>
+              <w:jc w:val="left"/>
+            </w:pPr>
+            <w:r/>
+            <w:r>
+              <w:rPr>
+                <w:b/>
+              </w:rPr>
+              <w:t>Tue 08/09</w:t>
+            </w:r>
+          </w:p>
+        </w:tc>
+        <w:tc>
+          <w:tcPr>
+            <w:tcW w:type="dxa" w:w="864"/>
+            <w:shd w:fill="FFFFFF"/>
+            <w:tcMar>
+              <w:top w:w="100" w:type="dxa"/>
+              <w:bottom w:w="100" w:type="dxa"/>
+              <w:left w:w="120" w:type="dxa"/>
+              <w:right w:w="120" w:type="dxa"/>
+            </w:tcMar>
+            <w:tcBorders>
+              <w:top w:val="single" w:sz="4" w:space="0" w:color="CCCCCC"/>
+              <w:bottom w:val="single" w:sz="4" w:space="0" w:color="CCCCCC"/>
+              <w:left w:val="single" w:sz="4" w:space="0" w:color="CCCCCC"/>
+              <w:right w:val="single" w:sz="4" w:space="0" w:color="CCCCCC"/>
+            </w:tcBorders>
+          </w:tcPr>
+          <w:p>
+            <w:pPr>
+              <w:spacing w:before="60" w:after="60" w:line="252" w:lineRule="auto"/>
+              <w:jc w:val="left"/>
+            </w:pPr>
+            <w:r/>
+            <w:r>
+              <w:t>NY Close 23-01</w:t>
+            </w:r>
+          </w:p>
+        </w:tc>
+        <w:tc>
+          <w:tcPr>
+            <w:tcW w:type="dxa" w:w="1440"/>
+            <w:shd w:fill="FFFFFF"/>
+            <w:tcMar>
+              <w:top w:w="100" w:type="dxa"/>
+              <w:bottom w:w="100" w:type="dxa"/>
+              <w:left w:w="120" w:type="dxa"/>
+              <w:right w:w="120" w:type="dxa"/>
+            </w:tcMar>
+            <w:tcBorders>
+              <w:top w:val="single" w:sz="4" w:space="0" w:color="CCCCCC"/>
+              <w:bottom w:val="single" w:sz="4" w:space="0" w:color="CCCCCC"/>
+              <w:left w:val="single" w:sz="4" w:space="0" w:color="CCCCCC"/>
+              <w:right w:val="single" w:sz="4" w:space="0" w:color="CCCCCC"/>
+            </w:tcBorders>
+          </w:tcPr>
+          <w:p>
+            <w:pPr>
+              <w:spacing w:before="60" w:after="60" w:line="252" w:lineRule="auto"/>
+              <w:jc w:val="left"/>
+            </w:pPr>
+            <w:r/>
+            <w:r>
+              <w:t>535.50</w:t>
+            </w:r>
+          </w:p>
+        </w:tc>
+        <w:tc>
+          <w:tcPr>
+            <w:tcW w:type="dxa" w:w="2016"/>
+            <w:shd w:fill="FFFFFF"/>
+            <w:tcMar>
+              <w:top w:w="100" w:type="dxa"/>
+              <w:bottom w:w="100" w:type="dxa"/>
+              <w:left w:w="120" w:type="dxa"/>
+              <w:right w:w="120" w:type="dxa"/>
+            </w:tcMar>
+            <w:tcBorders>
+              <w:top w:val="single" w:sz="4" w:space="0" w:color="CCCCCC"/>
+              <w:bottom w:val="single" w:sz="4" w:space="0" w:color="CCCCCC"/>
+              <w:left w:val="single" w:sz="4" w:space="0" w:color="CCCCCC"/>
+              <w:right w:val="single" w:sz="4" w:space="0" w:color="CCCCCC"/>
+            </w:tcBorders>
+          </w:tcPr>
+          <w:p>
+            <w:pPr>
+              <w:spacing w:before="60" w:after="60" w:line="252" w:lineRule="auto"/>
+              <w:jc w:val="left"/>
+            </w:pPr>
+            <w:r/>
+            <w:r>
+              <w:t>538.25</w:t>
+            </w:r>
+          </w:p>
+        </w:tc>
+        <w:tc>
+          <w:tcPr>
+            <w:tcW w:type="dxa" w:w="1152"/>
+            <w:shd w:fill="FFFFFF"/>
+            <w:tcMar>
+              <w:top w:w="100" w:type="dxa"/>
+              <w:bottom w:w="100" w:type="dxa"/>
+              <w:left w:w="120" w:type="dxa"/>
+              <w:right w:w="120" w:type="dxa"/>
+            </w:tcMar>
+            <w:tcBorders>
+              <w:top w:val="single" w:sz="4" w:space="0" w:color="CCCCCC"/>
+              <w:bottom w:val="single" w:sz="4" w:space="0" w:color="CCCCCC"/>
+              <w:left w:val="single" w:sz="4" w:space="0" w:color="CCCCCC"/>
+              <w:right w:val="single" w:sz="4" w:space="0" w:color="CCCCCC"/>
+            </w:tcBorders>
+          </w:tcPr>
+          <w:p>
+            <w:pPr>
+              <w:spacing w:before="60" w:after="60" w:line="252" w:lineRule="auto"/>
+              <w:jc w:val="left"/>
+            </w:pPr>
+            <w:r/>
+            <w:r>
+              <w:t>533.00</w:t>
+            </w:r>
+          </w:p>
+        </w:tc>
+        <w:tc>
+          <w:tcPr>
+            <w:tcW w:type="dxa" w:w="1728"/>
+            <w:shd w:fill="FFFFFF"/>
+            <w:tcMar>
+              <w:top w:w="100" w:type="dxa"/>
+              <w:bottom w:w="100" w:type="dxa"/>
+              <w:left w:w="120" w:type="dxa"/>
+              <w:right w:w="120" w:type="dxa"/>
+            </w:tcMar>
+            <w:tcBorders>
+              <w:top w:val="single" w:sz="4" w:space="0" w:color="CCCCCC"/>
+              <w:bottom w:val="single" w:sz="4" w:space="0" w:color="CCCCCC"/>
+              <w:left w:val="single" w:sz="4" w:space="0" w:color="CCCCCC"/>
+              <w:right w:val="single" w:sz="4" w:space="0" w:color="CCCCCC"/>
+            </w:tcBorders>
+          </w:tcPr>
+          <w:p>
+            <w:pPr>
+              <w:spacing w:before="60" w:after="60" w:line="252" w:lineRule="auto"/>
+              <w:jc w:val="left"/>
+            </w:pPr>
+            <w:r/>
+            <w:r>
+              <w:rPr>
+                <w:b/>
+              </w:rPr>
+              <w:t>535.50</w:t>
+            </w:r>
+          </w:p>
+        </w:tc>
+        <w:tc>
+          <w:tcPr>
+            <w:tcW w:type="dxa" w:w="3456"/>
+            <w:shd w:fill="FFFFFF"/>
+            <w:tcMar>
+              <w:top w:w="100" w:type="dxa"/>
+              <w:bottom w:w="100" w:type="dxa"/>
+              <w:left w:w="120" w:type="dxa"/>
+              <w:right w:w="120" w:type="dxa"/>
+            </w:tcMar>
+            <w:tcBorders>
+              <w:top w:val="single" w:sz="4" w:space="0" w:color="CCCCCC"/>
+              <w:bottom w:val="single" w:sz="4" w:space="0" w:color="CCCCCC"/>
+              <w:left w:val="single" w:sz="4" w:space="0" w:color="CCCCCC"/>
+              <w:right w:val="single" w:sz="4" w:space="0" w:color="CCCCCC"/>
+            </w:tcBorders>
+          </w:tcPr>
+          <w:p>
+            <w:pPr>
+              <w:spacing w:before="60" w:after="60" w:line="252" w:lineRule="auto"/>
+              <w:jc w:val="left"/>
+            </w:pPr>
+            <w:r/>
+            <w:r>
+              <w:rPr>
+                <w:b/>
+              </w:rPr>
+              <w:t>+0.00</w:t>
+            </w:r>
+          </w:p>
+        </w:tc>
+        <w:tc>
+          <w:tcPr>
+            <w:tcW w:type="dxa" w:w="1440"/>
+            <w:shd w:fill="FFFFFF"/>
+            <w:tcMar>
+              <w:top w:w="100" w:type="dxa"/>
+              <w:bottom w:w="100" w:type="dxa"/>
+              <w:left w:w="120" w:type="dxa"/>
+              <w:right w:w="120" w:type="dxa"/>
+            </w:tcMar>
+            <w:tcBorders>
+              <w:top w:val="single" w:sz="4" w:space="0" w:color="CCCCCC"/>
+              <w:bottom w:val="single" w:sz="4" w:space="0" w:color="CCCCCC"/>
+              <w:left w:val="single" w:sz="4" w:space="0" w:color="CCCCCC"/>
+              <w:right w:val="single" w:sz="4" w:space="0" w:color="CCCCCC"/>
+            </w:tcBorders>
+          </w:tcPr>
+          <w:p>
+            <w:pPr>
+              <w:spacing w:before="60" w:after="60" w:line="252" w:lineRule="auto"/>
+              <w:jc w:val="left"/>
+            </w:pPr>
+            <w:r/>
+            <w:r>
+              <w:t>BULL</w:t>
+            </w:r>
+          </w:p>
+        </w:tc>
+      </w:tr>
+      <w:tr>
+        <w:tc>
+          <w:tcPr>
+            <w:tcW w:type="dxa" w:w="1584"/>
+            <w:shd w:fill="F8FAFC"/>
+            <w:tcMar>
+              <w:top w:w="100" w:type="dxa"/>
+              <w:bottom w:w="100" w:type="dxa"/>
+              <w:left w:w="120" w:type="dxa"/>
+              <w:right w:w="120" w:type="dxa"/>
+            </w:tcMar>
+            <w:tcBorders>
+              <w:top w:val="single" w:sz="4" w:space="0" w:color="CCCCCC"/>
+              <w:bottom w:val="single" w:sz="4" w:space="0" w:color="CCCCCC"/>
+              <w:left w:val="single" w:sz="4" w:space="0" w:color="CCCCCC"/>
+              <w:right w:val="single" w:sz="4" w:space="0" w:color="CCCCCC"/>
+            </w:tcBorders>
+          </w:tcPr>
+          <w:p>
+            <w:pPr>
+              <w:spacing w:before="60" w:after="60" w:line="252" w:lineRule="auto"/>
+              <w:jc w:val="left"/>
+            </w:pPr>
+            <w:r/>
+            <w:r>
+              <w:rPr>
+                <w:b/>
+              </w:rPr>
+              <w:t>Wed 09/09</w:t>
+            </w:r>
+          </w:p>
+        </w:tc>
+        <w:tc>
+          <w:tcPr>
+            <w:tcW w:type="dxa" w:w="864"/>
+            <w:shd w:fill="F8FAFC"/>
+            <w:tcMar>
+              <w:top w:w="100" w:type="dxa"/>
+              <w:bottom w:w="100" w:type="dxa"/>
+              <w:left w:w="120" w:type="dxa"/>
+              <w:right w:w="120" w:type="dxa"/>
+            </w:tcMar>
+            <w:tcBorders>
+              <w:top w:val="single" w:sz="4" w:space="0" w:color="CCCCCC"/>
+              <w:bottom w:val="single" w:sz="4" w:space="0" w:color="CCCCCC"/>
+              <w:left w:val="single" w:sz="4" w:space="0" w:color="CCCCCC"/>
+              <w:right w:val="single" w:sz="4" w:space="0" w:color="CCCCCC"/>
+            </w:tcBorders>
+          </w:tcPr>
+          <w:p>
+            <w:pPr>
+              <w:spacing w:before="60" w:after="60" w:line="252" w:lineRule="auto"/>
+              <w:jc w:val="left"/>
+            </w:pPr>
+            <w:r/>
+            <w:r>
+              <w:t>Asia 07-11</w:t>
+            </w:r>
+          </w:p>
+        </w:tc>
+        <w:tc>
+          <w:tcPr>
+            <w:tcW w:type="dxa" w:w="1440"/>
+            <w:shd w:fill="F8FAFC"/>
+            <w:tcMar>
+              <w:top w:w="100" w:type="dxa"/>
+              <w:bottom w:w="100" w:type="dxa"/>
+              <w:left w:w="120" w:type="dxa"/>
+              <w:right w:w="120" w:type="dxa"/>
+            </w:tcMar>
+            <w:tcBorders>
+              <w:top w:val="single" w:sz="4" w:space="0" w:color="CCCCCC"/>
+              <w:bottom w:val="single" w:sz="4" w:space="0" w:color="CCCCCC"/>
+              <w:left w:val="single" w:sz="4" w:space="0" w:color="CCCCCC"/>
+              <w:right w:val="single" w:sz="4" w:space="0" w:color="CCCCCC"/>
+            </w:tcBorders>
+          </w:tcPr>
+          <w:p>
+            <w:pPr>
+              <w:spacing w:before="60" w:after="60" w:line="252" w:lineRule="auto"/>
+              <w:jc w:val="left"/>
+            </w:pPr>
+            <w:r/>
+            <w:r>
+              <w:t>535.50</w:t>
+            </w:r>
+          </w:p>
+        </w:tc>
+        <w:tc>
+          <w:tcPr>
+            <w:tcW w:type="dxa" w:w="2016"/>
+            <w:shd w:fill="F8FAFC"/>
+            <w:tcMar>
+              <w:top w:w="100" w:type="dxa"/>
+              <w:bottom w:w="100" w:type="dxa"/>
+              <w:left w:w="120" w:type="dxa"/>
+              <w:right w:w="120" w:type="dxa"/>
+            </w:tcMar>
+            <w:tcBorders>
+              <w:top w:val="single" w:sz="4" w:space="0" w:color="CCCCCC"/>
+              <w:bottom w:val="single" w:sz="4" w:space="0" w:color="CCCCCC"/>
+              <w:left w:val="single" w:sz="4" w:space="0" w:color="CCCCCC"/>
+              <w:right w:val="single" w:sz="4" w:space="0" w:color="CCCCCC"/>
+            </w:tcBorders>
+          </w:tcPr>
+          <w:p>
+            <w:pPr>
+              <w:spacing w:before="60" w:after="60" w:line="252" w:lineRule="auto"/>
+              <w:jc w:val="left"/>
+            </w:pPr>
+            <w:r/>
+            <w:r>
+              <w:t>538.25</w:t>
+            </w:r>
+          </w:p>
+        </w:tc>
+        <w:tc>
+          <w:tcPr>
+            <w:tcW w:type="dxa" w:w="1152"/>
+            <w:shd w:fill="F8FAFC"/>
+            <w:tcMar>
+              <w:top w:w="100" w:type="dxa"/>
+              <w:bottom w:w="100" w:type="dxa"/>
+              <w:left w:w="120" w:type="dxa"/>
+              <w:right w:w="120" w:type="dxa"/>
+            </w:tcMar>
+            <w:tcBorders>
+              <w:top w:val="single" w:sz="4" w:space="0" w:color="CCCCCC"/>
+              <w:bottom w:val="single" w:sz="4" w:space="0" w:color="CCCCCC"/>
+              <w:left w:val="single" w:sz="4" w:space="0" w:color="CCCCCC"/>
+              <w:right w:val="single" w:sz="4" w:space="0" w:color="CCCCCC"/>
+            </w:tcBorders>
+          </w:tcPr>
+          <w:p>
+            <w:pPr>
+              <w:spacing w:before="60" w:after="60" w:line="252" w:lineRule="auto"/>
+              <w:jc w:val="left"/>
+            </w:pPr>
+            <w:r/>
+            <w:r>
+              <w:t>533.00</w:t>
+            </w:r>
+          </w:p>
+        </w:tc>
+        <w:tc>
+          <w:tcPr>
+            <w:tcW w:type="dxa" w:w="1728"/>
+            <w:shd w:fill="F8FAFC"/>
+            <w:tcMar>
+              <w:top w:w="100" w:type="dxa"/>
+              <w:bottom w:w="100" w:type="dxa"/>
+              <w:left w:w="120" w:type="dxa"/>
+              <w:right w:w="120" w:type="dxa"/>
+            </w:tcMar>
+            <w:tcBorders>
+              <w:top w:val="single" w:sz="4" w:space="0" w:color="CCCCCC"/>
+              <w:bottom w:val="single" w:sz="4" w:space="0" w:color="CCCCCC"/>
+              <w:left w:val="single" w:sz="4" w:space="0" w:color="CCCCCC"/>
+              <w:right w:val="single" w:sz="4" w:space="0" w:color="CCCCCC"/>
+            </w:tcBorders>
+          </w:tcPr>
+          <w:p>
+            <w:pPr>
+              <w:spacing w:before="60" w:after="60" w:line="252" w:lineRule="auto"/>
+              <w:jc w:val="left"/>
+            </w:pPr>
+            <w:r/>
+            <w:r>
+              <w:rPr>
+                <w:b/>
+              </w:rPr>
+              <w:t>535.00</w:t>
+            </w:r>
+          </w:p>
+        </w:tc>
+        <w:tc>
+          <w:tcPr>
+            <w:tcW w:type="dxa" w:w="3456"/>
+            <w:shd w:fill="F8FAFC"/>
+            <w:tcMar>
+              <w:top w:w="100" w:type="dxa"/>
+              <w:bottom w:w="100" w:type="dxa"/>
+              <w:left w:w="120" w:type="dxa"/>
+              <w:right w:w="120" w:type="dxa"/>
+            </w:tcMar>
+            <w:tcBorders>
+              <w:top w:val="single" w:sz="4" w:space="0" w:color="CCCCCC"/>
+              <w:bottom w:val="single" w:sz="4" w:space="0" w:color="CCCCCC"/>
+              <w:left w:val="single" w:sz="4" w:space="0" w:color="CCCCCC"/>
+              <w:right w:val="single" w:sz="4" w:space="0" w:color="CCCCCC"/>
+            </w:tcBorders>
+          </w:tcPr>
+          <w:p>
+            <w:pPr>
+              <w:spacing w:before="60" w:after="60" w:line="252" w:lineRule="auto"/>
+              <w:jc w:val="left"/>
+            </w:pPr>
+            <w:r/>
+            <w:r>
+              <w:rPr>
+                <w:b/>
+              </w:rPr>
+              <w:t>-0.50</w:t>
+            </w:r>
+          </w:p>
+        </w:tc>
+        <w:tc>
+          <w:tcPr>
+            <w:tcW w:type="dxa" w:w="1440"/>
+            <w:shd w:fill="F8FAFC"/>
+            <w:tcMar>
+              <w:top w:w="100" w:type="dxa"/>
+              <w:bottom w:w="100" w:type="dxa"/>
+              <w:left w:w="120" w:type="dxa"/>
+              <w:right w:w="120" w:type="dxa"/>
+            </w:tcMar>
+            <w:tcBorders>
+              <w:top w:val="single" w:sz="4" w:space="0" w:color="CCCCCC"/>
+              <w:bottom w:val="single" w:sz="4" w:space="0" w:color="CCCCCC"/>
+              <w:left w:val="single" w:sz="4" w:space="0" w:color="CCCCCC"/>
+              <w:right w:val="single" w:sz="4" w:space="0" w:color="CCCCCC"/>
+            </w:tcBorders>
+          </w:tcPr>
+          <w:p>
+            <w:pPr>
+              <w:spacing w:before="60" w:after="60" w:line="252" w:lineRule="auto"/>
+              <w:jc w:val="left"/>
+            </w:pPr>
+            <w:r/>
+            <w:r>
+              <w:t>BEAR</w:t>
+            </w:r>
+          </w:p>
+        </w:tc>
+      </w:tr>
+      <w:tr>
+        <w:tc>
+          <w:tcPr>
+            <w:tcW w:type="dxa" w:w="1584"/>
+            <w:shd w:fill="FFFFFF"/>
+            <w:tcMar>
+              <w:top w:w="100" w:type="dxa"/>
+              <w:bottom w:w="100" w:type="dxa"/>
+              <w:left w:w="120" w:type="dxa"/>
+              <w:right w:w="120" w:type="dxa"/>
+            </w:tcMar>
+            <w:tcBorders>
+              <w:top w:val="single" w:sz="4" w:space="0" w:color="CCCCCC"/>
+              <w:bottom w:val="single" w:sz="4" w:space="0" w:color="CCCCCC"/>
+              <w:left w:val="single" w:sz="4" w:space="0" w:color="CCCCCC"/>
+              <w:right w:val="single" w:sz="4" w:space="0" w:color="CCCCCC"/>
+            </w:tcBorders>
+          </w:tcPr>
+          <w:p>
+            <w:pPr>
+              <w:spacing w:before="60" w:after="60" w:line="252" w:lineRule="auto"/>
+              <w:jc w:val="left"/>
+            </w:pPr>
+            <w:r/>
+            <w:r>
+              <w:rPr>
+                <w:b/>
+              </w:rPr>
+              <w:t>Wed 09/09</w:t>
+            </w:r>
+          </w:p>
+        </w:tc>
+        <w:tc>
+          <w:tcPr>
+            <w:tcW w:type="dxa" w:w="864"/>
+            <w:shd w:fill="FFFFFF"/>
+            <w:tcMar>
+              <w:top w:w="100" w:type="dxa"/>
+              <w:bottom w:w="100" w:type="dxa"/>
+              <w:left w:w="120" w:type="dxa"/>
+              <w:right w:w="120" w:type="dxa"/>
+            </w:tcMar>
+            <w:tcBorders>
+              <w:top w:val="single" w:sz="4" w:space="0" w:color="CCCCCC"/>
+              <w:bottom w:val="single" w:sz="4" w:space="0" w:color="CCCCCC"/>
+              <w:left w:val="single" w:sz="4" w:space="0" w:color="CCCCCC"/>
+              <w:right w:val="single" w:sz="4" w:space="0" w:color="CCCCCC"/>
+            </w:tcBorders>
+          </w:tcPr>
+          <w:p>
+            <w:pPr>
+              <w:spacing w:before="60" w:after="60" w:line="252" w:lineRule="auto"/>
+              <w:jc w:val="left"/>
+            </w:pPr>
+            <w:r/>
+            <w:r>
+              <w:t>Asia 11-15</w:t>
+            </w:r>
+          </w:p>
+        </w:tc>
+        <w:tc>
+          <w:tcPr>
+            <w:tcW w:type="dxa" w:w="1440"/>
+            <w:shd w:fill="FFFFFF"/>
+            <w:tcMar>
+              <w:top w:w="100" w:type="dxa"/>
+              <w:bottom w:w="100" w:type="dxa"/>
+              <w:left w:w="120" w:type="dxa"/>
+              <w:right w:w="120" w:type="dxa"/>
+            </w:tcMar>
+            <w:tcBorders>
+              <w:top w:val="single" w:sz="4" w:space="0" w:color="CCCCCC"/>
+              <w:bottom w:val="single" w:sz="4" w:space="0" w:color="CCCCCC"/>
+              <w:left w:val="single" w:sz="4" w:space="0" w:color="CCCCCC"/>
+              <w:right w:val="single" w:sz="4" w:space="0" w:color="CCCCCC"/>
+            </w:tcBorders>
+          </w:tcPr>
+          <w:p>
+            <w:pPr>
+              <w:spacing w:before="60" w:after="60" w:line="252" w:lineRule="auto"/>
+              <w:jc w:val="left"/>
+            </w:pPr>
+            <w:r/>
+            <w:r>
+              <w:t>535.00</w:t>
+            </w:r>
+          </w:p>
+        </w:tc>
+        <w:tc>
+          <w:tcPr>
+            <w:tcW w:type="dxa" w:w="2016"/>
+            <w:shd w:fill="FFFFFF"/>
+            <w:tcMar>
+              <w:top w:w="100" w:type="dxa"/>
+              <w:bottom w:w="100" w:type="dxa"/>
+              <w:left w:w="120" w:type="dxa"/>
+              <w:right w:w="120" w:type="dxa"/>
+            </w:tcMar>
+            <w:tcBorders>
+              <w:top w:val="single" w:sz="4" w:space="0" w:color="CCCCCC"/>
+              <w:bottom w:val="single" w:sz="4" w:space="0" w:color="CCCCCC"/>
+              <w:left w:val="single" w:sz="4" w:space="0" w:color="CCCCCC"/>
+              <w:right w:val="single" w:sz="4" w:space="0" w:color="CCCCCC"/>
+            </w:tcBorders>
+          </w:tcPr>
+          <w:p>
+            <w:pPr>
+              <w:spacing w:before="60" w:after="60" w:line="252" w:lineRule="auto"/>
+              <w:jc w:val="left"/>
+            </w:pPr>
+            <w:r/>
+            <w:r>
+              <w:t>538.00</w:t>
+            </w:r>
+          </w:p>
+        </w:tc>
+        <w:tc>
+          <w:tcPr>
+            <w:tcW w:type="dxa" w:w="1152"/>
+            <w:shd w:fill="FFFFFF"/>
+            <w:tcMar>
+              <w:top w:w="100" w:type="dxa"/>
+              <w:bottom w:w="100" w:type="dxa"/>
+              <w:left w:w="120" w:type="dxa"/>
+              <w:right w:w="120" w:type="dxa"/>
+            </w:tcMar>
+            <w:tcBorders>
+              <w:top w:val="single" w:sz="4" w:space="0" w:color="CCCCCC"/>
+              <w:bottom w:val="single" w:sz="4" w:space="0" w:color="CCCCCC"/>
+              <w:left w:val="single" w:sz="4" w:space="0" w:color="CCCCCC"/>
+              <w:right w:val="single" w:sz="4" w:space="0" w:color="CCCCCC"/>
+            </w:tcBorders>
+          </w:tcPr>
+          <w:p>
+            <w:pPr>
+              <w:spacing w:before="60" w:after="60" w:line="252" w:lineRule="auto"/>
+              <w:jc w:val="left"/>
+            </w:pPr>
+            <w:r/>
+            <w:r>
+              <w:t>531.75</w:t>
+            </w:r>
+          </w:p>
+        </w:tc>
+        <w:tc>
+          <w:tcPr>
+            <w:tcW w:type="dxa" w:w="1728"/>
+            <w:shd w:fill="FFFFFF"/>
             <w:tcMar>
               <w:top w:w="100" w:type="dxa"/>
               <w:bottom w:w="100" w:type="dxa"/>
@@ -16600,7 +17305,7 @@
         <w:tc>
           <w:tcPr>
             <w:tcW w:type="dxa" w:w="3456"/>
-            <w:shd w:fill="F8FAFC"/>
+            <w:shd w:fill="FFFFFF"/>
             <w:tcMar>
               <w:top w:w="100" w:type="dxa"/>
               <w:bottom w:w="100" w:type="dxa"/>
@@ -16624,35 +17329,35 @@
               <w:rPr>
                 <w:b/>
               </w:rPr>
-              <w:t>+1.00</w:t>
+              <w:t>-0.25</w:t>
             </w:r>
           </w:p>
         </w:tc>
         <w:tc>
           <w:tcPr>
             <w:tcW w:type="dxa" w:w="1440"/>
-            <w:shd w:fill="F8FAFC"/>
-            <w:tcMar>
-              <w:top w:w="100" w:type="dxa"/>
-              <w:bottom w:w="100" w:type="dxa"/>
-              <w:left w:w="120" w:type="dxa"/>
-              <w:right w:w="120" w:type="dxa"/>
-            </w:tcMar>
-            <w:tcBorders>
-              <w:top w:val="single" w:sz="4" w:space="0" w:color="CCCCCC"/>
-              <w:bottom w:val="single" w:sz="4" w:space="0" w:color="CCCCCC"/>
-              <w:left w:val="single" w:sz="4" w:space="0" w:color="CCCCCC"/>
-              <w:right w:val="single" w:sz="4" w:space="0" w:color="CCCCCC"/>
-            </w:tcBorders>
-          </w:tcPr>
-          <w:p>
-            <w:pPr>
-              <w:spacing w:before="60" w:after="60" w:line="252" w:lineRule="auto"/>
-              <w:jc w:val="left"/>
-            </w:pPr>
-            <w:r/>
-            <w:r>
-              <w:t>BULL</w:t>
+            <w:shd w:fill="FFFFFF"/>
+            <w:tcMar>
+              <w:top w:w="100" w:type="dxa"/>
+              <w:bottom w:w="100" w:type="dxa"/>
+              <w:left w:w="120" w:type="dxa"/>
+              <w:right w:w="120" w:type="dxa"/>
+            </w:tcMar>
+            <w:tcBorders>
+              <w:top w:val="single" w:sz="4" w:space="0" w:color="CCCCCC"/>
+              <w:bottom w:val="single" w:sz="4" w:space="0" w:color="CCCCCC"/>
+              <w:left w:val="single" w:sz="4" w:space="0" w:color="CCCCCC"/>
+              <w:right w:val="single" w:sz="4" w:space="0" w:color="CCCCCC"/>
+            </w:tcBorders>
+          </w:tcPr>
+          <w:p>
+            <w:pPr>
+              <w:spacing w:before="60" w:after="60" w:line="252" w:lineRule="auto"/>
+              <w:jc w:val="left"/>
+            </w:pPr>
+            <w:r/>
+            <w:r>
+              <w:t>BEAR</w:t>
             </w:r>
           </w:p>
         </w:tc>
@@ -16661,7 +17366,7 @@
         <w:tc>
           <w:tcPr>
             <w:tcW w:type="dxa" w:w="1584"/>
-            <w:shd w:fill="FFFFFF"/>
+            <w:shd w:fill="F8FAFC"/>
             <w:tcMar>
               <w:top w:w="100" w:type="dxa"/>
               <w:bottom w:w="100" w:type="dxa"/>
@@ -16685,42 +17390,42 @@
               <w:rPr>
                 <w:b/>
               </w:rPr>
-              <w:t>Tue 08/09</w:t>
+              <w:t>Wed 09/09</w:t>
             </w:r>
           </w:p>
         </w:tc>
         <w:tc>
           <w:tcPr>
             <w:tcW w:type="dxa" w:w="864"/>
-            <w:shd w:fill="FFFFFF"/>
-            <w:tcMar>
-              <w:top w:w="100" w:type="dxa"/>
-              <w:bottom w:w="100" w:type="dxa"/>
-              <w:left w:w="120" w:type="dxa"/>
-              <w:right w:w="120" w:type="dxa"/>
-            </w:tcMar>
-            <w:tcBorders>
-              <w:top w:val="single" w:sz="4" w:space="0" w:color="CCCCCC"/>
-              <w:bottom w:val="single" w:sz="4" w:space="0" w:color="CCCCCC"/>
-              <w:left w:val="single" w:sz="4" w:space="0" w:color="CCCCCC"/>
-              <w:right w:val="single" w:sz="4" w:space="0" w:color="CCCCCC"/>
-            </w:tcBorders>
-          </w:tcPr>
-          <w:p>
-            <w:pPr>
-              <w:spacing w:before="60" w:after="60" w:line="252" w:lineRule="auto"/>
-              <w:jc w:val="left"/>
-            </w:pPr>
-            <w:r/>
-            <w:r>
-              <w:t>NY Close 23-01</w:t>
+            <w:shd w:fill="F8FAFC"/>
+            <w:tcMar>
+              <w:top w:w="100" w:type="dxa"/>
+              <w:bottom w:w="100" w:type="dxa"/>
+              <w:left w:w="120" w:type="dxa"/>
+              <w:right w:w="120" w:type="dxa"/>
+            </w:tcMar>
+            <w:tcBorders>
+              <w:top w:val="single" w:sz="4" w:space="0" w:color="CCCCCC"/>
+              <w:bottom w:val="single" w:sz="4" w:space="0" w:color="CCCCCC"/>
+              <w:left w:val="single" w:sz="4" w:space="0" w:color="CCCCCC"/>
+              <w:right w:val="single" w:sz="4" w:space="0" w:color="CCCCCC"/>
+            </w:tcBorders>
+          </w:tcPr>
+          <w:p>
+            <w:pPr>
+              <w:spacing w:before="60" w:after="60" w:line="252" w:lineRule="auto"/>
+              <w:jc w:val="left"/>
+            </w:pPr>
+            <w:r/>
+            <w:r>
+              <w:t>London 15-19</w:t>
             </w:r>
           </w:p>
         </w:tc>
         <w:tc>
           <w:tcPr>
             <w:tcW w:type="dxa" w:w="1440"/>
-            <w:shd w:fill="FFFFFF"/>
+            <w:shd w:fill="F8FAFC"/>
             <w:tcMar>
               <w:top w:w="100" w:type="dxa"/>
               <w:bottom w:w="100" w:type="dxa"/>
@@ -16748,63 +17453,63 @@
         <w:tc>
           <w:tcPr>
             <w:tcW w:type="dxa" w:w="2016"/>
-            <w:shd w:fill="FFFFFF"/>
-            <w:tcMar>
-              <w:top w:w="100" w:type="dxa"/>
-              <w:bottom w:w="100" w:type="dxa"/>
-              <w:left w:w="120" w:type="dxa"/>
-              <w:right w:w="120" w:type="dxa"/>
-            </w:tcMar>
-            <w:tcBorders>
-              <w:top w:val="single" w:sz="4" w:space="0" w:color="CCCCCC"/>
-              <w:bottom w:val="single" w:sz="4" w:space="0" w:color="CCCCCC"/>
-              <w:left w:val="single" w:sz="4" w:space="0" w:color="CCCCCC"/>
-              <w:right w:val="single" w:sz="4" w:space="0" w:color="CCCCCC"/>
-            </w:tcBorders>
-          </w:tcPr>
-          <w:p>
-            <w:pPr>
-              <w:spacing w:before="60" w:after="60" w:line="252" w:lineRule="auto"/>
-              <w:jc w:val="left"/>
-            </w:pPr>
-            <w:r/>
-            <w:r>
-              <w:t>537.50</w:t>
+            <w:shd w:fill="F8FAFC"/>
+            <w:tcMar>
+              <w:top w:w="100" w:type="dxa"/>
+              <w:bottom w:w="100" w:type="dxa"/>
+              <w:left w:w="120" w:type="dxa"/>
+              <w:right w:w="120" w:type="dxa"/>
+            </w:tcMar>
+            <w:tcBorders>
+              <w:top w:val="single" w:sz="4" w:space="0" w:color="CCCCCC"/>
+              <w:bottom w:val="single" w:sz="4" w:space="0" w:color="CCCCCC"/>
+              <w:left w:val="single" w:sz="4" w:space="0" w:color="CCCCCC"/>
+              <w:right w:val="single" w:sz="4" w:space="0" w:color="CCCCCC"/>
+            </w:tcBorders>
+          </w:tcPr>
+          <w:p>
+            <w:pPr>
+              <w:spacing w:before="60" w:after="60" w:line="252" w:lineRule="auto"/>
+              <w:jc w:val="left"/>
+            </w:pPr>
+            <w:r/>
+            <w:r>
+              <w:t>538.75</w:t>
             </w:r>
           </w:p>
         </w:tc>
         <w:tc>
           <w:tcPr>
             <w:tcW w:type="dxa" w:w="1152"/>
-            <w:shd w:fill="FFFFFF"/>
-            <w:tcMar>
-              <w:top w:w="100" w:type="dxa"/>
-              <w:bottom w:w="100" w:type="dxa"/>
-              <w:left w:w="120" w:type="dxa"/>
-              <w:right w:w="120" w:type="dxa"/>
-            </w:tcMar>
-            <w:tcBorders>
-              <w:top w:val="single" w:sz="4" w:space="0" w:color="CCCCCC"/>
-              <w:bottom w:val="single" w:sz="4" w:space="0" w:color="CCCCCC"/>
-              <w:left w:val="single" w:sz="4" w:space="0" w:color="CCCCCC"/>
-              <w:right w:val="single" w:sz="4" w:space="0" w:color="CCCCCC"/>
-            </w:tcBorders>
-          </w:tcPr>
-          <w:p>
-            <w:pPr>
-              <w:spacing w:before="60" w:after="60" w:line="252" w:lineRule="auto"/>
-              <w:jc w:val="left"/>
-            </w:pPr>
-            <w:r/>
-            <w:r>
-              <w:t>532.25</w:t>
+            <w:shd w:fill="F8FAFC"/>
+            <w:tcMar>
+              <w:top w:w="100" w:type="dxa"/>
+              <w:bottom w:w="100" w:type="dxa"/>
+              <w:left w:w="120" w:type="dxa"/>
+              <w:right w:w="120" w:type="dxa"/>
+            </w:tcMar>
+            <w:tcBorders>
+              <w:top w:val="single" w:sz="4" w:space="0" w:color="CCCCCC"/>
+              <w:bottom w:val="single" w:sz="4" w:space="0" w:color="CCCCCC"/>
+              <w:left w:val="single" w:sz="4" w:space="0" w:color="CCCCCC"/>
+              <w:right w:val="single" w:sz="4" w:space="0" w:color="CCCCCC"/>
+            </w:tcBorders>
+          </w:tcPr>
+          <w:p>
+            <w:pPr>
+              <w:spacing w:before="60" w:after="60" w:line="252" w:lineRule="auto"/>
+              <w:jc w:val="left"/>
+            </w:pPr>
+            <w:r/>
+            <w:r>
+              <w:t>529.50</w:t>
             </w:r>
           </w:p>
         </w:tc>
         <w:tc>
           <w:tcPr>
             <w:tcW w:type="dxa" w:w="1728"/>
-            <w:shd w:fill="FFFFFF"/>
+            <w:shd w:fill="F8FAFC"/>
             <w:tcMar>
               <w:top w:w="100" w:type="dxa"/>
               <w:bottom w:w="100" w:type="dxa"/>
@@ -16828,7 +17533,2122 @@
               <w:rPr>
                 <w:b/>
               </w:rPr>
-              <w:t>534.75</w:t>
+              <w:t>535.25</w:t>
+            </w:r>
+          </w:p>
+        </w:tc>
+        <w:tc>
+          <w:tcPr>
+            <w:tcW w:type="dxa" w:w="3456"/>
+            <w:shd w:fill="F8FAFC"/>
+            <w:tcMar>
+              <w:top w:w="100" w:type="dxa"/>
+              <w:bottom w:w="100" w:type="dxa"/>
+              <w:left w:w="120" w:type="dxa"/>
+              <w:right w:w="120" w:type="dxa"/>
+            </w:tcMar>
+            <w:tcBorders>
+              <w:top w:val="single" w:sz="4" w:space="0" w:color="CCCCCC"/>
+              <w:bottom w:val="single" w:sz="4" w:space="0" w:color="CCCCCC"/>
+              <w:left w:val="single" w:sz="4" w:space="0" w:color="CCCCCC"/>
+              <w:right w:val="single" w:sz="4" w:space="0" w:color="CCCCCC"/>
+            </w:tcBorders>
+          </w:tcPr>
+          <w:p>
+            <w:pPr>
+              <w:spacing w:before="60" w:after="60" w:line="252" w:lineRule="auto"/>
+              <w:jc w:val="left"/>
+            </w:pPr>
+            <w:r/>
+            <w:r>
+              <w:rPr>
+                <w:b/>
+              </w:rPr>
+              <w:t>+0.50</w:t>
+            </w:r>
+          </w:p>
+        </w:tc>
+        <w:tc>
+          <w:tcPr>
+            <w:tcW w:type="dxa" w:w="1440"/>
+            <w:shd w:fill="F8FAFC"/>
+            <w:tcMar>
+              <w:top w:w="100" w:type="dxa"/>
+              <w:bottom w:w="100" w:type="dxa"/>
+              <w:left w:w="120" w:type="dxa"/>
+              <w:right w:w="120" w:type="dxa"/>
+            </w:tcMar>
+            <w:tcBorders>
+              <w:top w:val="single" w:sz="4" w:space="0" w:color="CCCCCC"/>
+              <w:bottom w:val="single" w:sz="4" w:space="0" w:color="CCCCCC"/>
+              <w:left w:val="single" w:sz="4" w:space="0" w:color="CCCCCC"/>
+              <w:right w:val="single" w:sz="4" w:space="0" w:color="CCCCCC"/>
+            </w:tcBorders>
+          </w:tcPr>
+          <w:p>
+            <w:pPr>
+              <w:spacing w:before="60" w:after="60" w:line="252" w:lineRule="auto"/>
+              <w:jc w:val="left"/>
+            </w:pPr>
+            <w:r/>
+            <w:r>
+              <w:t>BULL</w:t>
+            </w:r>
+          </w:p>
+        </w:tc>
+      </w:tr>
+      <w:tr>
+        <w:tc>
+          <w:tcPr>
+            <w:tcW w:type="dxa" w:w="1584"/>
+            <w:shd w:fill="FFFFFF"/>
+            <w:tcMar>
+              <w:top w:w="100" w:type="dxa"/>
+              <w:bottom w:w="100" w:type="dxa"/>
+              <w:left w:w="120" w:type="dxa"/>
+              <w:right w:w="120" w:type="dxa"/>
+            </w:tcMar>
+            <w:tcBorders>
+              <w:top w:val="single" w:sz="4" w:space="0" w:color="CCCCCC"/>
+              <w:bottom w:val="single" w:sz="4" w:space="0" w:color="CCCCCC"/>
+              <w:left w:val="single" w:sz="4" w:space="0" w:color="CCCCCC"/>
+              <w:right w:val="single" w:sz="4" w:space="0" w:color="CCCCCC"/>
+            </w:tcBorders>
+          </w:tcPr>
+          <w:p>
+            <w:pPr>
+              <w:spacing w:before="60" w:after="60" w:line="252" w:lineRule="auto"/>
+              <w:jc w:val="left"/>
+            </w:pPr>
+            <w:r/>
+            <w:r>
+              <w:rPr>
+                <w:b/>
+              </w:rPr>
+              <w:t>Wed 09/09</w:t>
+            </w:r>
+          </w:p>
+        </w:tc>
+        <w:tc>
+          <w:tcPr>
+            <w:tcW w:type="dxa" w:w="864"/>
+            <w:shd w:fill="FFFFFF"/>
+            <w:tcMar>
+              <w:top w:w="100" w:type="dxa"/>
+              <w:bottom w:w="100" w:type="dxa"/>
+              <w:left w:w="120" w:type="dxa"/>
+              <w:right w:w="120" w:type="dxa"/>
+            </w:tcMar>
+            <w:tcBorders>
+              <w:top w:val="single" w:sz="4" w:space="0" w:color="CCCCCC"/>
+              <w:bottom w:val="single" w:sz="4" w:space="0" w:color="CCCCCC"/>
+              <w:left w:val="single" w:sz="4" w:space="0" w:color="CCCCCC"/>
+              <w:right w:val="single" w:sz="4" w:space="0" w:color="CCCCCC"/>
+            </w:tcBorders>
+          </w:tcPr>
+          <w:p>
+            <w:pPr>
+              <w:spacing w:before="60" w:after="60" w:line="252" w:lineRule="auto"/>
+              <w:jc w:val="left"/>
+            </w:pPr>
+            <w:r/>
+            <w:r>
+              <w:t>Pre-NY 19-21</w:t>
+            </w:r>
+          </w:p>
+        </w:tc>
+        <w:tc>
+          <w:tcPr>
+            <w:tcW w:type="dxa" w:w="1440"/>
+            <w:shd w:fill="FFFFFF"/>
+            <w:tcMar>
+              <w:top w:w="100" w:type="dxa"/>
+              <w:bottom w:w="100" w:type="dxa"/>
+              <w:left w:w="120" w:type="dxa"/>
+              <w:right w:w="120" w:type="dxa"/>
+            </w:tcMar>
+            <w:tcBorders>
+              <w:top w:val="single" w:sz="4" w:space="0" w:color="CCCCCC"/>
+              <w:bottom w:val="single" w:sz="4" w:space="0" w:color="CCCCCC"/>
+              <w:left w:val="single" w:sz="4" w:space="0" w:color="CCCCCC"/>
+              <w:right w:val="single" w:sz="4" w:space="0" w:color="CCCCCC"/>
+            </w:tcBorders>
+          </w:tcPr>
+          <w:p>
+            <w:pPr>
+              <w:spacing w:before="60" w:after="60" w:line="252" w:lineRule="auto"/>
+              <w:jc w:val="left"/>
+            </w:pPr>
+            <w:r/>
+            <w:r>
+              <w:t>535.25</w:t>
+            </w:r>
+          </w:p>
+        </w:tc>
+        <w:tc>
+          <w:tcPr>
+            <w:tcW w:type="dxa" w:w="2016"/>
+            <w:shd w:fill="FFFFFF"/>
+            <w:tcMar>
+              <w:top w:w="100" w:type="dxa"/>
+              <w:bottom w:w="100" w:type="dxa"/>
+              <w:left w:w="120" w:type="dxa"/>
+              <w:right w:w="120" w:type="dxa"/>
+            </w:tcMar>
+            <w:tcBorders>
+              <w:top w:val="single" w:sz="4" w:space="0" w:color="CCCCCC"/>
+              <w:bottom w:val="single" w:sz="4" w:space="0" w:color="CCCCCC"/>
+              <w:left w:val="single" w:sz="4" w:space="0" w:color="CCCCCC"/>
+              <w:right w:val="single" w:sz="4" w:space="0" w:color="CCCCCC"/>
+            </w:tcBorders>
+          </w:tcPr>
+          <w:p>
+            <w:pPr>
+              <w:spacing w:before="60" w:after="60" w:line="252" w:lineRule="auto"/>
+              <w:jc w:val="left"/>
+            </w:pPr>
+            <w:r/>
+            <w:r>
+              <w:t>540.00</w:t>
+            </w:r>
+          </w:p>
+        </w:tc>
+        <w:tc>
+          <w:tcPr>
+            <w:tcW w:type="dxa" w:w="1152"/>
+            <w:shd w:fill="FFFFFF"/>
+            <w:tcMar>
+              <w:top w:w="100" w:type="dxa"/>
+              <w:bottom w:w="100" w:type="dxa"/>
+              <w:left w:w="120" w:type="dxa"/>
+              <w:right w:w="120" w:type="dxa"/>
+            </w:tcMar>
+            <w:tcBorders>
+              <w:top w:val="single" w:sz="4" w:space="0" w:color="CCCCCC"/>
+              <w:bottom w:val="single" w:sz="4" w:space="0" w:color="CCCCCC"/>
+              <w:left w:val="single" w:sz="4" w:space="0" w:color="CCCCCC"/>
+              <w:right w:val="single" w:sz="4" w:space="0" w:color="CCCCCC"/>
+            </w:tcBorders>
+          </w:tcPr>
+          <w:p>
+            <w:pPr>
+              <w:spacing w:before="60" w:after="60" w:line="252" w:lineRule="auto"/>
+              <w:jc w:val="left"/>
+            </w:pPr>
+            <w:r/>
+            <w:r>
+              <w:t>528.25</w:t>
+            </w:r>
+          </w:p>
+        </w:tc>
+        <w:tc>
+          <w:tcPr>
+            <w:tcW w:type="dxa" w:w="1728"/>
+            <w:shd w:fill="FFFFFF"/>
+            <w:tcMar>
+              <w:top w:w="100" w:type="dxa"/>
+              <w:bottom w:w="100" w:type="dxa"/>
+              <w:left w:w="120" w:type="dxa"/>
+              <w:right w:w="120" w:type="dxa"/>
+            </w:tcMar>
+            <w:tcBorders>
+              <w:top w:val="single" w:sz="4" w:space="0" w:color="CCCCCC"/>
+              <w:bottom w:val="single" w:sz="4" w:space="0" w:color="CCCCCC"/>
+              <w:left w:val="single" w:sz="4" w:space="0" w:color="CCCCCC"/>
+              <w:right w:val="single" w:sz="4" w:space="0" w:color="CCCCCC"/>
+            </w:tcBorders>
+          </w:tcPr>
+          <w:p>
+            <w:pPr>
+              <w:spacing w:before="60" w:after="60" w:line="252" w:lineRule="auto"/>
+              <w:jc w:val="left"/>
+            </w:pPr>
+            <w:r/>
+            <w:r>
+              <w:rPr>
+                <w:b/>
+              </w:rPr>
+              <w:t>537.25</w:t>
+            </w:r>
+          </w:p>
+        </w:tc>
+        <w:tc>
+          <w:tcPr>
+            <w:tcW w:type="dxa" w:w="3456"/>
+            <w:shd w:fill="FFFFFF"/>
+            <w:tcMar>
+              <w:top w:w="100" w:type="dxa"/>
+              <w:bottom w:w="100" w:type="dxa"/>
+              <w:left w:w="120" w:type="dxa"/>
+              <w:right w:w="120" w:type="dxa"/>
+            </w:tcMar>
+            <w:tcBorders>
+              <w:top w:val="single" w:sz="4" w:space="0" w:color="CCCCCC"/>
+              <w:bottom w:val="single" w:sz="4" w:space="0" w:color="CCCCCC"/>
+              <w:left w:val="single" w:sz="4" w:space="0" w:color="CCCCCC"/>
+              <w:right w:val="single" w:sz="4" w:space="0" w:color="CCCCCC"/>
+            </w:tcBorders>
+          </w:tcPr>
+          <w:p>
+            <w:pPr>
+              <w:spacing w:before="60" w:after="60" w:line="252" w:lineRule="auto"/>
+              <w:jc w:val="left"/>
+            </w:pPr>
+            <w:r/>
+            <w:r>
+              <w:rPr>
+                <w:b/>
+              </w:rPr>
+              <w:t>+2.00</w:t>
+            </w:r>
+          </w:p>
+        </w:tc>
+        <w:tc>
+          <w:tcPr>
+            <w:tcW w:type="dxa" w:w="1440"/>
+            <w:shd w:fill="FFFFFF"/>
+            <w:tcMar>
+              <w:top w:w="100" w:type="dxa"/>
+              <w:bottom w:w="100" w:type="dxa"/>
+              <w:left w:w="120" w:type="dxa"/>
+              <w:right w:w="120" w:type="dxa"/>
+            </w:tcMar>
+            <w:tcBorders>
+              <w:top w:val="single" w:sz="4" w:space="0" w:color="CCCCCC"/>
+              <w:bottom w:val="single" w:sz="4" w:space="0" w:color="CCCCCC"/>
+              <w:left w:val="single" w:sz="4" w:space="0" w:color="CCCCCC"/>
+              <w:right w:val="single" w:sz="4" w:space="0" w:color="CCCCCC"/>
+            </w:tcBorders>
+          </w:tcPr>
+          <w:p>
+            <w:pPr>
+              <w:spacing w:before="60" w:after="60" w:line="252" w:lineRule="auto"/>
+              <w:jc w:val="left"/>
+            </w:pPr>
+            <w:r/>
+            <w:r>
+              <w:t>BULL</w:t>
+            </w:r>
+          </w:p>
+        </w:tc>
+      </w:tr>
+      <w:tr>
+        <w:tc>
+          <w:tcPr>
+            <w:tcW w:type="dxa" w:w="1584"/>
+            <w:shd w:fill="F8FAFC"/>
+            <w:tcMar>
+              <w:top w:w="100" w:type="dxa"/>
+              <w:bottom w:w="100" w:type="dxa"/>
+              <w:left w:w="120" w:type="dxa"/>
+              <w:right w:w="120" w:type="dxa"/>
+            </w:tcMar>
+            <w:tcBorders>
+              <w:top w:val="single" w:sz="4" w:space="0" w:color="CCCCCC"/>
+              <w:bottom w:val="single" w:sz="4" w:space="0" w:color="CCCCCC"/>
+              <w:left w:val="single" w:sz="4" w:space="0" w:color="CCCCCC"/>
+              <w:right w:val="single" w:sz="4" w:space="0" w:color="CCCCCC"/>
+            </w:tcBorders>
+          </w:tcPr>
+          <w:p>
+            <w:pPr>
+              <w:spacing w:before="60" w:after="60" w:line="252" w:lineRule="auto"/>
+              <w:jc w:val="left"/>
+            </w:pPr>
+            <w:r/>
+            <w:r>
+              <w:rPr>
+                <w:b/>
+              </w:rPr>
+              <w:t>Wed 09/09</w:t>
+            </w:r>
+          </w:p>
+        </w:tc>
+        <w:tc>
+          <w:tcPr>
+            <w:tcW w:type="dxa" w:w="864"/>
+            <w:shd w:fill="F8FAFC"/>
+            <w:tcMar>
+              <w:top w:w="100" w:type="dxa"/>
+              <w:bottom w:w="100" w:type="dxa"/>
+              <w:left w:w="120" w:type="dxa"/>
+              <w:right w:w="120" w:type="dxa"/>
+            </w:tcMar>
+            <w:tcBorders>
+              <w:top w:val="single" w:sz="4" w:space="0" w:color="CCCCCC"/>
+              <w:bottom w:val="single" w:sz="4" w:space="0" w:color="CCCCCC"/>
+              <w:left w:val="single" w:sz="4" w:space="0" w:color="CCCCCC"/>
+              <w:right w:val="single" w:sz="4" w:space="0" w:color="CCCCCC"/>
+            </w:tcBorders>
+          </w:tcPr>
+          <w:p>
+            <w:pPr>
+              <w:spacing w:before="60" w:after="60" w:line="252" w:lineRule="auto"/>
+              <w:jc w:val="left"/>
+            </w:pPr>
+            <w:r/>
+            <w:r>
+              <w:t>NY Open 21-23</w:t>
+            </w:r>
+          </w:p>
+        </w:tc>
+        <w:tc>
+          <w:tcPr>
+            <w:tcW w:type="dxa" w:w="1440"/>
+            <w:shd w:fill="F8FAFC"/>
+            <w:tcMar>
+              <w:top w:w="100" w:type="dxa"/>
+              <w:bottom w:w="100" w:type="dxa"/>
+              <w:left w:w="120" w:type="dxa"/>
+              <w:right w:w="120" w:type="dxa"/>
+            </w:tcMar>
+            <w:tcBorders>
+              <w:top w:val="single" w:sz="4" w:space="0" w:color="CCCCCC"/>
+              <w:bottom w:val="single" w:sz="4" w:space="0" w:color="CCCCCC"/>
+              <w:left w:val="single" w:sz="4" w:space="0" w:color="CCCCCC"/>
+              <w:right w:val="single" w:sz="4" w:space="0" w:color="CCCCCC"/>
+            </w:tcBorders>
+          </w:tcPr>
+          <w:p>
+            <w:pPr>
+              <w:spacing w:before="60" w:after="60" w:line="252" w:lineRule="auto"/>
+              <w:jc w:val="left"/>
+            </w:pPr>
+            <w:r/>
+            <w:r>
+              <w:t>537.25</w:t>
+            </w:r>
+          </w:p>
+        </w:tc>
+        <w:tc>
+          <w:tcPr>
+            <w:tcW w:type="dxa" w:w="2016"/>
+            <w:shd w:fill="F8FAFC"/>
+            <w:tcMar>
+              <w:top w:w="100" w:type="dxa"/>
+              <w:bottom w:w="100" w:type="dxa"/>
+              <w:left w:w="120" w:type="dxa"/>
+              <w:right w:w="120" w:type="dxa"/>
+            </w:tcMar>
+            <w:tcBorders>
+              <w:top w:val="single" w:sz="4" w:space="0" w:color="CCCCCC"/>
+              <w:bottom w:val="single" w:sz="4" w:space="0" w:color="CCCCCC"/>
+              <w:left w:val="single" w:sz="4" w:space="0" w:color="CCCCCC"/>
+              <w:right w:val="single" w:sz="4" w:space="0" w:color="CCCCCC"/>
+            </w:tcBorders>
+          </w:tcPr>
+          <w:p>
+            <w:pPr>
+              <w:spacing w:before="60" w:after="60" w:line="252" w:lineRule="auto"/>
+              <w:jc w:val="left"/>
+            </w:pPr>
+            <w:r/>
+            <w:r>
+              <w:t>545.25</w:t>
+            </w:r>
+          </w:p>
+        </w:tc>
+        <w:tc>
+          <w:tcPr>
+            <w:tcW w:type="dxa" w:w="1152"/>
+            <w:shd w:fill="F8FAFC"/>
+            <w:tcMar>
+              <w:top w:w="100" w:type="dxa"/>
+              <w:bottom w:w="100" w:type="dxa"/>
+              <w:left w:w="120" w:type="dxa"/>
+              <w:right w:w="120" w:type="dxa"/>
+            </w:tcMar>
+            <w:tcBorders>
+              <w:top w:val="single" w:sz="4" w:space="0" w:color="CCCCCC"/>
+              <w:bottom w:val="single" w:sz="4" w:space="0" w:color="CCCCCC"/>
+              <w:left w:val="single" w:sz="4" w:space="0" w:color="CCCCCC"/>
+              <w:right w:val="single" w:sz="4" w:space="0" w:color="CCCCCC"/>
+            </w:tcBorders>
+          </w:tcPr>
+          <w:p>
+            <w:pPr>
+              <w:spacing w:before="60" w:after="60" w:line="252" w:lineRule="auto"/>
+              <w:jc w:val="left"/>
+            </w:pPr>
+            <w:r/>
+            <w:r>
+              <w:t>530.25</w:t>
+            </w:r>
+          </w:p>
+        </w:tc>
+        <w:tc>
+          <w:tcPr>
+            <w:tcW w:type="dxa" w:w="1728"/>
+            <w:shd w:fill="F8FAFC"/>
+            <w:tcMar>
+              <w:top w:w="100" w:type="dxa"/>
+              <w:bottom w:w="100" w:type="dxa"/>
+              <w:left w:w="120" w:type="dxa"/>
+              <w:right w:w="120" w:type="dxa"/>
+            </w:tcMar>
+            <w:tcBorders>
+              <w:top w:val="single" w:sz="4" w:space="0" w:color="CCCCCC"/>
+              <w:bottom w:val="single" w:sz="4" w:space="0" w:color="CCCCCC"/>
+              <w:left w:val="single" w:sz="4" w:space="0" w:color="CCCCCC"/>
+              <w:right w:val="single" w:sz="4" w:space="0" w:color="CCCCCC"/>
+            </w:tcBorders>
+          </w:tcPr>
+          <w:p>
+            <w:pPr>
+              <w:spacing w:before="60" w:after="60" w:line="252" w:lineRule="auto"/>
+              <w:jc w:val="left"/>
+            </w:pPr>
+            <w:r/>
+            <w:r>
+              <w:rPr>
+                <w:b/>
+              </w:rPr>
+              <w:t>538.75</w:t>
+            </w:r>
+          </w:p>
+        </w:tc>
+        <w:tc>
+          <w:tcPr>
+            <w:tcW w:type="dxa" w:w="3456"/>
+            <w:shd w:fill="F8FAFC"/>
+            <w:tcMar>
+              <w:top w:w="100" w:type="dxa"/>
+              <w:bottom w:w="100" w:type="dxa"/>
+              <w:left w:w="120" w:type="dxa"/>
+              <w:right w:w="120" w:type="dxa"/>
+            </w:tcMar>
+            <w:tcBorders>
+              <w:top w:val="single" w:sz="4" w:space="0" w:color="CCCCCC"/>
+              <w:bottom w:val="single" w:sz="4" w:space="0" w:color="CCCCCC"/>
+              <w:left w:val="single" w:sz="4" w:space="0" w:color="CCCCCC"/>
+              <w:right w:val="single" w:sz="4" w:space="0" w:color="CCCCCC"/>
+            </w:tcBorders>
+          </w:tcPr>
+          <w:p>
+            <w:pPr>
+              <w:spacing w:before="60" w:after="60" w:line="252" w:lineRule="auto"/>
+              <w:jc w:val="left"/>
+            </w:pPr>
+            <w:r/>
+            <w:r>
+              <w:rPr>
+                <w:b/>
+              </w:rPr>
+              <w:t>+1.50</w:t>
+            </w:r>
+          </w:p>
+        </w:tc>
+        <w:tc>
+          <w:tcPr>
+            <w:tcW w:type="dxa" w:w="1440"/>
+            <w:shd w:fill="F8FAFC"/>
+            <w:tcMar>
+              <w:top w:w="100" w:type="dxa"/>
+              <w:bottom w:w="100" w:type="dxa"/>
+              <w:left w:w="120" w:type="dxa"/>
+              <w:right w:w="120" w:type="dxa"/>
+            </w:tcMar>
+            <w:tcBorders>
+              <w:top w:val="single" w:sz="4" w:space="0" w:color="CCCCCC"/>
+              <w:bottom w:val="single" w:sz="4" w:space="0" w:color="CCCCCC"/>
+              <w:left w:val="single" w:sz="4" w:space="0" w:color="CCCCCC"/>
+              <w:right w:val="single" w:sz="4" w:space="0" w:color="CCCCCC"/>
+            </w:tcBorders>
+          </w:tcPr>
+          <w:p>
+            <w:pPr>
+              <w:spacing w:before="60" w:after="60" w:line="252" w:lineRule="auto"/>
+              <w:jc w:val="left"/>
+            </w:pPr>
+            <w:r/>
+            <w:r>
+              <w:t>BULL</w:t>
+            </w:r>
+          </w:p>
+        </w:tc>
+      </w:tr>
+      <w:tr>
+        <w:tc>
+          <w:tcPr>
+            <w:tcW w:type="dxa" w:w="1584"/>
+            <w:shd w:fill="FFFFFF"/>
+            <w:tcMar>
+              <w:top w:w="100" w:type="dxa"/>
+              <w:bottom w:w="100" w:type="dxa"/>
+              <w:left w:w="120" w:type="dxa"/>
+              <w:right w:w="120" w:type="dxa"/>
+            </w:tcMar>
+            <w:tcBorders>
+              <w:top w:val="single" w:sz="4" w:space="0" w:color="CCCCCC"/>
+              <w:bottom w:val="single" w:sz="4" w:space="0" w:color="CCCCCC"/>
+              <w:left w:val="single" w:sz="4" w:space="0" w:color="CCCCCC"/>
+              <w:right w:val="single" w:sz="4" w:space="0" w:color="CCCCCC"/>
+            </w:tcBorders>
+          </w:tcPr>
+          <w:p>
+            <w:pPr>
+              <w:spacing w:before="60" w:after="60" w:line="252" w:lineRule="auto"/>
+              <w:jc w:val="left"/>
+            </w:pPr>
+            <w:r/>
+            <w:r>
+              <w:rPr>
+                <w:b/>
+              </w:rPr>
+              <w:t>Wed 09/09</w:t>
+            </w:r>
+          </w:p>
+        </w:tc>
+        <w:tc>
+          <w:tcPr>
+            <w:tcW w:type="dxa" w:w="864"/>
+            <w:shd w:fill="FFFFFF"/>
+            <w:tcMar>
+              <w:top w:w="100" w:type="dxa"/>
+              <w:bottom w:w="100" w:type="dxa"/>
+              <w:left w:w="120" w:type="dxa"/>
+              <w:right w:w="120" w:type="dxa"/>
+            </w:tcMar>
+            <w:tcBorders>
+              <w:top w:val="single" w:sz="4" w:space="0" w:color="CCCCCC"/>
+              <w:bottom w:val="single" w:sz="4" w:space="0" w:color="CCCCCC"/>
+              <w:left w:val="single" w:sz="4" w:space="0" w:color="CCCCCC"/>
+              <w:right w:val="single" w:sz="4" w:space="0" w:color="CCCCCC"/>
+            </w:tcBorders>
+          </w:tcPr>
+          <w:p>
+            <w:pPr>
+              <w:spacing w:before="60" w:after="60" w:line="252" w:lineRule="auto"/>
+              <w:jc w:val="left"/>
+            </w:pPr>
+            <w:r/>
+            <w:r>
+              <w:t>NY Close 23-01</w:t>
+            </w:r>
+          </w:p>
+        </w:tc>
+        <w:tc>
+          <w:tcPr>
+            <w:tcW w:type="dxa" w:w="1440"/>
+            <w:shd w:fill="FFFFFF"/>
+            <w:tcMar>
+              <w:top w:w="100" w:type="dxa"/>
+              <w:bottom w:w="100" w:type="dxa"/>
+              <w:left w:w="120" w:type="dxa"/>
+              <w:right w:w="120" w:type="dxa"/>
+            </w:tcMar>
+            <w:tcBorders>
+              <w:top w:val="single" w:sz="4" w:space="0" w:color="CCCCCC"/>
+              <w:bottom w:val="single" w:sz="4" w:space="0" w:color="CCCCCC"/>
+              <w:left w:val="single" w:sz="4" w:space="0" w:color="CCCCCC"/>
+              <w:right w:val="single" w:sz="4" w:space="0" w:color="CCCCCC"/>
+            </w:tcBorders>
+          </w:tcPr>
+          <w:p>
+            <w:pPr>
+              <w:spacing w:before="60" w:after="60" w:line="252" w:lineRule="auto"/>
+              <w:jc w:val="left"/>
+            </w:pPr>
+            <w:r/>
+            <w:r>
+              <w:t>538.75</w:t>
+            </w:r>
+          </w:p>
+        </w:tc>
+        <w:tc>
+          <w:tcPr>
+            <w:tcW w:type="dxa" w:w="2016"/>
+            <w:shd w:fill="FFFFFF"/>
+            <w:tcMar>
+              <w:top w:w="100" w:type="dxa"/>
+              <w:bottom w:w="100" w:type="dxa"/>
+              <w:left w:w="120" w:type="dxa"/>
+              <w:right w:w="120" w:type="dxa"/>
+            </w:tcMar>
+            <w:tcBorders>
+              <w:top w:val="single" w:sz="4" w:space="0" w:color="CCCCCC"/>
+              <w:bottom w:val="single" w:sz="4" w:space="0" w:color="CCCCCC"/>
+              <w:left w:val="single" w:sz="4" w:space="0" w:color="CCCCCC"/>
+              <w:right w:val="single" w:sz="4" w:space="0" w:color="CCCCCC"/>
+            </w:tcBorders>
+          </w:tcPr>
+          <w:p>
+            <w:pPr>
+              <w:spacing w:before="60" w:after="60" w:line="252" w:lineRule="auto"/>
+              <w:jc w:val="left"/>
+            </w:pPr>
+            <w:r/>
+            <w:r>
+              <w:t>543.25</w:t>
+            </w:r>
+          </w:p>
+        </w:tc>
+        <w:tc>
+          <w:tcPr>
+            <w:tcW w:type="dxa" w:w="1152"/>
+            <w:shd w:fill="FFFFFF"/>
+            <w:tcMar>
+              <w:top w:w="100" w:type="dxa"/>
+              <w:bottom w:w="100" w:type="dxa"/>
+              <w:left w:w="120" w:type="dxa"/>
+              <w:right w:w="120" w:type="dxa"/>
+            </w:tcMar>
+            <w:tcBorders>
+              <w:top w:val="single" w:sz="4" w:space="0" w:color="CCCCCC"/>
+              <w:bottom w:val="single" w:sz="4" w:space="0" w:color="CCCCCC"/>
+              <w:left w:val="single" w:sz="4" w:space="0" w:color="CCCCCC"/>
+              <w:right w:val="single" w:sz="4" w:space="0" w:color="CCCCCC"/>
+            </w:tcBorders>
+          </w:tcPr>
+          <w:p>
+            <w:pPr>
+              <w:spacing w:before="60" w:after="60" w:line="252" w:lineRule="auto"/>
+              <w:jc w:val="left"/>
+            </w:pPr>
+            <w:r/>
+            <w:r>
+              <w:t>534.50</w:t>
+            </w:r>
+          </w:p>
+        </w:tc>
+        <w:tc>
+          <w:tcPr>
+            <w:tcW w:type="dxa" w:w="1728"/>
+            <w:shd w:fill="FFFFFF"/>
+            <w:tcMar>
+              <w:top w:w="100" w:type="dxa"/>
+              <w:bottom w:w="100" w:type="dxa"/>
+              <w:left w:w="120" w:type="dxa"/>
+              <w:right w:w="120" w:type="dxa"/>
+            </w:tcMar>
+            <w:tcBorders>
+              <w:top w:val="single" w:sz="4" w:space="0" w:color="CCCCCC"/>
+              <w:bottom w:val="single" w:sz="4" w:space="0" w:color="CCCCCC"/>
+              <w:left w:val="single" w:sz="4" w:space="0" w:color="CCCCCC"/>
+              <w:right w:val="single" w:sz="4" w:space="0" w:color="CCCCCC"/>
+            </w:tcBorders>
+          </w:tcPr>
+          <w:p>
+            <w:pPr>
+              <w:spacing w:before="60" w:after="60" w:line="252" w:lineRule="auto"/>
+              <w:jc w:val="left"/>
+            </w:pPr>
+            <w:r/>
+            <w:r>
+              <w:rPr>
+                <w:b/>
+              </w:rPr>
+              <w:t>538.25</w:t>
+            </w:r>
+          </w:p>
+        </w:tc>
+        <w:tc>
+          <w:tcPr>
+            <w:tcW w:type="dxa" w:w="3456"/>
+            <w:shd w:fill="FFFFFF"/>
+            <w:tcMar>
+              <w:top w:w="100" w:type="dxa"/>
+              <w:bottom w:w="100" w:type="dxa"/>
+              <w:left w:w="120" w:type="dxa"/>
+              <w:right w:w="120" w:type="dxa"/>
+            </w:tcMar>
+            <w:tcBorders>
+              <w:top w:val="single" w:sz="4" w:space="0" w:color="CCCCCC"/>
+              <w:bottom w:val="single" w:sz="4" w:space="0" w:color="CCCCCC"/>
+              <w:left w:val="single" w:sz="4" w:space="0" w:color="CCCCCC"/>
+              <w:right w:val="single" w:sz="4" w:space="0" w:color="CCCCCC"/>
+            </w:tcBorders>
+          </w:tcPr>
+          <w:p>
+            <w:pPr>
+              <w:spacing w:before="60" w:after="60" w:line="252" w:lineRule="auto"/>
+              <w:jc w:val="left"/>
+            </w:pPr>
+            <w:r/>
+            <w:r>
+              <w:rPr>
+                <w:b/>
+              </w:rPr>
+              <w:t>-0.50</w:t>
+            </w:r>
+          </w:p>
+        </w:tc>
+        <w:tc>
+          <w:tcPr>
+            <w:tcW w:type="dxa" w:w="1440"/>
+            <w:shd w:fill="FFFFFF"/>
+            <w:tcMar>
+              <w:top w:w="100" w:type="dxa"/>
+              <w:bottom w:w="100" w:type="dxa"/>
+              <w:left w:w="120" w:type="dxa"/>
+              <w:right w:w="120" w:type="dxa"/>
+            </w:tcMar>
+            <w:tcBorders>
+              <w:top w:val="single" w:sz="4" w:space="0" w:color="CCCCCC"/>
+              <w:bottom w:val="single" w:sz="4" w:space="0" w:color="CCCCCC"/>
+              <w:left w:val="single" w:sz="4" w:space="0" w:color="CCCCCC"/>
+              <w:right w:val="single" w:sz="4" w:space="0" w:color="CCCCCC"/>
+            </w:tcBorders>
+          </w:tcPr>
+          <w:p>
+            <w:pPr>
+              <w:spacing w:before="60" w:after="60" w:line="252" w:lineRule="auto"/>
+              <w:jc w:val="left"/>
+            </w:pPr>
+            <w:r/>
+            <w:r>
+              <w:t>BEAR</w:t>
+            </w:r>
+          </w:p>
+        </w:tc>
+      </w:tr>
+      <w:tr>
+        <w:tc>
+          <w:tcPr>
+            <w:tcW w:type="dxa" w:w="1584"/>
+            <w:shd w:fill="F8FAFC"/>
+            <w:tcMar>
+              <w:top w:w="100" w:type="dxa"/>
+              <w:bottom w:w="100" w:type="dxa"/>
+              <w:left w:w="120" w:type="dxa"/>
+              <w:right w:w="120" w:type="dxa"/>
+            </w:tcMar>
+            <w:tcBorders>
+              <w:top w:val="single" w:sz="4" w:space="0" w:color="CCCCCC"/>
+              <w:bottom w:val="single" w:sz="4" w:space="0" w:color="CCCCCC"/>
+              <w:left w:val="single" w:sz="4" w:space="0" w:color="CCCCCC"/>
+              <w:right w:val="single" w:sz="4" w:space="0" w:color="CCCCCC"/>
+            </w:tcBorders>
+          </w:tcPr>
+          <w:p>
+            <w:pPr>
+              <w:spacing w:before="60" w:after="60" w:line="252" w:lineRule="auto"/>
+              <w:jc w:val="left"/>
+            </w:pPr>
+            <w:r/>
+            <w:r>
+              <w:rPr>
+                <w:b/>
+              </w:rPr>
+              <w:t>Thu 10/09</w:t>
+            </w:r>
+          </w:p>
+        </w:tc>
+        <w:tc>
+          <w:tcPr>
+            <w:tcW w:type="dxa" w:w="864"/>
+            <w:shd w:fill="F8FAFC"/>
+            <w:tcMar>
+              <w:top w:w="100" w:type="dxa"/>
+              <w:bottom w:w="100" w:type="dxa"/>
+              <w:left w:w="120" w:type="dxa"/>
+              <w:right w:w="120" w:type="dxa"/>
+            </w:tcMar>
+            <w:tcBorders>
+              <w:top w:val="single" w:sz="4" w:space="0" w:color="CCCCCC"/>
+              <w:bottom w:val="single" w:sz="4" w:space="0" w:color="CCCCCC"/>
+              <w:left w:val="single" w:sz="4" w:space="0" w:color="CCCCCC"/>
+              <w:right w:val="single" w:sz="4" w:space="0" w:color="CCCCCC"/>
+            </w:tcBorders>
+          </w:tcPr>
+          <w:p>
+            <w:pPr>
+              <w:spacing w:before="60" w:after="60" w:line="252" w:lineRule="auto"/>
+              <w:jc w:val="left"/>
+            </w:pPr>
+            <w:r/>
+            <w:r>
+              <w:t>Asia 07-11</w:t>
+            </w:r>
+          </w:p>
+        </w:tc>
+        <w:tc>
+          <w:tcPr>
+            <w:tcW w:type="dxa" w:w="1440"/>
+            <w:shd w:fill="F8FAFC"/>
+            <w:tcMar>
+              <w:top w:w="100" w:type="dxa"/>
+              <w:bottom w:w="100" w:type="dxa"/>
+              <w:left w:w="120" w:type="dxa"/>
+              <w:right w:w="120" w:type="dxa"/>
+            </w:tcMar>
+            <w:tcBorders>
+              <w:top w:val="single" w:sz="4" w:space="0" w:color="CCCCCC"/>
+              <w:bottom w:val="single" w:sz="4" w:space="0" w:color="CCCCCC"/>
+              <w:left w:val="single" w:sz="4" w:space="0" w:color="CCCCCC"/>
+              <w:right w:val="single" w:sz="4" w:space="0" w:color="CCCCCC"/>
+            </w:tcBorders>
+          </w:tcPr>
+          <w:p>
+            <w:pPr>
+              <w:spacing w:before="60" w:after="60" w:line="252" w:lineRule="auto"/>
+              <w:jc w:val="left"/>
+            </w:pPr>
+            <w:r/>
+            <w:r>
+              <w:t>538.25</w:t>
+            </w:r>
+          </w:p>
+        </w:tc>
+        <w:tc>
+          <w:tcPr>
+            <w:tcW w:type="dxa" w:w="2016"/>
+            <w:shd w:fill="F8FAFC"/>
+            <w:tcMar>
+              <w:top w:w="100" w:type="dxa"/>
+              <w:bottom w:w="100" w:type="dxa"/>
+              <w:left w:w="120" w:type="dxa"/>
+              <w:right w:w="120" w:type="dxa"/>
+            </w:tcMar>
+            <w:tcBorders>
+              <w:top w:val="single" w:sz="4" w:space="0" w:color="CCCCCC"/>
+              <w:bottom w:val="single" w:sz="4" w:space="0" w:color="CCCCCC"/>
+              <w:left w:val="single" w:sz="4" w:space="0" w:color="CCCCCC"/>
+              <w:right w:val="single" w:sz="4" w:space="0" w:color="CCCCCC"/>
+            </w:tcBorders>
+          </w:tcPr>
+          <w:p>
+            <w:pPr>
+              <w:spacing w:before="60" w:after="60" w:line="252" w:lineRule="auto"/>
+              <w:jc w:val="left"/>
+            </w:pPr>
+            <w:r/>
+            <w:r>
+              <w:t>540.50</w:t>
+            </w:r>
+          </w:p>
+        </w:tc>
+        <w:tc>
+          <w:tcPr>
+            <w:tcW w:type="dxa" w:w="1152"/>
+            <w:shd w:fill="F8FAFC"/>
+            <w:tcMar>
+              <w:top w:w="100" w:type="dxa"/>
+              <w:bottom w:w="100" w:type="dxa"/>
+              <w:left w:w="120" w:type="dxa"/>
+              <w:right w:w="120" w:type="dxa"/>
+            </w:tcMar>
+            <w:tcBorders>
+              <w:top w:val="single" w:sz="4" w:space="0" w:color="CCCCCC"/>
+              <w:bottom w:val="single" w:sz="4" w:space="0" w:color="CCCCCC"/>
+              <w:left w:val="single" w:sz="4" w:space="0" w:color="CCCCCC"/>
+              <w:right w:val="single" w:sz="4" w:space="0" w:color="CCCCCC"/>
+            </w:tcBorders>
+          </w:tcPr>
+          <w:p>
+            <w:pPr>
+              <w:spacing w:before="60" w:after="60" w:line="252" w:lineRule="auto"/>
+              <w:jc w:val="left"/>
+            </w:pPr>
+            <w:r/>
+            <w:r>
+              <w:t>535.50</w:t>
+            </w:r>
+          </w:p>
+        </w:tc>
+        <w:tc>
+          <w:tcPr>
+            <w:tcW w:type="dxa" w:w="1728"/>
+            <w:shd w:fill="F8FAFC"/>
+            <w:tcMar>
+              <w:top w:w="100" w:type="dxa"/>
+              <w:bottom w:w="100" w:type="dxa"/>
+              <w:left w:w="120" w:type="dxa"/>
+              <w:right w:w="120" w:type="dxa"/>
+            </w:tcMar>
+            <w:tcBorders>
+              <w:top w:val="single" w:sz="4" w:space="0" w:color="CCCCCC"/>
+              <w:bottom w:val="single" w:sz="4" w:space="0" w:color="CCCCCC"/>
+              <w:left w:val="single" w:sz="4" w:space="0" w:color="CCCCCC"/>
+              <w:right w:val="single" w:sz="4" w:space="0" w:color="CCCCCC"/>
+            </w:tcBorders>
+          </w:tcPr>
+          <w:p>
+            <w:pPr>
+              <w:spacing w:before="60" w:after="60" w:line="252" w:lineRule="auto"/>
+              <w:jc w:val="left"/>
+            </w:pPr>
+            <w:r/>
+            <w:r>
+              <w:rPr>
+                <w:b/>
+              </w:rPr>
+              <w:t>538.00</w:t>
+            </w:r>
+          </w:p>
+        </w:tc>
+        <w:tc>
+          <w:tcPr>
+            <w:tcW w:type="dxa" w:w="3456"/>
+            <w:shd w:fill="F8FAFC"/>
+            <w:tcMar>
+              <w:top w:w="100" w:type="dxa"/>
+              <w:bottom w:w="100" w:type="dxa"/>
+              <w:left w:w="120" w:type="dxa"/>
+              <w:right w:w="120" w:type="dxa"/>
+            </w:tcMar>
+            <w:tcBorders>
+              <w:top w:val="single" w:sz="4" w:space="0" w:color="CCCCCC"/>
+              <w:bottom w:val="single" w:sz="4" w:space="0" w:color="CCCCCC"/>
+              <w:left w:val="single" w:sz="4" w:space="0" w:color="CCCCCC"/>
+              <w:right w:val="single" w:sz="4" w:space="0" w:color="CCCCCC"/>
+            </w:tcBorders>
+          </w:tcPr>
+          <w:p>
+            <w:pPr>
+              <w:spacing w:before="60" w:after="60" w:line="252" w:lineRule="auto"/>
+              <w:jc w:val="left"/>
+            </w:pPr>
+            <w:r/>
+            <w:r>
+              <w:rPr>
+                <w:b/>
+              </w:rPr>
+              <w:t>-0.25</w:t>
+            </w:r>
+          </w:p>
+        </w:tc>
+        <w:tc>
+          <w:tcPr>
+            <w:tcW w:type="dxa" w:w="1440"/>
+            <w:shd w:fill="F8FAFC"/>
+            <w:tcMar>
+              <w:top w:w="100" w:type="dxa"/>
+              <w:bottom w:w="100" w:type="dxa"/>
+              <w:left w:w="120" w:type="dxa"/>
+              <w:right w:w="120" w:type="dxa"/>
+            </w:tcMar>
+            <w:tcBorders>
+              <w:top w:val="single" w:sz="4" w:space="0" w:color="CCCCCC"/>
+              <w:bottom w:val="single" w:sz="4" w:space="0" w:color="CCCCCC"/>
+              <w:left w:val="single" w:sz="4" w:space="0" w:color="CCCCCC"/>
+              <w:right w:val="single" w:sz="4" w:space="0" w:color="CCCCCC"/>
+            </w:tcBorders>
+          </w:tcPr>
+          <w:p>
+            <w:pPr>
+              <w:spacing w:before="60" w:after="60" w:line="252" w:lineRule="auto"/>
+              <w:jc w:val="left"/>
+            </w:pPr>
+            <w:r/>
+            <w:r>
+              <w:t>BEAR</w:t>
+            </w:r>
+          </w:p>
+        </w:tc>
+      </w:tr>
+      <w:tr>
+        <w:tc>
+          <w:tcPr>
+            <w:tcW w:type="dxa" w:w="1584"/>
+            <w:shd w:fill="FFFFFF"/>
+            <w:tcMar>
+              <w:top w:w="100" w:type="dxa"/>
+              <w:bottom w:w="100" w:type="dxa"/>
+              <w:left w:w="120" w:type="dxa"/>
+              <w:right w:w="120" w:type="dxa"/>
+            </w:tcMar>
+            <w:tcBorders>
+              <w:top w:val="single" w:sz="4" w:space="0" w:color="CCCCCC"/>
+              <w:bottom w:val="single" w:sz="4" w:space="0" w:color="CCCCCC"/>
+              <w:left w:val="single" w:sz="4" w:space="0" w:color="CCCCCC"/>
+              <w:right w:val="single" w:sz="4" w:space="0" w:color="CCCCCC"/>
+            </w:tcBorders>
+          </w:tcPr>
+          <w:p>
+            <w:pPr>
+              <w:spacing w:before="60" w:after="60" w:line="252" w:lineRule="auto"/>
+              <w:jc w:val="left"/>
+            </w:pPr>
+            <w:r/>
+            <w:r>
+              <w:rPr>
+                <w:b/>
+              </w:rPr>
+              <w:t>Thu 10/09</w:t>
+            </w:r>
+          </w:p>
+        </w:tc>
+        <w:tc>
+          <w:tcPr>
+            <w:tcW w:type="dxa" w:w="864"/>
+            <w:shd w:fill="FFFFFF"/>
+            <w:tcMar>
+              <w:top w:w="100" w:type="dxa"/>
+              <w:bottom w:w="100" w:type="dxa"/>
+              <w:left w:w="120" w:type="dxa"/>
+              <w:right w:w="120" w:type="dxa"/>
+            </w:tcMar>
+            <w:tcBorders>
+              <w:top w:val="single" w:sz="4" w:space="0" w:color="CCCCCC"/>
+              <w:bottom w:val="single" w:sz="4" w:space="0" w:color="CCCCCC"/>
+              <w:left w:val="single" w:sz="4" w:space="0" w:color="CCCCCC"/>
+              <w:right w:val="single" w:sz="4" w:space="0" w:color="CCCCCC"/>
+            </w:tcBorders>
+          </w:tcPr>
+          <w:p>
+            <w:pPr>
+              <w:spacing w:before="60" w:after="60" w:line="252" w:lineRule="auto"/>
+              <w:jc w:val="left"/>
+            </w:pPr>
+            <w:r/>
+            <w:r>
+              <w:t>Asia 11-15</w:t>
+            </w:r>
+          </w:p>
+        </w:tc>
+        <w:tc>
+          <w:tcPr>
+            <w:tcW w:type="dxa" w:w="1440"/>
+            <w:shd w:fill="FFFFFF"/>
+            <w:tcMar>
+              <w:top w:w="100" w:type="dxa"/>
+              <w:bottom w:w="100" w:type="dxa"/>
+              <w:left w:w="120" w:type="dxa"/>
+              <w:right w:w="120" w:type="dxa"/>
+            </w:tcMar>
+            <w:tcBorders>
+              <w:top w:val="single" w:sz="4" w:space="0" w:color="CCCCCC"/>
+              <w:bottom w:val="single" w:sz="4" w:space="0" w:color="CCCCCC"/>
+              <w:left w:val="single" w:sz="4" w:space="0" w:color="CCCCCC"/>
+              <w:right w:val="single" w:sz="4" w:space="0" w:color="CCCCCC"/>
+            </w:tcBorders>
+          </w:tcPr>
+          <w:p>
+            <w:pPr>
+              <w:spacing w:before="60" w:after="60" w:line="252" w:lineRule="auto"/>
+              <w:jc w:val="left"/>
+            </w:pPr>
+            <w:r/>
+            <w:r>
+              <w:t>538.00</w:t>
+            </w:r>
+          </w:p>
+        </w:tc>
+        <w:tc>
+          <w:tcPr>
+            <w:tcW w:type="dxa" w:w="2016"/>
+            <w:shd w:fill="FFFFFF"/>
+            <w:tcMar>
+              <w:top w:w="100" w:type="dxa"/>
+              <w:bottom w:w="100" w:type="dxa"/>
+              <w:left w:w="120" w:type="dxa"/>
+              <w:right w:w="120" w:type="dxa"/>
+            </w:tcMar>
+            <w:tcBorders>
+              <w:top w:val="single" w:sz="4" w:space="0" w:color="CCCCCC"/>
+              <w:bottom w:val="single" w:sz="4" w:space="0" w:color="CCCCCC"/>
+              <w:left w:val="single" w:sz="4" w:space="0" w:color="CCCCCC"/>
+              <w:right w:val="single" w:sz="4" w:space="0" w:color="CCCCCC"/>
+            </w:tcBorders>
+          </w:tcPr>
+          <w:p>
+            <w:pPr>
+              <w:spacing w:before="60" w:after="60" w:line="252" w:lineRule="auto"/>
+              <w:jc w:val="left"/>
+            </w:pPr>
+            <w:r/>
+            <w:r>
+              <w:t>540.00</w:t>
+            </w:r>
+          </w:p>
+        </w:tc>
+        <w:tc>
+          <w:tcPr>
+            <w:tcW w:type="dxa" w:w="1152"/>
+            <w:shd w:fill="FFFFFF"/>
+            <w:tcMar>
+              <w:top w:w="100" w:type="dxa"/>
+              <w:bottom w:w="100" w:type="dxa"/>
+              <w:left w:w="120" w:type="dxa"/>
+              <w:right w:w="120" w:type="dxa"/>
+            </w:tcMar>
+            <w:tcBorders>
+              <w:top w:val="single" w:sz="4" w:space="0" w:color="CCCCCC"/>
+              <w:bottom w:val="single" w:sz="4" w:space="0" w:color="CCCCCC"/>
+              <w:left w:val="single" w:sz="4" w:space="0" w:color="CCCCCC"/>
+              <w:right w:val="single" w:sz="4" w:space="0" w:color="CCCCCC"/>
+            </w:tcBorders>
+          </w:tcPr>
+          <w:p>
+            <w:pPr>
+              <w:spacing w:before="60" w:after="60" w:line="252" w:lineRule="auto"/>
+              <w:jc w:val="left"/>
+            </w:pPr>
+            <w:r/>
+            <w:r>
+              <w:t>533.50</w:t>
+            </w:r>
+          </w:p>
+        </w:tc>
+        <w:tc>
+          <w:tcPr>
+            <w:tcW w:type="dxa" w:w="1728"/>
+            <w:shd w:fill="FFFFFF"/>
+            <w:tcMar>
+              <w:top w:w="100" w:type="dxa"/>
+              <w:bottom w:w="100" w:type="dxa"/>
+              <w:left w:w="120" w:type="dxa"/>
+              <w:right w:w="120" w:type="dxa"/>
+            </w:tcMar>
+            <w:tcBorders>
+              <w:top w:val="single" w:sz="4" w:space="0" w:color="CCCCCC"/>
+              <w:bottom w:val="single" w:sz="4" w:space="0" w:color="CCCCCC"/>
+              <w:left w:val="single" w:sz="4" w:space="0" w:color="CCCCCC"/>
+              <w:right w:val="single" w:sz="4" w:space="0" w:color="CCCCCC"/>
+            </w:tcBorders>
+          </w:tcPr>
+          <w:p>
+            <w:pPr>
+              <w:spacing w:before="60" w:after="60" w:line="252" w:lineRule="auto"/>
+              <w:jc w:val="left"/>
+            </w:pPr>
+            <w:r/>
+            <w:r>
+              <w:rPr>
+                <w:b/>
+              </w:rPr>
+              <w:t>538.25</w:t>
+            </w:r>
+          </w:p>
+        </w:tc>
+        <w:tc>
+          <w:tcPr>
+            <w:tcW w:type="dxa" w:w="3456"/>
+            <w:shd w:fill="FFFFFF"/>
+            <w:tcMar>
+              <w:top w:w="100" w:type="dxa"/>
+              <w:bottom w:w="100" w:type="dxa"/>
+              <w:left w:w="120" w:type="dxa"/>
+              <w:right w:w="120" w:type="dxa"/>
+            </w:tcMar>
+            <w:tcBorders>
+              <w:top w:val="single" w:sz="4" w:space="0" w:color="CCCCCC"/>
+              <w:bottom w:val="single" w:sz="4" w:space="0" w:color="CCCCCC"/>
+              <w:left w:val="single" w:sz="4" w:space="0" w:color="CCCCCC"/>
+              <w:right w:val="single" w:sz="4" w:space="0" w:color="CCCCCC"/>
+            </w:tcBorders>
+          </w:tcPr>
+          <w:p>
+            <w:pPr>
+              <w:spacing w:before="60" w:after="60" w:line="252" w:lineRule="auto"/>
+              <w:jc w:val="left"/>
+            </w:pPr>
+            <w:r/>
+            <w:r>
+              <w:rPr>
+                <w:b/>
+              </w:rPr>
+              <w:t>+0.25</w:t>
+            </w:r>
+          </w:p>
+        </w:tc>
+        <w:tc>
+          <w:tcPr>
+            <w:tcW w:type="dxa" w:w="1440"/>
+            <w:shd w:fill="FFFFFF"/>
+            <w:tcMar>
+              <w:top w:w="100" w:type="dxa"/>
+              <w:bottom w:w="100" w:type="dxa"/>
+              <w:left w:w="120" w:type="dxa"/>
+              <w:right w:w="120" w:type="dxa"/>
+            </w:tcMar>
+            <w:tcBorders>
+              <w:top w:val="single" w:sz="4" w:space="0" w:color="CCCCCC"/>
+              <w:bottom w:val="single" w:sz="4" w:space="0" w:color="CCCCCC"/>
+              <w:left w:val="single" w:sz="4" w:space="0" w:color="CCCCCC"/>
+              <w:right w:val="single" w:sz="4" w:space="0" w:color="CCCCCC"/>
+            </w:tcBorders>
+          </w:tcPr>
+          <w:p>
+            <w:pPr>
+              <w:spacing w:before="60" w:after="60" w:line="252" w:lineRule="auto"/>
+              <w:jc w:val="left"/>
+            </w:pPr>
+            <w:r/>
+            <w:r>
+              <w:t>BULL</w:t>
+            </w:r>
+          </w:p>
+        </w:tc>
+      </w:tr>
+      <w:tr>
+        <w:tc>
+          <w:tcPr>
+            <w:tcW w:type="dxa" w:w="1584"/>
+            <w:shd w:fill="F8FAFC"/>
+            <w:tcMar>
+              <w:top w:w="100" w:type="dxa"/>
+              <w:bottom w:w="100" w:type="dxa"/>
+              <w:left w:w="120" w:type="dxa"/>
+              <w:right w:w="120" w:type="dxa"/>
+            </w:tcMar>
+            <w:tcBorders>
+              <w:top w:val="single" w:sz="4" w:space="0" w:color="CCCCCC"/>
+              <w:bottom w:val="single" w:sz="4" w:space="0" w:color="CCCCCC"/>
+              <w:left w:val="single" w:sz="4" w:space="0" w:color="CCCCCC"/>
+              <w:right w:val="single" w:sz="4" w:space="0" w:color="CCCCCC"/>
+            </w:tcBorders>
+          </w:tcPr>
+          <w:p>
+            <w:pPr>
+              <w:spacing w:before="60" w:after="60" w:line="252" w:lineRule="auto"/>
+              <w:jc w:val="left"/>
+            </w:pPr>
+            <w:r/>
+            <w:r>
+              <w:rPr>
+                <w:b/>
+              </w:rPr>
+              <w:t>Thu 10/09</w:t>
+            </w:r>
+          </w:p>
+        </w:tc>
+        <w:tc>
+          <w:tcPr>
+            <w:tcW w:type="dxa" w:w="864"/>
+            <w:shd w:fill="F8FAFC"/>
+            <w:tcMar>
+              <w:top w:w="100" w:type="dxa"/>
+              <w:bottom w:w="100" w:type="dxa"/>
+              <w:left w:w="120" w:type="dxa"/>
+              <w:right w:w="120" w:type="dxa"/>
+            </w:tcMar>
+            <w:tcBorders>
+              <w:top w:val="single" w:sz="4" w:space="0" w:color="CCCCCC"/>
+              <w:bottom w:val="single" w:sz="4" w:space="0" w:color="CCCCCC"/>
+              <w:left w:val="single" w:sz="4" w:space="0" w:color="CCCCCC"/>
+              <w:right w:val="single" w:sz="4" w:space="0" w:color="CCCCCC"/>
+            </w:tcBorders>
+          </w:tcPr>
+          <w:p>
+            <w:pPr>
+              <w:spacing w:before="60" w:after="60" w:line="252" w:lineRule="auto"/>
+              <w:jc w:val="left"/>
+            </w:pPr>
+            <w:r/>
+            <w:r>
+              <w:t>London 15-19</w:t>
+            </w:r>
+          </w:p>
+        </w:tc>
+        <w:tc>
+          <w:tcPr>
+            <w:tcW w:type="dxa" w:w="1440"/>
+            <w:shd w:fill="F8FAFC"/>
+            <w:tcMar>
+              <w:top w:w="100" w:type="dxa"/>
+              <w:bottom w:w="100" w:type="dxa"/>
+              <w:left w:w="120" w:type="dxa"/>
+              <w:right w:w="120" w:type="dxa"/>
+            </w:tcMar>
+            <w:tcBorders>
+              <w:top w:val="single" w:sz="4" w:space="0" w:color="CCCCCC"/>
+              <w:bottom w:val="single" w:sz="4" w:space="0" w:color="CCCCCC"/>
+              <w:left w:val="single" w:sz="4" w:space="0" w:color="CCCCCC"/>
+              <w:right w:val="single" w:sz="4" w:space="0" w:color="CCCCCC"/>
+            </w:tcBorders>
+          </w:tcPr>
+          <w:p>
+            <w:pPr>
+              <w:spacing w:before="60" w:after="60" w:line="252" w:lineRule="auto"/>
+              <w:jc w:val="left"/>
+            </w:pPr>
+            <w:r/>
+            <w:r>
+              <w:t>538.25</w:t>
+            </w:r>
+          </w:p>
+        </w:tc>
+        <w:tc>
+          <w:tcPr>
+            <w:tcW w:type="dxa" w:w="2016"/>
+            <w:shd w:fill="F8FAFC"/>
+            <w:tcMar>
+              <w:top w:w="100" w:type="dxa"/>
+              <w:bottom w:w="100" w:type="dxa"/>
+              <w:left w:w="120" w:type="dxa"/>
+              <w:right w:w="120" w:type="dxa"/>
+            </w:tcMar>
+            <w:tcBorders>
+              <w:top w:val="single" w:sz="4" w:space="0" w:color="CCCCCC"/>
+              <w:bottom w:val="single" w:sz="4" w:space="0" w:color="CCCCCC"/>
+              <w:left w:val="single" w:sz="4" w:space="0" w:color="CCCCCC"/>
+              <w:right w:val="single" w:sz="4" w:space="0" w:color="CCCCCC"/>
+            </w:tcBorders>
+          </w:tcPr>
+          <w:p>
+            <w:pPr>
+              <w:spacing w:before="60" w:after="60" w:line="252" w:lineRule="auto"/>
+              <w:jc w:val="left"/>
+            </w:pPr>
+            <w:r/>
+            <w:r>
+              <w:t>542.00</w:t>
+            </w:r>
+          </w:p>
+        </w:tc>
+        <w:tc>
+          <w:tcPr>
+            <w:tcW w:type="dxa" w:w="1152"/>
+            <w:shd w:fill="F8FAFC"/>
+            <w:tcMar>
+              <w:top w:w="100" w:type="dxa"/>
+              <w:bottom w:w="100" w:type="dxa"/>
+              <w:left w:w="120" w:type="dxa"/>
+              <w:right w:w="120" w:type="dxa"/>
+            </w:tcMar>
+            <w:tcBorders>
+              <w:top w:val="single" w:sz="4" w:space="0" w:color="CCCCCC"/>
+              <w:bottom w:val="single" w:sz="4" w:space="0" w:color="CCCCCC"/>
+              <w:left w:val="single" w:sz="4" w:space="0" w:color="CCCCCC"/>
+              <w:right w:val="single" w:sz="4" w:space="0" w:color="CCCCCC"/>
+            </w:tcBorders>
+          </w:tcPr>
+          <w:p>
+            <w:pPr>
+              <w:spacing w:before="60" w:after="60" w:line="252" w:lineRule="auto"/>
+              <w:jc w:val="left"/>
+            </w:pPr>
+            <w:r/>
+            <w:r>
+              <w:t>535.50</w:t>
+            </w:r>
+          </w:p>
+        </w:tc>
+        <w:tc>
+          <w:tcPr>
+            <w:tcW w:type="dxa" w:w="1728"/>
+            <w:shd w:fill="F8FAFC"/>
+            <w:tcMar>
+              <w:top w:w="100" w:type="dxa"/>
+              <w:bottom w:w="100" w:type="dxa"/>
+              <w:left w:w="120" w:type="dxa"/>
+              <w:right w:w="120" w:type="dxa"/>
+            </w:tcMar>
+            <w:tcBorders>
+              <w:top w:val="single" w:sz="4" w:space="0" w:color="CCCCCC"/>
+              <w:bottom w:val="single" w:sz="4" w:space="0" w:color="CCCCCC"/>
+              <w:left w:val="single" w:sz="4" w:space="0" w:color="CCCCCC"/>
+              <w:right w:val="single" w:sz="4" w:space="0" w:color="CCCCCC"/>
+            </w:tcBorders>
+          </w:tcPr>
+          <w:p>
+            <w:pPr>
+              <w:spacing w:before="60" w:after="60" w:line="252" w:lineRule="auto"/>
+              <w:jc w:val="left"/>
+            </w:pPr>
+            <w:r/>
+            <w:r>
+              <w:rPr>
+                <w:b/>
+              </w:rPr>
+              <w:t>538.75</w:t>
+            </w:r>
+          </w:p>
+        </w:tc>
+        <w:tc>
+          <w:tcPr>
+            <w:tcW w:type="dxa" w:w="3456"/>
+            <w:shd w:fill="F8FAFC"/>
+            <w:tcMar>
+              <w:top w:w="100" w:type="dxa"/>
+              <w:bottom w:w="100" w:type="dxa"/>
+              <w:left w:w="120" w:type="dxa"/>
+              <w:right w:w="120" w:type="dxa"/>
+            </w:tcMar>
+            <w:tcBorders>
+              <w:top w:val="single" w:sz="4" w:space="0" w:color="CCCCCC"/>
+              <w:bottom w:val="single" w:sz="4" w:space="0" w:color="CCCCCC"/>
+              <w:left w:val="single" w:sz="4" w:space="0" w:color="CCCCCC"/>
+              <w:right w:val="single" w:sz="4" w:space="0" w:color="CCCCCC"/>
+            </w:tcBorders>
+          </w:tcPr>
+          <w:p>
+            <w:pPr>
+              <w:spacing w:before="60" w:after="60" w:line="252" w:lineRule="auto"/>
+              <w:jc w:val="left"/>
+            </w:pPr>
+            <w:r/>
+            <w:r>
+              <w:rPr>
+                <w:b/>
+              </w:rPr>
+              <w:t>+0.50</w:t>
+            </w:r>
+          </w:p>
+        </w:tc>
+        <w:tc>
+          <w:tcPr>
+            <w:tcW w:type="dxa" w:w="1440"/>
+            <w:shd w:fill="F8FAFC"/>
+            <w:tcMar>
+              <w:top w:w="100" w:type="dxa"/>
+              <w:bottom w:w="100" w:type="dxa"/>
+              <w:left w:w="120" w:type="dxa"/>
+              <w:right w:w="120" w:type="dxa"/>
+            </w:tcMar>
+            <w:tcBorders>
+              <w:top w:val="single" w:sz="4" w:space="0" w:color="CCCCCC"/>
+              <w:bottom w:val="single" w:sz="4" w:space="0" w:color="CCCCCC"/>
+              <w:left w:val="single" w:sz="4" w:space="0" w:color="CCCCCC"/>
+              <w:right w:val="single" w:sz="4" w:space="0" w:color="CCCCCC"/>
+            </w:tcBorders>
+          </w:tcPr>
+          <w:p>
+            <w:pPr>
+              <w:spacing w:before="60" w:after="60" w:line="252" w:lineRule="auto"/>
+              <w:jc w:val="left"/>
+            </w:pPr>
+            <w:r/>
+            <w:r>
+              <w:t>BULL</w:t>
+            </w:r>
+          </w:p>
+        </w:tc>
+      </w:tr>
+      <w:tr>
+        <w:tc>
+          <w:tcPr>
+            <w:tcW w:type="dxa" w:w="1584"/>
+            <w:shd w:fill="FFFFFF"/>
+            <w:tcMar>
+              <w:top w:w="100" w:type="dxa"/>
+              <w:bottom w:w="100" w:type="dxa"/>
+              <w:left w:w="120" w:type="dxa"/>
+              <w:right w:w="120" w:type="dxa"/>
+            </w:tcMar>
+            <w:tcBorders>
+              <w:top w:val="single" w:sz="4" w:space="0" w:color="CCCCCC"/>
+              <w:bottom w:val="single" w:sz="4" w:space="0" w:color="CCCCCC"/>
+              <w:left w:val="single" w:sz="4" w:space="0" w:color="CCCCCC"/>
+              <w:right w:val="single" w:sz="4" w:space="0" w:color="CCCCCC"/>
+            </w:tcBorders>
+          </w:tcPr>
+          <w:p>
+            <w:pPr>
+              <w:spacing w:before="60" w:after="60" w:line="252" w:lineRule="auto"/>
+              <w:jc w:val="left"/>
+            </w:pPr>
+            <w:r/>
+            <w:r>
+              <w:rPr>
+                <w:b/>
+              </w:rPr>
+              <w:t>Thu 10/09</w:t>
+            </w:r>
+          </w:p>
+        </w:tc>
+        <w:tc>
+          <w:tcPr>
+            <w:tcW w:type="dxa" w:w="864"/>
+            <w:shd w:fill="FFFFFF"/>
+            <w:tcMar>
+              <w:top w:w="100" w:type="dxa"/>
+              <w:bottom w:w="100" w:type="dxa"/>
+              <w:left w:w="120" w:type="dxa"/>
+              <w:right w:w="120" w:type="dxa"/>
+            </w:tcMar>
+            <w:tcBorders>
+              <w:top w:val="single" w:sz="4" w:space="0" w:color="CCCCCC"/>
+              <w:bottom w:val="single" w:sz="4" w:space="0" w:color="CCCCCC"/>
+              <w:left w:val="single" w:sz="4" w:space="0" w:color="CCCCCC"/>
+              <w:right w:val="single" w:sz="4" w:space="0" w:color="CCCCCC"/>
+            </w:tcBorders>
+          </w:tcPr>
+          <w:p>
+            <w:pPr>
+              <w:spacing w:before="60" w:after="60" w:line="252" w:lineRule="auto"/>
+              <w:jc w:val="left"/>
+            </w:pPr>
+            <w:r/>
+            <w:r>
+              <w:t>Pre-NY 19-21</w:t>
+            </w:r>
+          </w:p>
+        </w:tc>
+        <w:tc>
+          <w:tcPr>
+            <w:tcW w:type="dxa" w:w="1440"/>
+            <w:shd w:fill="FFFFFF"/>
+            <w:tcMar>
+              <w:top w:w="100" w:type="dxa"/>
+              <w:bottom w:w="100" w:type="dxa"/>
+              <w:left w:w="120" w:type="dxa"/>
+              <w:right w:w="120" w:type="dxa"/>
+            </w:tcMar>
+            <w:tcBorders>
+              <w:top w:val="single" w:sz="4" w:space="0" w:color="CCCCCC"/>
+              <w:bottom w:val="single" w:sz="4" w:space="0" w:color="CCCCCC"/>
+              <w:left w:val="single" w:sz="4" w:space="0" w:color="CCCCCC"/>
+              <w:right w:val="single" w:sz="4" w:space="0" w:color="CCCCCC"/>
+            </w:tcBorders>
+          </w:tcPr>
+          <w:p>
+            <w:pPr>
+              <w:spacing w:before="60" w:after="60" w:line="252" w:lineRule="auto"/>
+              <w:jc w:val="left"/>
+            </w:pPr>
+            <w:r/>
+            <w:r>
+              <w:t>538.75</w:t>
+            </w:r>
+          </w:p>
+        </w:tc>
+        <w:tc>
+          <w:tcPr>
+            <w:tcW w:type="dxa" w:w="2016"/>
+            <w:shd w:fill="FFFFFF"/>
+            <w:tcMar>
+              <w:top w:w="100" w:type="dxa"/>
+              <w:bottom w:w="100" w:type="dxa"/>
+              <w:left w:w="120" w:type="dxa"/>
+              <w:right w:w="120" w:type="dxa"/>
+            </w:tcMar>
+            <w:tcBorders>
+              <w:top w:val="single" w:sz="4" w:space="0" w:color="CCCCCC"/>
+              <w:bottom w:val="single" w:sz="4" w:space="0" w:color="CCCCCC"/>
+              <w:left w:val="single" w:sz="4" w:space="0" w:color="CCCCCC"/>
+              <w:right w:val="single" w:sz="4" w:space="0" w:color="CCCCCC"/>
+            </w:tcBorders>
+          </w:tcPr>
+          <w:p>
+            <w:pPr>
+              <w:spacing w:before="60" w:after="60" w:line="252" w:lineRule="auto"/>
+              <w:jc w:val="left"/>
+            </w:pPr>
+            <w:r/>
+            <w:r>
+              <w:t>541.75</w:t>
+            </w:r>
+          </w:p>
+        </w:tc>
+        <w:tc>
+          <w:tcPr>
+            <w:tcW w:type="dxa" w:w="1152"/>
+            <w:shd w:fill="FFFFFF"/>
+            <w:tcMar>
+              <w:top w:w="100" w:type="dxa"/>
+              <w:bottom w:w="100" w:type="dxa"/>
+              <w:left w:w="120" w:type="dxa"/>
+              <w:right w:w="120" w:type="dxa"/>
+            </w:tcMar>
+            <w:tcBorders>
+              <w:top w:val="single" w:sz="4" w:space="0" w:color="CCCCCC"/>
+              <w:bottom w:val="single" w:sz="4" w:space="0" w:color="CCCCCC"/>
+              <w:left w:val="single" w:sz="4" w:space="0" w:color="CCCCCC"/>
+              <w:right w:val="single" w:sz="4" w:space="0" w:color="CCCCCC"/>
+            </w:tcBorders>
+          </w:tcPr>
+          <w:p>
+            <w:pPr>
+              <w:spacing w:before="60" w:after="60" w:line="252" w:lineRule="auto"/>
+              <w:jc w:val="left"/>
+            </w:pPr>
+            <w:r/>
+            <w:r>
+              <w:t>534.25</w:t>
+            </w:r>
+          </w:p>
+        </w:tc>
+        <w:tc>
+          <w:tcPr>
+            <w:tcW w:type="dxa" w:w="1728"/>
+            <w:shd w:fill="FFFFFF"/>
+            <w:tcMar>
+              <w:top w:w="100" w:type="dxa"/>
+              <w:bottom w:w="100" w:type="dxa"/>
+              <w:left w:w="120" w:type="dxa"/>
+              <w:right w:w="120" w:type="dxa"/>
+            </w:tcMar>
+            <w:tcBorders>
+              <w:top w:val="single" w:sz="4" w:space="0" w:color="CCCCCC"/>
+              <w:bottom w:val="single" w:sz="4" w:space="0" w:color="CCCCCC"/>
+              <w:left w:val="single" w:sz="4" w:space="0" w:color="CCCCCC"/>
+              <w:right w:val="single" w:sz="4" w:space="0" w:color="CCCCCC"/>
+            </w:tcBorders>
+          </w:tcPr>
+          <w:p>
+            <w:pPr>
+              <w:spacing w:before="60" w:after="60" w:line="252" w:lineRule="auto"/>
+              <w:jc w:val="left"/>
+            </w:pPr>
+            <w:r/>
+            <w:r>
+              <w:rPr>
+                <w:b/>
+              </w:rPr>
+              <w:t>539.00</w:t>
+            </w:r>
+          </w:p>
+        </w:tc>
+        <w:tc>
+          <w:tcPr>
+            <w:tcW w:type="dxa" w:w="3456"/>
+            <w:shd w:fill="FFFFFF"/>
+            <w:tcMar>
+              <w:top w:w="100" w:type="dxa"/>
+              <w:bottom w:w="100" w:type="dxa"/>
+              <w:left w:w="120" w:type="dxa"/>
+              <w:right w:w="120" w:type="dxa"/>
+            </w:tcMar>
+            <w:tcBorders>
+              <w:top w:val="single" w:sz="4" w:space="0" w:color="CCCCCC"/>
+              <w:bottom w:val="single" w:sz="4" w:space="0" w:color="CCCCCC"/>
+              <w:left w:val="single" w:sz="4" w:space="0" w:color="CCCCCC"/>
+              <w:right w:val="single" w:sz="4" w:space="0" w:color="CCCCCC"/>
+            </w:tcBorders>
+          </w:tcPr>
+          <w:p>
+            <w:pPr>
+              <w:spacing w:before="60" w:after="60" w:line="252" w:lineRule="auto"/>
+              <w:jc w:val="left"/>
+            </w:pPr>
+            <w:r/>
+            <w:r>
+              <w:rPr>
+                <w:b/>
+              </w:rPr>
+              <w:t>+0.25</w:t>
+            </w:r>
+          </w:p>
+        </w:tc>
+        <w:tc>
+          <w:tcPr>
+            <w:tcW w:type="dxa" w:w="1440"/>
+            <w:shd w:fill="FFFFFF"/>
+            <w:tcMar>
+              <w:top w:w="100" w:type="dxa"/>
+              <w:bottom w:w="100" w:type="dxa"/>
+              <w:left w:w="120" w:type="dxa"/>
+              <w:right w:w="120" w:type="dxa"/>
+            </w:tcMar>
+            <w:tcBorders>
+              <w:top w:val="single" w:sz="4" w:space="0" w:color="CCCCCC"/>
+              <w:bottom w:val="single" w:sz="4" w:space="0" w:color="CCCCCC"/>
+              <w:left w:val="single" w:sz="4" w:space="0" w:color="CCCCCC"/>
+              <w:right w:val="single" w:sz="4" w:space="0" w:color="CCCCCC"/>
+            </w:tcBorders>
+          </w:tcPr>
+          <w:p>
+            <w:pPr>
+              <w:spacing w:before="60" w:after="60" w:line="252" w:lineRule="auto"/>
+              <w:jc w:val="left"/>
+            </w:pPr>
+            <w:r/>
+            <w:r>
+              <w:t>BULL</w:t>
+            </w:r>
+          </w:p>
+        </w:tc>
+      </w:tr>
+      <w:tr>
+        <w:tc>
+          <w:tcPr>
+            <w:tcW w:type="dxa" w:w="1584"/>
+            <w:shd w:fill="F8FAFC"/>
+            <w:tcMar>
+              <w:top w:w="100" w:type="dxa"/>
+              <w:bottom w:w="100" w:type="dxa"/>
+              <w:left w:w="120" w:type="dxa"/>
+              <w:right w:w="120" w:type="dxa"/>
+            </w:tcMar>
+            <w:tcBorders>
+              <w:top w:val="single" w:sz="4" w:space="0" w:color="CCCCCC"/>
+              <w:bottom w:val="single" w:sz="4" w:space="0" w:color="CCCCCC"/>
+              <w:left w:val="single" w:sz="4" w:space="0" w:color="CCCCCC"/>
+              <w:right w:val="single" w:sz="4" w:space="0" w:color="CCCCCC"/>
+            </w:tcBorders>
+          </w:tcPr>
+          <w:p>
+            <w:pPr>
+              <w:spacing w:before="60" w:after="60" w:line="252" w:lineRule="auto"/>
+              <w:jc w:val="left"/>
+            </w:pPr>
+            <w:r/>
+            <w:r>
+              <w:rPr>
+                <w:b/>
+              </w:rPr>
+              <w:t>Thu 10/09</w:t>
+            </w:r>
+          </w:p>
+        </w:tc>
+        <w:tc>
+          <w:tcPr>
+            <w:tcW w:type="dxa" w:w="864"/>
+            <w:shd w:fill="F8FAFC"/>
+            <w:tcMar>
+              <w:top w:w="100" w:type="dxa"/>
+              <w:bottom w:w="100" w:type="dxa"/>
+              <w:left w:w="120" w:type="dxa"/>
+              <w:right w:w="120" w:type="dxa"/>
+            </w:tcMar>
+            <w:tcBorders>
+              <w:top w:val="single" w:sz="4" w:space="0" w:color="CCCCCC"/>
+              <w:bottom w:val="single" w:sz="4" w:space="0" w:color="CCCCCC"/>
+              <w:left w:val="single" w:sz="4" w:space="0" w:color="CCCCCC"/>
+              <w:right w:val="single" w:sz="4" w:space="0" w:color="CCCCCC"/>
+            </w:tcBorders>
+          </w:tcPr>
+          <w:p>
+            <w:pPr>
+              <w:spacing w:before="60" w:after="60" w:line="252" w:lineRule="auto"/>
+              <w:jc w:val="left"/>
+            </w:pPr>
+            <w:r/>
+            <w:r>
+              <w:t>NY Open 21-23</w:t>
+            </w:r>
+          </w:p>
+        </w:tc>
+        <w:tc>
+          <w:tcPr>
+            <w:tcW w:type="dxa" w:w="1440"/>
+            <w:shd w:fill="F8FAFC"/>
+            <w:tcMar>
+              <w:top w:w="100" w:type="dxa"/>
+              <w:bottom w:w="100" w:type="dxa"/>
+              <w:left w:w="120" w:type="dxa"/>
+              <w:right w:w="120" w:type="dxa"/>
+            </w:tcMar>
+            <w:tcBorders>
+              <w:top w:val="single" w:sz="4" w:space="0" w:color="CCCCCC"/>
+              <w:bottom w:val="single" w:sz="4" w:space="0" w:color="CCCCCC"/>
+              <w:left w:val="single" w:sz="4" w:space="0" w:color="CCCCCC"/>
+              <w:right w:val="single" w:sz="4" w:space="0" w:color="CCCCCC"/>
+            </w:tcBorders>
+          </w:tcPr>
+          <w:p>
+            <w:pPr>
+              <w:spacing w:before="60" w:after="60" w:line="252" w:lineRule="auto"/>
+              <w:jc w:val="left"/>
+            </w:pPr>
+            <w:r/>
+            <w:r>
+              <w:t>539.00</w:t>
+            </w:r>
+          </w:p>
+        </w:tc>
+        <w:tc>
+          <w:tcPr>
+            <w:tcW w:type="dxa" w:w="2016"/>
+            <w:shd w:fill="F8FAFC"/>
+            <w:tcMar>
+              <w:top w:w="100" w:type="dxa"/>
+              <w:bottom w:w="100" w:type="dxa"/>
+              <w:left w:w="120" w:type="dxa"/>
+              <w:right w:w="120" w:type="dxa"/>
+            </w:tcMar>
+            <w:tcBorders>
+              <w:top w:val="single" w:sz="4" w:space="0" w:color="CCCCCC"/>
+              <w:bottom w:val="single" w:sz="4" w:space="0" w:color="CCCCCC"/>
+              <w:left w:val="single" w:sz="4" w:space="0" w:color="CCCCCC"/>
+              <w:right w:val="single" w:sz="4" w:space="0" w:color="CCCCCC"/>
+            </w:tcBorders>
+          </w:tcPr>
+          <w:p>
+            <w:pPr>
+              <w:spacing w:before="60" w:after="60" w:line="252" w:lineRule="auto"/>
+              <w:jc w:val="left"/>
+            </w:pPr>
+            <w:r/>
+            <w:r>
+              <w:t>543.25</w:t>
+            </w:r>
+          </w:p>
+        </w:tc>
+        <w:tc>
+          <w:tcPr>
+            <w:tcW w:type="dxa" w:w="1152"/>
+            <w:shd w:fill="F8FAFC"/>
+            <w:tcMar>
+              <w:top w:w="100" w:type="dxa"/>
+              <w:bottom w:w="100" w:type="dxa"/>
+              <w:left w:w="120" w:type="dxa"/>
+              <w:right w:w="120" w:type="dxa"/>
+            </w:tcMar>
+            <w:tcBorders>
+              <w:top w:val="single" w:sz="4" w:space="0" w:color="CCCCCC"/>
+              <w:bottom w:val="single" w:sz="4" w:space="0" w:color="CCCCCC"/>
+              <w:left w:val="single" w:sz="4" w:space="0" w:color="CCCCCC"/>
+              <w:right w:val="single" w:sz="4" w:space="0" w:color="CCCCCC"/>
+            </w:tcBorders>
+          </w:tcPr>
+          <w:p>
+            <w:pPr>
+              <w:spacing w:before="60" w:after="60" w:line="252" w:lineRule="auto"/>
+              <w:jc w:val="left"/>
+            </w:pPr>
+            <w:r/>
+            <w:r>
+              <w:t>535.75</w:t>
+            </w:r>
+          </w:p>
+        </w:tc>
+        <w:tc>
+          <w:tcPr>
+            <w:tcW w:type="dxa" w:w="1728"/>
+            <w:shd w:fill="F8FAFC"/>
+            <w:tcMar>
+              <w:top w:w="100" w:type="dxa"/>
+              <w:bottom w:w="100" w:type="dxa"/>
+              <w:left w:w="120" w:type="dxa"/>
+              <w:right w:w="120" w:type="dxa"/>
+            </w:tcMar>
+            <w:tcBorders>
+              <w:top w:val="single" w:sz="4" w:space="0" w:color="CCCCCC"/>
+              <w:bottom w:val="single" w:sz="4" w:space="0" w:color="CCCCCC"/>
+              <w:left w:val="single" w:sz="4" w:space="0" w:color="CCCCCC"/>
+              <w:right w:val="single" w:sz="4" w:space="0" w:color="CCCCCC"/>
+            </w:tcBorders>
+          </w:tcPr>
+          <w:p>
+            <w:pPr>
+              <w:spacing w:before="60" w:after="60" w:line="252" w:lineRule="auto"/>
+              <w:jc w:val="left"/>
+            </w:pPr>
+            <w:r/>
+            <w:r>
+              <w:rPr>
+                <w:b/>
+              </w:rPr>
+              <w:t>539.75</w:t>
+            </w:r>
+          </w:p>
+        </w:tc>
+        <w:tc>
+          <w:tcPr>
+            <w:tcW w:type="dxa" w:w="3456"/>
+            <w:shd w:fill="F8FAFC"/>
+            <w:tcMar>
+              <w:top w:w="100" w:type="dxa"/>
+              <w:bottom w:w="100" w:type="dxa"/>
+              <w:left w:w="120" w:type="dxa"/>
+              <w:right w:w="120" w:type="dxa"/>
+            </w:tcMar>
+            <w:tcBorders>
+              <w:top w:val="single" w:sz="4" w:space="0" w:color="CCCCCC"/>
+              <w:bottom w:val="single" w:sz="4" w:space="0" w:color="CCCCCC"/>
+              <w:left w:val="single" w:sz="4" w:space="0" w:color="CCCCCC"/>
+              <w:right w:val="single" w:sz="4" w:space="0" w:color="CCCCCC"/>
+            </w:tcBorders>
+          </w:tcPr>
+          <w:p>
+            <w:pPr>
+              <w:spacing w:before="60" w:after="60" w:line="252" w:lineRule="auto"/>
+              <w:jc w:val="left"/>
+            </w:pPr>
+            <w:r/>
+            <w:r>
+              <w:rPr>
+                <w:b/>
+              </w:rPr>
+              <w:t>+0.75</w:t>
+            </w:r>
+          </w:p>
+        </w:tc>
+        <w:tc>
+          <w:tcPr>
+            <w:tcW w:type="dxa" w:w="1440"/>
+            <w:shd w:fill="F8FAFC"/>
+            <w:tcMar>
+              <w:top w:w="100" w:type="dxa"/>
+              <w:bottom w:w="100" w:type="dxa"/>
+              <w:left w:w="120" w:type="dxa"/>
+              <w:right w:w="120" w:type="dxa"/>
+            </w:tcMar>
+            <w:tcBorders>
+              <w:top w:val="single" w:sz="4" w:space="0" w:color="CCCCCC"/>
+              <w:bottom w:val="single" w:sz="4" w:space="0" w:color="CCCCCC"/>
+              <w:left w:val="single" w:sz="4" w:space="0" w:color="CCCCCC"/>
+              <w:right w:val="single" w:sz="4" w:space="0" w:color="CCCCCC"/>
+            </w:tcBorders>
+          </w:tcPr>
+          <w:p>
+            <w:pPr>
+              <w:spacing w:before="60" w:after="60" w:line="252" w:lineRule="auto"/>
+              <w:jc w:val="left"/>
+            </w:pPr>
+            <w:r/>
+            <w:r>
+              <w:t>BULL</w:t>
+            </w:r>
+          </w:p>
+        </w:tc>
+      </w:tr>
+      <w:tr>
+        <w:tc>
+          <w:tcPr>
+            <w:tcW w:type="dxa" w:w="1584"/>
+            <w:shd w:fill="FFFFFF"/>
+            <w:tcMar>
+              <w:top w:w="100" w:type="dxa"/>
+              <w:bottom w:w="100" w:type="dxa"/>
+              <w:left w:w="120" w:type="dxa"/>
+              <w:right w:w="120" w:type="dxa"/>
+            </w:tcMar>
+            <w:tcBorders>
+              <w:top w:val="single" w:sz="4" w:space="0" w:color="CCCCCC"/>
+              <w:bottom w:val="single" w:sz="4" w:space="0" w:color="CCCCCC"/>
+              <w:left w:val="single" w:sz="4" w:space="0" w:color="CCCCCC"/>
+              <w:right w:val="single" w:sz="4" w:space="0" w:color="CCCCCC"/>
+            </w:tcBorders>
+          </w:tcPr>
+          <w:p>
+            <w:pPr>
+              <w:spacing w:before="60" w:after="60" w:line="252" w:lineRule="auto"/>
+              <w:jc w:val="left"/>
+            </w:pPr>
+            <w:r/>
+            <w:r>
+              <w:rPr>
+                <w:b/>
+              </w:rPr>
+              <w:t>Thu 10/09</w:t>
+            </w:r>
+          </w:p>
+        </w:tc>
+        <w:tc>
+          <w:tcPr>
+            <w:tcW w:type="dxa" w:w="864"/>
+            <w:shd w:fill="FFFFFF"/>
+            <w:tcMar>
+              <w:top w:w="100" w:type="dxa"/>
+              <w:bottom w:w="100" w:type="dxa"/>
+              <w:left w:w="120" w:type="dxa"/>
+              <w:right w:w="120" w:type="dxa"/>
+            </w:tcMar>
+            <w:tcBorders>
+              <w:top w:val="single" w:sz="4" w:space="0" w:color="CCCCCC"/>
+              <w:bottom w:val="single" w:sz="4" w:space="0" w:color="CCCCCC"/>
+              <w:left w:val="single" w:sz="4" w:space="0" w:color="CCCCCC"/>
+              <w:right w:val="single" w:sz="4" w:space="0" w:color="CCCCCC"/>
+            </w:tcBorders>
+          </w:tcPr>
+          <w:p>
+            <w:pPr>
+              <w:spacing w:before="60" w:after="60" w:line="252" w:lineRule="auto"/>
+              <w:jc w:val="left"/>
+            </w:pPr>
+            <w:r/>
+            <w:r>
+              <w:t>NY Close 23-01</w:t>
+            </w:r>
+          </w:p>
+        </w:tc>
+        <w:tc>
+          <w:tcPr>
+            <w:tcW w:type="dxa" w:w="1440"/>
+            <w:shd w:fill="FFFFFF"/>
+            <w:tcMar>
+              <w:top w:w="100" w:type="dxa"/>
+              <w:bottom w:w="100" w:type="dxa"/>
+              <w:left w:w="120" w:type="dxa"/>
+              <w:right w:w="120" w:type="dxa"/>
+            </w:tcMar>
+            <w:tcBorders>
+              <w:top w:val="single" w:sz="4" w:space="0" w:color="CCCCCC"/>
+              <w:bottom w:val="single" w:sz="4" w:space="0" w:color="CCCCCC"/>
+              <w:left w:val="single" w:sz="4" w:space="0" w:color="CCCCCC"/>
+              <w:right w:val="single" w:sz="4" w:space="0" w:color="CCCCCC"/>
+            </w:tcBorders>
+          </w:tcPr>
+          <w:p>
+            <w:pPr>
+              <w:spacing w:before="60" w:after="60" w:line="252" w:lineRule="auto"/>
+              <w:jc w:val="left"/>
+            </w:pPr>
+            <w:r/>
+            <w:r>
+              <w:t>539.75</w:t>
+            </w:r>
+          </w:p>
+        </w:tc>
+        <w:tc>
+          <w:tcPr>
+            <w:tcW w:type="dxa" w:w="2016"/>
+            <w:shd w:fill="FFFFFF"/>
+            <w:tcMar>
+              <w:top w:w="100" w:type="dxa"/>
+              <w:bottom w:w="100" w:type="dxa"/>
+              <w:left w:w="120" w:type="dxa"/>
+              <w:right w:w="120" w:type="dxa"/>
+            </w:tcMar>
+            <w:tcBorders>
+              <w:top w:val="single" w:sz="4" w:space="0" w:color="CCCCCC"/>
+              <w:bottom w:val="single" w:sz="4" w:space="0" w:color="CCCCCC"/>
+              <w:left w:val="single" w:sz="4" w:space="0" w:color="CCCCCC"/>
+              <w:right w:val="single" w:sz="4" w:space="0" w:color="CCCCCC"/>
+            </w:tcBorders>
+          </w:tcPr>
+          <w:p>
+            <w:pPr>
+              <w:spacing w:before="60" w:after="60" w:line="252" w:lineRule="auto"/>
+              <w:jc w:val="left"/>
+            </w:pPr>
+            <w:r/>
+            <w:r>
+              <w:t>543.25</w:t>
+            </w:r>
+          </w:p>
+        </w:tc>
+        <w:tc>
+          <w:tcPr>
+            <w:tcW w:type="dxa" w:w="1152"/>
+            <w:shd w:fill="FFFFFF"/>
+            <w:tcMar>
+              <w:top w:w="100" w:type="dxa"/>
+              <w:bottom w:w="100" w:type="dxa"/>
+              <w:left w:w="120" w:type="dxa"/>
+              <w:right w:w="120" w:type="dxa"/>
+            </w:tcMar>
+            <w:tcBorders>
+              <w:top w:val="single" w:sz="4" w:space="0" w:color="CCCCCC"/>
+              <w:bottom w:val="single" w:sz="4" w:space="0" w:color="CCCCCC"/>
+              <w:left w:val="single" w:sz="4" w:space="0" w:color="CCCCCC"/>
+              <w:right w:val="single" w:sz="4" w:space="0" w:color="CCCCCC"/>
+            </w:tcBorders>
+          </w:tcPr>
+          <w:p>
+            <w:pPr>
+              <w:spacing w:before="60" w:after="60" w:line="252" w:lineRule="auto"/>
+              <w:jc w:val="left"/>
+            </w:pPr>
+            <w:r/>
+            <w:r>
+              <w:t>537.50</w:t>
+            </w:r>
+          </w:p>
+        </w:tc>
+        <w:tc>
+          <w:tcPr>
+            <w:tcW w:type="dxa" w:w="1728"/>
+            <w:shd w:fill="FFFFFF"/>
+            <w:tcMar>
+              <w:top w:w="100" w:type="dxa"/>
+              <w:bottom w:w="100" w:type="dxa"/>
+              <w:left w:w="120" w:type="dxa"/>
+              <w:right w:w="120" w:type="dxa"/>
+            </w:tcMar>
+            <w:tcBorders>
+              <w:top w:val="single" w:sz="4" w:space="0" w:color="CCCCCC"/>
+              <w:bottom w:val="single" w:sz="4" w:space="0" w:color="CCCCCC"/>
+              <w:left w:val="single" w:sz="4" w:space="0" w:color="CCCCCC"/>
+              <w:right w:val="single" w:sz="4" w:space="0" w:color="CCCCCC"/>
+            </w:tcBorders>
+          </w:tcPr>
+          <w:p>
+            <w:pPr>
+              <w:spacing w:before="60" w:after="60" w:line="252" w:lineRule="auto"/>
+              <w:jc w:val="left"/>
+            </w:pPr>
+            <w:r/>
+            <w:r>
+              <w:rPr>
+                <w:b/>
+              </w:rPr>
+              <w:t>539.75</w:t>
             </w:r>
           </w:p>
         </w:tc>
@@ -16920,7 +19740,7 @@
               <w:rPr>
                 <w:b/>
               </w:rPr>
-              <w:t>Wed 09/09</w:t>
+              <w:t>Fri 11/09</w:t>
             </w:r>
           </w:p>
         </w:tc>
@@ -16976,7 +19796,7 @@
             </w:pPr>
             <w:r/>
             <w:r>
-              <w:t>534.75</w:t>
+              <w:t>539.75</w:t>
             </w:r>
           </w:p>
         </w:tc>
@@ -17004,7 +19824,7 @@
             </w:pPr>
             <w:r/>
             <w:r>
-              <w:t>537.50</w:t>
+              <w:t>543.50</w:t>
             </w:r>
           </w:p>
         </w:tc>
@@ -17032,7 +19852,7 @@
             </w:pPr>
             <w:r/>
             <w:r>
-              <w:t>532.25</w:t>
+              <w:t>536.25</w:t>
             </w:r>
           </w:p>
         </w:tc>
@@ -17063,7 +19883,7 @@
               <w:rPr>
                 <w:b/>
               </w:rPr>
-              <w:t>534.25</w:t>
+              <w:t>539.50</w:t>
             </w:r>
           </w:p>
         </w:tc>
@@ -17071,241 +19891,6 @@
           <w:tcPr>
             <w:tcW w:type="dxa" w:w="3456"/>
             <w:shd w:fill="F8FAFC"/>
-            <w:tcMar>
-              <w:top w:w="100" w:type="dxa"/>
-              <w:bottom w:w="100" w:type="dxa"/>
-              <w:left w:w="120" w:type="dxa"/>
-              <w:right w:w="120" w:type="dxa"/>
-            </w:tcMar>
-            <w:tcBorders>
-              <w:top w:val="single" w:sz="4" w:space="0" w:color="CCCCCC"/>
-              <w:bottom w:val="single" w:sz="4" w:space="0" w:color="CCCCCC"/>
-              <w:left w:val="single" w:sz="4" w:space="0" w:color="CCCCCC"/>
-              <w:right w:val="single" w:sz="4" w:space="0" w:color="CCCCCC"/>
-            </w:tcBorders>
-          </w:tcPr>
-          <w:p>
-            <w:pPr>
-              <w:spacing w:before="60" w:after="60" w:line="252" w:lineRule="auto"/>
-              <w:jc w:val="left"/>
-            </w:pPr>
-            <w:r/>
-            <w:r>
-              <w:rPr>
-                <w:b/>
-              </w:rPr>
-              <w:t>-0.50</w:t>
-            </w:r>
-          </w:p>
-        </w:tc>
-        <w:tc>
-          <w:tcPr>
-            <w:tcW w:type="dxa" w:w="1440"/>
-            <w:shd w:fill="F8FAFC"/>
-            <w:tcMar>
-              <w:top w:w="100" w:type="dxa"/>
-              <w:bottom w:w="100" w:type="dxa"/>
-              <w:left w:w="120" w:type="dxa"/>
-              <w:right w:w="120" w:type="dxa"/>
-            </w:tcMar>
-            <w:tcBorders>
-              <w:top w:val="single" w:sz="4" w:space="0" w:color="CCCCCC"/>
-              <w:bottom w:val="single" w:sz="4" w:space="0" w:color="CCCCCC"/>
-              <w:left w:val="single" w:sz="4" w:space="0" w:color="CCCCCC"/>
-              <w:right w:val="single" w:sz="4" w:space="0" w:color="CCCCCC"/>
-            </w:tcBorders>
-          </w:tcPr>
-          <w:p>
-            <w:pPr>
-              <w:spacing w:before="60" w:after="60" w:line="252" w:lineRule="auto"/>
-              <w:jc w:val="left"/>
-            </w:pPr>
-            <w:r/>
-            <w:r>
-              <w:t>BEAR</w:t>
-            </w:r>
-          </w:p>
-        </w:tc>
-      </w:tr>
-      <w:tr>
-        <w:tc>
-          <w:tcPr>
-            <w:tcW w:type="dxa" w:w="1584"/>
-            <w:shd w:fill="FFFFFF"/>
-            <w:tcMar>
-              <w:top w:w="100" w:type="dxa"/>
-              <w:bottom w:w="100" w:type="dxa"/>
-              <w:left w:w="120" w:type="dxa"/>
-              <w:right w:w="120" w:type="dxa"/>
-            </w:tcMar>
-            <w:tcBorders>
-              <w:top w:val="single" w:sz="4" w:space="0" w:color="CCCCCC"/>
-              <w:bottom w:val="single" w:sz="4" w:space="0" w:color="CCCCCC"/>
-              <w:left w:val="single" w:sz="4" w:space="0" w:color="CCCCCC"/>
-              <w:right w:val="single" w:sz="4" w:space="0" w:color="CCCCCC"/>
-            </w:tcBorders>
-          </w:tcPr>
-          <w:p>
-            <w:pPr>
-              <w:spacing w:before="60" w:after="60" w:line="252" w:lineRule="auto"/>
-              <w:jc w:val="left"/>
-            </w:pPr>
-            <w:r/>
-            <w:r>
-              <w:rPr>
-                <w:b/>
-              </w:rPr>
-              <w:t>Wed 09/09</w:t>
-            </w:r>
-          </w:p>
-        </w:tc>
-        <w:tc>
-          <w:tcPr>
-            <w:tcW w:type="dxa" w:w="864"/>
-            <w:shd w:fill="FFFFFF"/>
-            <w:tcMar>
-              <w:top w:w="100" w:type="dxa"/>
-              <w:bottom w:w="100" w:type="dxa"/>
-              <w:left w:w="120" w:type="dxa"/>
-              <w:right w:w="120" w:type="dxa"/>
-            </w:tcMar>
-            <w:tcBorders>
-              <w:top w:val="single" w:sz="4" w:space="0" w:color="CCCCCC"/>
-              <w:bottom w:val="single" w:sz="4" w:space="0" w:color="CCCCCC"/>
-              <w:left w:val="single" w:sz="4" w:space="0" w:color="CCCCCC"/>
-              <w:right w:val="single" w:sz="4" w:space="0" w:color="CCCCCC"/>
-            </w:tcBorders>
-          </w:tcPr>
-          <w:p>
-            <w:pPr>
-              <w:spacing w:before="60" w:after="60" w:line="252" w:lineRule="auto"/>
-              <w:jc w:val="left"/>
-            </w:pPr>
-            <w:r/>
-            <w:r>
-              <w:t>Asia 11-15</w:t>
-            </w:r>
-          </w:p>
-        </w:tc>
-        <w:tc>
-          <w:tcPr>
-            <w:tcW w:type="dxa" w:w="1440"/>
-            <w:shd w:fill="FFFFFF"/>
-            <w:tcMar>
-              <w:top w:w="100" w:type="dxa"/>
-              <w:bottom w:w="100" w:type="dxa"/>
-              <w:left w:w="120" w:type="dxa"/>
-              <w:right w:w="120" w:type="dxa"/>
-            </w:tcMar>
-            <w:tcBorders>
-              <w:top w:val="single" w:sz="4" w:space="0" w:color="CCCCCC"/>
-              <w:bottom w:val="single" w:sz="4" w:space="0" w:color="CCCCCC"/>
-              <w:left w:val="single" w:sz="4" w:space="0" w:color="CCCCCC"/>
-              <w:right w:val="single" w:sz="4" w:space="0" w:color="CCCCCC"/>
-            </w:tcBorders>
-          </w:tcPr>
-          <w:p>
-            <w:pPr>
-              <w:spacing w:before="60" w:after="60" w:line="252" w:lineRule="auto"/>
-              <w:jc w:val="left"/>
-            </w:pPr>
-            <w:r/>
-            <w:r>
-              <w:t>534.25</w:t>
-            </w:r>
-          </w:p>
-        </w:tc>
-        <w:tc>
-          <w:tcPr>
-            <w:tcW w:type="dxa" w:w="2016"/>
-            <w:shd w:fill="FFFFFF"/>
-            <w:tcMar>
-              <w:top w:w="100" w:type="dxa"/>
-              <w:bottom w:w="100" w:type="dxa"/>
-              <w:left w:w="120" w:type="dxa"/>
-              <w:right w:w="120" w:type="dxa"/>
-            </w:tcMar>
-            <w:tcBorders>
-              <w:top w:val="single" w:sz="4" w:space="0" w:color="CCCCCC"/>
-              <w:bottom w:val="single" w:sz="4" w:space="0" w:color="CCCCCC"/>
-              <w:left w:val="single" w:sz="4" w:space="0" w:color="CCCCCC"/>
-              <w:right w:val="single" w:sz="4" w:space="0" w:color="CCCCCC"/>
-            </w:tcBorders>
-          </w:tcPr>
-          <w:p>
-            <w:pPr>
-              <w:spacing w:before="60" w:after="60" w:line="252" w:lineRule="auto"/>
-              <w:jc w:val="left"/>
-            </w:pPr>
-            <w:r/>
-            <w:r>
-              <w:t>537.25</w:t>
-            </w:r>
-          </w:p>
-        </w:tc>
-        <w:tc>
-          <w:tcPr>
-            <w:tcW w:type="dxa" w:w="1152"/>
-            <w:shd w:fill="FFFFFF"/>
-            <w:tcMar>
-              <w:top w:w="100" w:type="dxa"/>
-              <w:bottom w:w="100" w:type="dxa"/>
-              <w:left w:w="120" w:type="dxa"/>
-              <w:right w:w="120" w:type="dxa"/>
-            </w:tcMar>
-            <w:tcBorders>
-              <w:top w:val="single" w:sz="4" w:space="0" w:color="CCCCCC"/>
-              <w:bottom w:val="single" w:sz="4" w:space="0" w:color="CCCCCC"/>
-              <w:left w:val="single" w:sz="4" w:space="0" w:color="CCCCCC"/>
-              <w:right w:val="single" w:sz="4" w:space="0" w:color="CCCCCC"/>
-            </w:tcBorders>
-          </w:tcPr>
-          <w:p>
-            <w:pPr>
-              <w:spacing w:before="60" w:after="60" w:line="252" w:lineRule="auto"/>
-              <w:jc w:val="left"/>
-            </w:pPr>
-            <w:r/>
-            <w:r>
-              <w:t>531.00</w:t>
-            </w:r>
-          </w:p>
-        </w:tc>
-        <w:tc>
-          <w:tcPr>
-            <w:tcW w:type="dxa" w:w="1728"/>
-            <w:shd w:fill="FFFFFF"/>
-            <w:tcMar>
-              <w:top w:w="100" w:type="dxa"/>
-              <w:bottom w:w="100" w:type="dxa"/>
-              <w:left w:w="120" w:type="dxa"/>
-              <w:right w:w="120" w:type="dxa"/>
-            </w:tcMar>
-            <w:tcBorders>
-              <w:top w:val="single" w:sz="4" w:space="0" w:color="CCCCCC"/>
-              <w:bottom w:val="single" w:sz="4" w:space="0" w:color="CCCCCC"/>
-              <w:left w:val="single" w:sz="4" w:space="0" w:color="CCCCCC"/>
-              <w:right w:val="single" w:sz="4" w:space="0" w:color="CCCCCC"/>
-            </w:tcBorders>
-          </w:tcPr>
-          <w:p>
-            <w:pPr>
-              <w:spacing w:before="60" w:after="60" w:line="252" w:lineRule="auto"/>
-              <w:jc w:val="left"/>
-            </w:pPr>
-            <w:r/>
-            <w:r>
-              <w:rPr>
-                <w:b/>
-              </w:rPr>
-              <w:t>534.00</w:t>
-            </w:r>
-          </w:p>
-        </w:tc>
-        <w:tc>
-          <w:tcPr>
-            <w:tcW w:type="dxa" w:w="3456"/>
-            <w:shd w:fill="FFFFFF"/>
             <w:tcMar>
               <w:top w:w="100" w:type="dxa"/>
               <w:bottom w:w="100" w:type="dxa"/>
@@ -17336,7 +19921,7 @@
         <w:tc>
           <w:tcPr>
             <w:tcW w:type="dxa" w:w="1440"/>
-            <w:shd w:fill="FFFFFF"/>
+            <w:shd w:fill="F8FAFC"/>
             <w:tcMar>
               <w:top w:w="100" w:type="dxa"/>
               <w:bottom w:w="100" w:type="dxa"/>
@@ -17366,7 +19951,7 @@
         <w:tc>
           <w:tcPr>
             <w:tcW w:type="dxa" w:w="1584"/>
-            <w:shd w:fill="F8FAFC"/>
+            <w:shd w:fill="FFFFFF"/>
             <w:tcMar>
               <w:top w:w="100" w:type="dxa"/>
               <w:bottom w:w="100" w:type="dxa"/>
@@ -17390,126 +19975,126 @@
               <w:rPr>
                 <w:b/>
               </w:rPr>
-              <w:t>Wed 09/09</w:t>
+              <w:t>Fri 11/09</w:t>
             </w:r>
           </w:p>
         </w:tc>
         <w:tc>
           <w:tcPr>
             <w:tcW w:type="dxa" w:w="864"/>
-            <w:shd w:fill="F8FAFC"/>
-            <w:tcMar>
-              <w:top w:w="100" w:type="dxa"/>
-              <w:bottom w:w="100" w:type="dxa"/>
-              <w:left w:w="120" w:type="dxa"/>
-              <w:right w:w="120" w:type="dxa"/>
-            </w:tcMar>
-            <w:tcBorders>
-              <w:top w:val="single" w:sz="4" w:space="0" w:color="CCCCCC"/>
-              <w:bottom w:val="single" w:sz="4" w:space="0" w:color="CCCCCC"/>
-              <w:left w:val="single" w:sz="4" w:space="0" w:color="CCCCCC"/>
-              <w:right w:val="single" w:sz="4" w:space="0" w:color="CCCCCC"/>
-            </w:tcBorders>
-          </w:tcPr>
-          <w:p>
-            <w:pPr>
-              <w:spacing w:before="60" w:after="60" w:line="252" w:lineRule="auto"/>
-              <w:jc w:val="left"/>
-            </w:pPr>
-            <w:r/>
-            <w:r>
-              <w:t>London 15-19</w:t>
+            <w:shd w:fill="FFFFFF"/>
+            <w:tcMar>
+              <w:top w:w="100" w:type="dxa"/>
+              <w:bottom w:w="100" w:type="dxa"/>
+              <w:left w:w="120" w:type="dxa"/>
+              <w:right w:w="120" w:type="dxa"/>
+            </w:tcMar>
+            <w:tcBorders>
+              <w:top w:val="single" w:sz="4" w:space="0" w:color="CCCCCC"/>
+              <w:bottom w:val="single" w:sz="4" w:space="0" w:color="CCCCCC"/>
+              <w:left w:val="single" w:sz="4" w:space="0" w:color="CCCCCC"/>
+              <w:right w:val="single" w:sz="4" w:space="0" w:color="CCCCCC"/>
+            </w:tcBorders>
+          </w:tcPr>
+          <w:p>
+            <w:pPr>
+              <w:spacing w:before="60" w:after="60" w:line="252" w:lineRule="auto"/>
+              <w:jc w:val="left"/>
+            </w:pPr>
+            <w:r/>
+            <w:r>
+              <w:t>Asia 11-15</w:t>
             </w:r>
           </w:p>
         </w:tc>
         <w:tc>
           <w:tcPr>
             <w:tcW w:type="dxa" w:w="1440"/>
-            <w:shd w:fill="F8FAFC"/>
-            <w:tcMar>
-              <w:top w:w="100" w:type="dxa"/>
-              <w:bottom w:w="100" w:type="dxa"/>
-              <w:left w:w="120" w:type="dxa"/>
-              <w:right w:w="120" w:type="dxa"/>
-            </w:tcMar>
-            <w:tcBorders>
-              <w:top w:val="single" w:sz="4" w:space="0" w:color="CCCCCC"/>
-              <w:bottom w:val="single" w:sz="4" w:space="0" w:color="CCCCCC"/>
-              <w:left w:val="single" w:sz="4" w:space="0" w:color="CCCCCC"/>
-              <w:right w:val="single" w:sz="4" w:space="0" w:color="CCCCCC"/>
-            </w:tcBorders>
-          </w:tcPr>
-          <w:p>
-            <w:pPr>
-              <w:spacing w:before="60" w:after="60" w:line="252" w:lineRule="auto"/>
-              <w:jc w:val="left"/>
-            </w:pPr>
-            <w:r/>
-            <w:r>
-              <w:t>534.00</w:t>
+            <w:shd w:fill="FFFFFF"/>
+            <w:tcMar>
+              <w:top w:w="100" w:type="dxa"/>
+              <w:bottom w:w="100" w:type="dxa"/>
+              <w:left w:w="120" w:type="dxa"/>
+              <w:right w:w="120" w:type="dxa"/>
+            </w:tcMar>
+            <w:tcBorders>
+              <w:top w:val="single" w:sz="4" w:space="0" w:color="CCCCCC"/>
+              <w:bottom w:val="single" w:sz="4" w:space="0" w:color="CCCCCC"/>
+              <w:left w:val="single" w:sz="4" w:space="0" w:color="CCCCCC"/>
+              <w:right w:val="single" w:sz="4" w:space="0" w:color="CCCCCC"/>
+            </w:tcBorders>
+          </w:tcPr>
+          <w:p>
+            <w:pPr>
+              <w:spacing w:before="60" w:after="60" w:line="252" w:lineRule="auto"/>
+              <w:jc w:val="left"/>
+            </w:pPr>
+            <w:r/>
+            <w:r>
+              <w:t>539.50</w:t>
             </w:r>
           </w:p>
         </w:tc>
         <w:tc>
           <w:tcPr>
             <w:tcW w:type="dxa" w:w="2016"/>
-            <w:shd w:fill="F8FAFC"/>
-            <w:tcMar>
-              <w:top w:w="100" w:type="dxa"/>
-              <w:bottom w:w="100" w:type="dxa"/>
-              <w:left w:w="120" w:type="dxa"/>
-              <w:right w:w="120" w:type="dxa"/>
-            </w:tcMar>
-            <w:tcBorders>
-              <w:top w:val="single" w:sz="4" w:space="0" w:color="CCCCCC"/>
-              <w:bottom w:val="single" w:sz="4" w:space="0" w:color="CCCCCC"/>
-              <w:left w:val="single" w:sz="4" w:space="0" w:color="CCCCCC"/>
-              <w:right w:val="single" w:sz="4" w:space="0" w:color="CCCCCC"/>
-            </w:tcBorders>
-          </w:tcPr>
-          <w:p>
-            <w:pPr>
-              <w:spacing w:before="60" w:after="60" w:line="252" w:lineRule="auto"/>
-              <w:jc w:val="left"/>
-            </w:pPr>
-            <w:r/>
-            <w:r>
-              <w:t>538.00</w:t>
+            <w:shd w:fill="FFFFFF"/>
+            <w:tcMar>
+              <w:top w:w="100" w:type="dxa"/>
+              <w:bottom w:w="100" w:type="dxa"/>
+              <w:left w:w="120" w:type="dxa"/>
+              <w:right w:w="120" w:type="dxa"/>
+            </w:tcMar>
+            <w:tcBorders>
+              <w:top w:val="single" w:sz="4" w:space="0" w:color="CCCCCC"/>
+              <w:bottom w:val="single" w:sz="4" w:space="0" w:color="CCCCCC"/>
+              <w:left w:val="single" w:sz="4" w:space="0" w:color="CCCCCC"/>
+              <w:right w:val="single" w:sz="4" w:space="0" w:color="CCCCCC"/>
+            </w:tcBorders>
+          </w:tcPr>
+          <w:p>
+            <w:pPr>
+              <w:spacing w:before="60" w:after="60" w:line="252" w:lineRule="auto"/>
+              <w:jc w:val="left"/>
+            </w:pPr>
+            <w:r/>
+            <w:r>
+              <w:t>543.00</w:t>
             </w:r>
           </w:p>
         </w:tc>
         <w:tc>
           <w:tcPr>
             <w:tcW w:type="dxa" w:w="1152"/>
-            <w:shd w:fill="F8FAFC"/>
-            <w:tcMar>
-              <w:top w:w="100" w:type="dxa"/>
-              <w:bottom w:w="100" w:type="dxa"/>
-              <w:left w:w="120" w:type="dxa"/>
-              <w:right w:w="120" w:type="dxa"/>
-            </w:tcMar>
-            <w:tcBorders>
-              <w:top w:val="single" w:sz="4" w:space="0" w:color="CCCCCC"/>
-              <w:bottom w:val="single" w:sz="4" w:space="0" w:color="CCCCCC"/>
-              <w:left w:val="single" w:sz="4" w:space="0" w:color="CCCCCC"/>
-              <w:right w:val="single" w:sz="4" w:space="0" w:color="CCCCCC"/>
-            </w:tcBorders>
-          </w:tcPr>
-          <w:p>
-            <w:pPr>
-              <w:spacing w:before="60" w:after="60" w:line="252" w:lineRule="auto"/>
-              <w:jc w:val="left"/>
-            </w:pPr>
-            <w:r/>
-            <w:r>
-              <w:t>528.75</w:t>
+            <w:shd w:fill="FFFFFF"/>
+            <w:tcMar>
+              <w:top w:w="100" w:type="dxa"/>
+              <w:bottom w:w="100" w:type="dxa"/>
+              <w:left w:w="120" w:type="dxa"/>
+              <w:right w:w="120" w:type="dxa"/>
+            </w:tcMar>
+            <w:tcBorders>
+              <w:top w:val="single" w:sz="4" w:space="0" w:color="CCCCCC"/>
+              <w:bottom w:val="single" w:sz="4" w:space="0" w:color="CCCCCC"/>
+              <w:left w:val="single" w:sz="4" w:space="0" w:color="CCCCCC"/>
+              <w:right w:val="single" w:sz="4" w:space="0" w:color="CCCCCC"/>
+            </w:tcBorders>
+          </w:tcPr>
+          <w:p>
+            <w:pPr>
+              <w:spacing w:before="60" w:after="60" w:line="252" w:lineRule="auto"/>
+              <w:jc w:val="left"/>
+            </w:pPr>
+            <w:r/>
+            <w:r>
+              <w:t>536.25</w:t>
             </w:r>
           </w:p>
         </w:tc>
         <w:tc>
           <w:tcPr>
             <w:tcW w:type="dxa" w:w="1728"/>
-            <w:shd w:fill="F8FAFC"/>
+            <w:shd w:fill="FFFFFF"/>
             <w:tcMar>
               <w:top w:w="100" w:type="dxa"/>
               <w:bottom w:w="100" w:type="dxa"/>
@@ -17533,7 +20118,712 @@
               <w:rPr>
                 <w:b/>
               </w:rPr>
-              <w:t>534.50</w:t>
+              <w:t>539.25</w:t>
+            </w:r>
+          </w:p>
+        </w:tc>
+        <w:tc>
+          <w:tcPr>
+            <w:tcW w:type="dxa" w:w="3456"/>
+            <w:shd w:fill="FFFFFF"/>
+            <w:tcMar>
+              <w:top w:w="100" w:type="dxa"/>
+              <w:bottom w:w="100" w:type="dxa"/>
+              <w:left w:w="120" w:type="dxa"/>
+              <w:right w:w="120" w:type="dxa"/>
+            </w:tcMar>
+            <w:tcBorders>
+              <w:top w:val="single" w:sz="4" w:space="0" w:color="CCCCCC"/>
+              <w:bottom w:val="single" w:sz="4" w:space="0" w:color="CCCCCC"/>
+              <w:left w:val="single" w:sz="4" w:space="0" w:color="CCCCCC"/>
+              <w:right w:val="single" w:sz="4" w:space="0" w:color="CCCCCC"/>
+            </w:tcBorders>
+          </w:tcPr>
+          <w:p>
+            <w:pPr>
+              <w:spacing w:before="60" w:after="60" w:line="252" w:lineRule="auto"/>
+              <w:jc w:val="left"/>
+            </w:pPr>
+            <w:r/>
+            <w:r>
+              <w:rPr>
+                <w:b/>
+              </w:rPr>
+              <w:t>-0.25</w:t>
+            </w:r>
+          </w:p>
+        </w:tc>
+        <w:tc>
+          <w:tcPr>
+            <w:tcW w:type="dxa" w:w="1440"/>
+            <w:shd w:fill="FFFFFF"/>
+            <w:tcMar>
+              <w:top w:w="100" w:type="dxa"/>
+              <w:bottom w:w="100" w:type="dxa"/>
+              <w:left w:w="120" w:type="dxa"/>
+              <w:right w:w="120" w:type="dxa"/>
+            </w:tcMar>
+            <w:tcBorders>
+              <w:top w:val="single" w:sz="4" w:space="0" w:color="CCCCCC"/>
+              <w:bottom w:val="single" w:sz="4" w:space="0" w:color="CCCCCC"/>
+              <w:left w:val="single" w:sz="4" w:space="0" w:color="CCCCCC"/>
+              <w:right w:val="single" w:sz="4" w:space="0" w:color="CCCCCC"/>
+            </w:tcBorders>
+          </w:tcPr>
+          <w:p>
+            <w:pPr>
+              <w:spacing w:before="60" w:after="60" w:line="252" w:lineRule="auto"/>
+              <w:jc w:val="left"/>
+            </w:pPr>
+            <w:r/>
+            <w:r>
+              <w:t>BEAR</w:t>
+            </w:r>
+          </w:p>
+        </w:tc>
+      </w:tr>
+      <w:tr>
+        <w:tc>
+          <w:tcPr>
+            <w:tcW w:type="dxa" w:w="1584"/>
+            <w:shd w:fill="F8FAFC"/>
+            <w:tcMar>
+              <w:top w:w="100" w:type="dxa"/>
+              <w:bottom w:w="100" w:type="dxa"/>
+              <w:left w:w="120" w:type="dxa"/>
+              <w:right w:w="120" w:type="dxa"/>
+            </w:tcMar>
+            <w:tcBorders>
+              <w:top w:val="single" w:sz="4" w:space="0" w:color="CCCCCC"/>
+              <w:bottom w:val="single" w:sz="4" w:space="0" w:color="CCCCCC"/>
+              <w:left w:val="single" w:sz="4" w:space="0" w:color="CCCCCC"/>
+              <w:right w:val="single" w:sz="4" w:space="0" w:color="CCCCCC"/>
+            </w:tcBorders>
+          </w:tcPr>
+          <w:p>
+            <w:pPr>
+              <w:spacing w:before="60" w:after="60" w:line="252" w:lineRule="auto"/>
+              <w:jc w:val="left"/>
+            </w:pPr>
+            <w:r/>
+            <w:r>
+              <w:rPr>
+                <w:b/>
+              </w:rPr>
+              <w:t>Fri 11/09</w:t>
+            </w:r>
+          </w:p>
+        </w:tc>
+        <w:tc>
+          <w:tcPr>
+            <w:tcW w:type="dxa" w:w="864"/>
+            <w:shd w:fill="F8FAFC"/>
+            <w:tcMar>
+              <w:top w:w="100" w:type="dxa"/>
+              <w:bottom w:w="100" w:type="dxa"/>
+              <w:left w:w="120" w:type="dxa"/>
+              <w:right w:w="120" w:type="dxa"/>
+            </w:tcMar>
+            <w:tcBorders>
+              <w:top w:val="single" w:sz="4" w:space="0" w:color="CCCCCC"/>
+              <w:bottom w:val="single" w:sz="4" w:space="0" w:color="CCCCCC"/>
+              <w:left w:val="single" w:sz="4" w:space="0" w:color="CCCCCC"/>
+              <w:right w:val="single" w:sz="4" w:space="0" w:color="CCCCCC"/>
+            </w:tcBorders>
+          </w:tcPr>
+          <w:p>
+            <w:pPr>
+              <w:spacing w:before="60" w:after="60" w:line="252" w:lineRule="auto"/>
+              <w:jc w:val="left"/>
+            </w:pPr>
+            <w:r/>
+            <w:r>
+              <w:t>London 15-19</w:t>
+            </w:r>
+          </w:p>
+        </w:tc>
+        <w:tc>
+          <w:tcPr>
+            <w:tcW w:type="dxa" w:w="1440"/>
+            <w:shd w:fill="F8FAFC"/>
+            <w:tcMar>
+              <w:top w:w="100" w:type="dxa"/>
+              <w:bottom w:w="100" w:type="dxa"/>
+              <w:left w:w="120" w:type="dxa"/>
+              <w:right w:w="120" w:type="dxa"/>
+            </w:tcMar>
+            <w:tcBorders>
+              <w:top w:val="single" w:sz="4" w:space="0" w:color="CCCCCC"/>
+              <w:bottom w:val="single" w:sz="4" w:space="0" w:color="CCCCCC"/>
+              <w:left w:val="single" w:sz="4" w:space="0" w:color="CCCCCC"/>
+              <w:right w:val="single" w:sz="4" w:space="0" w:color="CCCCCC"/>
+            </w:tcBorders>
+          </w:tcPr>
+          <w:p>
+            <w:pPr>
+              <w:spacing w:before="60" w:after="60" w:line="252" w:lineRule="auto"/>
+              <w:jc w:val="left"/>
+            </w:pPr>
+            <w:r/>
+            <w:r>
+              <w:t>539.25</w:t>
+            </w:r>
+          </w:p>
+        </w:tc>
+        <w:tc>
+          <w:tcPr>
+            <w:tcW w:type="dxa" w:w="2016"/>
+            <w:shd w:fill="F8FAFC"/>
+            <w:tcMar>
+              <w:top w:w="100" w:type="dxa"/>
+              <w:bottom w:w="100" w:type="dxa"/>
+              <w:left w:w="120" w:type="dxa"/>
+              <w:right w:w="120" w:type="dxa"/>
+            </w:tcMar>
+            <w:tcBorders>
+              <w:top w:val="single" w:sz="4" w:space="0" w:color="CCCCCC"/>
+              <w:bottom w:val="single" w:sz="4" w:space="0" w:color="CCCCCC"/>
+              <w:left w:val="single" w:sz="4" w:space="0" w:color="CCCCCC"/>
+              <w:right w:val="single" w:sz="4" w:space="0" w:color="CCCCCC"/>
+            </w:tcBorders>
+          </w:tcPr>
+          <w:p>
+            <w:pPr>
+              <w:spacing w:before="60" w:after="60" w:line="252" w:lineRule="auto"/>
+              <w:jc w:val="left"/>
+            </w:pPr>
+            <w:r/>
+            <w:r>
+              <w:t>542.25</w:t>
+            </w:r>
+          </w:p>
+        </w:tc>
+        <w:tc>
+          <w:tcPr>
+            <w:tcW w:type="dxa" w:w="1152"/>
+            <w:shd w:fill="F8FAFC"/>
+            <w:tcMar>
+              <w:top w:w="100" w:type="dxa"/>
+              <w:bottom w:w="100" w:type="dxa"/>
+              <w:left w:w="120" w:type="dxa"/>
+              <w:right w:w="120" w:type="dxa"/>
+            </w:tcMar>
+            <w:tcBorders>
+              <w:top w:val="single" w:sz="4" w:space="0" w:color="CCCCCC"/>
+              <w:bottom w:val="single" w:sz="4" w:space="0" w:color="CCCCCC"/>
+              <w:left w:val="single" w:sz="4" w:space="0" w:color="CCCCCC"/>
+              <w:right w:val="single" w:sz="4" w:space="0" w:color="CCCCCC"/>
+            </w:tcBorders>
+          </w:tcPr>
+          <w:p>
+            <w:pPr>
+              <w:spacing w:before="60" w:after="60" w:line="252" w:lineRule="auto"/>
+              <w:jc w:val="left"/>
+            </w:pPr>
+            <w:r/>
+            <w:r>
+              <w:t>536.50</w:t>
+            </w:r>
+          </w:p>
+        </w:tc>
+        <w:tc>
+          <w:tcPr>
+            <w:tcW w:type="dxa" w:w="1728"/>
+            <w:shd w:fill="F8FAFC"/>
+            <w:tcMar>
+              <w:top w:w="100" w:type="dxa"/>
+              <w:bottom w:w="100" w:type="dxa"/>
+              <w:left w:w="120" w:type="dxa"/>
+              <w:right w:w="120" w:type="dxa"/>
+            </w:tcMar>
+            <w:tcBorders>
+              <w:top w:val="single" w:sz="4" w:space="0" w:color="CCCCCC"/>
+              <w:bottom w:val="single" w:sz="4" w:space="0" w:color="CCCCCC"/>
+              <w:left w:val="single" w:sz="4" w:space="0" w:color="CCCCCC"/>
+              <w:right w:val="single" w:sz="4" w:space="0" w:color="CCCCCC"/>
+            </w:tcBorders>
+          </w:tcPr>
+          <w:p>
+            <w:pPr>
+              <w:spacing w:before="60" w:after="60" w:line="252" w:lineRule="auto"/>
+              <w:jc w:val="left"/>
+            </w:pPr>
+            <w:r/>
+            <w:r>
+              <w:rPr>
+                <w:b/>
+              </w:rPr>
+              <w:t>539.50</w:t>
+            </w:r>
+          </w:p>
+        </w:tc>
+        <w:tc>
+          <w:tcPr>
+            <w:tcW w:type="dxa" w:w="3456"/>
+            <w:shd w:fill="F8FAFC"/>
+            <w:tcMar>
+              <w:top w:w="100" w:type="dxa"/>
+              <w:bottom w:w="100" w:type="dxa"/>
+              <w:left w:w="120" w:type="dxa"/>
+              <w:right w:w="120" w:type="dxa"/>
+            </w:tcMar>
+            <w:tcBorders>
+              <w:top w:val="single" w:sz="4" w:space="0" w:color="CCCCCC"/>
+              <w:bottom w:val="single" w:sz="4" w:space="0" w:color="CCCCCC"/>
+              <w:left w:val="single" w:sz="4" w:space="0" w:color="CCCCCC"/>
+              <w:right w:val="single" w:sz="4" w:space="0" w:color="CCCCCC"/>
+            </w:tcBorders>
+          </w:tcPr>
+          <w:p>
+            <w:pPr>
+              <w:spacing w:before="60" w:after="60" w:line="252" w:lineRule="auto"/>
+              <w:jc w:val="left"/>
+            </w:pPr>
+            <w:r/>
+            <w:r>
+              <w:rPr>
+                <w:b/>
+              </w:rPr>
+              <w:t>+0.25</w:t>
+            </w:r>
+          </w:p>
+        </w:tc>
+        <w:tc>
+          <w:tcPr>
+            <w:tcW w:type="dxa" w:w="1440"/>
+            <w:shd w:fill="F8FAFC"/>
+            <w:tcMar>
+              <w:top w:w="100" w:type="dxa"/>
+              <w:bottom w:w="100" w:type="dxa"/>
+              <w:left w:w="120" w:type="dxa"/>
+              <w:right w:w="120" w:type="dxa"/>
+            </w:tcMar>
+            <w:tcBorders>
+              <w:top w:val="single" w:sz="4" w:space="0" w:color="CCCCCC"/>
+              <w:bottom w:val="single" w:sz="4" w:space="0" w:color="CCCCCC"/>
+              <w:left w:val="single" w:sz="4" w:space="0" w:color="CCCCCC"/>
+              <w:right w:val="single" w:sz="4" w:space="0" w:color="CCCCCC"/>
+            </w:tcBorders>
+          </w:tcPr>
+          <w:p>
+            <w:pPr>
+              <w:spacing w:before="60" w:after="60" w:line="252" w:lineRule="auto"/>
+              <w:jc w:val="left"/>
+            </w:pPr>
+            <w:r/>
+            <w:r>
+              <w:t>BULL</w:t>
+            </w:r>
+          </w:p>
+        </w:tc>
+      </w:tr>
+      <w:tr>
+        <w:tc>
+          <w:tcPr>
+            <w:tcW w:type="dxa" w:w="1584"/>
+            <w:shd w:fill="FFFFFF"/>
+            <w:tcMar>
+              <w:top w:w="100" w:type="dxa"/>
+              <w:bottom w:w="100" w:type="dxa"/>
+              <w:left w:w="120" w:type="dxa"/>
+              <w:right w:w="120" w:type="dxa"/>
+            </w:tcMar>
+            <w:tcBorders>
+              <w:top w:val="single" w:sz="4" w:space="0" w:color="CCCCCC"/>
+              <w:bottom w:val="single" w:sz="4" w:space="0" w:color="CCCCCC"/>
+              <w:left w:val="single" w:sz="4" w:space="0" w:color="CCCCCC"/>
+              <w:right w:val="single" w:sz="4" w:space="0" w:color="CCCCCC"/>
+            </w:tcBorders>
+          </w:tcPr>
+          <w:p>
+            <w:pPr>
+              <w:spacing w:before="60" w:after="60" w:line="252" w:lineRule="auto"/>
+              <w:jc w:val="left"/>
+            </w:pPr>
+            <w:r/>
+            <w:r>
+              <w:rPr>
+                <w:b/>
+              </w:rPr>
+              <w:t>Fri 11/09</w:t>
+            </w:r>
+          </w:p>
+        </w:tc>
+        <w:tc>
+          <w:tcPr>
+            <w:tcW w:type="dxa" w:w="864"/>
+            <w:shd w:fill="FFFFFF"/>
+            <w:tcMar>
+              <w:top w:w="100" w:type="dxa"/>
+              <w:bottom w:w="100" w:type="dxa"/>
+              <w:left w:w="120" w:type="dxa"/>
+              <w:right w:w="120" w:type="dxa"/>
+            </w:tcMar>
+            <w:tcBorders>
+              <w:top w:val="single" w:sz="4" w:space="0" w:color="CCCCCC"/>
+              <w:bottom w:val="single" w:sz="4" w:space="0" w:color="CCCCCC"/>
+              <w:left w:val="single" w:sz="4" w:space="0" w:color="CCCCCC"/>
+              <w:right w:val="single" w:sz="4" w:space="0" w:color="CCCCCC"/>
+            </w:tcBorders>
+          </w:tcPr>
+          <w:p>
+            <w:pPr>
+              <w:spacing w:before="60" w:after="60" w:line="252" w:lineRule="auto"/>
+              <w:jc w:val="left"/>
+            </w:pPr>
+            <w:r/>
+            <w:r>
+              <w:t>Pre-NY 19-21</w:t>
+            </w:r>
+          </w:p>
+        </w:tc>
+        <w:tc>
+          <w:tcPr>
+            <w:tcW w:type="dxa" w:w="1440"/>
+            <w:shd w:fill="FFFFFF"/>
+            <w:tcMar>
+              <w:top w:w="100" w:type="dxa"/>
+              <w:bottom w:w="100" w:type="dxa"/>
+              <w:left w:w="120" w:type="dxa"/>
+              <w:right w:w="120" w:type="dxa"/>
+            </w:tcMar>
+            <w:tcBorders>
+              <w:top w:val="single" w:sz="4" w:space="0" w:color="CCCCCC"/>
+              <w:bottom w:val="single" w:sz="4" w:space="0" w:color="CCCCCC"/>
+              <w:left w:val="single" w:sz="4" w:space="0" w:color="CCCCCC"/>
+              <w:right w:val="single" w:sz="4" w:space="0" w:color="CCCCCC"/>
+            </w:tcBorders>
+          </w:tcPr>
+          <w:p>
+            <w:pPr>
+              <w:spacing w:before="60" w:after="60" w:line="252" w:lineRule="auto"/>
+              <w:jc w:val="left"/>
+            </w:pPr>
+            <w:r/>
+            <w:r>
+              <w:t>539.50</w:t>
+            </w:r>
+          </w:p>
+        </w:tc>
+        <w:tc>
+          <w:tcPr>
+            <w:tcW w:type="dxa" w:w="2016"/>
+            <w:shd w:fill="FFFFFF"/>
+            <w:tcMar>
+              <w:top w:w="100" w:type="dxa"/>
+              <w:bottom w:w="100" w:type="dxa"/>
+              <w:left w:w="120" w:type="dxa"/>
+              <w:right w:w="120" w:type="dxa"/>
+            </w:tcMar>
+            <w:tcBorders>
+              <w:top w:val="single" w:sz="4" w:space="0" w:color="CCCCCC"/>
+              <w:bottom w:val="single" w:sz="4" w:space="0" w:color="CCCCCC"/>
+              <w:left w:val="single" w:sz="4" w:space="0" w:color="CCCCCC"/>
+              <w:right w:val="single" w:sz="4" w:space="0" w:color="CCCCCC"/>
+            </w:tcBorders>
+          </w:tcPr>
+          <w:p>
+            <w:pPr>
+              <w:spacing w:before="60" w:after="60" w:line="252" w:lineRule="auto"/>
+              <w:jc w:val="left"/>
+            </w:pPr>
+            <w:r/>
+            <w:r>
+              <w:t>542.50</w:t>
+            </w:r>
+          </w:p>
+        </w:tc>
+        <w:tc>
+          <w:tcPr>
+            <w:tcW w:type="dxa" w:w="1152"/>
+            <w:shd w:fill="FFFFFF"/>
+            <w:tcMar>
+              <w:top w:w="100" w:type="dxa"/>
+              <w:bottom w:w="100" w:type="dxa"/>
+              <w:left w:w="120" w:type="dxa"/>
+              <w:right w:w="120" w:type="dxa"/>
+            </w:tcMar>
+            <w:tcBorders>
+              <w:top w:val="single" w:sz="4" w:space="0" w:color="CCCCCC"/>
+              <w:bottom w:val="single" w:sz="4" w:space="0" w:color="CCCCCC"/>
+              <w:left w:val="single" w:sz="4" w:space="0" w:color="CCCCCC"/>
+              <w:right w:val="single" w:sz="4" w:space="0" w:color="CCCCCC"/>
+            </w:tcBorders>
+          </w:tcPr>
+          <w:p>
+            <w:pPr>
+              <w:spacing w:before="60" w:after="60" w:line="252" w:lineRule="auto"/>
+              <w:jc w:val="left"/>
+            </w:pPr>
+            <w:r/>
+            <w:r>
+              <w:t>536.75</w:t>
+            </w:r>
+          </w:p>
+        </w:tc>
+        <w:tc>
+          <w:tcPr>
+            <w:tcW w:type="dxa" w:w="1728"/>
+            <w:shd w:fill="FFFFFF"/>
+            <w:tcMar>
+              <w:top w:w="100" w:type="dxa"/>
+              <w:bottom w:w="100" w:type="dxa"/>
+              <w:left w:w="120" w:type="dxa"/>
+              <w:right w:w="120" w:type="dxa"/>
+            </w:tcMar>
+            <w:tcBorders>
+              <w:top w:val="single" w:sz="4" w:space="0" w:color="CCCCCC"/>
+              <w:bottom w:val="single" w:sz="4" w:space="0" w:color="CCCCCC"/>
+              <w:left w:val="single" w:sz="4" w:space="0" w:color="CCCCCC"/>
+              <w:right w:val="single" w:sz="4" w:space="0" w:color="CCCCCC"/>
+            </w:tcBorders>
+          </w:tcPr>
+          <w:p>
+            <w:pPr>
+              <w:spacing w:before="60" w:after="60" w:line="252" w:lineRule="auto"/>
+              <w:jc w:val="left"/>
+            </w:pPr>
+            <w:r/>
+            <w:r>
+              <w:rPr>
+                <w:b/>
+              </w:rPr>
+              <w:t>539.50</w:t>
+            </w:r>
+          </w:p>
+        </w:tc>
+        <w:tc>
+          <w:tcPr>
+            <w:tcW w:type="dxa" w:w="3456"/>
+            <w:shd w:fill="FFFFFF"/>
+            <w:tcMar>
+              <w:top w:w="100" w:type="dxa"/>
+              <w:bottom w:w="100" w:type="dxa"/>
+              <w:left w:w="120" w:type="dxa"/>
+              <w:right w:w="120" w:type="dxa"/>
+            </w:tcMar>
+            <w:tcBorders>
+              <w:top w:val="single" w:sz="4" w:space="0" w:color="CCCCCC"/>
+              <w:bottom w:val="single" w:sz="4" w:space="0" w:color="CCCCCC"/>
+              <w:left w:val="single" w:sz="4" w:space="0" w:color="CCCCCC"/>
+              <w:right w:val="single" w:sz="4" w:space="0" w:color="CCCCCC"/>
+            </w:tcBorders>
+          </w:tcPr>
+          <w:p>
+            <w:pPr>
+              <w:spacing w:before="60" w:after="60" w:line="252" w:lineRule="auto"/>
+              <w:jc w:val="left"/>
+            </w:pPr>
+            <w:r/>
+            <w:r>
+              <w:rPr>
+                <w:b/>
+              </w:rPr>
+              <w:t>+0.00</w:t>
+            </w:r>
+          </w:p>
+        </w:tc>
+        <w:tc>
+          <w:tcPr>
+            <w:tcW w:type="dxa" w:w="1440"/>
+            <w:shd w:fill="FFFFFF"/>
+            <w:tcMar>
+              <w:top w:w="100" w:type="dxa"/>
+              <w:bottom w:w="100" w:type="dxa"/>
+              <w:left w:w="120" w:type="dxa"/>
+              <w:right w:w="120" w:type="dxa"/>
+            </w:tcMar>
+            <w:tcBorders>
+              <w:top w:val="single" w:sz="4" w:space="0" w:color="CCCCCC"/>
+              <w:bottom w:val="single" w:sz="4" w:space="0" w:color="CCCCCC"/>
+              <w:left w:val="single" w:sz="4" w:space="0" w:color="CCCCCC"/>
+              <w:right w:val="single" w:sz="4" w:space="0" w:color="CCCCCC"/>
+            </w:tcBorders>
+          </w:tcPr>
+          <w:p>
+            <w:pPr>
+              <w:spacing w:before="60" w:after="60" w:line="252" w:lineRule="auto"/>
+              <w:jc w:val="left"/>
+            </w:pPr>
+            <w:r/>
+            <w:r>
+              <w:t>BEAR</w:t>
+            </w:r>
+          </w:p>
+        </w:tc>
+      </w:tr>
+      <w:tr>
+        <w:tc>
+          <w:tcPr>
+            <w:tcW w:type="dxa" w:w="1584"/>
+            <w:shd w:fill="F8FAFC"/>
+            <w:tcMar>
+              <w:top w:w="100" w:type="dxa"/>
+              <w:bottom w:w="100" w:type="dxa"/>
+              <w:left w:w="120" w:type="dxa"/>
+              <w:right w:w="120" w:type="dxa"/>
+            </w:tcMar>
+            <w:tcBorders>
+              <w:top w:val="single" w:sz="4" w:space="0" w:color="CCCCCC"/>
+              <w:bottom w:val="single" w:sz="4" w:space="0" w:color="CCCCCC"/>
+              <w:left w:val="single" w:sz="4" w:space="0" w:color="CCCCCC"/>
+              <w:right w:val="single" w:sz="4" w:space="0" w:color="CCCCCC"/>
+            </w:tcBorders>
+          </w:tcPr>
+          <w:p>
+            <w:pPr>
+              <w:spacing w:before="60" w:after="60" w:line="252" w:lineRule="auto"/>
+              <w:jc w:val="left"/>
+            </w:pPr>
+            <w:r/>
+            <w:r>
+              <w:rPr>
+                <w:b/>
+              </w:rPr>
+              <w:t>Fri 11/09</w:t>
+            </w:r>
+          </w:p>
+        </w:tc>
+        <w:tc>
+          <w:tcPr>
+            <w:tcW w:type="dxa" w:w="864"/>
+            <w:shd w:fill="F8FAFC"/>
+            <w:tcMar>
+              <w:top w:w="100" w:type="dxa"/>
+              <w:bottom w:w="100" w:type="dxa"/>
+              <w:left w:w="120" w:type="dxa"/>
+              <w:right w:w="120" w:type="dxa"/>
+            </w:tcMar>
+            <w:tcBorders>
+              <w:top w:val="single" w:sz="4" w:space="0" w:color="CCCCCC"/>
+              <w:bottom w:val="single" w:sz="4" w:space="0" w:color="CCCCCC"/>
+              <w:left w:val="single" w:sz="4" w:space="0" w:color="CCCCCC"/>
+              <w:right w:val="single" w:sz="4" w:space="0" w:color="CCCCCC"/>
+            </w:tcBorders>
+          </w:tcPr>
+          <w:p>
+            <w:pPr>
+              <w:spacing w:before="60" w:after="60" w:line="252" w:lineRule="auto"/>
+              <w:jc w:val="left"/>
+            </w:pPr>
+            <w:r/>
+            <w:r>
+              <w:t>NY Open 21-23</w:t>
+            </w:r>
+          </w:p>
+        </w:tc>
+        <w:tc>
+          <w:tcPr>
+            <w:tcW w:type="dxa" w:w="1440"/>
+            <w:shd w:fill="F8FAFC"/>
+            <w:tcMar>
+              <w:top w:w="100" w:type="dxa"/>
+              <w:bottom w:w="100" w:type="dxa"/>
+              <w:left w:w="120" w:type="dxa"/>
+              <w:right w:w="120" w:type="dxa"/>
+            </w:tcMar>
+            <w:tcBorders>
+              <w:top w:val="single" w:sz="4" w:space="0" w:color="CCCCCC"/>
+              <w:bottom w:val="single" w:sz="4" w:space="0" w:color="CCCCCC"/>
+              <w:left w:val="single" w:sz="4" w:space="0" w:color="CCCCCC"/>
+              <w:right w:val="single" w:sz="4" w:space="0" w:color="CCCCCC"/>
+            </w:tcBorders>
+          </w:tcPr>
+          <w:p>
+            <w:pPr>
+              <w:spacing w:before="60" w:after="60" w:line="252" w:lineRule="auto"/>
+              <w:jc w:val="left"/>
+            </w:pPr>
+            <w:r/>
+            <w:r>
+              <w:t>539.50</w:t>
+            </w:r>
+          </w:p>
+        </w:tc>
+        <w:tc>
+          <w:tcPr>
+            <w:tcW w:type="dxa" w:w="2016"/>
+            <w:shd w:fill="F8FAFC"/>
+            <w:tcMar>
+              <w:top w:w="100" w:type="dxa"/>
+              <w:bottom w:w="100" w:type="dxa"/>
+              <w:left w:w="120" w:type="dxa"/>
+              <w:right w:w="120" w:type="dxa"/>
+            </w:tcMar>
+            <w:tcBorders>
+              <w:top w:val="single" w:sz="4" w:space="0" w:color="CCCCCC"/>
+              <w:bottom w:val="single" w:sz="4" w:space="0" w:color="CCCCCC"/>
+              <w:left w:val="single" w:sz="4" w:space="0" w:color="CCCCCC"/>
+              <w:right w:val="single" w:sz="4" w:space="0" w:color="CCCCCC"/>
+            </w:tcBorders>
+          </w:tcPr>
+          <w:p>
+            <w:pPr>
+              <w:spacing w:before="60" w:after="60" w:line="252" w:lineRule="auto"/>
+              <w:jc w:val="left"/>
+            </w:pPr>
+            <w:r/>
+            <w:r>
+              <w:t>543.50</w:t>
+            </w:r>
+          </w:p>
+        </w:tc>
+        <w:tc>
+          <w:tcPr>
+            <w:tcW w:type="dxa" w:w="1152"/>
+            <w:shd w:fill="F8FAFC"/>
+            <w:tcMar>
+              <w:top w:w="100" w:type="dxa"/>
+              <w:bottom w:w="100" w:type="dxa"/>
+              <w:left w:w="120" w:type="dxa"/>
+              <w:right w:w="120" w:type="dxa"/>
+            </w:tcMar>
+            <w:tcBorders>
+              <w:top w:val="single" w:sz="4" w:space="0" w:color="CCCCCC"/>
+              <w:bottom w:val="single" w:sz="4" w:space="0" w:color="CCCCCC"/>
+              <w:left w:val="single" w:sz="4" w:space="0" w:color="CCCCCC"/>
+              <w:right w:val="single" w:sz="4" w:space="0" w:color="CCCCCC"/>
+            </w:tcBorders>
+          </w:tcPr>
+          <w:p>
+            <w:pPr>
+              <w:spacing w:before="60" w:after="60" w:line="252" w:lineRule="auto"/>
+              <w:jc w:val="left"/>
+            </w:pPr>
+            <w:r/>
+            <w:r>
+              <w:t>536.00</w:t>
+            </w:r>
+          </w:p>
+        </w:tc>
+        <w:tc>
+          <w:tcPr>
+            <w:tcW w:type="dxa" w:w="1728"/>
+            <w:shd w:fill="F8FAFC"/>
+            <w:tcMar>
+              <w:top w:w="100" w:type="dxa"/>
+              <w:bottom w:w="100" w:type="dxa"/>
+              <w:left w:w="120" w:type="dxa"/>
+              <w:right w:w="120" w:type="dxa"/>
+            </w:tcMar>
+            <w:tcBorders>
+              <w:top w:val="single" w:sz="4" w:space="0" w:color="CCCCCC"/>
+              <w:bottom w:val="single" w:sz="4" w:space="0" w:color="CCCCCC"/>
+              <w:left w:val="single" w:sz="4" w:space="0" w:color="CCCCCC"/>
+              <w:right w:val="single" w:sz="4" w:space="0" w:color="CCCCCC"/>
+            </w:tcBorders>
+          </w:tcPr>
+          <w:p>
+            <w:pPr>
+              <w:spacing w:before="60" w:after="60" w:line="252" w:lineRule="auto"/>
+              <w:jc w:val="left"/>
+            </w:pPr>
+            <w:r/>
+            <w:r>
+              <w:rPr>
+                <w:b/>
+              </w:rPr>
+              <w:t>540.00</w:t>
             </w:r>
           </w:p>
         </w:tc>
@@ -17625,7 +20915,7 @@
               <w:rPr>
                 <w:b/>
               </w:rPr>
-              <w:t>Wed 09/09</w:t>
+              <w:t>Fri 11/09</w:t>
             </w:r>
           </w:p>
         </w:tc>
@@ -17653,7 +20943,7 @@
             </w:pPr>
             <w:r/>
             <w:r>
-              <w:t>Pre-NY 19-21</w:t>
+              <w:t>NY Close 23-01</w:t>
             </w:r>
           </w:p>
         </w:tc>
@@ -17681,7 +20971,7 @@
             </w:pPr>
             <w:r/>
             <w:r>
-              <w:t>534.50</w:t>
+              <w:t>540.00</w:t>
             </w:r>
           </w:p>
         </w:tc>
@@ -17709,7 +20999,7 @@
             </w:pPr>
             <w:r/>
             <w:r>
-              <w:t>539.25</w:t>
+              <w:t>544.00</w:t>
             </w:r>
           </w:p>
         </w:tc>
@@ -17737,7 +21027,7 @@
             </w:pPr>
             <w:r/>
             <w:r>
-              <w:t>527.50</w:t>
+              <w:t>538.25</w:t>
             </w:r>
           </w:p>
         </w:tc>
@@ -17768,3297 +21058,7 @@
               <w:rPr>
                 <w:b/>
               </w:rPr>
-              <w:t>536.50</w:t>
-            </w:r>
-          </w:p>
-        </w:tc>
-        <w:tc>
-          <w:tcPr>
-            <w:tcW w:type="dxa" w:w="3456"/>
-            <w:shd w:fill="FFFFFF"/>
-            <w:tcMar>
-              <w:top w:w="100" w:type="dxa"/>
-              <w:bottom w:w="100" w:type="dxa"/>
-              <w:left w:w="120" w:type="dxa"/>
-              <w:right w:w="120" w:type="dxa"/>
-            </w:tcMar>
-            <w:tcBorders>
-              <w:top w:val="single" w:sz="4" w:space="0" w:color="CCCCCC"/>
-              <w:bottom w:val="single" w:sz="4" w:space="0" w:color="CCCCCC"/>
-              <w:left w:val="single" w:sz="4" w:space="0" w:color="CCCCCC"/>
-              <w:right w:val="single" w:sz="4" w:space="0" w:color="CCCCCC"/>
-            </w:tcBorders>
-          </w:tcPr>
-          <w:p>
-            <w:pPr>
-              <w:spacing w:before="60" w:after="60" w:line="252" w:lineRule="auto"/>
-              <w:jc w:val="left"/>
-            </w:pPr>
-            <w:r/>
-            <w:r>
-              <w:rPr>
-                <w:b/>
-              </w:rPr>
-              <w:t>+2.00</w:t>
-            </w:r>
-          </w:p>
-        </w:tc>
-        <w:tc>
-          <w:tcPr>
-            <w:tcW w:type="dxa" w:w="1440"/>
-            <w:shd w:fill="FFFFFF"/>
-            <w:tcMar>
-              <w:top w:w="100" w:type="dxa"/>
-              <w:bottom w:w="100" w:type="dxa"/>
-              <w:left w:w="120" w:type="dxa"/>
-              <w:right w:w="120" w:type="dxa"/>
-            </w:tcMar>
-            <w:tcBorders>
-              <w:top w:val="single" w:sz="4" w:space="0" w:color="CCCCCC"/>
-              <w:bottom w:val="single" w:sz="4" w:space="0" w:color="CCCCCC"/>
-              <w:left w:val="single" w:sz="4" w:space="0" w:color="CCCCCC"/>
-              <w:right w:val="single" w:sz="4" w:space="0" w:color="CCCCCC"/>
-            </w:tcBorders>
-          </w:tcPr>
-          <w:p>
-            <w:pPr>
-              <w:spacing w:before="60" w:after="60" w:line="252" w:lineRule="auto"/>
-              <w:jc w:val="left"/>
-            </w:pPr>
-            <w:r/>
-            <w:r>
-              <w:t>BULL</w:t>
-            </w:r>
-          </w:p>
-        </w:tc>
-      </w:tr>
-      <w:tr>
-        <w:tc>
-          <w:tcPr>
-            <w:tcW w:type="dxa" w:w="1584"/>
-            <w:shd w:fill="F8FAFC"/>
-            <w:tcMar>
-              <w:top w:w="100" w:type="dxa"/>
-              <w:bottom w:w="100" w:type="dxa"/>
-              <w:left w:w="120" w:type="dxa"/>
-              <w:right w:w="120" w:type="dxa"/>
-            </w:tcMar>
-            <w:tcBorders>
-              <w:top w:val="single" w:sz="4" w:space="0" w:color="CCCCCC"/>
-              <w:bottom w:val="single" w:sz="4" w:space="0" w:color="CCCCCC"/>
-              <w:left w:val="single" w:sz="4" w:space="0" w:color="CCCCCC"/>
-              <w:right w:val="single" w:sz="4" w:space="0" w:color="CCCCCC"/>
-            </w:tcBorders>
-          </w:tcPr>
-          <w:p>
-            <w:pPr>
-              <w:spacing w:before="60" w:after="60" w:line="252" w:lineRule="auto"/>
-              <w:jc w:val="left"/>
-            </w:pPr>
-            <w:r/>
-            <w:r>
-              <w:rPr>
-                <w:b/>
-              </w:rPr>
-              <w:t>Wed 09/09</w:t>
-            </w:r>
-          </w:p>
-        </w:tc>
-        <w:tc>
-          <w:tcPr>
-            <w:tcW w:type="dxa" w:w="864"/>
-            <w:shd w:fill="F8FAFC"/>
-            <w:tcMar>
-              <w:top w:w="100" w:type="dxa"/>
-              <w:bottom w:w="100" w:type="dxa"/>
-              <w:left w:w="120" w:type="dxa"/>
-              <w:right w:w="120" w:type="dxa"/>
-            </w:tcMar>
-            <w:tcBorders>
-              <w:top w:val="single" w:sz="4" w:space="0" w:color="CCCCCC"/>
-              <w:bottom w:val="single" w:sz="4" w:space="0" w:color="CCCCCC"/>
-              <w:left w:val="single" w:sz="4" w:space="0" w:color="CCCCCC"/>
-              <w:right w:val="single" w:sz="4" w:space="0" w:color="CCCCCC"/>
-            </w:tcBorders>
-          </w:tcPr>
-          <w:p>
-            <w:pPr>
-              <w:spacing w:before="60" w:after="60" w:line="252" w:lineRule="auto"/>
-              <w:jc w:val="left"/>
-            </w:pPr>
-            <w:r/>
-            <w:r>
-              <w:t>NY Open 21-23</w:t>
-            </w:r>
-          </w:p>
-        </w:tc>
-        <w:tc>
-          <w:tcPr>
-            <w:tcW w:type="dxa" w:w="1440"/>
-            <w:shd w:fill="F8FAFC"/>
-            <w:tcMar>
-              <w:top w:w="100" w:type="dxa"/>
-              <w:bottom w:w="100" w:type="dxa"/>
-              <w:left w:w="120" w:type="dxa"/>
-              <w:right w:w="120" w:type="dxa"/>
-            </w:tcMar>
-            <w:tcBorders>
-              <w:top w:val="single" w:sz="4" w:space="0" w:color="CCCCCC"/>
-              <w:bottom w:val="single" w:sz="4" w:space="0" w:color="CCCCCC"/>
-              <w:left w:val="single" w:sz="4" w:space="0" w:color="CCCCCC"/>
-              <w:right w:val="single" w:sz="4" w:space="0" w:color="CCCCCC"/>
-            </w:tcBorders>
-          </w:tcPr>
-          <w:p>
-            <w:pPr>
-              <w:spacing w:before="60" w:after="60" w:line="252" w:lineRule="auto"/>
-              <w:jc w:val="left"/>
-            </w:pPr>
-            <w:r/>
-            <w:r>
-              <w:t>536.50</w:t>
-            </w:r>
-          </w:p>
-        </w:tc>
-        <w:tc>
-          <w:tcPr>
-            <w:tcW w:type="dxa" w:w="2016"/>
-            <w:shd w:fill="F8FAFC"/>
-            <w:tcMar>
-              <w:top w:w="100" w:type="dxa"/>
-              <w:bottom w:w="100" w:type="dxa"/>
-              <w:left w:w="120" w:type="dxa"/>
-              <w:right w:w="120" w:type="dxa"/>
-            </w:tcMar>
-            <w:tcBorders>
-              <w:top w:val="single" w:sz="4" w:space="0" w:color="CCCCCC"/>
-              <w:bottom w:val="single" w:sz="4" w:space="0" w:color="CCCCCC"/>
-              <w:left w:val="single" w:sz="4" w:space="0" w:color="CCCCCC"/>
-              <w:right w:val="single" w:sz="4" w:space="0" w:color="CCCCCC"/>
-            </w:tcBorders>
-          </w:tcPr>
-          <w:p>
-            <w:pPr>
-              <w:spacing w:before="60" w:after="60" w:line="252" w:lineRule="auto"/>
-              <w:jc w:val="left"/>
-            </w:pPr>
-            <w:r/>
-            <w:r>
-              <w:t>544.50</w:t>
-            </w:r>
-          </w:p>
-        </w:tc>
-        <w:tc>
-          <w:tcPr>
-            <w:tcW w:type="dxa" w:w="1152"/>
-            <w:shd w:fill="F8FAFC"/>
-            <w:tcMar>
-              <w:top w:w="100" w:type="dxa"/>
-              <w:bottom w:w="100" w:type="dxa"/>
-              <w:left w:w="120" w:type="dxa"/>
-              <w:right w:w="120" w:type="dxa"/>
-            </w:tcMar>
-            <w:tcBorders>
-              <w:top w:val="single" w:sz="4" w:space="0" w:color="CCCCCC"/>
-              <w:bottom w:val="single" w:sz="4" w:space="0" w:color="CCCCCC"/>
-              <w:left w:val="single" w:sz="4" w:space="0" w:color="CCCCCC"/>
-              <w:right w:val="single" w:sz="4" w:space="0" w:color="CCCCCC"/>
-            </w:tcBorders>
-          </w:tcPr>
-          <w:p>
-            <w:pPr>
-              <w:spacing w:before="60" w:after="60" w:line="252" w:lineRule="auto"/>
-              <w:jc w:val="left"/>
-            </w:pPr>
-            <w:r/>
-            <w:r>
-              <w:t>529.50</w:t>
-            </w:r>
-          </w:p>
-        </w:tc>
-        <w:tc>
-          <w:tcPr>
-            <w:tcW w:type="dxa" w:w="1728"/>
-            <w:shd w:fill="F8FAFC"/>
-            <w:tcMar>
-              <w:top w:w="100" w:type="dxa"/>
-              <w:bottom w:w="100" w:type="dxa"/>
-              <w:left w:w="120" w:type="dxa"/>
-              <w:right w:w="120" w:type="dxa"/>
-            </w:tcMar>
-            <w:tcBorders>
-              <w:top w:val="single" w:sz="4" w:space="0" w:color="CCCCCC"/>
-              <w:bottom w:val="single" w:sz="4" w:space="0" w:color="CCCCCC"/>
-              <w:left w:val="single" w:sz="4" w:space="0" w:color="CCCCCC"/>
-              <w:right w:val="single" w:sz="4" w:space="0" w:color="CCCCCC"/>
-            </w:tcBorders>
-          </w:tcPr>
-          <w:p>
-            <w:pPr>
-              <w:spacing w:before="60" w:after="60" w:line="252" w:lineRule="auto"/>
-              <w:jc w:val="left"/>
-            </w:pPr>
-            <w:r/>
-            <w:r>
-              <w:rPr>
-                <w:b/>
-              </w:rPr>
-              <w:t>538.00</w:t>
-            </w:r>
-          </w:p>
-        </w:tc>
-        <w:tc>
-          <w:tcPr>
-            <w:tcW w:type="dxa" w:w="3456"/>
-            <w:shd w:fill="F8FAFC"/>
-            <w:tcMar>
-              <w:top w:w="100" w:type="dxa"/>
-              <w:bottom w:w="100" w:type="dxa"/>
-              <w:left w:w="120" w:type="dxa"/>
-              <w:right w:w="120" w:type="dxa"/>
-            </w:tcMar>
-            <w:tcBorders>
-              <w:top w:val="single" w:sz="4" w:space="0" w:color="CCCCCC"/>
-              <w:bottom w:val="single" w:sz="4" w:space="0" w:color="CCCCCC"/>
-              <w:left w:val="single" w:sz="4" w:space="0" w:color="CCCCCC"/>
-              <w:right w:val="single" w:sz="4" w:space="0" w:color="CCCCCC"/>
-            </w:tcBorders>
-          </w:tcPr>
-          <w:p>
-            <w:pPr>
-              <w:spacing w:before="60" w:after="60" w:line="252" w:lineRule="auto"/>
-              <w:jc w:val="left"/>
-            </w:pPr>
-            <w:r/>
-            <w:r>
-              <w:rPr>
-                <w:b/>
-              </w:rPr>
-              <w:t>+1.50</w:t>
-            </w:r>
-          </w:p>
-        </w:tc>
-        <w:tc>
-          <w:tcPr>
-            <w:tcW w:type="dxa" w:w="1440"/>
-            <w:shd w:fill="F8FAFC"/>
-            <w:tcMar>
-              <w:top w:w="100" w:type="dxa"/>
-              <w:bottom w:w="100" w:type="dxa"/>
-              <w:left w:w="120" w:type="dxa"/>
-              <w:right w:w="120" w:type="dxa"/>
-            </w:tcMar>
-            <w:tcBorders>
-              <w:top w:val="single" w:sz="4" w:space="0" w:color="CCCCCC"/>
-              <w:bottom w:val="single" w:sz="4" w:space="0" w:color="CCCCCC"/>
-              <w:left w:val="single" w:sz="4" w:space="0" w:color="CCCCCC"/>
-              <w:right w:val="single" w:sz="4" w:space="0" w:color="CCCCCC"/>
-            </w:tcBorders>
-          </w:tcPr>
-          <w:p>
-            <w:pPr>
-              <w:spacing w:before="60" w:after="60" w:line="252" w:lineRule="auto"/>
-              <w:jc w:val="left"/>
-            </w:pPr>
-            <w:r/>
-            <w:r>
-              <w:t>BULL</w:t>
-            </w:r>
-          </w:p>
-        </w:tc>
-      </w:tr>
-      <w:tr>
-        <w:tc>
-          <w:tcPr>
-            <w:tcW w:type="dxa" w:w="1584"/>
-            <w:shd w:fill="FFFFFF"/>
-            <w:tcMar>
-              <w:top w:w="100" w:type="dxa"/>
-              <w:bottom w:w="100" w:type="dxa"/>
-              <w:left w:w="120" w:type="dxa"/>
-              <w:right w:w="120" w:type="dxa"/>
-            </w:tcMar>
-            <w:tcBorders>
-              <w:top w:val="single" w:sz="4" w:space="0" w:color="CCCCCC"/>
-              <w:bottom w:val="single" w:sz="4" w:space="0" w:color="CCCCCC"/>
-              <w:left w:val="single" w:sz="4" w:space="0" w:color="CCCCCC"/>
-              <w:right w:val="single" w:sz="4" w:space="0" w:color="CCCCCC"/>
-            </w:tcBorders>
-          </w:tcPr>
-          <w:p>
-            <w:pPr>
-              <w:spacing w:before="60" w:after="60" w:line="252" w:lineRule="auto"/>
-              <w:jc w:val="left"/>
-            </w:pPr>
-            <w:r/>
-            <w:r>
-              <w:rPr>
-                <w:b/>
-              </w:rPr>
-              <w:t>Wed 09/09</w:t>
-            </w:r>
-          </w:p>
-        </w:tc>
-        <w:tc>
-          <w:tcPr>
-            <w:tcW w:type="dxa" w:w="864"/>
-            <w:shd w:fill="FFFFFF"/>
-            <w:tcMar>
-              <w:top w:w="100" w:type="dxa"/>
-              <w:bottom w:w="100" w:type="dxa"/>
-              <w:left w:w="120" w:type="dxa"/>
-              <w:right w:w="120" w:type="dxa"/>
-            </w:tcMar>
-            <w:tcBorders>
-              <w:top w:val="single" w:sz="4" w:space="0" w:color="CCCCCC"/>
-              <w:bottom w:val="single" w:sz="4" w:space="0" w:color="CCCCCC"/>
-              <w:left w:val="single" w:sz="4" w:space="0" w:color="CCCCCC"/>
-              <w:right w:val="single" w:sz="4" w:space="0" w:color="CCCCCC"/>
-            </w:tcBorders>
-          </w:tcPr>
-          <w:p>
-            <w:pPr>
-              <w:spacing w:before="60" w:after="60" w:line="252" w:lineRule="auto"/>
-              <w:jc w:val="left"/>
-            </w:pPr>
-            <w:r/>
-            <w:r>
-              <w:t>NY Close 23-01</w:t>
-            </w:r>
-          </w:p>
-        </w:tc>
-        <w:tc>
-          <w:tcPr>
-            <w:tcW w:type="dxa" w:w="1440"/>
-            <w:shd w:fill="FFFFFF"/>
-            <w:tcMar>
-              <w:top w:w="100" w:type="dxa"/>
-              <w:bottom w:w="100" w:type="dxa"/>
-              <w:left w:w="120" w:type="dxa"/>
-              <w:right w:w="120" w:type="dxa"/>
-            </w:tcMar>
-            <w:tcBorders>
-              <w:top w:val="single" w:sz="4" w:space="0" w:color="CCCCCC"/>
-              <w:bottom w:val="single" w:sz="4" w:space="0" w:color="CCCCCC"/>
-              <w:left w:val="single" w:sz="4" w:space="0" w:color="CCCCCC"/>
-              <w:right w:val="single" w:sz="4" w:space="0" w:color="CCCCCC"/>
-            </w:tcBorders>
-          </w:tcPr>
-          <w:p>
-            <w:pPr>
-              <w:spacing w:before="60" w:after="60" w:line="252" w:lineRule="auto"/>
-              <w:jc w:val="left"/>
-            </w:pPr>
-            <w:r/>
-            <w:r>
-              <w:t>538.00</w:t>
-            </w:r>
-          </w:p>
-        </w:tc>
-        <w:tc>
-          <w:tcPr>
-            <w:tcW w:type="dxa" w:w="2016"/>
-            <w:shd w:fill="FFFFFF"/>
-            <w:tcMar>
-              <w:top w:w="100" w:type="dxa"/>
-              <w:bottom w:w="100" w:type="dxa"/>
-              <w:left w:w="120" w:type="dxa"/>
-              <w:right w:w="120" w:type="dxa"/>
-            </w:tcMar>
-            <w:tcBorders>
-              <w:top w:val="single" w:sz="4" w:space="0" w:color="CCCCCC"/>
-              <w:bottom w:val="single" w:sz="4" w:space="0" w:color="CCCCCC"/>
-              <w:left w:val="single" w:sz="4" w:space="0" w:color="CCCCCC"/>
-              <w:right w:val="single" w:sz="4" w:space="0" w:color="CCCCCC"/>
-            </w:tcBorders>
-          </w:tcPr>
-          <w:p>
-            <w:pPr>
-              <w:spacing w:before="60" w:after="60" w:line="252" w:lineRule="auto"/>
-              <w:jc w:val="left"/>
-            </w:pPr>
-            <w:r/>
-            <w:r>
-              <w:t>542.50</w:t>
-            </w:r>
-          </w:p>
-        </w:tc>
-        <w:tc>
-          <w:tcPr>
-            <w:tcW w:type="dxa" w:w="1152"/>
-            <w:shd w:fill="FFFFFF"/>
-            <w:tcMar>
-              <w:top w:w="100" w:type="dxa"/>
-              <w:bottom w:w="100" w:type="dxa"/>
-              <w:left w:w="120" w:type="dxa"/>
-              <w:right w:w="120" w:type="dxa"/>
-            </w:tcMar>
-            <w:tcBorders>
-              <w:top w:val="single" w:sz="4" w:space="0" w:color="CCCCCC"/>
-              <w:bottom w:val="single" w:sz="4" w:space="0" w:color="CCCCCC"/>
-              <w:left w:val="single" w:sz="4" w:space="0" w:color="CCCCCC"/>
-              <w:right w:val="single" w:sz="4" w:space="0" w:color="CCCCCC"/>
-            </w:tcBorders>
-          </w:tcPr>
-          <w:p>
-            <w:pPr>
-              <w:spacing w:before="60" w:after="60" w:line="252" w:lineRule="auto"/>
-              <w:jc w:val="left"/>
-            </w:pPr>
-            <w:r/>
-            <w:r>
-              <w:t>533.75</w:t>
-            </w:r>
-          </w:p>
-        </w:tc>
-        <w:tc>
-          <w:tcPr>
-            <w:tcW w:type="dxa" w:w="1728"/>
-            <w:shd w:fill="FFFFFF"/>
-            <w:tcMar>
-              <w:top w:w="100" w:type="dxa"/>
-              <w:bottom w:w="100" w:type="dxa"/>
-              <w:left w:w="120" w:type="dxa"/>
-              <w:right w:w="120" w:type="dxa"/>
-            </w:tcMar>
-            <w:tcBorders>
-              <w:top w:val="single" w:sz="4" w:space="0" w:color="CCCCCC"/>
-              <w:bottom w:val="single" w:sz="4" w:space="0" w:color="CCCCCC"/>
-              <w:left w:val="single" w:sz="4" w:space="0" w:color="CCCCCC"/>
-              <w:right w:val="single" w:sz="4" w:space="0" w:color="CCCCCC"/>
-            </w:tcBorders>
-          </w:tcPr>
-          <w:p>
-            <w:pPr>
-              <w:spacing w:before="60" w:after="60" w:line="252" w:lineRule="auto"/>
-              <w:jc w:val="left"/>
-            </w:pPr>
-            <w:r/>
-            <w:r>
-              <w:rPr>
-                <w:b/>
-              </w:rPr>
-              <w:t>537.50</w:t>
-            </w:r>
-          </w:p>
-        </w:tc>
-        <w:tc>
-          <w:tcPr>
-            <w:tcW w:type="dxa" w:w="3456"/>
-            <w:shd w:fill="FFFFFF"/>
-            <w:tcMar>
-              <w:top w:w="100" w:type="dxa"/>
-              <w:bottom w:w="100" w:type="dxa"/>
-              <w:left w:w="120" w:type="dxa"/>
-              <w:right w:w="120" w:type="dxa"/>
-            </w:tcMar>
-            <w:tcBorders>
-              <w:top w:val="single" w:sz="4" w:space="0" w:color="CCCCCC"/>
-              <w:bottom w:val="single" w:sz="4" w:space="0" w:color="CCCCCC"/>
-              <w:left w:val="single" w:sz="4" w:space="0" w:color="CCCCCC"/>
-              <w:right w:val="single" w:sz="4" w:space="0" w:color="CCCCCC"/>
-            </w:tcBorders>
-          </w:tcPr>
-          <w:p>
-            <w:pPr>
-              <w:spacing w:before="60" w:after="60" w:line="252" w:lineRule="auto"/>
-              <w:jc w:val="left"/>
-            </w:pPr>
-            <w:r/>
-            <w:r>
-              <w:rPr>
-                <w:b/>
-              </w:rPr>
-              <w:t>-0.50</w:t>
-            </w:r>
-          </w:p>
-        </w:tc>
-        <w:tc>
-          <w:tcPr>
-            <w:tcW w:type="dxa" w:w="1440"/>
-            <w:shd w:fill="FFFFFF"/>
-            <w:tcMar>
-              <w:top w:w="100" w:type="dxa"/>
-              <w:bottom w:w="100" w:type="dxa"/>
-              <w:left w:w="120" w:type="dxa"/>
-              <w:right w:w="120" w:type="dxa"/>
-            </w:tcMar>
-            <w:tcBorders>
-              <w:top w:val="single" w:sz="4" w:space="0" w:color="CCCCCC"/>
-              <w:bottom w:val="single" w:sz="4" w:space="0" w:color="CCCCCC"/>
-              <w:left w:val="single" w:sz="4" w:space="0" w:color="CCCCCC"/>
-              <w:right w:val="single" w:sz="4" w:space="0" w:color="CCCCCC"/>
-            </w:tcBorders>
-          </w:tcPr>
-          <w:p>
-            <w:pPr>
-              <w:spacing w:before="60" w:after="60" w:line="252" w:lineRule="auto"/>
-              <w:jc w:val="left"/>
-            </w:pPr>
-            <w:r/>
-            <w:r>
-              <w:t>BEAR</w:t>
-            </w:r>
-          </w:p>
-        </w:tc>
-      </w:tr>
-      <w:tr>
-        <w:tc>
-          <w:tcPr>
-            <w:tcW w:type="dxa" w:w="1584"/>
-            <w:shd w:fill="F8FAFC"/>
-            <w:tcMar>
-              <w:top w:w="100" w:type="dxa"/>
-              <w:bottom w:w="100" w:type="dxa"/>
-              <w:left w:w="120" w:type="dxa"/>
-              <w:right w:w="120" w:type="dxa"/>
-            </w:tcMar>
-            <w:tcBorders>
-              <w:top w:val="single" w:sz="4" w:space="0" w:color="CCCCCC"/>
-              <w:bottom w:val="single" w:sz="4" w:space="0" w:color="CCCCCC"/>
-              <w:left w:val="single" w:sz="4" w:space="0" w:color="CCCCCC"/>
-              <w:right w:val="single" w:sz="4" w:space="0" w:color="CCCCCC"/>
-            </w:tcBorders>
-          </w:tcPr>
-          <w:p>
-            <w:pPr>
-              <w:spacing w:before="60" w:after="60" w:line="252" w:lineRule="auto"/>
-              <w:jc w:val="left"/>
-            </w:pPr>
-            <w:r/>
-            <w:r>
-              <w:rPr>
-                <w:b/>
-              </w:rPr>
-              <w:t>Thu 10/09</w:t>
-            </w:r>
-          </w:p>
-        </w:tc>
-        <w:tc>
-          <w:tcPr>
-            <w:tcW w:type="dxa" w:w="864"/>
-            <w:shd w:fill="F8FAFC"/>
-            <w:tcMar>
-              <w:top w:w="100" w:type="dxa"/>
-              <w:bottom w:w="100" w:type="dxa"/>
-              <w:left w:w="120" w:type="dxa"/>
-              <w:right w:w="120" w:type="dxa"/>
-            </w:tcMar>
-            <w:tcBorders>
-              <w:top w:val="single" w:sz="4" w:space="0" w:color="CCCCCC"/>
-              <w:bottom w:val="single" w:sz="4" w:space="0" w:color="CCCCCC"/>
-              <w:left w:val="single" w:sz="4" w:space="0" w:color="CCCCCC"/>
-              <w:right w:val="single" w:sz="4" w:space="0" w:color="CCCCCC"/>
-            </w:tcBorders>
-          </w:tcPr>
-          <w:p>
-            <w:pPr>
-              <w:spacing w:before="60" w:after="60" w:line="252" w:lineRule="auto"/>
-              <w:jc w:val="left"/>
-            </w:pPr>
-            <w:r/>
-            <w:r>
-              <w:t>Asia 07-11</w:t>
-            </w:r>
-          </w:p>
-        </w:tc>
-        <w:tc>
-          <w:tcPr>
-            <w:tcW w:type="dxa" w:w="1440"/>
-            <w:shd w:fill="F8FAFC"/>
-            <w:tcMar>
-              <w:top w:w="100" w:type="dxa"/>
-              <w:bottom w:w="100" w:type="dxa"/>
-              <w:left w:w="120" w:type="dxa"/>
-              <w:right w:w="120" w:type="dxa"/>
-            </w:tcMar>
-            <w:tcBorders>
-              <w:top w:val="single" w:sz="4" w:space="0" w:color="CCCCCC"/>
-              <w:bottom w:val="single" w:sz="4" w:space="0" w:color="CCCCCC"/>
-              <w:left w:val="single" w:sz="4" w:space="0" w:color="CCCCCC"/>
-              <w:right w:val="single" w:sz="4" w:space="0" w:color="CCCCCC"/>
-            </w:tcBorders>
-          </w:tcPr>
-          <w:p>
-            <w:pPr>
-              <w:spacing w:before="60" w:after="60" w:line="252" w:lineRule="auto"/>
-              <w:jc w:val="left"/>
-            </w:pPr>
-            <w:r/>
-            <w:r>
-              <w:t>537.50</w:t>
-            </w:r>
-          </w:p>
-        </w:tc>
-        <w:tc>
-          <w:tcPr>
-            <w:tcW w:type="dxa" w:w="2016"/>
-            <w:shd w:fill="F8FAFC"/>
-            <w:tcMar>
-              <w:top w:w="100" w:type="dxa"/>
-              <w:bottom w:w="100" w:type="dxa"/>
-              <w:left w:w="120" w:type="dxa"/>
-              <w:right w:w="120" w:type="dxa"/>
-            </w:tcMar>
-            <w:tcBorders>
-              <w:top w:val="single" w:sz="4" w:space="0" w:color="CCCCCC"/>
-              <w:bottom w:val="single" w:sz="4" w:space="0" w:color="CCCCCC"/>
-              <w:left w:val="single" w:sz="4" w:space="0" w:color="CCCCCC"/>
-              <w:right w:val="single" w:sz="4" w:space="0" w:color="CCCCCC"/>
-            </w:tcBorders>
-          </w:tcPr>
-          <w:p>
-            <w:pPr>
-              <w:spacing w:before="60" w:after="60" w:line="252" w:lineRule="auto"/>
-              <w:jc w:val="left"/>
-            </w:pPr>
-            <w:r/>
-            <w:r>
               <w:t>539.75</w:t>
-            </w:r>
-          </w:p>
-        </w:tc>
-        <w:tc>
-          <w:tcPr>
-            <w:tcW w:type="dxa" w:w="1152"/>
-            <w:shd w:fill="F8FAFC"/>
-            <w:tcMar>
-              <w:top w:w="100" w:type="dxa"/>
-              <w:bottom w:w="100" w:type="dxa"/>
-              <w:left w:w="120" w:type="dxa"/>
-              <w:right w:w="120" w:type="dxa"/>
-            </w:tcMar>
-            <w:tcBorders>
-              <w:top w:val="single" w:sz="4" w:space="0" w:color="CCCCCC"/>
-              <w:bottom w:val="single" w:sz="4" w:space="0" w:color="CCCCCC"/>
-              <w:left w:val="single" w:sz="4" w:space="0" w:color="CCCCCC"/>
-              <w:right w:val="single" w:sz="4" w:space="0" w:color="CCCCCC"/>
-            </w:tcBorders>
-          </w:tcPr>
-          <w:p>
-            <w:pPr>
-              <w:spacing w:before="60" w:after="60" w:line="252" w:lineRule="auto"/>
-              <w:jc w:val="left"/>
-            </w:pPr>
-            <w:r/>
-            <w:r>
-              <w:t>534.75</w:t>
-            </w:r>
-          </w:p>
-        </w:tc>
-        <w:tc>
-          <w:tcPr>
-            <w:tcW w:type="dxa" w:w="1728"/>
-            <w:shd w:fill="F8FAFC"/>
-            <w:tcMar>
-              <w:top w:w="100" w:type="dxa"/>
-              <w:bottom w:w="100" w:type="dxa"/>
-              <w:left w:w="120" w:type="dxa"/>
-              <w:right w:w="120" w:type="dxa"/>
-            </w:tcMar>
-            <w:tcBorders>
-              <w:top w:val="single" w:sz="4" w:space="0" w:color="CCCCCC"/>
-              <w:bottom w:val="single" w:sz="4" w:space="0" w:color="CCCCCC"/>
-              <w:left w:val="single" w:sz="4" w:space="0" w:color="CCCCCC"/>
-              <w:right w:val="single" w:sz="4" w:space="0" w:color="CCCCCC"/>
-            </w:tcBorders>
-          </w:tcPr>
-          <w:p>
-            <w:pPr>
-              <w:spacing w:before="60" w:after="60" w:line="252" w:lineRule="auto"/>
-              <w:jc w:val="left"/>
-            </w:pPr>
-            <w:r/>
-            <w:r>
-              <w:rPr>
-                <w:b/>
-              </w:rPr>
-              <w:t>537.25</w:t>
-            </w:r>
-          </w:p>
-        </w:tc>
-        <w:tc>
-          <w:tcPr>
-            <w:tcW w:type="dxa" w:w="3456"/>
-            <w:shd w:fill="F8FAFC"/>
-            <w:tcMar>
-              <w:top w:w="100" w:type="dxa"/>
-              <w:bottom w:w="100" w:type="dxa"/>
-              <w:left w:w="120" w:type="dxa"/>
-              <w:right w:w="120" w:type="dxa"/>
-            </w:tcMar>
-            <w:tcBorders>
-              <w:top w:val="single" w:sz="4" w:space="0" w:color="CCCCCC"/>
-              <w:bottom w:val="single" w:sz="4" w:space="0" w:color="CCCCCC"/>
-              <w:left w:val="single" w:sz="4" w:space="0" w:color="CCCCCC"/>
-              <w:right w:val="single" w:sz="4" w:space="0" w:color="CCCCCC"/>
-            </w:tcBorders>
-          </w:tcPr>
-          <w:p>
-            <w:pPr>
-              <w:spacing w:before="60" w:after="60" w:line="252" w:lineRule="auto"/>
-              <w:jc w:val="left"/>
-            </w:pPr>
-            <w:r/>
-            <w:r>
-              <w:rPr>
-                <w:b/>
-              </w:rPr>
-              <w:t>-0.25</w:t>
-            </w:r>
-          </w:p>
-        </w:tc>
-        <w:tc>
-          <w:tcPr>
-            <w:tcW w:type="dxa" w:w="1440"/>
-            <w:shd w:fill="F8FAFC"/>
-            <w:tcMar>
-              <w:top w:w="100" w:type="dxa"/>
-              <w:bottom w:w="100" w:type="dxa"/>
-              <w:left w:w="120" w:type="dxa"/>
-              <w:right w:w="120" w:type="dxa"/>
-            </w:tcMar>
-            <w:tcBorders>
-              <w:top w:val="single" w:sz="4" w:space="0" w:color="CCCCCC"/>
-              <w:bottom w:val="single" w:sz="4" w:space="0" w:color="CCCCCC"/>
-              <w:left w:val="single" w:sz="4" w:space="0" w:color="CCCCCC"/>
-              <w:right w:val="single" w:sz="4" w:space="0" w:color="CCCCCC"/>
-            </w:tcBorders>
-          </w:tcPr>
-          <w:p>
-            <w:pPr>
-              <w:spacing w:before="60" w:after="60" w:line="252" w:lineRule="auto"/>
-              <w:jc w:val="left"/>
-            </w:pPr>
-            <w:r/>
-            <w:r>
-              <w:t>BEAR</w:t>
-            </w:r>
-          </w:p>
-        </w:tc>
-      </w:tr>
-      <w:tr>
-        <w:tc>
-          <w:tcPr>
-            <w:tcW w:type="dxa" w:w="1584"/>
-            <w:shd w:fill="FFFFFF"/>
-            <w:tcMar>
-              <w:top w:w="100" w:type="dxa"/>
-              <w:bottom w:w="100" w:type="dxa"/>
-              <w:left w:w="120" w:type="dxa"/>
-              <w:right w:w="120" w:type="dxa"/>
-            </w:tcMar>
-            <w:tcBorders>
-              <w:top w:val="single" w:sz="4" w:space="0" w:color="CCCCCC"/>
-              <w:bottom w:val="single" w:sz="4" w:space="0" w:color="CCCCCC"/>
-              <w:left w:val="single" w:sz="4" w:space="0" w:color="CCCCCC"/>
-              <w:right w:val="single" w:sz="4" w:space="0" w:color="CCCCCC"/>
-            </w:tcBorders>
-          </w:tcPr>
-          <w:p>
-            <w:pPr>
-              <w:spacing w:before="60" w:after="60" w:line="252" w:lineRule="auto"/>
-              <w:jc w:val="left"/>
-            </w:pPr>
-            <w:r/>
-            <w:r>
-              <w:rPr>
-                <w:b/>
-              </w:rPr>
-              <w:t>Thu 10/09</w:t>
-            </w:r>
-          </w:p>
-        </w:tc>
-        <w:tc>
-          <w:tcPr>
-            <w:tcW w:type="dxa" w:w="864"/>
-            <w:shd w:fill="FFFFFF"/>
-            <w:tcMar>
-              <w:top w:w="100" w:type="dxa"/>
-              <w:bottom w:w="100" w:type="dxa"/>
-              <w:left w:w="120" w:type="dxa"/>
-              <w:right w:w="120" w:type="dxa"/>
-            </w:tcMar>
-            <w:tcBorders>
-              <w:top w:val="single" w:sz="4" w:space="0" w:color="CCCCCC"/>
-              <w:bottom w:val="single" w:sz="4" w:space="0" w:color="CCCCCC"/>
-              <w:left w:val="single" w:sz="4" w:space="0" w:color="CCCCCC"/>
-              <w:right w:val="single" w:sz="4" w:space="0" w:color="CCCCCC"/>
-            </w:tcBorders>
-          </w:tcPr>
-          <w:p>
-            <w:pPr>
-              <w:spacing w:before="60" w:after="60" w:line="252" w:lineRule="auto"/>
-              <w:jc w:val="left"/>
-            </w:pPr>
-            <w:r/>
-            <w:r>
-              <w:t>Asia 11-15</w:t>
-            </w:r>
-          </w:p>
-        </w:tc>
-        <w:tc>
-          <w:tcPr>
-            <w:tcW w:type="dxa" w:w="1440"/>
-            <w:shd w:fill="FFFFFF"/>
-            <w:tcMar>
-              <w:top w:w="100" w:type="dxa"/>
-              <w:bottom w:w="100" w:type="dxa"/>
-              <w:left w:w="120" w:type="dxa"/>
-              <w:right w:w="120" w:type="dxa"/>
-            </w:tcMar>
-            <w:tcBorders>
-              <w:top w:val="single" w:sz="4" w:space="0" w:color="CCCCCC"/>
-              <w:bottom w:val="single" w:sz="4" w:space="0" w:color="CCCCCC"/>
-              <w:left w:val="single" w:sz="4" w:space="0" w:color="CCCCCC"/>
-              <w:right w:val="single" w:sz="4" w:space="0" w:color="CCCCCC"/>
-            </w:tcBorders>
-          </w:tcPr>
-          <w:p>
-            <w:pPr>
-              <w:spacing w:before="60" w:after="60" w:line="252" w:lineRule="auto"/>
-              <w:jc w:val="left"/>
-            </w:pPr>
-            <w:r/>
-            <w:r>
-              <w:t>537.25</w:t>
-            </w:r>
-          </w:p>
-        </w:tc>
-        <w:tc>
-          <w:tcPr>
-            <w:tcW w:type="dxa" w:w="2016"/>
-            <w:shd w:fill="FFFFFF"/>
-            <w:tcMar>
-              <w:top w:w="100" w:type="dxa"/>
-              <w:bottom w:w="100" w:type="dxa"/>
-              <w:left w:w="120" w:type="dxa"/>
-              <w:right w:w="120" w:type="dxa"/>
-            </w:tcMar>
-            <w:tcBorders>
-              <w:top w:val="single" w:sz="4" w:space="0" w:color="CCCCCC"/>
-              <w:bottom w:val="single" w:sz="4" w:space="0" w:color="CCCCCC"/>
-              <w:left w:val="single" w:sz="4" w:space="0" w:color="CCCCCC"/>
-              <w:right w:val="single" w:sz="4" w:space="0" w:color="CCCCCC"/>
-            </w:tcBorders>
-          </w:tcPr>
-          <w:p>
-            <w:pPr>
-              <w:spacing w:before="60" w:after="60" w:line="252" w:lineRule="auto"/>
-              <w:jc w:val="left"/>
-            </w:pPr>
-            <w:r/>
-            <w:r>
-              <w:t>539.25</w:t>
-            </w:r>
-          </w:p>
-        </w:tc>
-        <w:tc>
-          <w:tcPr>
-            <w:tcW w:type="dxa" w:w="1152"/>
-            <w:shd w:fill="FFFFFF"/>
-            <w:tcMar>
-              <w:top w:w="100" w:type="dxa"/>
-              <w:bottom w:w="100" w:type="dxa"/>
-              <w:left w:w="120" w:type="dxa"/>
-              <w:right w:w="120" w:type="dxa"/>
-            </w:tcMar>
-            <w:tcBorders>
-              <w:top w:val="single" w:sz="4" w:space="0" w:color="CCCCCC"/>
-              <w:bottom w:val="single" w:sz="4" w:space="0" w:color="CCCCCC"/>
-              <w:left w:val="single" w:sz="4" w:space="0" w:color="CCCCCC"/>
-              <w:right w:val="single" w:sz="4" w:space="0" w:color="CCCCCC"/>
-            </w:tcBorders>
-          </w:tcPr>
-          <w:p>
-            <w:pPr>
-              <w:spacing w:before="60" w:after="60" w:line="252" w:lineRule="auto"/>
-              <w:jc w:val="left"/>
-            </w:pPr>
-            <w:r/>
-            <w:r>
-              <w:t>532.75</w:t>
-            </w:r>
-          </w:p>
-        </w:tc>
-        <w:tc>
-          <w:tcPr>
-            <w:tcW w:type="dxa" w:w="1728"/>
-            <w:shd w:fill="FFFFFF"/>
-            <w:tcMar>
-              <w:top w:w="100" w:type="dxa"/>
-              <w:bottom w:w="100" w:type="dxa"/>
-              <w:left w:w="120" w:type="dxa"/>
-              <w:right w:w="120" w:type="dxa"/>
-            </w:tcMar>
-            <w:tcBorders>
-              <w:top w:val="single" w:sz="4" w:space="0" w:color="CCCCCC"/>
-              <w:bottom w:val="single" w:sz="4" w:space="0" w:color="CCCCCC"/>
-              <w:left w:val="single" w:sz="4" w:space="0" w:color="CCCCCC"/>
-              <w:right w:val="single" w:sz="4" w:space="0" w:color="CCCCCC"/>
-            </w:tcBorders>
-          </w:tcPr>
-          <w:p>
-            <w:pPr>
-              <w:spacing w:before="60" w:after="60" w:line="252" w:lineRule="auto"/>
-              <w:jc w:val="left"/>
-            </w:pPr>
-            <w:r/>
-            <w:r>
-              <w:rPr>
-                <w:b/>
-              </w:rPr>
-              <w:t>537.50</w:t>
-            </w:r>
-          </w:p>
-        </w:tc>
-        <w:tc>
-          <w:tcPr>
-            <w:tcW w:type="dxa" w:w="3456"/>
-            <w:shd w:fill="FFFFFF"/>
-            <w:tcMar>
-              <w:top w:w="100" w:type="dxa"/>
-              <w:bottom w:w="100" w:type="dxa"/>
-              <w:left w:w="120" w:type="dxa"/>
-              <w:right w:w="120" w:type="dxa"/>
-            </w:tcMar>
-            <w:tcBorders>
-              <w:top w:val="single" w:sz="4" w:space="0" w:color="CCCCCC"/>
-              <w:bottom w:val="single" w:sz="4" w:space="0" w:color="CCCCCC"/>
-              <w:left w:val="single" w:sz="4" w:space="0" w:color="CCCCCC"/>
-              <w:right w:val="single" w:sz="4" w:space="0" w:color="CCCCCC"/>
-            </w:tcBorders>
-          </w:tcPr>
-          <w:p>
-            <w:pPr>
-              <w:spacing w:before="60" w:after="60" w:line="252" w:lineRule="auto"/>
-              <w:jc w:val="left"/>
-            </w:pPr>
-            <w:r/>
-            <w:r>
-              <w:rPr>
-                <w:b/>
-              </w:rPr>
-              <w:t>+0.25</w:t>
-            </w:r>
-          </w:p>
-        </w:tc>
-        <w:tc>
-          <w:tcPr>
-            <w:tcW w:type="dxa" w:w="1440"/>
-            <w:shd w:fill="FFFFFF"/>
-            <w:tcMar>
-              <w:top w:w="100" w:type="dxa"/>
-              <w:bottom w:w="100" w:type="dxa"/>
-              <w:left w:w="120" w:type="dxa"/>
-              <w:right w:w="120" w:type="dxa"/>
-            </w:tcMar>
-            <w:tcBorders>
-              <w:top w:val="single" w:sz="4" w:space="0" w:color="CCCCCC"/>
-              <w:bottom w:val="single" w:sz="4" w:space="0" w:color="CCCCCC"/>
-              <w:left w:val="single" w:sz="4" w:space="0" w:color="CCCCCC"/>
-              <w:right w:val="single" w:sz="4" w:space="0" w:color="CCCCCC"/>
-            </w:tcBorders>
-          </w:tcPr>
-          <w:p>
-            <w:pPr>
-              <w:spacing w:before="60" w:after="60" w:line="252" w:lineRule="auto"/>
-              <w:jc w:val="left"/>
-            </w:pPr>
-            <w:r/>
-            <w:r>
-              <w:t>BULL</w:t>
-            </w:r>
-          </w:p>
-        </w:tc>
-      </w:tr>
-      <w:tr>
-        <w:tc>
-          <w:tcPr>
-            <w:tcW w:type="dxa" w:w="1584"/>
-            <w:shd w:fill="F8FAFC"/>
-            <w:tcMar>
-              <w:top w:w="100" w:type="dxa"/>
-              <w:bottom w:w="100" w:type="dxa"/>
-              <w:left w:w="120" w:type="dxa"/>
-              <w:right w:w="120" w:type="dxa"/>
-            </w:tcMar>
-            <w:tcBorders>
-              <w:top w:val="single" w:sz="4" w:space="0" w:color="CCCCCC"/>
-              <w:bottom w:val="single" w:sz="4" w:space="0" w:color="CCCCCC"/>
-              <w:left w:val="single" w:sz="4" w:space="0" w:color="CCCCCC"/>
-              <w:right w:val="single" w:sz="4" w:space="0" w:color="CCCCCC"/>
-            </w:tcBorders>
-          </w:tcPr>
-          <w:p>
-            <w:pPr>
-              <w:spacing w:before="60" w:after="60" w:line="252" w:lineRule="auto"/>
-              <w:jc w:val="left"/>
-            </w:pPr>
-            <w:r/>
-            <w:r>
-              <w:rPr>
-                <w:b/>
-              </w:rPr>
-              <w:t>Thu 10/09</w:t>
-            </w:r>
-          </w:p>
-        </w:tc>
-        <w:tc>
-          <w:tcPr>
-            <w:tcW w:type="dxa" w:w="864"/>
-            <w:shd w:fill="F8FAFC"/>
-            <w:tcMar>
-              <w:top w:w="100" w:type="dxa"/>
-              <w:bottom w:w="100" w:type="dxa"/>
-              <w:left w:w="120" w:type="dxa"/>
-              <w:right w:w="120" w:type="dxa"/>
-            </w:tcMar>
-            <w:tcBorders>
-              <w:top w:val="single" w:sz="4" w:space="0" w:color="CCCCCC"/>
-              <w:bottom w:val="single" w:sz="4" w:space="0" w:color="CCCCCC"/>
-              <w:left w:val="single" w:sz="4" w:space="0" w:color="CCCCCC"/>
-              <w:right w:val="single" w:sz="4" w:space="0" w:color="CCCCCC"/>
-            </w:tcBorders>
-          </w:tcPr>
-          <w:p>
-            <w:pPr>
-              <w:spacing w:before="60" w:after="60" w:line="252" w:lineRule="auto"/>
-              <w:jc w:val="left"/>
-            </w:pPr>
-            <w:r/>
-            <w:r>
-              <w:t>London 15-19</w:t>
-            </w:r>
-          </w:p>
-        </w:tc>
-        <w:tc>
-          <w:tcPr>
-            <w:tcW w:type="dxa" w:w="1440"/>
-            <w:shd w:fill="F8FAFC"/>
-            <w:tcMar>
-              <w:top w:w="100" w:type="dxa"/>
-              <w:bottom w:w="100" w:type="dxa"/>
-              <w:left w:w="120" w:type="dxa"/>
-              <w:right w:w="120" w:type="dxa"/>
-            </w:tcMar>
-            <w:tcBorders>
-              <w:top w:val="single" w:sz="4" w:space="0" w:color="CCCCCC"/>
-              <w:bottom w:val="single" w:sz="4" w:space="0" w:color="CCCCCC"/>
-              <w:left w:val="single" w:sz="4" w:space="0" w:color="CCCCCC"/>
-              <w:right w:val="single" w:sz="4" w:space="0" w:color="CCCCCC"/>
-            </w:tcBorders>
-          </w:tcPr>
-          <w:p>
-            <w:pPr>
-              <w:spacing w:before="60" w:after="60" w:line="252" w:lineRule="auto"/>
-              <w:jc w:val="left"/>
-            </w:pPr>
-            <w:r/>
-            <w:r>
-              <w:t>537.50</w:t>
-            </w:r>
-          </w:p>
-        </w:tc>
-        <w:tc>
-          <w:tcPr>
-            <w:tcW w:type="dxa" w:w="2016"/>
-            <w:shd w:fill="F8FAFC"/>
-            <w:tcMar>
-              <w:top w:w="100" w:type="dxa"/>
-              <w:bottom w:w="100" w:type="dxa"/>
-              <w:left w:w="120" w:type="dxa"/>
-              <w:right w:w="120" w:type="dxa"/>
-            </w:tcMar>
-            <w:tcBorders>
-              <w:top w:val="single" w:sz="4" w:space="0" w:color="CCCCCC"/>
-              <w:bottom w:val="single" w:sz="4" w:space="0" w:color="CCCCCC"/>
-              <w:left w:val="single" w:sz="4" w:space="0" w:color="CCCCCC"/>
-              <w:right w:val="single" w:sz="4" w:space="0" w:color="CCCCCC"/>
-            </w:tcBorders>
-          </w:tcPr>
-          <w:p>
-            <w:pPr>
-              <w:spacing w:before="60" w:after="60" w:line="252" w:lineRule="auto"/>
-              <w:jc w:val="left"/>
-            </w:pPr>
-            <w:r/>
-            <w:r>
-              <w:t>541.25</w:t>
-            </w:r>
-          </w:p>
-        </w:tc>
-        <w:tc>
-          <w:tcPr>
-            <w:tcW w:type="dxa" w:w="1152"/>
-            <w:shd w:fill="F8FAFC"/>
-            <w:tcMar>
-              <w:top w:w="100" w:type="dxa"/>
-              <w:bottom w:w="100" w:type="dxa"/>
-              <w:left w:w="120" w:type="dxa"/>
-              <w:right w:w="120" w:type="dxa"/>
-            </w:tcMar>
-            <w:tcBorders>
-              <w:top w:val="single" w:sz="4" w:space="0" w:color="CCCCCC"/>
-              <w:bottom w:val="single" w:sz="4" w:space="0" w:color="CCCCCC"/>
-              <w:left w:val="single" w:sz="4" w:space="0" w:color="CCCCCC"/>
-              <w:right w:val="single" w:sz="4" w:space="0" w:color="CCCCCC"/>
-            </w:tcBorders>
-          </w:tcPr>
-          <w:p>
-            <w:pPr>
-              <w:spacing w:before="60" w:after="60" w:line="252" w:lineRule="auto"/>
-              <w:jc w:val="left"/>
-            </w:pPr>
-            <w:r/>
-            <w:r>
-              <w:t>534.75</w:t>
-            </w:r>
-          </w:p>
-        </w:tc>
-        <w:tc>
-          <w:tcPr>
-            <w:tcW w:type="dxa" w:w="1728"/>
-            <w:shd w:fill="F8FAFC"/>
-            <w:tcMar>
-              <w:top w:w="100" w:type="dxa"/>
-              <w:bottom w:w="100" w:type="dxa"/>
-              <w:left w:w="120" w:type="dxa"/>
-              <w:right w:w="120" w:type="dxa"/>
-            </w:tcMar>
-            <w:tcBorders>
-              <w:top w:val="single" w:sz="4" w:space="0" w:color="CCCCCC"/>
-              <w:bottom w:val="single" w:sz="4" w:space="0" w:color="CCCCCC"/>
-              <w:left w:val="single" w:sz="4" w:space="0" w:color="CCCCCC"/>
-              <w:right w:val="single" w:sz="4" w:space="0" w:color="CCCCCC"/>
-            </w:tcBorders>
-          </w:tcPr>
-          <w:p>
-            <w:pPr>
-              <w:spacing w:before="60" w:after="60" w:line="252" w:lineRule="auto"/>
-              <w:jc w:val="left"/>
-            </w:pPr>
-            <w:r/>
-            <w:r>
-              <w:rPr>
-                <w:b/>
-              </w:rPr>
-              <w:t>538.00</w:t>
-            </w:r>
-          </w:p>
-        </w:tc>
-        <w:tc>
-          <w:tcPr>
-            <w:tcW w:type="dxa" w:w="3456"/>
-            <w:shd w:fill="F8FAFC"/>
-            <w:tcMar>
-              <w:top w:w="100" w:type="dxa"/>
-              <w:bottom w:w="100" w:type="dxa"/>
-              <w:left w:w="120" w:type="dxa"/>
-              <w:right w:w="120" w:type="dxa"/>
-            </w:tcMar>
-            <w:tcBorders>
-              <w:top w:val="single" w:sz="4" w:space="0" w:color="CCCCCC"/>
-              <w:bottom w:val="single" w:sz="4" w:space="0" w:color="CCCCCC"/>
-              <w:left w:val="single" w:sz="4" w:space="0" w:color="CCCCCC"/>
-              <w:right w:val="single" w:sz="4" w:space="0" w:color="CCCCCC"/>
-            </w:tcBorders>
-          </w:tcPr>
-          <w:p>
-            <w:pPr>
-              <w:spacing w:before="60" w:after="60" w:line="252" w:lineRule="auto"/>
-              <w:jc w:val="left"/>
-            </w:pPr>
-            <w:r/>
-            <w:r>
-              <w:rPr>
-                <w:b/>
-              </w:rPr>
-              <w:t>+0.50</w:t>
-            </w:r>
-          </w:p>
-        </w:tc>
-        <w:tc>
-          <w:tcPr>
-            <w:tcW w:type="dxa" w:w="1440"/>
-            <w:shd w:fill="F8FAFC"/>
-            <w:tcMar>
-              <w:top w:w="100" w:type="dxa"/>
-              <w:bottom w:w="100" w:type="dxa"/>
-              <w:left w:w="120" w:type="dxa"/>
-              <w:right w:w="120" w:type="dxa"/>
-            </w:tcMar>
-            <w:tcBorders>
-              <w:top w:val="single" w:sz="4" w:space="0" w:color="CCCCCC"/>
-              <w:bottom w:val="single" w:sz="4" w:space="0" w:color="CCCCCC"/>
-              <w:left w:val="single" w:sz="4" w:space="0" w:color="CCCCCC"/>
-              <w:right w:val="single" w:sz="4" w:space="0" w:color="CCCCCC"/>
-            </w:tcBorders>
-          </w:tcPr>
-          <w:p>
-            <w:pPr>
-              <w:spacing w:before="60" w:after="60" w:line="252" w:lineRule="auto"/>
-              <w:jc w:val="left"/>
-            </w:pPr>
-            <w:r/>
-            <w:r>
-              <w:t>BULL</w:t>
-            </w:r>
-          </w:p>
-        </w:tc>
-      </w:tr>
-      <w:tr>
-        <w:tc>
-          <w:tcPr>
-            <w:tcW w:type="dxa" w:w="1584"/>
-            <w:shd w:fill="FFFFFF"/>
-            <w:tcMar>
-              <w:top w:w="100" w:type="dxa"/>
-              <w:bottom w:w="100" w:type="dxa"/>
-              <w:left w:w="120" w:type="dxa"/>
-              <w:right w:w="120" w:type="dxa"/>
-            </w:tcMar>
-            <w:tcBorders>
-              <w:top w:val="single" w:sz="4" w:space="0" w:color="CCCCCC"/>
-              <w:bottom w:val="single" w:sz="4" w:space="0" w:color="CCCCCC"/>
-              <w:left w:val="single" w:sz="4" w:space="0" w:color="CCCCCC"/>
-              <w:right w:val="single" w:sz="4" w:space="0" w:color="CCCCCC"/>
-            </w:tcBorders>
-          </w:tcPr>
-          <w:p>
-            <w:pPr>
-              <w:spacing w:before="60" w:after="60" w:line="252" w:lineRule="auto"/>
-              <w:jc w:val="left"/>
-            </w:pPr>
-            <w:r/>
-            <w:r>
-              <w:rPr>
-                <w:b/>
-              </w:rPr>
-              <w:t>Thu 10/09</w:t>
-            </w:r>
-          </w:p>
-        </w:tc>
-        <w:tc>
-          <w:tcPr>
-            <w:tcW w:type="dxa" w:w="864"/>
-            <w:shd w:fill="FFFFFF"/>
-            <w:tcMar>
-              <w:top w:w="100" w:type="dxa"/>
-              <w:bottom w:w="100" w:type="dxa"/>
-              <w:left w:w="120" w:type="dxa"/>
-              <w:right w:w="120" w:type="dxa"/>
-            </w:tcMar>
-            <w:tcBorders>
-              <w:top w:val="single" w:sz="4" w:space="0" w:color="CCCCCC"/>
-              <w:bottom w:val="single" w:sz="4" w:space="0" w:color="CCCCCC"/>
-              <w:left w:val="single" w:sz="4" w:space="0" w:color="CCCCCC"/>
-              <w:right w:val="single" w:sz="4" w:space="0" w:color="CCCCCC"/>
-            </w:tcBorders>
-          </w:tcPr>
-          <w:p>
-            <w:pPr>
-              <w:spacing w:before="60" w:after="60" w:line="252" w:lineRule="auto"/>
-              <w:jc w:val="left"/>
-            </w:pPr>
-            <w:r/>
-            <w:r>
-              <w:t>Pre-NY 19-21</w:t>
-            </w:r>
-          </w:p>
-        </w:tc>
-        <w:tc>
-          <w:tcPr>
-            <w:tcW w:type="dxa" w:w="1440"/>
-            <w:shd w:fill="FFFFFF"/>
-            <w:tcMar>
-              <w:top w:w="100" w:type="dxa"/>
-              <w:bottom w:w="100" w:type="dxa"/>
-              <w:left w:w="120" w:type="dxa"/>
-              <w:right w:w="120" w:type="dxa"/>
-            </w:tcMar>
-            <w:tcBorders>
-              <w:top w:val="single" w:sz="4" w:space="0" w:color="CCCCCC"/>
-              <w:bottom w:val="single" w:sz="4" w:space="0" w:color="CCCCCC"/>
-              <w:left w:val="single" w:sz="4" w:space="0" w:color="CCCCCC"/>
-              <w:right w:val="single" w:sz="4" w:space="0" w:color="CCCCCC"/>
-            </w:tcBorders>
-          </w:tcPr>
-          <w:p>
-            <w:pPr>
-              <w:spacing w:before="60" w:after="60" w:line="252" w:lineRule="auto"/>
-              <w:jc w:val="left"/>
-            </w:pPr>
-            <w:r/>
-            <w:r>
-              <w:t>538.00</w:t>
-            </w:r>
-          </w:p>
-        </w:tc>
-        <w:tc>
-          <w:tcPr>
-            <w:tcW w:type="dxa" w:w="2016"/>
-            <w:shd w:fill="FFFFFF"/>
-            <w:tcMar>
-              <w:top w:w="100" w:type="dxa"/>
-              <w:bottom w:w="100" w:type="dxa"/>
-              <w:left w:w="120" w:type="dxa"/>
-              <w:right w:w="120" w:type="dxa"/>
-            </w:tcMar>
-            <w:tcBorders>
-              <w:top w:val="single" w:sz="4" w:space="0" w:color="CCCCCC"/>
-              <w:bottom w:val="single" w:sz="4" w:space="0" w:color="CCCCCC"/>
-              <w:left w:val="single" w:sz="4" w:space="0" w:color="CCCCCC"/>
-              <w:right w:val="single" w:sz="4" w:space="0" w:color="CCCCCC"/>
-            </w:tcBorders>
-          </w:tcPr>
-          <w:p>
-            <w:pPr>
-              <w:spacing w:before="60" w:after="60" w:line="252" w:lineRule="auto"/>
-              <w:jc w:val="left"/>
-            </w:pPr>
-            <w:r/>
-            <w:r>
-              <w:t>541.00</w:t>
-            </w:r>
-          </w:p>
-        </w:tc>
-        <w:tc>
-          <w:tcPr>
-            <w:tcW w:type="dxa" w:w="1152"/>
-            <w:shd w:fill="FFFFFF"/>
-            <w:tcMar>
-              <w:top w:w="100" w:type="dxa"/>
-              <w:bottom w:w="100" w:type="dxa"/>
-              <w:left w:w="120" w:type="dxa"/>
-              <w:right w:w="120" w:type="dxa"/>
-            </w:tcMar>
-            <w:tcBorders>
-              <w:top w:val="single" w:sz="4" w:space="0" w:color="CCCCCC"/>
-              <w:bottom w:val="single" w:sz="4" w:space="0" w:color="CCCCCC"/>
-              <w:left w:val="single" w:sz="4" w:space="0" w:color="CCCCCC"/>
-              <w:right w:val="single" w:sz="4" w:space="0" w:color="CCCCCC"/>
-            </w:tcBorders>
-          </w:tcPr>
-          <w:p>
-            <w:pPr>
-              <w:spacing w:before="60" w:after="60" w:line="252" w:lineRule="auto"/>
-              <w:jc w:val="left"/>
-            </w:pPr>
-            <w:r/>
-            <w:r>
-              <w:t>533.50</w:t>
-            </w:r>
-          </w:p>
-        </w:tc>
-        <w:tc>
-          <w:tcPr>
-            <w:tcW w:type="dxa" w:w="1728"/>
-            <w:shd w:fill="FFFFFF"/>
-            <w:tcMar>
-              <w:top w:w="100" w:type="dxa"/>
-              <w:bottom w:w="100" w:type="dxa"/>
-              <w:left w:w="120" w:type="dxa"/>
-              <w:right w:w="120" w:type="dxa"/>
-            </w:tcMar>
-            <w:tcBorders>
-              <w:top w:val="single" w:sz="4" w:space="0" w:color="CCCCCC"/>
-              <w:bottom w:val="single" w:sz="4" w:space="0" w:color="CCCCCC"/>
-              <w:left w:val="single" w:sz="4" w:space="0" w:color="CCCCCC"/>
-              <w:right w:val="single" w:sz="4" w:space="0" w:color="CCCCCC"/>
-            </w:tcBorders>
-          </w:tcPr>
-          <w:p>
-            <w:pPr>
-              <w:spacing w:before="60" w:after="60" w:line="252" w:lineRule="auto"/>
-              <w:jc w:val="left"/>
-            </w:pPr>
-            <w:r/>
-            <w:r>
-              <w:rPr>
-                <w:b/>
-              </w:rPr>
-              <w:t>538.25</w:t>
-            </w:r>
-          </w:p>
-        </w:tc>
-        <w:tc>
-          <w:tcPr>
-            <w:tcW w:type="dxa" w:w="3456"/>
-            <w:shd w:fill="FFFFFF"/>
-            <w:tcMar>
-              <w:top w:w="100" w:type="dxa"/>
-              <w:bottom w:w="100" w:type="dxa"/>
-              <w:left w:w="120" w:type="dxa"/>
-              <w:right w:w="120" w:type="dxa"/>
-            </w:tcMar>
-            <w:tcBorders>
-              <w:top w:val="single" w:sz="4" w:space="0" w:color="CCCCCC"/>
-              <w:bottom w:val="single" w:sz="4" w:space="0" w:color="CCCCCC"/>
-              <w:left w:val="single" w:sz="4" w:space="0" w:color="CCCCCC"/>
-              <w:right w:val="single" w:sz="4" w:space="0" w:color="CCCCCC"/>
-            </w:tcBorders>
-          </w:tcPr>
-          <w:p>
-            <w:pPr>
-              <w:spacing w:before="60" w:after="60" w:line="252" w:lineRule="auto"/>
-              <w:jc w:val="left"/>
-            </w:pPr>
-            <w:r/>
-            <w:r>
-              <w:rPr>
-                <w:b/>
-              </w:rPr>
-              <w:t>+0.25</w:t>
-            </w:r>
-          </w:p>
-        </w:tc>
-        <w:tc>
-          <w:tcPr>
-            <w:tcW w:type="dxa" w:w="1440"/>
-            <w:shd w:fill="FFFFFF"/>
-            <w:tcMar>
-              <w:top w:w="100" w:type="dxa"/>
-              <w:bottom w:w="100" w:type="dxa"/>
-              <w:left w:w="120" w:type="dxa"/>
-              <w:right w:w="120" w:type="dxa"/>
-            </w:tcMar>
-            <w:tcBorders>
-              <w:top w:val="single" w:sz="4" w:space="0" w:color="CCCCCC"/>
-              <w:bottom w:val="single" w:sz="4" w:space="0" w:color="CCCCCC"/>
-              <w:left w:val="single" w:sz="4" w:space="0" w:color="CCCCCC"/>
-              <w:right w:val="single" w:sz="4" w:space="0" w:color="CCCCCC"/>
-            </w:tcBorders>
-          </w:tcPr>
-          <w:p>
-            <w:pPr>
-              <w:spacing w:before="60" w:after="60" w:line="252" w:lineRule="auto"/>
-              <w:jc w:val="left"/>
-            </w:pPr>
-            <w:r/>
-            <w:r>
-              <w:t>BULL</w:t>
-            </w:r>
-          </w:p>
-        </w:tc>
-      </w:tr>
-      <w:tr>
-        <w:tc>
-          <w:tcPr>
-            <w:tcW w:type="dxa" w:w="1584"/>
-            <w:shd w:fill="F8FAFC"/>
-            <w:tcMar>
-              <w:top w:w="100" w:type="dxa"/>
-              <w:bottom w:w="100" w:type="dxa"/>
-              <w:left w:w="120" w:type="dxa"/>
-              <w:right w:w="120" w:type="dxa"/>
-            </w:tcMar>
-            <w:tcBorders>
-              <w:top w:val="single" w:sz="4" w:space="0" w:color="CCCCCC"/>
-              <w:bottom w:val="single" w:sz="4" w:space="0" w:color="CCCCCC"/>
-              <w:left w:val="single" w:sz="4" w:space="0" w:color="CCCCCC"/>
-              <w:right w:val="single" w:sz="4" w:space="0" w:color="CCCCCC"/>
-            </w:tcBorders>
-          </w:tcPr>
-          <w:p>
-            <w:pPr>
-              <w:spacing w:before="60" w:after="60" w:line="252" w:lineRule="auto"/>
-              <w:jc w:val="left"/>
-            </w:pPr>
-            <w:r/>
-            <w:r>
-              <w:rPr>
-                <w:b/>
-              </w:rPr>
-              <w:t>Thu 10/09</w:t>
-            </w:r>
-          </w:p>
-        </w:tc>
-        <w:tc>
-          <w:tcPr>
-            <w:tcW w:type="dxa" w:w="864"/>
-            <w:shd w:fill="F8FAFC"/>
-            <w:tcMar>
-              <w:top w:w="100" w:type="dxa"/>
-              <w:bottom w:w="100" w:type="dxa"/>
-              <w:left w:w="120" w:type="dxa"/>
-              <w:right w:w="120" w:type="dxa"/>
-            </w:tcMar>
-            <w:tcBorders>
-              <w:top w:val="single" w:sz="4" w:space="0" w:color="CCCCCC"/>
-              <w:bottom w:val="single" w:sz="4" w:space="0" w:color="CCCCCC"/>
-              <w:left w:val="single" w:sz="4" w:space="0" w:color="CCCCCC"/>
-              <w:right w:val="single" w:sz="4" w:space="0" w:color="CCCCCC"/>
-            </w:tcBorders>
-          </w:tcPr>
-          <w:p>
-            <w:pPr>
-              <w:spacing w:before="60" w:after="60" w:line="252" w:lineRule="auto"/>
-              <w:jc w:val="left"/>
-            </w:pPr>
-            <w:r/>
-            <w:r>
-              <w:t>NY Open 21-23</w:t>
-            </w:r>
-          </w:p>
-        </w:tc>
-        <w:tc>
-          <w:tcPr>
-            <w:tcW w:type="dxa" w:w="1440"/>
-            <w:shd w:fill="F8FAFC"/>
-            <w:tcMar>
-              <w:top w:w="100" w:type="dxa"/>
-              <w:bottom w:w="100" w:type="dxa"/>
-              <w:left w:w="120" w:type="dxa"/>
-              <w:right w:w="120" w:type="dxa"/>
-            </w:tcMar>
-            <w:tcBorders>
-              <w:top w:val="single" w:sz="4" w:space="0" w:color="CCCCCC"/>
-              <w:bottom w:val="single" w:sz="4" w:space="0" w:color="CCCCCC"/>
-              <w:left w:val="single" w:sz="4" w:space="0" w:color="CCCCCC"/>
-              <w:right w:val="single" w:sz="4" w:space="0" w:color="CCCCCC"/>
-            </w:tcBorders>
-          </w:tcPr>
-          <w:p>
-            <w:pPr>
-              <w:spacing w:before="60" w:after="60" w:line="252" w:lineRule="auto"/>
-              <w:jc w:val="left"/>
-            </w:pPr>
-            <w:r/>
-            <w:r>
-              <w:t>538.25</w:t>
-            </w:r>
-          </w:p>
-        </w:tc>
-        <w:tc>
-          <w:tcPr>
-            <w:tcW w:type="dxa" w:w="2016"/>
-            <w:shd w:fill="F8FAFC"/>
-            <w:tcMar>
-              <w:top w:w="100" w:type="dxa"/>
-              <w:bottom w:w="100" w:type="dxa"/>
-              <w:left w:w="120" w:type="dxa"/>
-              <w:right w:w="120" w:type="dxa"/>
-            </w:tcMar>
-            <w:tcBorders>
-              <w:top w:val="single" w:sz="4" w:space="0" w:color="CCCCCC"/>
-              <w:bottom w:val="single" w:sz="4" w:space="0" w:color="CCCCCC"/>
-              <w:left w:val="single" w:sz="4" w:space="0" w:color="CCCCCC"/>
-              <w:right w:val="single" w:sz="4" w:space="0" w:color="CCCCCC"/>
-            </w:tcBorders>
-          </w:tcPr>
-          <w:p>
-            <w:pPr>
-              <w:spacing w:before="60" w:after="60" w:line="252" w:lineRule="auto"/>
-              <w:jc w:val="left"/>
-            </w:pPr>
-            <w:r/>
-            <w:r>
-              <w:t>542.50</w:t>
-            </w:r>
-          </w:p>
-        </w:tc>
-        <w:tc>
-          <w:tcPr>
-            <w:tcW w:type="dxa" w:w="1152"/>
-            <w:shd w:fill="F8FAFC"/>
-            <w:tcMar>
-              <w:top w:w="100" w:type="dxa"/>
-              <w:bottom w:w="100" w:type="dxa"/>
-              <w:left w:w="120" w:type="dxa"/>
-              <w:right w:w="120" w:type="dxa"/>
-            </w:tcMar>
-            <w:tcBorders>
-              <w:top w:val="single" w:sz="4" w:space="0" w:color="CCCCCC"/>
-              <w:bottom w:val="single" w:sz="4" w:space="0" w:color="CCCCCC"/>
-              <w:left w:val="single" w:sz="4" w:space="0" w:color="CCCCCC"/>
-              <w:right w:val="single" w:sz="4" w:space="0" w:color="CCCCCC"/>
-            </w:tcBorders>
-          </w:tcPr>
-          <w:p>
-            <w:pPr>
-              <w:spacing w:before="60" w:after="60" w:line="252" w:lineRule="auto"/>
-              <w:jc w:val="left"/>
-            </w:pPr>
-            <w:r/>
-            <w:r>
-              <w:t>535.00</w:t>
-            </w:r>
-          </w:p>
-        </w:tc>
-        <w:tc>
-          <w:tcPr>
-            <w:tcW w:type="dxa" w:w="1728"/>
-            <w:shd w:fill="F8FAFC"/>
-            <w:tcMar>
-              <w:top w:w="100" w:type="dxa"/>
-              <w:bottom w:w="100" w:type="dxa"/>
-              <w:left w:w="120" w:type="dxa"/>
-              <w:right w:w="120" w:type="dxa"/>
-            </w:tcMar>
-            <w:tcBorders>
-              <w:top w:val="single" w:sz="4" w:space="0" w:color="CCCCCC"/>
-              <w:bottom w:val="single" w:sz="4" w:space="0" w:color="CCCCCC"/>
-              <w:left w:val="single" w:sz="4" w:space="0" w:color="CCCCCC"/>
-              <w:right w:val="single" w:sz="4" w:space="0" w:color="CCCCCC"/>
-            </w:tcBorders>
-          </w:tcPr>
-          <w:p>
-            <w:pPr>
-              <w:spacing w:before="60" w:after="60" w:line="252" w:lineRule="auto"/>
-              <w:jc w:val="left"/>
-            </w:pPr>
-            <w:r/>
-            <w:r>
-              <w:rPr>
-                <w:b/>
-              </w:rPr>
-              <w:t>539.00</w:t>
-            </w:r>
-          </w:p>
-        </w:tc>
-        <w:tc>
-          <w:tcPr>
-            <w:tcW w:type="dxa" w:w="3456"/>
-            <w:shd w:fill="F8FAFC"/>
-            <w:tcMar>
-              <w:top w:w="100" w:type="dxa"/>
-              <w:bottom w:w="100" w:type="dxa"/>
-              <w:left w:w="120" w:type="dxa"/>
-              <w:right w:w="120" w:type="dxa"/>
-            </w:tcMar>
-            <w:tcBorders>
-              <w:top w:val="single" w:sz="4" w:space="0" w:color="CCCCCC"/>
-              <w:bottom w:val="single" w:sz="4" w:space="0" w:color="CCCCCC"/>
-              <w:left w:val="single" w:sz="4" w:space="0" w:color="CCCCCC"/>
-              <w:right w:val="single" w:sz="4" w:space="0" w:color="CCCCCC"/>
-            </w:tcBorders>
-          </w:tcPr>
-          <w:p>
-            <w:pPr>
-              <w:spacing w:before="60" w:after="60" w:line="252" w:lineRule="auto"/>
-              <w:jc w:val="left"/>
-            </w:pPr>
-            <w:r/>
-            <w:r>
-              <w:rPr>
-                <w:b/>
-              </w:rPr>
-              <w:t>+0.75</w:t>
-            </w:r>
-          </w:p>
-        </w:tc>
-        <w:tc>
-          <w:tcPr>
-            <w:tcW w:type="dxa" w:w="1440"/>
-            <w:shd w:fill="F8FAFC"/>
-            <w:tcMar>
-              <w:top w:w="100" w:type="dxa"/>
-              <w:bottom w:w="100" w:type="dxa"/>
-              <w:left w:w="120" w:type="dxa"/>
-              <w:right w:w="120" w:type="dxa"/>
-            </w:tcMar>
-            <w:tcBorders>
-              <w:top w:val="single" w:sz="4" w:space="0" w:color="CCCCCC"/>
-              <w:bottom w:val="single" w:sz="4" w:space="0" w:color="CCCCCC"/>
-              <w:left w:val="single" w:sz="4" w:space="0" w:color="CCCCCC"/>
-              <w:right w:val="single" w:sz="4" w:space="0" w:color="CCCCCC"/>
-            </w:tcBorders>
-          </w:tcPr>
-          <w:p>
-            <w:pPr>
-              <w:spacing w:before="60" w:after="60" w:line="252" w:lineRule="auto"/>
-              <w:jc w:val="left"/>
-            </w:pPr>
-            <w:r/>
-            <w:r>
-              <w:t>BULL</w:t>
-            </w:r>
-          </w:p>
-        </w:tc>
-      </w:tr>
-      <w:tr>
-        <w:tc>
-          <w:tcPr>
-            <w:tcW w:type="dxa" w:w="1584"/>
-            <w:shd w:fill="FFFFFF"/>
-            <w:tcMar>
-              <w:top w:w="100" w:type="dxa"/>
-              <w:bottom w:w="100" w:type="dxa"/>
-              <w:left w:w="120" w:type="dxa"/>
-              <w:right w:w="120" w:type="dxa"/>
-            </w:tcMar>
-            <w:tcBorders>
-              <w:top w:val="single" w:sz="4" w:space="0" w:color="CCCCCC"/>
-              <w:bottom w:val="single" w:sz="4" w:space="0" w:color="CCCCCC"/>
-              <w:left w:val="single" w:sz="4" w:space="0" w:color="CCCCCC"/>
-              <w:right w:val="single" w:sz="4" w:space="0" w:color="CCCCCC"/>
-            </w:tcBorders>
-          </w:tcPr>
-          <w:p>
-            <w:pPr>
-              <w:spacing w:before="60" w:after="60" w:line="252" w:lineRule="auto"/>
-              <w:jc w:val="left"/>
-            </w:pPr>
-            <w:r/>
-            <w:r>
-              <w:rPr>
-                <w:b/>
-              </w:rPr>
-              <w:t>Thu 10/09</w:t>
-            </w:r>
-          </w:p>
-        </w:tc>
-        <w:tc>
-          <w:tcPr>
-            <w:tcW w:type="dxa" w:w="864"/>
-            <w:shd w:fill="FFFFFF"/>
-            <w:tcMar>
-              <w:top w:w="100" w:type="dxa"/>
-              <w:bottom w:w="100" w:type="dxa"/>
-              <w:left w:w="120" w:type="dxa"/>
-              <w:right w:w="120" w:type="dxa"/>
-            </w:tcMar>
-            <w:tcBorders>
-              <w:top w:val="single" w:sz="4" w:space="0" w:color="CCCCCC"/>
-              <w:bottom w:val="single" w:sz="4" w:space="0" w:color="CCCCCC"/>
-              <w:left w:val="single" w:sz="4" w:space="0" w:color="CCCCCC"/>
-              <w:right w:val="single" w:sz="4" w:space="0" w:color="CCCCCC"/>
-            </w:tcBorders>
-          </w:tcPr>
-          <w:p>
-            <w:pPr>
-              <w:spacing w:before="60" w:after="60" w:line="252" w:lineRule="auto"/>
-              <w:jc w:val="left"/>
-            </w:pPr>
-            <w:r/>
-            <w:r>
-              <w:t>NY Close 23-01</w:t>
-            </w:r>
-          </w:p>
-        </w:tc>
-        <w:tc>
-          <w:tcPr>
-            <w:tcW w:type="dxa" w:w="1440"/>
-            <w:shd w:fill="FFFFFF"/>
-            <w:tcMar>
-              <w:top w:w="100" w:type="dxa"/>
-              <w:bottom w:w="100" w:type="dxa"/>
-              <w:left w:w="120" w:type="dxa"/>
-              <w:right w:w="120" w:type="dxa"/>
-            </w:tcMar>
-            <w:tcBorders>
-              <w:top w:val="single" w:sz="4" w:space="0" w:color="CCCCCC"/>
-              <w:bottom w:val="single" w:sz="4" w:space="0" w:color="CCCCCC"/>
-              <w:left w:val="single" w:sz="4" w:space="0" w:color="CCCCCC"/>
-              <w:right w:val="single" w:sz="4" w:space="0" w:color="CCCCCC"/>
-            </w:tcBorders>
-          </w:tcPr>
-          <w:p>
-            <w:pPr>
-              <w:spacing w:before="60" w:after="60" w:line="252" w:lineRule="auto"/>
-              <w:jc w:val="left"/>
-            </w:pPr>
-            <w:r/>
-            <w:r>
-              <w:t>539.00</w:t>
-            </w:r>
-          </w:p>
-        </w:tc>
-        <w:tc>
-          <w:tcPr>
-            <w:tcW w:type="dxa" w:w="2016"/>
-            <w:shd w:fill="FFFFFF"/>
-            <w:tcMar>
-              <w:top w:w="100" w:type="dxa"/>
-              <w:bottom w:w="100" w:type="dxa"/>
-              <w:left w:w="120" w:type="dxa"/>
-              <w:right w:w="120" w:type="dxa"/>
-            </w:tcMar>
-            <w:tcBorders>
-              <w:top w:val="single" w:sz="4" w:space="0" w:color="CCCCCC"/>
-              <w:bottom w:val="single" w:sz="4" w:space="0" w:color="CCCCCC"/>
-              <w:left w:val="single" w:sz="4" w:space="0" w:color="CCCCCC"/>
-              <w:right w:val="single" w:sz="4" w:space="0" w:color="CCCCCC"/>
-            </w:tcBorders>
-          </w:tcPr>
-          <w:p>
-            <w:pPr>
-              <w:spacing w:before="60" w:after="60" w:line="252" w:lineRule="auto"/>
-              <w:jc w:val="left"/>
-            </w:pPr>
-            <w:r/>
-            <w:r>
-              <w:t>542.50</w:t>
-            </w:r>
-          </w:p>
-        </w:tc>
-        <w:tc>
-          <w:tcPr>
-            <w:tcW w:type="dxa" w:w="1152"/>
-            <w:shd w:fill="FFFFFF"/>
-            <w:tcMar>
-              <w:top w:w="100" w:type="dxa"/>
-              <w:bottom w:w="100" w:type="dxa"/>
-              <w:left w:w="120" w:type="dxa"/>
-              <w:right w:w="120" w:type="dxa"/>
-            </w:tcMar>
-            <w:tcBorders>
-              <w:top w:val="single" w:sz="4" w:space="0" w:color="CCCCCC"/>
-              <w:bottom w:val="single" w:sz="4" w:space="0" w:color="CCCCCC"/>
-              <w:left w:val="single" w:sz="4" w:space="0" w:color="CCCCCC"/>
-              <w:right w:val="single" w:sz="4" w:space="0" w:color="CCCCCC"/>
-            </w:tcBorders>
-          </w:tcPr>
-          <w:p>
-            <w:pPr>
-              <w:spacing w:before="60" w:after="60" w:line="252" w:lineRule="auto"/>
-              <w:jc w:val="left"/>
-            </w:pPr>
-            <w:r/>
-            <w:r>
-              <w:t>536.75</w:t>
-            </w:r>
-          </w:p>
-        </w:tc>
-        <w:tc>
-          <w:tcPr>
-            <w:tcW w:type="dxa" w:w="1728"/>
-            <w:shd w:fill="FFFFFF"/>
-            <w:tcMar>
-              <w:top w:w="100" w:type="dxa"/>
-              <w:bottom w:w="100" w:type="dxa"/>
-              <w:left w:w="120" w:type="dxa"/>
-              <w:right w:w="120" w:type="dxa"/>
-            </w:tcMar>
-            <w:tcBorders>
-              <w:top w:val="single" w:sz="4" w:space="0" w:color="CCCCCC"/>
-              <w:bottom w:val="single" w:sz="4" w:space="0" w:color="CCCCCC"/>
-              <w:left w:val="single" w:sz="4" w:space="0" w:color="CCCCCC"/>
-              <w:right w:val="single" w:sz="4" w:space="0" w:color="CCCCCC"/>
-            </w:tcBorders>
-          </w:tcPr>
-          <w:p>
-            <w:pPr>
-              <w:spacing w:before="60" w:after="60" w:line="252" w:lineRule="auto"/>
-              <w:jc w:val="left"/>
-            </w:pPr>
-            <w:r/>
-            <w:r>
-              <w:rPr>
-                <w:b/>
-              </w:rPr>
-              <w:t>539.00</w:t>
-            </w:r>
-          </w:p>
-        </w:tc>
-        <w:tc>
-          <w:tcPr>
-            <w:tcW w:type="dxa" w:w="3456"/>
-            <w:shd w:fill="FFFFFF"/>
-            <w:tcMar>
-              <w:top w:w="100" w:type="dxa"/>
-              <w:bottom w:w="100" w:type="dxa"/>
-              <w:left w:w="120" w:type="dxa"/>
-              <w:right w:w="120" w:type="dxa"/>
-            </w:tcMar>
-            <w:tcBorders>
-              <w:top w:val="single" w:sz="4" w:space="0" w:color="CCCCCC"/>
-              <w:bottom w:val="single" w:sz="4" w:space="0" w:color="CCCCCC"/>
-              <w:left w:val="single" w:sz="4" w:space="0" w:color="CCCCCC"/>
-              <w:right w:val="single" w:sz="4" w:space="0" w:color="CCCCCC"/>
-            </w:tcBorders>
-          </w:tcPr>
-          <w:p>
-            <w:pPr>
-              <w:spacing w:before="60" w:after="60" w:line="252" w:lineRule="auto"/>
-              <w:jc w:val="left"/>
-            </w:pPr>
-            <w:r/>
-            <w:r>
-              <w:rPr>
-                <w:b/>
-              </w:rPr>
-              <w:t>+0.00</w:t>
-            </w:r>
-          </w:p>
-        </w:tc>
-        <w:tc>
-          <w:tcPr>
-            <w:tcW w:type="dxa" w:w="1440"/>
-            <w:shd w:fill="FFFFFF"/>
-            <w:tcMar>
-              <w:top w:w="100" w:type="dxa"/>
-              <w:bottom w:w="100" w:type="dxa"/>
-              <w:left w:w="120" w:type="dxa"/>
-              <w:right w:w="120" w:type="dxa"/>
-            </w:tcMar>
-            <w:tcBorders>
-              <w:top w:val="single" w:sz="4" w:space="0" w:color="CCCCCC"/>
-              <w:bottom w:val="single" w:sz="4" w:space="0" w:color="CCCCCC"/>
-              <w:left w:val="single" w:sz="4" w:space="0" w:color="CCCCCC"/>
-              <w:right w:val="single" w:sz="4" w:space="0" w:color="CCCCCC"/>
-            </w:tcBorders>
-          </w:tcPr>
-          <w:p>
-            <w:pPr>
-              <w:spacing w:before="60" w:after="60" w:line="252" w:lineRule="auto"/>
-              <w:jc w:val="left"/>
-            </w:pPr>
-            <w:r/>
-            <w:r>
-              <w:t>BULL</w:t>
-            </w:r>
-          </w:p>
-        </w:tc>
-      </w:tr>
-      <w:tr>
-        <w:tc>
-          <w:tcPr>
-            <w:tcW w:type="dxa" w:w="1584"/>
-            <w:shd w:fill="F8FAFC"/>
-            <w:tcMar>
-              <w:top w:w="100" w:type="dxa"/>
-              <w:bottom w:w="100" w:type="dxa"/>
-              <w:left w:w="120" w:type="dxa"/>
-              <w:right w:w="120" w:type="dxa"/>
-            </w:tcMar>
-            <w:tcBorders>
-              <w:top w:val="single" w:sz="4" w:space="0" w:color="CCCCCC"/>
-              <w:bottom w:val="single" w:sz="4" w:space="0" w:color="CCCCCC"/>
-              <w:left w:val="single" w:sz="4" w:space="0" w:color="CCCCCC"/>
-              <w:right w:val="single" w:sz="4" w:space="0" w:color="CCCCCC"/>
-            </w:tcBorders>
-          </w:tcPr>
-          <w:p>
-            <w:pPr>
-              <w:spacing w:before="60" w:after="60" w:line="252" w:lineRule="auto"/>
-              <w:jc w:val="left"/>
-            </w:pPr>
-            <w:r/>
-            <w:r>
-              <w:rPr>
-                <w:b/>
-              </w:rPr>
-              <w:t>Fri 11/09</w:t>
-            </w:r>
-          </w:p>
-        </w:tc>
-        <w:tc>
-          <w:tcPr>
-            <w:tcW w:type="dxa" w:w="864"/>
-            <w:shd w:fill="F8FAFC"/>
-            <w:tcMar>
-              <w:top w:w="100" w:type="dxa"/>
-              <w:bottom w:w="100" w:type="dxa"/>
-              <w:left w:w="120" w:type="dxa"/>
-              <w:right w:w="120" w:type="dxa"/>
-            </w:tcMar>
-            <w:tcBorders>
-              <w:top w:val="single" w:sz="4" w:space="0" w:color="CCCCCC"/>
-              <w:bottom w:val="single" w:sz="4" w:space="0" w:color="CCCCCC"/>
-              <w:left w:val="single" w:sz="4" w:space="0" w:color="CCCCCC"/>
-              <w:right w:val="single" w:sz="4" w:space="0" w:color="CCCCCC"/>
-            </w:tcBorders>
-          </w:tcPr>
-          <w:p>
-            <w:pPr>
-              <w:spacing w:before="60" w:after="60" w:line="252" w:lineRule="auto"/>
-              <w:jc w:val="left"/>
-            </w:pPr>
-            <w:r/>
-            <w:r>
-              <w:t>Asia 07-11</w:t>
-            </w:r>
-          </w:p>
-        </w:tc>
-        <w:tc>
-          <w:tcPr>
-            <w:tcW w:type="dxa" w:w="1440"/>
-            <w:shd w:fill="F8FAFC"/>
-            <w:tcMar>
-              <w:top w:w="100" w:type="dxa"/>
-              <w:bottom w:w="100" w:type="dxa"/>
-              <w:left w:w="120" w:type="dxa"/>
-              <w:right w:w="120" w:type="dxa"/>
-            </w:tcMar>
-            <w:tcBorders>
-              <w:top w:val="single" w:sz="4" w:space="0" w:color="CCCCCC"/>
-              <w:bottom w:val="single" w:sz="4" w:space="0" w:color="CCCCCC"/>
-              <w:left w:val="single" w:sz="4" w:space="0" w:color="CCCCCC"/>
-              <w:right w:val="single" w:sz="4" w:space="0" w:color="CCCCCC"/>
-            </w:tcBorders>
-          </w:tcPr>
-          <w:p>
-            <w:pPr>
-              <w:spacing w:before="60" w:after="60" w:line="252" w:lineRule="auto"/>
-              <w:jc w:val="left"/>
-            </w:pPr>
-            <w:r/>
-            <w:r>
-              <w:t>539.00</w:t>
-            </w:r>
-          </w:p>
-        </w:tc>
-        <w:tc>
-          <w:tcPr>
-            <w:tcW w:type="dxa" w:w="2016"/>
-            <w:shd w:fill="F8FAFC"/>
-            <w:tcMar>
-              <w:top w:w="100" w:type="dxa"/>
-              <w:bottom w:w="100" w:type="dxa"/>
-              <w:left w:w="120" w:type="dxa"/>
-              <w:right w:w="120" w:type="dxa"/>
-            </w:tcMar>
-            <w:tcBorders>
-              <w:top w:val="single" w:sz="4" w:space="0" w:color="CCCCCC"/>
-              <w:bottom w:val="single" w:sz="4" w:space="0" w:color="CCCCCC"/>
-              <w:left w:val="single" w:sz="4" w:space="0" w:color="CCCCCC"/>
-              <w:right w:val="single" w:sz="4" w:space="0" w:color="CCCCCC"/>
-            </w:tcBorders>
-          </w:tcPr>
-          <w:p>
-            <w:pPr>
-              <w:spacing w:before="60" w:after="60" w:line="252" w:lineRule="auto"/>
-              <w:jc w:val="left"/>
-            </w:pPr>
-            <w:r/>
-            <w:r>
-              <w:t>542.75</w:t>
-            </w:r>
-          </w:p>
-        </w:tc>
-        <w:tc>
-          <w:tcPr>
-            <w:tcW w:type="dxa" w:w="1152"/>
-            <w:shd w:fill="F8FAFC"/>
-            <w:tcMar>
-              <w:top w:w="100" w:type="dxa"/>
-              <w:bottom w:w="100" w:type="dxa"/>
-              <w:left w:w="120" w:type="dxa"/>
-              <w:right w:w="120" w:type="dxa"/>
-            </w:tcMar>
-            <w:tcBorders>
-              <w:top w:val="single" w:sz="4" w:space="0" w:color="CCCCCC"/>
-              <w:bottom w:val="single" w:sz="4" w:space="0" w:color="CCCCCC"/>
-              <w:left w:val="single" w:sz="4" w:space="0" w:color="CCCCCC"/>
-              <w:right w:val="single" w:sz="4" w:space="0" w:color="CCCCCC"/>
-            </w:tcBorders>
-          </w:tcPr>
-          <w:p>
-            <w:pPr>
-              <w:spacing w:before="60" w:after="60" w:line="252" w:lineRule="auto"/>
-              <w:jc w:val="left"/>
-            </w:pPr>
-            <w:r/>
-            <w:r>
-              <w:t>535.50</w:t>
-            </w:r>
-          </w:p>
-        </w:tc>
-        <w:tc>
-          <w:tcPr>
-            <w:tcW w:type="dxa" w:w="1728"/>
-            <w:shd w:fill="F8FAFC"/>
-            <w:tcMar>
-              <w:top w:w="100" w:type="dxa"/>
-              <w:bottom w:w="100" w:type="dxa"/>
-              <w:left w:w="120" w:type="dxa"/>
-              <w:right w:w="120" w:type="dxa"/>
-            </w:tcMar>
-            <w:tcBorders>
-              <w:top w:val="single" w:sz="4" w:space="0" w:color="CCCCCC"/>
-              <w:bottom w:val="single" w:sz="4" w:space="0" w:color="CCCCCC"/>
-              <w:left w:val="single" w:sz="4" w:space="0" w:color="CCCCCC"/>
-              <w:right w:val="single" w:sz="4" w:space="0" w:color="CCCCCC"/>
-            </w:tcBorders>
-          </w:tcPr>
-          <w:p>
-            <w:pPr>
-              <w:spacing w:before="60" w:after="60" w:line="252" w:lineRule="auto"/>
-              <w:jc w:val="left"/>
-            </w:pPr>
-            <w:r/>
-            <w:r>
-              <w:rPr>
-                <w:b/>
-              </w:rPr>
-              <w:t>538.75</w:t>
-            </w:r>
-          </w:p>
-        </w:tc>
-        <w:tc>
-          <w:tcPr>
-            <w:tcW w:type="dxa" w:w="3456"/>
-            <w:shd w:fill="F8FAFC"/>
-            <w:tcMar>
-              <w:top w:w="100" w:type="dxa"/>
-              <w:bottom w:w="100" w:type="dxa"/>
-              <w:left w:w="120" w:type="dxa"/>
-              <w:right w:w="120" w:type="dxa"/>
-            </w:tcMar>
-            <w:tcBorders>
-              <w:top w:val="single" w:sz="4" w:space="0" w:color="CCCCCC"/>
-              <w:bottom w:val="single" w:sz="4" w:space="0" w:color="CCCCCC"/>
-              <w:left w:val="single" w:sz="4" w:space="0" w:color="CCCCCC"/>
-              <w:right w:val="single" w:sz="4" w:space="0" w:color="CCCCCC"/>
-            </w:tcBorders>
-          </w:tcPr>
-          <w:p>
-            <w:pPr>
-              <w:spacing w:before="60" w:after="60" w:line="252" w:lineRule="auto"/>
-              <w:jc w:val="left"/>
-            </w:pPr>
-            <w:r/>
-            <w:r>
-              <w:rPr>
-                <w:b/>
-              </w:rPr>
-              <w:t>-0.25</w:t>
-            </w:r>
-          </w:p>
-        </w:tc>
-        <w:tc>
-          <w:tcPr>
-            <w:tcW w:type="dxa" w:w="1440"/>
-            <w:shd w:fill="F8FAFC"/>
-            <w:tcMar>
-              <w:top w:w="100" w:type="dxa"/>
-              <w:bottom w:w="100" w:type="dxa"/>
-              <w:left w:w="120" w:type="dxa"/>
-              <w:right w:w="120" w:type="dxa"/>
-            </w:tcMar>
-            <w:tcBorders>
-              <w:top w:val="single" w:sz="4" w:space="0" w:color="CCCCCC"/>
-              <w:bottom w:val="single" w:sz="4" w:space="0" w:color="CCCCCC"/>
-              <w:left w:val="single" w:sz="4" w:space="0" w:color="CCCCCC"/>
-              <w:right w:val="single" w:sz="4" w:space="0" w:color="CCCCCC"/>
-            </w:tcBorders>
-          </w:tcPr>
-          <w:p>
-            <w:pPr>
-              <w:spacing w:before="60" w:after="60" w:line="252" w:lineRule="auto"/>
-              <w:jc w:val="left"/>
-            </w:pPr>
-            <w:r/>
-            <w:r>
-              <w:t>BEAR</w:t>
-            </w:r>
-          </w:p>
-        </w:tc>
-      </w:tr>
-      <w:tr>
-        <w:tc>
-          <w:tcPr>
-            <w:tcW w:type="dxa" w:w="1584"/>
-            <w:shd w:fill="FFFFFF"/>
-            <w:tcMar>
-              <w:top w:w="100" w:type="dxa"/>
-              <w:bottom w:w="100" w:type="dxa"/>
-              <w:left w:w="120" w:type="dxa"/>
-              <w:right w:w="120" w:type="dxa"/>
-            </w:tcMar>
-            <w:tcBorders>
-              <w:top w:val="single" w:sz="4" w:space="0" w:color="CCCCCC"/>
-              <w:bottom w:val="single" w:sz="4" w:space="0" w:color="CCCCCC"/>
-              <w:left w:val="single" w:sz="4" w:space="0" w:color="CCCCCC"/>
-              <w:right w:val="single" w:sz="4" w:space="0" w:color="CCCCCC"/>
-            </w:tcBorders>
-          </w:tcPr>
-          <w:p>
-            <w:pPr>
-              <w:spacing w:before="60" w:after="60" w:line="252" w:lineRule="auto"/>
-              <w:jc w:val="left"/>
-            </w:pPr>
-            <w:r/>
-            <w:r>
-              <w:rPr>
-                <w:b/>
-              </w:rPr>
-              <w:t>Fri 11/09</w:t>
-            </w:r>
-          </w:p>
-        </w:tc>
-        <w:tc>
-          <w:tcPr>
-            <w:tcW w:type="dxa" w:w="864"/>
-            <w:shd w:fill="FFFFFF"/>
-            <w:tcMar>
-              <w:top w:w="100" w:type="dxa"/>
-              <w:bottom w:w="100" w:type="dxa"/>
-              <w:left w:w="120" w:type="dxa"/>
-              <w:right w:w="120" w:type="dxa"/>
-            </w:tcMar>
-            <w:tcBorders>
-              <w:top w:val="single" w:sz="4" w:space="0" w:color="CCCCCC"/>
-              <w:bottom w:val="single" w:sz="4" w:space="0" w:color="CCCCCC"/>
-              <w:left w:val="single" w:sz="4" w:space="0" w:color="CCCCCC"/>
-              <w:right w:val="single" w:sz="4" w:space="0" w:color="CCCCCC"/>
-            </w:tcBorders>
-          </w:tcPr>
-          <w:p>
-            <w:pPr>
-              <w:spacing w:before="60" w:after="60" w:line="252" w:lineRule="auto"/>
-              <w:jc w:val="left"/>
-            </w:pPr>
-            <w:r/>
-            <w:r>
-              <w:t>Asia 11-15</w:t>
-            </w:r>
-          </w:p>
-        </w:tc>
-        <w:tc>
-          <w:tcPr>
-            <w:tcW w:type="dxa" w:w="1440"/>
-            <w:shd w:fill="FFFFFF"/>
-            <w:tcMar>
-              <w:top w:w="100" w:type="dxa"/>
-              <w:bottom w:w="100" w:type="dxa"/>
-              <w:left w:w="120" w:type="dxa"/>
-              <w:right w:w="120" w:type="dxa"/>
-            </w:tcMar>
-            <w:tcBorders>
-              <w:top w:val="single" w:sz="4" w:space="0" w:color="CCCCCC"/>
-              <w:bottom w:val="single" w:sz="4" w:space="0" w:color="CCCCCC"/>
-              <w:left w:val="single" w:sz="4" w:space="0" w:color="CCCCCC"/>
-              <w:right w:val="single" w:sz="4" w:space="0" w:color="CCCCCC"/>
-            </w:tcBorders>
-          </w:tcPr>
-          <w:p>
-            <w:pPr>
-              <w:spacing w:before="60" w:after="60" w:line="252" w:lineRule="auto"/>
-              <w:jc w:val="left"/>
-            </w:pPr>
-            <w:r/>
-            <w:r>
-              <w:t>538.75</w:t>
-            </w:r>
-          </w:p>
-        </w:tc>
-        <w:tc>
-          <w:tcPr>
-            <w:tcW w:type="dxa" w:w="2016"/>
-            <w:shd w:fill="FFFFFF"/>
-            <w:tcMar>
-              <w:top w:w="100" w:type="dxa"/>
-              <w:bottom w:w="100" w:type="dxa"/>
-              <w:left w:w="120" w:type="dxa"/>
-              <w:right w:w="120" w:type="dxa"/>
-            </w:tcMar>
-            <w:tcBorders>
-              <w:top w:val="single" w:sz="4" w:space="0" w:color="CCCCCC"/>
-              <w:bottom w:val="single" w:sz="4" w:space="0" w:color="CCCCCC"/>
-              <w:left w:val="single" w:sz="4" w:space="0" w:color="CCCCCC"/>
-              <w:right w:val="single" w:sz="4" w:space="0" w:color="CCCCCC"/>
-            </w:tcBorders>
-          </w:tcPr>
-          <w:p>
-            <w:pPr>
-              <w:spacing w:before="60" w:after="60" w:line="252" w:lineRule="auto"/>
-              <w:jc w:val="left"/>
-            </w:pPr>
-            <w:r/>
-            <w:r>
-              <w:t>542.25</w:t>
-            </w:r>
-          </w:p>
-        </w:tc>
-        <w:tc>
-          <w:tcPr>
-            <w:tcW w:type="dxa" w:w="1152"/>
-            <w:shd w:fill="FFFFFF"/>
-            <w:tcMar>
-              <w:top w:w="100" w:type="dxa"/>
-              <w:bottom w:w="100" w:type="dxa"/>
-              <w:left w:w="120" w:type="dxa"/>
-              <w:right w:w="120" w:type="dxa"/>
-            </w:tcMar>
-            <w:tcBorders>
-              <w:top w:val="single" w:sz="4" w:space="0" w:color="CCCCCC"/>
-              <w:bottom w:val="single" w:sz="4" w:space="0" w:color="CCCCCC"/>
-              <w:left w:val="single" w:sz="4" w:space="0" w:color="CCCCCC"/>
-              <w:right w:val="single" w:sz="4" w:space="0" w:color="CCCCCC"/>
-            </w:tcBorders>
-          </w:tcPr>
-          <w:p>
-            <w:pPr>
-              <w:spacing w:before="60" w:after="60" w:line="252" w:lineRule="auto"/>
-              <w:jc w:val="left"/>
-            </w:pPr>
-            <w:r/>
-            <w:r>
-              <w:t>535.50</w:t>
-            </w:r>
-          </w:p>
-        </w:tc>
-        <w:tc>
-          <w:tcPr>
-            <w:tcW w:type="dxa" w:w="1728"/>
-            <w:shd w:fill="FFFFFF"/>
-            <w:tcMar>
-              <w:top w:w="100" w:type="dxa"/>
-              <w:bottom w:w="100" w:type="dxa"/>
-              <w:left w:w="120" w:type="dxa"/>
-              <w:right w:w="120" w:type="dxa"/>
-            </w:tcMar>
-            <w:tcBorders>
-              <w:top w:val="single" w:sz="4" w:space="0" w:color="CCCCCC"/>
-              <w:bottom w:val="single" w:sz="4" w:space="0" w:color="CCCCCC"/>
-              <w:left w:val="single" w:sz="4" w:space="0" w:color="CCCCCC"/>
-              <w:right w:val="single" w:sz="4" w:space="0" w:color="CCCCCC"/>
-            </w:tcBorders>
-          </w:tcPr>
-          <w:p>
-            <w:pPr>
-              <w:spacing w:before="60" w:after="60" w:line="252" w:lineRule="auto"/>
-              <w:jc w:val="left"/>
-            </w:pPr>
-            <w:r/>
-            <w:r>
-              <w:rPr>
-                <w:b/>
-              </w:rPr>
-              <w:t>538.50</w:t>
-            </w:r>
-          </w:p>
-        </w:tc>
-        <w:tc>
-          <w:tcPr>
-            <w:tcW w:type="dxa" w:w="3456"/>
-            <w:shd w:fill="FFFFFF"/>
-            <w:tcMar>
-              <w:top w:w="100" w:type="dxa"/>
-              <w:bottom w:w="100" w:type="dxa"/>
-              <w:left w:w="120" w:type="dxa"/>
-              <w:right w:w="120" w:type="dxa"/>
-            </w:tcMar>
-            <w:tcBorders>
-              <w:top w:val="single" w:sz="4" w:space="0" w:color="CCCCCC"/>
-              <w:bottom w:val="single" w:sz="4" w:space="0" w:color="CCCCCC"/>
-              <w:left w:val="single" w:sz="4" w:space="0" w:color="CCCCCC"/>
-              <w:right w:val="single" w:sz="4" w:space="0" w:color="CCCCCC"/>
-            </w:tcBorders>
-          </w:tcPr>
-          <w:p>
-            <w:pPr>
-              <w:spacing w:before="60" w:after="60" w:line="252" w:lineRule="auto"/>
-              <w:jc w:val="left"/>
-            </w:pPr>
-            <w:r/>
-            <w:r>
-              <w:rPr>
-                <w:b/>
-              </w:rPr>
-              <w:t>-0.25</w:t>
-            </w:r>
-          </w:p>
-        </w:tc>
-        <w:tc>
-          <w:tcPr>
-            <w:tcW w:type="dxa" w:w="1440"/>
-            <w:shd w:fill="FFFFFF"/>
-            <w:tcMar>
-              <w:top w:w="100" w:type="dxa"/>
-              <w:bottom w:w="100" w:type="dxa"/>
-              <w:left w:w="120" w:type="dxa"/>
-              <w:right w:w="120" w:type="dxa"/>
-            </w:tcMar>
-            <w:tcBorders>
-              <w:top w:val="single" w:sz="4" w:space="0" w:color="CCCCCC"/>
-              <w:bottom w:val="single" w:sz="4" w:space="0" w:color="CCCCCC"/>
-              <w:left w:val="single" w:sz="4" w:space="0" w:color="CCCCCC"/>
-              <w:right w:val="single" w:sz="4" w:space="0" w:color="CCCCCC"/>
-            </w:tcBorders>
-          </w:tcPr>
-          <w:p>
-            <w:pPr>
-              <w:spacing w:before="60" w:after="60" w:line="252" w:lineRule="auto"/>
-              <w:jc w:val="left"/>
-            </w:pPr>
-            <w:r/>
-            <w:r>
-              <w:t>BEAR</w:t>
-            </w:r>
-          </w:p>
-        </w:tc>
-      </w:tr>
-      <w:tr>
-        <w:tc>
-          <w:tcPr>
-            <w:tcW w:type="dxa" w:w="1584"/>
-            <w:shd w:fill="F8FAFC"/>
-            <w:tcMar>
-              <w:top w:w="100" w:type="dxa"/>
-              <w:bottom w:w="100" w:type="dxa"/>
-              <w:left w:w="120" w:type="dxa"/>
-              <w:right w:w="120" w:type="dxa"/>
-            </w:tcMar>
-            <w:tcBorders>
-              <w:top w:val="single" w:sz="4" w:space="0" w:color="CCCCCC"/>
-              <w:bottom w:val="single" w:sz="4" w:space="0" w:color="CCCCCC"/>
-              <w:left w:val="single" w:sz="4" w:space="0" w:color="CCCCCC"/>
-              <w:right w:val="single" w:sz="4" w:space="0" w:color="CCCCCC"/>
-            </w:tcBorders>
-          </w:tcPr>
-          <w:p>
-            <w:pPr>
-              <w:spacing w:before="60" w:after="60" w:line="252" w:lineRule="auto"/>
-              <w:jc w:val="left"/>
-            </w:pPr>
-            <w:r/>
-            <w:r>
-              <w:rPr>
-                <w:b/>
-              </w:rPr>
-              <w:t>Fri 11/09</w:t>
-            </w:r>
-          </w:p>
-        </w:tc>
-        <w:tc>
-          <w:tcPr>
-            <w:tcW w:type="dxa" w:w="864"/>
-            <w:shd w:fill="F8FAFC"/>
-            <w:tcMar>
-              <w:top w:w="100" w:type="dxa"/>
-              <w:bottom w:w="100" w:type="dxa"/>
-              <w:left w:w="120" w:type="dxa"/>
-              <w:right w:w="120" w:type="dxa"/>
-            </w:tcMar>
-            <w:tcBorders>
-              <w:top w:val="single" w:sz="4" w:space="0" w:color="CCCCCC"/>
-              <w:bottom w:val="single" w:sz="4" w:space="0" w:color="CCCCCC"/>
-              <w:left w:val="single" w:sz="4" w:space="0" w:color="CCCCCC"/>
-              <w:right w:val="single" w:sz="4" w:space="0" w:color="CCCCCC"/>
-            </w:tcBorders>
-          </w:tcPr>
-          <w:p>
-            <w:pPr>
-              <w:spacing w:before="60" w:after="60" w:line="252" w:lineRule="auto"/>
-              <w:jc w:val="left"/>
-            </w:pPr>
-            <w:r/>
-            <w:r>
-              <w:t>London 15-19</w:t>
-            </w:r>
-          </w:p>
-        </w:tc>
-        <w:tc>
-          <w:tcPr>
-            <w:tcW w:type="dxa" w:w="1440"/>
-            <w:shd w:fill="F8FAFC"/>
-            <w:tcMar>
-              <w:top w:w="100" w:type="dxa"/>
-              <w:bottom w:w="100" w:type="dxa"/>
-              <w:left w:w="120" w:type="dxa"/>
-              <w:right w:w="120" w:type="dxa"/>
-            </w:tcMar>
-            <w:tcBorders>
-              <w:top w:val="single" w:sz="4" w:space="0" w:color="CCCCCC"/>
-              <w:bottom w:val="single" w:sz="4" w:space="0" w:color="CCCCCC"/>
-              <w:left w:val="single" w:sz="4" w:space="0" w:color="CCCCCC"/>
-              <w:right w:val="single" w:sz="4" w:space="0" w:color="CCCCCC"/>
-            </w:tcBorders>
-          </w:tcPr>
-          <w:p>
-            <w:pPr>
-              <w:spacing w:before="60" w:after="60" w:line="252" w:lineRule="auto"/>
-              <w:jc w:val="left"/>
-            </w:pPr>
-            <w:r/>
-            <w:r>
-              <w:t>538.50</w:t>
-            </w:r>
-          </w:p>
-        </w:tc>
-        <w:tc>
-          <w:tcPr>
-            <w:tcW w:type="dxa" w:w="2016"/>
-            <w:shd w:fill="F8FAFC"/>
-            <w:tcMar>
-              <w:top w:w="100" w:type="dxa"/>
-              <w:bottom w:w="100" w:type="dxa"/>
-              <w:left w:w="120" w:type="dxa"/>
-              <w:right w:w="120" w:type="dxa"/>
-            </w:tcMar>
-            <w:tcBorders>
-              <w:top w:val="single" w:sz="4" w:space="0" w:color="CCCCCC"/>
-              <w:bottom w:val="single" w:sz="4" w:space="0" w:color="CCCCCC"/>
-              <w:left w:val="single" w:sz="4" w:space="0" w:color="CCCCCC"/>
-              <w:right w:val="single" w:sz="4" w:space="0" w:color="CCCCCC"/>
-            </w:tcBorders>
-          </w:tcPr>
-          <w:p>
-            <w:pPr>
-              <w:spacing w:before="60" w:after="60" w:line="252" w:lineRule="auto"/>
-              <w:jc w:val="left"/>
-            </w:pPr>
-            <w:r/>
-            <w:r>
-              <w:t>541.50</w:t>
-            </w:r>
-          </w:p>
-        </w:tc>
-        <w:tc>
-          <w:tcPr>
-            <w:tcW w:type="dxa" w:w="1152"/>
-            <w:shd w:fill="F8FAFC"/>
-            <w:tcMar>
-              <w:top w:w="100" w:type="dxa"/>
-              <w:bottom w:w="100" w:type="dxa"/>
-              <w:left w:w="120" w:type="dxa"/>
-              <w:right w:w="120" w:type="dxa"/>
-            </w:tcMar>
-            <w:tcBorders>
-              <w:top w:val="single" w:sz="4" w:space="0" w:color="CCCCCC"/>
-              <w:bottom w:val="single" w:sz="4" w:space="0" w:color="CCCCCC"/>
-              <w:left w:val="single" w:sz="4" w:space="0" w:color="CCCCCC"/>
-              <w:right w:val="single" w:sz="4" w:space="0" w:color="CCCCCC"/>
-            </w:tcBorders>
-          </w:tcPr>
-          <w:p>
-            <w:pPr>
-              <w:spacing w:before="60" w:after="60" w:line="252" w:lineRule="auto"/>
-              <w:jc w:val="left"/>
-            </w:pPr>
-            <w:r/>
-            <w:r>
-              <w:t>535.75</w:t>
-            </w:r>
-          </w:p>
-        </w:tc>
-        <w:tc>
-          <w:tcPr>
-            <w:tcW w:type="dxa" w:w="1728"/>
-            <w:shd w:fill="F8FAFC"/>
-            <w:tcMar>
-              <w:top w:w="100" w:type="dxa"/>
-              <w:bottom w:w="100" w:type="dxa"/>
-              <w:left w:w="120" w:type="dxa"/>
-              <w:right w:w="120" w:type="dxa"/>
-            </w:tcMar>
-            <w:tcBorders>
-              <w:top w:val="single" w:sz="4" w:space="0" w:color="CCCCCC"/>
-              <w:bottom w:val="single" w:sz="4" w:space="0" w:color="CCCCCC"/>
-              <w:left w:val="single" w:sz="4" w:space="0" w:color="CCCCCC"/>
-              <w:right w:val="single" w:sz="4" w:space="0" w:color="CCCCCC"/>
-            </w:tcBorders>
-          </w:tcPr>
-          <w:p>
-            <w:pPr>
-              <w:spacing w:before="60" w:after="60" w:line="252" w:lineRule="auto"/>
-              <w:jc w:val="left"/>
-            </w:pPr>
-            <w:r/>
-            <w:r>
-              <w:rPr>
-                <w:b/>
-              </w:rPr>
-              <w:t>538.75</w:t>
-            </w:r>
-          </w:p>
-        </w:tc>
-        <w:tc>
-          <w:tcPr>
-            <w:tcW w:type="dxa" w:w="3456"/>
-            <w:shd w:fill="F8FAFC"/>
-            <w:tcMar>
-              <w:top w:w="100" w:type="dxa"/>
-              <w:bottom w:w="100" w:type="dxa"/>
-              <w:left w:w="120" w:type="dxa"/>
-              <w:right w:w="120" w:type="dxa"/>
-            </w:tcMar>
-            <w:tcBorders>
-              <w:top w:val="single" w:sz="4" w:space="0" w:color="CCCCCC"/>
-              <w:bottom w:val="single" w:sz="4" w:space="0" w:color="CCCCCC"/>
-              <w:left w:val="single" w:sz="4" w:space="0" w:color="CCCCCC"/>
-              <w:right w:val="single" w:sz="4" w:space="0" w:color="CCCCCC"/>
-            </w:tcBorders>
-          </w:tcPr>
-          <w:p>
-            <w:pPr>
-              <w:spacing w:before="60" w:after="60" w:line="252" w:lineRule="auto"/>
-              <w:jc w:val="left"/>
-            </w:pPr>
-            <w:r/>
-            <w:r>
-              <w:rPr>
-                <w:b/>
-              </w:rPr>
-              <w:t>+0.25</w:t>
-            </w:r>
-          </w:p>
-        </w:tc>
-        <w:tc>
-          <w:tcPr>
-            <w:tcW w:type="dxa" w:w="1440"/>
-            <w:shd w:fill="F8FAFC"/>
-            <w:tcMar>
-              <w:top w:w="100" w:type="dxa"/>
-              <w:bottom w:w="100" w:type="dxa"/>
-              <w:left w:w="120" w:type="dxa"/>
-              <w:right w:w="120" w:type="dxa"/>
-            </w:tcMar>
-            <w:tcBorders>
-              <w:top w:val="single" w:sz="4" w:space="0" w:color="CCCCCC"/>
-              <w:bottom w:val="single" w:sz="4" w:space="0" w:color="CCCCCC"/>
-              <w:left w:val="single" w:sz="4" w:space="0" w:color="CCCCCC"/>
-              <w:right w:val="single" w:sz="4" w:space="0" w:color="CCCCCC"/>
-            </w:tcBorders>
-          </w:tcPr>
-          <w:p>
-            <w:pPr>
-              <w:spacing w:before="60" w:after="60" w:line="252" w:lineRule="auto"/>
-              <w:jc w:val="left"/>
-            </w:pPr>
-            <w:r/>
-            <w:r>
-              <w:t>BULL</w:t>
-            </w:r>
-          </w:p>
-        </w:tc>
-      </w:tr>
-      <w:tr>
-        <w:tc>
-          <w:tcPr>
-            <w:tcW w:type="dxa" w:w="1584"/>
-            <w:shd w:fill="FFFFFF"/>
-            <w:tcMar>
-              <w:top w:w="100" w:type="dxa"/>
-              <w:bottom w:w="100" w:type="dxa"/>
-              <w:left w:w="120" w:type="dxa"/>
-              <w:right w:w="120" w:type="dxa"/>
-            </w:tcMar>
-            <w:tcBorders>
-              <w:top w:val="single" w:sz="4" w:space="0" w:color="CCCCCC"/>
-              <w:bottom w:val="single" w:sz="4" w:space="0" w:color="CCCCCC"/>
-              <w:left w:val="single" w:sz="4" w:space="0" w:color="CCCCCC"/>
-              <w:right w:val="single" w:sz="4" w:space="0" w:color="CCCCCC"/>
-            </w:tcBorders>
-          </w:tcPr>
-          <w:p>
-            <w:pPr>
-              <w:spacing w:before="60" w:after="60" w:line="252" w:lineRule="auto"/>
-              <w:jc w:val="left"/>
-            </w:pPr>
-            <w:r/>
-            <w:r>
-              <w:rPr>
-                <w:b/>
-              </w:rPr>
-              <w:t>Fri 11/09</w:t>
-            </w:r>
-          </w:p>
-        </w:tc>
-        <w:tc>
-          <w:tcPr>
-            <w:tcW w:type="dxa" w:w="864"/>
-            <w:shd w:fill="FFFFFF"/>
-            <w:tcMar>
-              <w:top w:w="100" w:type="dxa"/>
-              <w:bottom w:w="100" w:type="dxa"/>
-              <w:left w:w="120" w:type="dxa"/>
-              <w:right w:w="120" w:type="dxa"/>
-            </w:tcMar>
-            <w:tcBorders>
-              <w:top w:val="single" w:sz="4" w:space="0" w:color="CCCCCC"/>
-              <w:bottom w:val="single" w:sz="4" w:space="0" w:color="CCCCCC"/>
-              <w:left w:val="single" w:sz="4" w:space="0" w:color="CCCCCC"/>
-              <w:right w:val="single" w:sz="4" w:space="0" w:color="CCCCCC"/>
-            </w:tcBorders>
-          </w:tcPr>
-          <w:p>
-            <w:pPr>
-              <w:spacing w:before="60" w:after="60" w:line="252" w:lineRule="auto"/>
-              <w:jc w:val="left"/>
-            </w:pPr>
-            <w:r/>
-            <w:r>
-              <w:t>Pre-NY 19-21</w:t>
-            </w:r>
-          </w:p>
-        </w:tc>
-        <w:tc>
-          <w:tcPr>
-            <w:tcW w:type="dxa" w:w="1440"/>
-            <w:shd w:fill="FFFFFF"/>
-            <w:tcMar>
-              <w:top w:w="100" w:type="dxa"/>
-              <w:bottom w:w="100" w:type="dxa"/>
-              <w:left w:w="120" w:type="dxa"/>
-              <w:right w:w="120" w:type="dxa"/>
-            </w:tcMar>
-            <w:tcBorders>
-              <w:top w:val="single" w:sz="4" w:space="0" w:color="CCCCCC"/>
-              <w:bottom w:val="single" w:sz="4" w:space="0" w:color="CCCCCC"/>
-              <w:left w:val="single" w:sz="4" w:space="0" w:color="CCCCCC"/>
-              <w:right w:val="single" w:sz="4" w:space="0" w:color="CCCCCC"/>
-            </w:tcBorders>
-          </w:tcPr>
-          <w:p>
-            <w:pPr>
-              <w:spacing w:before="60" w:after="60" w:line="252" w:lineRule="auto"/>
-              <w:jc w:val="left"/>
-            </w:pPr>
-            <w:r/>
-            <w:r>
-              <w:t>538.75</w:t>
-            </w:r>
-          </w:p>
-        </w:tc>
-        <w:tc>
-          <w:tcPr>
-            <w:tcW w:type="dxa" w:w="2016"/>
-            <w:shd w:fill="FFFFFF"/>
-            <w:tcMar>
-              <w:top w:w="100" w:type="dxa"/>
-              <w:bottom w:w="100" w:type="dxa"/>
-              <w:left w:w="120" w:type="dxa"/>
-              <w:right w:w="120" w:type="dxa"/>
-            </w:tcMar>
-            <w:tcBorders>
-              <w:top w:val="single" w:sz="4" w:space="0" w:color="CCCCCC"/>
-              <w:bottom w:val="single" w:sz="4" w:space="0" w:color="CCCCCC"/>
-              <w:left w:val="single" w:sz="4" w:space="0" w:color="CCCCCC"/>
-              <w:right w:val="single" w:sz="4" w:space="0" w:color="CCCCCC"/>
-            </w:tcBorders>
-          </w:tcPr>
-          <w:p>
-            <w:pPr>
-              <w:spacing w:before="60" w:after="60" w:line="252" w:lineRule="auto"/>
-              <w:jc w:val="left"/>
-            </w:pPr>
-            <w:r/>
-            <w:r>
-              <w:t>541.75</w:t>
-            </w:r>
-          </w:p>
-        </w:tc>
-        <w:tc>
-          <w:tcPr>
-            <w:tcW w:type="dxa" w:w="1152"/>
-            <w:shd w:fill="FFFFFF"/>
-            <w:tcMar>
-              <w:top w:w="100" w:type="dxa"/>
-              <w:bottom w:w="100" w:type="dxa"/>
-              <w:left w:w="120" w:type="dxa"/>
-              <w:right w:w="120" w:type="dxa"/>
-            </w:tcMar>
-            <w:tcBorders>
-              <w:top w:val="single" w:sz="4" w:space="0" w:color="CCCCCC"/>
-              <w:bottom w:val="single" w:sz="4" w:space="0" w:color="CCCCCC"/>
-              <w:left w:val="single" w:sz="4" w:space="0" w:color="CCCCCC"/>
-              <w:right w:val="single" w:sz="4" w:space="0" w:color="CCCCCC"/>
-            </w:tcBorders>
-          </w:tcPr>
-          <w:p>
-            <w:pPr>
-              <w:spacing w:before="60" w:after="60" w:line="252" w:lineRule="auto"/>
-              <w:jc w:val="left"/>
-            </w:pPr>
-            <w:r/>
-            <w:r>
-              <w:t>536.00</w:t>
-            </w:r>
-          </w:p>
-        </w:tc>
-        <w:tc>
-          <w:tcPr>
-            <w:tcW w:type="dxa" w:w="1728"/>
-            <w:shd w:fill="FFFFFF"/>
-            <w:tcMar>
-              <w:top w:w="100" w:type="dxa"/>
-              <w:bottom w:w="100" w:type="dxa"/>
-              <w:left w:w="120" w:type="dxa"/>
-              <w:right w:w="120" w:type="dxa"/>
-            </w:tcMar>
-            <w:tcBorders>
-              <w:top w:val="single" w:sz="4" w:space="0" w:color="CCCCCC"/>
-              <w:bottom w:val="single" w:sz="4" w:space="0" w:color="CCCCCC"/>
-              <w:left w:val="single" w:sz="4" w:space="0" w:color="CCCCCC"/>
-              <w:right w:val="single" w:sz="4" w:space="0" w:color="CCCCCC"/>
-            </w:tcBorders>
-          </w:tcPr>
-          <w:p>
-            <w:pPr>
-              <w:spacing w:before="60" w:after="60" w:line="252" w:lineRule="auto"/>
-              <w:jc w:val="left"/>
-            </w:pPr>
-            <w:r/>
-            <w:r>
-              <w:rPr>
-                <w:b/>
-              </w:rPr>
-              <w:t>538.75</w:t>
-            </w:r>
-          </w:p>
-        </w:tc>
-        <w:tc>
-          <w:tcPr>
-            <w:tcW w:type="dxa" w:w="3456"/>
-            <w:shd w:fill="FFFFFF"/>
-            <w:tcMar>
-              <w:top w:w="100" w:type="dxa"/>
-              <w:bottom w:w="100" w:type="dxa"/>
-              <w:left w:w="120" w:type="dxa"/>
-              <w:right w:w="120" w:type="dxa"/>
-            </w:tcMar>
-            <w:tcBorders>
-              <w:top w:val="single" w:sz="4" w:space="0" w:color="CCCCCC"/>
-              <w:bottom w:val="single" w:sz="4" w:space="0" w:color="CCCCCC"/>
-              <w:left w:val="single" w:sz="4" w:space="0" w:color="CCCCCC"/>
-              <w:right w:val="single" w:sz="4" w:space="0" w:color="CCCCCC"/>
-            </w:tcBorders>
-          </w:tcPr>
-          <w:p>
-            <w:pPr>
-              <w:spacing w:before="60" w:after="60" w:line="252" w:lineRule="auto"/>
-              <w:jc w:val="left"/>
-            </w:pPr>
-            <w:r/>
-            <w:r>
-              <w:rPr>
-                <w:b/>
-              </w:rPr>
-              <w:t>+0.00</w:t>
-            </w:r>
-          </w:p>
-        </w:tc>
-        <w:tc>
-          <w:tcPr>
-            <w:tcW w:type="dxa" w:w="1440"/>
-            <w:shd w:fill="FFFFFF"/>
-            <w:tcMar>
-              <w:top w:w="100" w:type="dxa"/>
-              <w:bottom w:w="100" w:type="dxa"/>
-              <w:left w:w="120" w:type="dxa"/>
-              <w:right w:w="120" w:type="dxa"/>
-            </w:tcMar>
-            <w:tcBorders>
-              <w:top w:val="single" w:sz="4" w:space="0" w:color="CCCCCC"/>
-              <w:bottom w:val="single" w:sz="4" w:space="0" w:color="CCCCCC"/>
-              <w:left w:val="single" w:sz="4" w:space="0" w:color="CCCCCC"/>
-              <w:right w:val="single" w:sz="4" w:space="0" w:color="CCCCCC"/>
-            </w:tcBorders>
-          </w:tcPr>
-          <w:p>
-            <w:pPr>
-              <w:spacing w:before="60" w:after="60" w:line="252" w:lineRule="auto"/>
-              <w:jc w:val="left"/>
-            </w:pPr>
-            <w:r/>
-            <w:r>
-              <w:t>BEAR</w:t>
-            </w:r>
-          </w:p>
-        </w:tc>
-      </w:tr>
-      <w:tr>
-        <w:tc>
-          <w:tcPr>
-            <w:tcW w:type="dxa" w:w="1584"/>
-            <w:shd w:fill="F8FAFC"/>
-            <w:tcMar>
-              <w:top w:w="100" w:type="dxa"/>
-              <w:bottom w:w="100" w:type="dxa"/>
-              <w:left w:w="120" w:type="dxa"/>
-              <w:right w:w="120" w:type="dxa"/>
-            </w:tcMar>
-            <w:tcBorders>
-              <w:top w:val="single" w:sz="4" w:space="0" w:color="CCCCCC"/>
-              <w:bottom w:val="single" w:sz="4" w:space="0" w:color="CCCCCC"/>
-              <w:left w:val="single" w:sz="4" w:space="0" w:color="CCCCCC"/>
-              <w:right w:val="single" w:sz="4" w:space="0" w:color="CCCCCC"/>
-            </w:tcBorders>
-          </w:tcPr>
-          <w:p>
-            <w:pPr>
-              <w:spacing w:before="60" w:after="60" w:line="252" w:lineRule="auto"/>
-              <w:jc w:val="left"/>
-            </w:pPr>
-            <w:r/>
-            <w:r>
-              <w:rPr>
-                <w:b/>
-              </w:rPr>
-              <w:t>Fri 11/09</w:t>
-            </w:r>
-          </w:p>
-        </w:tc>
-        <w:tc>
-          <w:tcPr>
-            <w:tcW w:type="dxa" w:w="864"/>
-            <w:shd w:fill="F8FAFC"/>
-            <w:tcMar>
-              <w:top w:w="100" w:type="dxa"/>
-              <w:bottom w:w="100" w:type="dxa"/>
-              <w:left w:w="120" w:type="dxa"/>
-              <w:right w:w="120" w:type="dxa"/>
-            </w:tcMar>
-            <w:tcBorders>
-              <w:top w:val="single" w:sz="4" w:space="0" w:color="CCCCCC"/>
-              <w:bottom w:val="single" w:sz="4" w:space="0" w:color="CCCCCC"/>
-              <w:left w:val="single" w:sz="4" w:space="0" w:color="CCCCCC"/>
-              <w:right w:val="single" w:sz="4" w:space="0" w:color="CCCCCC"/>
-            </w:tcBorders>
-          </w:tcPr>
-          <w:p>
-            <w:pPr>
-              <w:spacing w:before="60" w:after="60" w:line="252" w:lineRule="auto"/>
-              <w:jc w:val="left"/>
-            </w:pPr>
-            <w:r/>
-            <w:r>
-              <w:t>NY Open 21-23</w:t>
-            </w:r>
-          </w:p>
-        </w:tc>
-        <w:tc>
-          <w:tcPr>
-            <w:tcW w:type="dxa" w:w="1440"/>
-            <w:shd w:fill="F8FAFC"/>
-            <w:tcMar>
-              <w:top w:w="100" w:type="dxa"/>
-              <w:bottom w:w="100" w:type="dxa"/>
-              <w:left w:w="120" w:type="dxa"/>
-              <w:right w:w="120" w:type="dxa"/>
-            </w:tcMar>
-            <w:tcBorders>
-              <w:top w:val="single" w:sz="4" w:space="0" w:color="CCCCCC"/>
-              <w:bottom w:val="single" w:sz="4" w:space="0" w:color="CCCCCC"/>
-              <w:left w:val="single" w:sz="4" w:space="0" w:color="CCCCCC"/>
-              <w:right w:val="single" w:sz="4" w:space="0" w:color="CCCCCC"/>
-            </w:tcBorders>
-          </w:tcPr>
-          <w:p>
-            <w:pPr>
-              <w:spacing w:before="60" w:after="60" w:line="252" w:lineRule="auto"/>
-              <w:jc w:val="left"/>
-            </w:pPr>
-            <w:r/>
-            <w:r>
-              <w:t>538.75</w:t>
-            </w:r>
-          </w:p>
-        </w:tc>
-        <w:tc>
-          <w:tcPr>
-            <w:tcW w:type="dxa" w:w="2016"/>
-            <w:shd w:fill="F8FAFC"/>
-            <w:tcMar>
-              <w:top w:w="100" w:type="dxa"/>
-              <w:bottom w:w="100" w:type="dxa"/>
-              <w:left w:w="120" w:type="dxa"/>
-              <w:right w:w="120" w:type="dxa"/>
-            </w:tcMar>
-            <w:tcBorders>
-              <w:top w:val="single" w:sz="4" w:space="0" w:color="CCCCCC"/>
-              <w:bottom w:val="single" w:sz="4" w:space="0" w:color="CCCCCC"/>
-              <w:left w:val="single" w:sz="4" w:space="0" w:color="CCCCCC"/>
-              <w:right w:val="single" w:sz="4" w:space="0" w:color="CCCCCC"/>
-            </w:tcBorders>
-          </w:tcPr>
-          <w:p>
-            <w:pPr>
-              <w:spacing w:before="60" w:after="60" w:line="252" w:lineRule="auto"/>
-              <w:jc w:val="left"/>
-            </w:pPr>
-            <w:r/>
-            <w:r>
-              <w:t>542.75</w:t>
-            </w:r>
-          </w:p>
-        </w:tc>
-        <w:tc>
-          <w:tcPr>
-            <w:tcW w:type="dxa" w:w="1152"/>
-            <w:shd w:fill="F8FAFC"/>
-            <w:tcMar>
-              <w:top w:w="100" w:type="dxa"/>
-              <w:bottom w:w="100" w:type="dxa"/>
-              <w:left w:w="120" w:type="dxa"/>
-              <w:right w:w="120" w:type="dxa"/>
-            </w:tcMar>
-            <w:tcBorders>
-              <w:top w:val="single" w:sz="4" w:space="0" w:color="CCCCCC"/>
-              <w:bottom w:val="single" w:sz="4" w:space="0" w:color="CCCCCC"/>
-              <w:left w:val="single" w:sz="4" w:space="0" w:color="CCCCCC"/>
-              <w:right w:val="single" w:sz="4" w:space="0" w:color="CCCCCC"/>
-            </w:tcBorders>
-          </w:tcPr>
-          <w:p>
-            <w:pPr>
-              <w:spacing w:before="60" w:after="60" w:line="252" w:lineRule="auto"/>
-              <w:jc w:val="left"/>
-            </w:pPr>
-            <w:r/>
-            <w:r>
-              <w:t>535.25</w:t>
-            </w:r>
-          </w:p>
-        </w:tc>
-        <w:tc>
-          <w:tcPr>
-            <w:tcW w:type="dxa" w:w="1728"/>
-            <w:shd w:fill="F8FAFC"/>
-            <w:tcMar>
-              <w:top w:w="100" w:type="dxa"/>
-              <w:bottom w:w="100" w:type="dxa"/>
-              <w:left w:w="120" w:type="dxa"/>
-              <w:right w:w="120" w:type="dxa"/>
-            </w:tcMar>
-            <w:tcBorders>
-              <w:top w:val="single" w:sz="4" w:space="0" w:color="CCCCCC"/>
-              <w:bottom w:val="single" w:sz="4" w:space="0" w:color="CCCCCC"/>
-              <w:left w:val="single" w:sz="4" w:space="0" w:color="CCCCCC"/>
-              <w:right w:val="single" w:sz="4" w:space="0" w:color="CCCCCC"/>
-            </w:tcBorders>
-          </w:tcPr>
-          <w:p>
-            <w:pPr>
-              <w:spacing w:before="60" w:after="60" w:line="252" w:lineRule="auto"/>
-              <w:jc w:val="left"/>
-            </w:pPr>
-            <w:r/>
-            <w:r>
-              <w:rPr>
-                <w:b/>
-              </w:rPr>
-              <w:t>539.25</w:t>
-            </w:r>
-          </w:p>
-        </w:tc>
-        <w:tc>
-          <w:tcPr>
-            <w:tcW w:type="dxa" w:w="3456"/>
-            <w:shd w:fill="F8FAFC"/>
-            <w:tcMar>
-              <w:top w:w="100" w:type="dxa"/>
-              <w:bottom w:w="100" w:type="dxa"/>
-              <w:left w:w="120" w:type="dxa"/>
-              <w:right w:w="120" w:type="dxa"/>
-            </w:tcMar>
-            <w:tcBorders>
-              <w:top w:val="single" w:sz="4" w:space="0" w:color="CCCCCC"/>
-              <w:bottom w:val="single" w:sz="4" w:space="0" w:color="CCCCCC"/>
-              <w:left w:val="single" w:sz="4" w:space="0" w:color="CCCCCC"/>
-              <w:right w:val="single" w:sz="4" w:space="0" w:color="CCCCCC"/>
-            </w:tcBorders>
-          </w:tcPr>
-          <w:p>
-            <w:pPr>
-              <w:spacing w:before="60" w:after="60" w:line="252" w:lineRule="auto"/>
-              <w:jc w:val="left"/>
-            </w:pPr>
-            <w:r/>
-            <w:r>
-              <w:rPr>
-                <w:b/>
-              </w:rPr>
-              <w:t>+0.50</w:t>
-            </w:r>
-          </w:p>
-        </w:tc>
-        <w:tc>
-          <w:tcPr>
-            <w:tcW w:type="dxa" w:w="1440"/>
-            <w:shd w:fill="F8FAFC"/>
-            <w:tcMar>
-              <w:top w:w="100" w:type="dxa"/>
-              <w:bottom w:w="100" w:type="dxa"/>
-              <w:left w:w="120" w:type="dxa"/>
-              <w:right w:w="120" w:type="dxa"/>
-            </w:tcMar>
-            <w:tcBorders>
-              <w:top w:val="single" w:sz="4" w:space="0" w:color="CCCCCC"/>
-              <w:bottom w:val="single" w:sz="4" w:space="0" w:color="CCCCCC"/>
-              <w:left w:val="single" w:sz="4" w:space="0" w:color="CCCCCC"/>
-              <w:right w:val="single" w:sz="4" w:space="0" w:color="CCCCCC"/>
-            </w:tcBorders>
-          </w:tcPr>
-          <w:p>
-            <w:pPr>
-              <w:spacing w:before="60" w:after="60" w:line="252" w:lineRule="auto"/>
-              <w:jc w:val="left"/>
-            </w:pPr>
-            <w:r/>
-            <w:r>
-              <w:t>BULL</w:t>
-            </w:r>
-          </w:p>
-        </w:tc>
-      </w:tr>
-      <w:tr>
-        <w:tc>
-          <w:tcPr>
-            <w:tcW w:type="dxa" w:w="1584"/>
-            <w:shd w:fill="FFFFFF"/>
-            <w:tcMar>
-              <w:top w:w="100" w:type="dxa"/>
-              <w:bottom w:w="100" w:type="dxa"/>
-              <w:left w:w="120" w:type="dxa"/>
-              <w:right w:w="120" w:type="dxa"/>
-            </w:tcMar>
-            <w:tcBorders>
-              <w:top w:val="single" w:sz="4" w:space="0" w:color="CCCCCC"/>
-              <w:bottom w:val="single" w:sz="4" w:space="0" w:color="CCCCCC"/>
-              <w:left w:val="single" w:sz="4" w:space="0" w:color="CCCCCC"/>
-              <w:right w:val="single" w:sz="4" w:space="0" w:color="CCCCCC"/>
-            </w:tcBorders>
-          </w:tcPr>
-          <w:p>
-            <w:pPr>
-              <w:spacing w:before="60" w:after="60" w:line="252" w:lineRule="auto"/>
-              <w:jc w:val="left"/>
-            </w:pPr>
-            <w:r/>
-            <w:r>
-              <w:rPr>
-                <w:b/>
-              </w:rPr>
-              <w:t>Fri 11/09</w:t>
-            </w:r>
-          </w:p>
-        </w:tc>
-        <w:tc>
-          <w:tcPr>
-            <w:tcW w:type="dxa" w:w="864"/>
-            <w:shd w:fill="FFFFFF"/>
-            <w:tcMar>
-              <w:top w:w="100" w:type="dxa"/>
-              <w:bottom w:w="100" w:type="dxa"/>
-              <w:left w:w="120" w:type="dxa"/>
-              <w:right w:w="120" w:type="dxa"/>
-            </w:tcMar>
-            <w:tcBorders>
-              <w:top w:val="single" w:sz="4" w:space="0" w:color="CCCCCC"/>
-              <w:bottom w:val="single" w:sz="4" w:space="0" w:color="CCCCCC"/>
-              <w:left w:val="single" w:sz="4" w:space="0" w:color="CCCCCC"/>
-              <w:right w:val="single" w:sz="4" w:space="0" w:color="CCCCCC"/>
-            </w:tcBorders>
-          </w:tcPr>
-          <w:p>
-            <w:pPr>
-              <w:spacing w:before="60" w:after="60" w:line="252" w:lineRule="auto"/>
-              <w:jc w:val="left"/>
-            </w:pPr>
-            <w:r/>
-            <w:r>
-              <w:t>NY Close 23-01</w:t>
-            </w:r>
-          </w:p>
-        </w:tc>
-        <w:tc>
-          <w:tcPr>
-            <w:tcW w:type="dxa" w:w="1440"/>
-            <w:shd w:fill="FFFFFF"/>
-            <w:tcMar>
-              <w:top w:w="100" w:type="dxa"/>
-              <w:bottom w:w="100" w:type="dxa"/>
-              <w:left w:w="120" w:type="dxa"/>
-              <w:right w:w="120" w:type="dxa"/>
-            </w:tcMar>
-            <w:tcBorders>
-              <w:top w:val="single" w:sz="4" w:space="0" w:color="CCCCCC"/>
-              <w:bottom w:val="single" w:sz="4" w:space="0" w:color="CCCCCC"/>
-              <w:left w:val="single" w:sz="4" w:space="0" w:color="CCCCCC"/>
-              <w:right w:val="single" w:sz="4" w:space="0" w:color="CCCCCC"/>
-            </w:tcBorders>
-          </w:tcPr>
-          <w:p>
-            <w:pPr>
-              <w:spacing w:before="60" w:after="60" w:line="252" w:lineRule="auto"/>
-              <w:jc w:val="left"/>
-            </w:pPr>
-            <w:r/>
-            <w:r>
-              <w:t>539.25</w:t>
-            </w:r>
-          </w:p>
-        </w:tc>
-        <w:tc>
-          <w:tcPr>
-            <w:tcW w:type="dxa" w:w="2016"/>
-            <w:shd w:fill="FFFFFF"/>
-            <w:tcMar>
-              <w:top w:w="100" w:type="dxa"/>
-              <w:bottom w:w="100" w:type="dxa"/>
-              <w:left w:w="120" w:type="dxa"/>
-              <w:right w:w="120" w:type="dxa"/>
-            </w:tcMar>
-            <w:tcBorders>
-              <w:top w:val="single" w:sz="4" w:space="0" w:color="CCCCCC"/>
-              <w:bottom w:val="single" w:sz="4" w:space="0" w:color="CCCCCC"/>
-              <w:left w:val="single" w:sz="4" w:space="0" w:color="CCCCCC"/>
-              <w:right w:val="single" w:sz="4" w:space="0" w:color="CCCCCC"/>
-            </w:tcBorders>
-          </w:tcPr>
-          <w:p>
-            <w:pPr>
-              <w:spacing w:before="60" w:after="60" w:line="252" w:lineRule="auto"/>
-              <w:jc w:val="left"/>
-            </w:pPr>
-            <w:r/>
-            <w:r>
-              <w:t>543.25</w:t>
-            </w:r>
-          </w:p>
-        </w:tc>
-        <w:tc>
-          <w:tcPr>
-            <w:tcW w:type="dxa" w:w="1152"/>
-            <w:shd w:fill="FFFFFF"/>
-            <w:tcMar>
-              <w:top w:w="100" w:type="dxa"/>
-              <w:bottom w:w="100" w:type="dxa"/>
-              <w:left w:w="120" w:type="dxa"/>
-              <w:right w:w="120" w:type="dxa"/>
-            </w:tcMar>
-            <w:tcBorders>
-              <w:top w:val="single" w:sz="4" w:space="0" w:color="CCCCCC"/>
-              <w:bottom w:val="single" w:sz="4" w:space="0" w:color="CCCCCC"/>
-              <w:left w:val="single" w:sz="4" w:space="0" w:color="CCCCCC"/>
-              <w:right w:val="single" w:sz="4" w:space="0" w:color="CCCCCC"/>
-            </w:tcBorders>
-          </w:tcPr>
-          <w:p>
-            <w:pPr>
-              <w:spacing w:before="60" w:after="60" w:line="252" w:lineRule="auto"/>
-              <w:jc w:val="left"/>
-            </w:pPr>
-            <w:r/>
-            <w:r>
-              <w:t>537.50</w:t>
-            </w:r>
-          </w:p>
-        </w:tc>
-        <w:tc>
-          <w:tcPr>
-            <w:tcW w:type="dxa" w:w="1728"/>
-            <w:shd w:fill="FFFFFF"/>
-            <w:tcMar>
-              <w:top w:w="100" w:type="dxa"/>
-              <w:bottom w:w="100" w:type="dxa"/>
-              <w:left w:w="120" w:type="dxa"/>
-              <w:right w:w="120" w:type="dxa"/>
-            </w:tcMar>
-            <w:tcBorders>
-              <w:top w:val="single" w:sz="4" w:space="0" w:color="CCCCCC"/>
-              <w:bottom w:val="single" w:sz="4" w:space="0" w:color="CCCCCC"/>
-              <w:left w:val="single" w:sz="4" w:space="0" w:color="CCCCCC"/>
-              <w:right w:val="single" w:sz="4" w:space="0" w:color="CCCCCC"/>
-            </w:tcBorders>
-          </w:tcPr>
-          <w:p>
-            <w:pPr>
-              <w:spacing w:before="60" w:after="60" w:line="252" w:lineRule="auto"/>
-              <w:jc w:val="left"/>
-            </w:pPr>
-            <w:r/>
-            <w:r>
-              <w:rPr>
-                <w:b/>
-              </w:rPr>
-              <w:t>539.00</w:t>
             </w:r>
           </w:p>
         </w:tc>
@@ -21781,7 +21781,7 @@
         <w:t>Giá Chốt Phiên (Close):</w:t>
       </w:r>
       <w:r>
-        <w:t xml:space="preserve"> 741.00 cents | </w:t>
+        <w:t xml:space="preserve"> 743.50 cents | </w:t>
       </w:r>
       <w:r>
         <w:rPr>
@@ -21796,10 +21796,10 @@
         <w:rPr>
           <w:b/>
         </w:rPr>
-        <w:t>`743.89 cents`</w:t>
+        <w:t>`745.74 cents`</w:t>
       </w:r>
       <w:r>
-        <w:t xml:space="preserve"> (+2.89).</w:t>
+        <w:t xml:space="preserve"> (+2.24).</w:t>
       </w:r>
     </w:p>
     <w:p>
@@ -21820,7 +21820,7 @@
         <w:rPr>
           <w:b/>
         </w:rPr>
-        <w:t>`3,223`</w:t>
+        <w:t>`3,840`</w:t>
       </w:r>
       <w:r>
         <w:t xml:space="preserve"> (Chênh lệch: </w:t>
@@ -21829,7 +21829,7 @@
         <w:rPr>
           <w:b/>
         </w:rPr>
-        <w:t>`-5,753`</w:t>
+        <w:t>`-98,626`</w:t>
       </w:r>
       <w:r>
         <w:t xml:space="preserve">) | OI: </w:t>
@@ -21838,7 +21838,7 @@
         <w:rPr>
           <w:b/>
         </w:rPr>
-        <w:t>`261,571`</w:t>
+        <w:t>`261,905`</w:t>
       </w:r>
       <w:r>
         <w:t xml:space="preserve"> (Chênh lệch: </w:t>
@@ -21847,7 +21847,7 @@
         <w:rPr>
           <w:b/>
         </w:rPr>
-        <w:t>`+261,571`</w:t>
+        <w:t>`+0`</w:t>
       </w:r>
       <w:r>
         <w:t>)</w:t>
@@ -21871,7 +21871,7 @@
         <w:rPr>
           <w:b/>
         </w:rPr>
-        <w:t>`Không phát hiện mô hình nến đặc biệt`</w:t>
+        <w:t>`Doji (Nến lưỡng lự thế trận)`</w:t>
       </w:r>
     </w:p>
     <w:p>
@@ -21891,8 +21891,9 @@
       <w:r>
         <w:rPr>
           <w:b/>
+          <w:color w:val="15803D"/>
         </w:rPr>
-        <w:t>`Giảm nhẹ tích lũy (Distribution Decline)`</w:t>
+        <w:t>`Giảm suy yếu / Đáy ngắn hạn (Long Liquidation Decline)`</w:t>
       </w:r>
     </w:p>
     <w:p>
@@ -22162,7 +22163,7 @@
               <w:rPr>
                 <w:b/>
               </w:rPr>
-              <w:t>99.28</w:t>
+              <w:t>97.92</w:t>
             </w:r>
           </w:p>
         </w:tc>
@@ -22285,7 +22286,7 @@
               <w:rPr>
                 <w:b/>
               </w:rPr>
-              <w:t>98.80</w:t>
+              <w:t>98.84</w:t>
             </w:r>
           </w:p>
         </w:tc>
@@ -22920,7 +22921,7 @@
         <w:t xml:space="preserve"> EMA_21 </w:t>
       </w:r>
       <w:r>
-        <w:t xml:space="preserve"> (745.76) &lt; </w:t>
+        <w:t xml:space="preserve"> (746.16) &lt; </w:t>
       </w:r>
       <w:r>
         <w:rPr>
@@ -22931,7 +22932,7 @@
         <w:t xml:space="preserve"> EMA_50 </w:t>
       </w:r>
       <w:r>
-        <w:t xml:space="preserve"> (750.70).</w:t>
+        <w:t xml:space="preserve"> (753.81).</w:t>
       </w:r>
     </w:p>
     <w:p>
@@ -22952,7 +22953,7 @@
         <w:rPr>
           <w:b/>
         </w:rPr>
-        <w:t>`44.08`</w:t>
+        <w:t>`45.31`</w:t>
       </w:r>
       <w:r>
         <w:t xml:space="preserve"> | ATR (14) = </w:t>
@@ -22961,7 +22962,7 @@
         <w:rPr>
           <w:b/>
         </w:rPr>
-        <w:t>`6.92`</w:t>
+        <w:t>`6.73`</w:t>
       </w:r>
       <w:r>
         <w:t xml:space="preserve"> cents | Volatility = </w:t>
@@ -22970,7 +22971,7 @@
         <w:rPr>
           <w:b/>
         </w:rPr>
-        <w:t>`3.50 cents`</w:t>
+        <w:t>`0.00 cents`</w:t>
       </w:r>
       <w:r>
         <w:t>.</w:t>
@@ -22994,7 +22995,7 @@
         <w:rPr>
           <w:b/>
         </w:rPr>
-        <w:t>`736.50`</w:t>
+        <w:t>`730.50`</w:t>
       </w:r>
       <w:r>
         <w:t xml:space="preserve"> | S2: </w:t>
@@ -23745,7 +23746,7 @@
           <w:b/>
           <w:color w:val="B91C1C"/>
         </w:rPr>
-        <w:t>`745.76 - 750.70 cents (Canh bán hồi kỹ thuật H1)`</w:t>
+        <w:t>`746.16 - 753.81 cents (Canh bán hồi kỹ thuật H1)`</w:t>
       </w:r>
       <w:r>
         <w:t xml:space="preserve"> | SL: </w:t>
@@ -23754,7 +23755,7 @@
         <w:rPr>
           <w:b/>
         </w:rPr>
-        <w:t>`805.38 cents (Trên kháng cự R2 + 1.5x ATR)`</w:t>
+        <w:t>`805.09 cents (Trên kháng cự R2 + 1.5x ATR)`</w:t>
       </w:r>
       <w:r>
         <w:t xml:space="preserve"> | TP: </w:t>
@@ -23765,7 +23766,7 @@
           <w:color w:val="D97706"/>
           <w:sz w:val="19"/>
         </w:rPr>
-        <w:t xml:space="preserve"> 736.50 cents </w:t>
+        <w:t xml:space="preserve"> 730.50 cents </w:t>
       </w:r>
       <w:r>
         <w:t xml:space="preserve"> / </w:t>
@@ -23816,7 +23817,7 @@
         <w:rPr>
           <w:b/>
         </w:rPr>
-        <w:t>`749.75 - 751.75 cents`</w:t>
+        <w:t>`746.00 - 748.00 cents`</w:t>
       </w:r>
       <w:r>
         <w:t xml:space="preserve"> | SL: </w:t>
@@ -23825,7 +23826,7 @@
         <w:rPr>
           <w:b/>
         </w:rPr>
-        <w:t>`656.02 cents`</w:t>
+        <w:t>`656.03 cents`</w:t>
       </w:r>
       <w:r>
         <w:t xml:space="preserve"> | TP: </w:t>
@@ -23871,7 +23872,7 @@
         <w:rPr>
           <w:b/>
         </w:rPr>
-        <w:t>`780.73 cents`</w:t>
+        <w:t>`780.72 cents`</w:t>
       </w:r>
       <w:r>
         <w:t xml:space="preserve"> | TP: </w:t>
@@ -23920,7 +23921,7 @@
         <w:rPr>
           <w:b/>
         </w:rPr>
-        <w:t>`617.58 - 645.25 cents`</w:t>
+        <w:t>`618.35 - 645.25 cents`</w:t>
       </w:r>
     </w:p>
     <w:p>
@@ -24327,7 +24328,7 @@
             </w:pPr>
             <w:r/>
             <w:r>
-              <w:t>741.00</w:t>
+              <w:t>743.50</w:t>
             </w:r>
           </w:p>
         </w:tc>
@@ -24355,7 +24356,7 @@
             </w:pPr>
             <w:r/>
             <w:r>
-              <w:t>752.25</w:t>
+              <w:t>754.75</w:t>
             </w:r>
           </w:p>
         </w:tc>
@@ -24383,7 +24384,7 @@
             </w:pPr>
             <w:r/>
             <w:r>
-              <w:t>735.50</w:t>
+              <w:t>738.00</w:t>
             </w:r>
           </w:p>
         </w:tc>
@@ -24414,7 +24415,7 @@
               <w:rPr>
                 <w:b/>
               </w:rPr>
-              <w:t>740.25</w:t>
+              <w:t>742.75</w:t>
             </w:r>
           </w:p>
         </w:tc>
@@ -24562,7 +24563,7 @@
             </w:pPr>
             <w:r/>
             <w:r>
-              <w:t>740.25</w:t>
+              <w:t>742.75</w:t>
             </w:r>
           </w:p>
         </w:tc>
@@ -24590,7 +24591,7 @@
             </w:pPr>
             <w:r/>
             <w:r>
-              <w:t>747.75</w:t>
+              <w:t>750.25</w:t>
             </w:r>
           </w:p>
         </w:tc>
@@ -24618,7 +24619,7 @@
             </w:pPr>
             <w:r/>
             <w:r>
-              <w:t>734.25</w:t>
+              <w:t>736.75</w:t>
             </w:r>
           </w:p>
         </w:tc>
@@ -24649,7 +24650,7 @@
               <w:rPr>
                 <w:b/>
               </w:rPr>
-              <w:t>739.75</w:t>
+              <w:t>742.25</w:t>
             </w:r>
           </w:p>
         </w:tc>
@@ -24797,7 +24798,7 @@
             </w:pPr>
             <w:r/>
             <w:r>
-              <w:t>739.75</w:t>
+              <w:t>742.25</w:t>
             </w:r>
           </w:p>
         </w:tc>
@@ -24825,7 +24826,7 @@
             </w:pPr>
             <w:r/>
             <w:r>
-              <w:t>753.50</w:t>
+              <w:t>756.00</w:t>
             </w:r>
           </w:p>
         </w:tc>
@@ -24853,7 +24854,7 @@
             </w:pPr>
             <w:r/>
             <w:r>
-              <w:t>725.00</w:t>
+              <w:t>727.50</w:t>
             </w:r>
           </w:p>
         </w:tc>
@@ -24884,7 +24885,7 @@
               <w:rPr>
                 <w:b/>
               </w:rPr>
-              <w:t>741.75</w:t>
+              <w:t>744.25</w:t>
             </w:r>
           </w:p>
         </w:tc>
@@ -25032,7 +25033,7 @@
             </w:pPr>
             <w:r/>
             <w:r>
-              <w:t>741.75</w:t>
+              <w:t>744.25</w:t>
             </w:r>
           </w:p>
         </w:tc>
@@ -25060,7 +25061,7 @@
             </w:pPr>
             <w:r/>
             <w:r>
-              <w:t>755.00</w:t>
+              <w:t>757.50</w:t>
             </w:r>
           </w:p>
         </w:tc>
@@ -25088,7 +25089,7 @@
             </w:pPr>
             <w:r/>
             <w:r>
-              <w:t>733.50</w:t>
+              <w:t>736.00</w:t>
             </w:r>
           </w:p>
         </w:tc>
@@ -25119,7 +25120,7 @@
               <w:rPr>
                 <w:b/>
               </w:rPr>
-              <w:t>743.00</w:t>
+              <w:t>745.50</w:t>
             </w:r>
           </w:p>
         </w:tc>
@@ -25267,7 +25268,7 @@
             </w:pPr>
             <w:r/>
             <w:r>
-              <w:t>743.00</w:t>
+              <w:t>745.50</w:t>
             </w:r>
           </w:p>
         </w:tc>
@@ -25295,7 +25296,7 @@
             </w:pPr>
             <w:r/>
             <w:r>
-              <w:t>759.50</w:t>
+              <w:t>762.00</w:t>
             </w:r>
           </w:p>
         </w:tc>
@@ -25323,7 +25324,7 @@
             </w:pPr>
             <w:r/>
             <w:r>
-              <w:t>732.50</w:t>
+              <w:t>735.00</w:t>
             </w:r>
           </w:p>
         </w:tc>
@@ -25354,7 +25355,7 @@
               <w:rPr>
                 <w:b/>
               </w:rPr>
-              <w:t>747.50</w:t>
+              <w:t>750.00</w:t>
             </w:r>
           </w:p>
         </w:tc>
@@ -25502,7 +25503,7 @@
             </w:pPr>
             <w:r/>
             <w:r>
-              <w:t>747.50</w:t>
+              <w:t>750.00</w:t>
             </w:r>
           </w:p>
         </w:tc>
@@ -25530,7 +25531,7 @@
             </w:pPr>
             <w:r/>
             <w:r>
-              <w:t>755.25</w:t>
+              <w:t>757.75</w:t>
             </w:r>
           </w:p>
         </w:tc>
@@ -25558,7 +25559,7 @@
             </w:pPr>
             <w:r/>
             <w:r>
-              <w:t>736.50</w:t>
+              <w:t>739.00</w:t>
             </w:r>
           </w:p>
         </w:tc>
@@ -25589,7 +25590,7 @@
               <w:rPr>
                 <w:b/>
               </w:rPr>
-              <w:t>748.75</w:t>
+              <w:t>751.25</w:t>
             </w:r>
           </w:p>
         </w:tc>
@@ -25737,7 +25738,7 @@
             </w:pPr>
             <w:r/>
             <w:r>
-              <w:t>748.75</w:t>
+              <w:t>751.25</w:t>
             </w:r>
           </w:p>
         </w:tc>
@@ -25765,7 +25766,7 @@
             </w:pPr>
             <w:r/>
             <w:r>
-              <w:t>757.00</w:t>
+              <w:t>759.50</w:t>
             </w:r>
           </w:p>
         </w:tc>
@@ -25793,7 +25794,7 @@
             </w:pPr>
             <w:r/>
             <w:r>
-              <w:t>738.25</w:t>
+              <w:t>740.75</w:t>
             </w:r>
           </w:p>
         </w:tc>
@@ -25824,7 +25825,7 @@
               <w:rPr>
                 <w:b/>
               </w:rPr>
-              <w:t>750.50</w:t>
+              <w:t>753.00</w:t>
             </w:r>
           </w:p>
         </w:tc>
@@ -25972,7 +25973,7 @@
             </w:pPr>
             <w:r/>
             <w:r>
-              <w:t>750.50</w:t>
+              <w:t>753.00</w:t>
             </w:r>
           </w:p>
         </w:tc>
@@ -26000,7 +26001,7 @@
             </w:pPr>
             <w:r/>
             <w:r>
-              <w:t>762.75</w:t>
+              <w:t>765.25</w:t>
             </w:r>
           </w:p>
         </w:tc>
@@ -26028,7 +26029,7 @@
             </w:pPr>
             <w:r/>
             <w:r>
-              <w:t>740.75</w:t>
+              <w:t>743.25</w:t>
             </w:r>
           </w:p>
         </w:tc>
@@ -26059,7 +26060,7 @@
               <w:rPr>
                 <w:b/>
               </w:rPr>
-              <w:t>749.50</w:t>
+              <w:t>752.00</w:t>
             </w:r>
           </w:p>
         </w:tc>
@@ -26207,7 +26208,7 @@
             </w:pPr>
             <w:r/>
             <w:r>
-              <w:t>749.50</w:t>
+              <w:t>752.00</w:t>
             </w:r>
           </w:p>
         </w:tc>
@@ -26235,7 +26236,7 @@
             </w:pPr>
             <w:r/>
             <w:r>
-              <w:t>760.00</w:t>
+              <w:t>762.50</w:t>
             </w:r>
           </w:p>
         </w:tc>
@@ -26263,7 +26264,7 @@
             </w:pPr>
             <w:r/>
             <w:r>
-              <w:t>734.75</w:t>
+              <w:t>737.25</w:t>
             </w:r>
           </w:p>
         </w:tc>
@@ -26294,7 +26295,7 @@
               <w:rPr>
                 <w:b/>
               </w:rPr>
-              <w:t>751.75</w:t>
+              <w:t>754.25</w:t>
             </w:r>
           </w:p>
         </w:tc>
@@ -26442,7 +26443,7 @@
             </w:pPr>
             <w:r/>
             <w:r>
-              <w:t>751.75</w:t>
+              <w:t>754.25</w:t>
             </w:r>
           </w:p>
         </w:tc>
@@ -26470,7 +26471,7 @@
             </w:pPr>
             <w:r/>
             <w:r>
-              <w:t>762.25</w:t>
+              <w:t>764.75</w:t>
             </w:r>
           </w:p>
         </w:tc>
@@ -26498,7 +26499,7 @@
             </w:pPr>
             <w:r/>
             <w:r>
-              <w:t>745.50</w:t>
+              <w:t>748.00</w:t>
             </w:r>
           </w:p>
         </w:tc>
@@ -26529,7 +26530,7 @@
               <w:rPr>
                 <w:b/>
               </w:rPr>
-              <w:t>752.50</w:t>
+              <w:t>755.00</w:t>
             </w:r>
           </w:p>
         </w:tc>
@@ -26677,7 +26678,7 @@
             </w:pPr>
             <w:r/>
             <w:r>
-              <w:t>752.50</w:t>
+              <w:t>755.00</w:t>
             </w:r>
           </w:p>
         </w:tc>
@@ -26705,7 +26706,7 @@
             </w:pPr>
             <w:r/>
             <w:r>
-              <w:t>766.75</w:t>
+              <w:t>769.25</w:t>
             </w:r>
           </w:p>
         </w:tc>
@@ -26733,7 +26734,7 @@
             </w:pPr>
             <w:r/>
             <w:r>
-              <w:t>737.75</w:t>
+              <w:t>740.25</w:t>
             </w:r>
           </w:p>
         </w:tc>
@@ -26764,7 +26765,7 @@
               <w:rPr>
                 <w:b/>
               </w:rPr>
-              <w:t>754.50</w:t>
+              <w:t>757.00</w:t>
             </w:r>
           </w:p>
         </w:tc>
@@ -26912,7 +26913,7 @@
             </w:pPr>
             <w:r/>
             <w:r>
-              <w:t>754.50</w:t>
+              <w:t>757.00</w:t>
             </w:r>
           </w:p>
         </w:tc>
@@ -26940,7 +26941,7 @@
             </w:pPr>
             <w:r/>
             <w:r>
-              <w:t>761.00</w:t>
+              <w:t>763.50</w:t>
             </w:r>
           </w:p>
         </w:tc>
@@ -26968,7 +26969,7 @@
             </w:pPr>
             <w:r/>
             <w:r>
-              <w:t>747.75</w:t>
+              <w:t>750.25</w:t>
             </w:r>
           </w:p>
         </w:tc>
@@ -26999,7 +27000,7 @@
               <w:rPr>
                 <w:b/>
               </w:rPr>
-              <w:t>754.75</w:t>
+              <w:t>757.25</w:t>
             </w:r>
           </w:p>
         </w:tc>
@@ -27147,7 +27148,7 @@
             </w:pPr>
             <w:r/>
             <w:r>
-              <w:t>754.75</w:t>
+              <w:t>757.25</w:t>
             </w:r>
           </w:p>
         </w:tc>
@@ -27175,7 +27176,7 @@
             </w:pPr>
             <w:r/>
             <w:r>
-              <w:t>765.00</w:t>
+              <w:t>767.50</w:t>
             </w:r>
           </w:p>
         </w:tc>
@@ -27203,7 +27204,7 @@
             </w:pPr>
             <w:r/>
             <w:r>
-              <w:t>746.75</w:t>
+              <w:t>749.25</w:t>
             </w:r>
           </w:p>
         </w:tc>
@@ -27234,7 +27235,7 @@
               <w:rPr>
                 <w:b/>
               </w:rPr>
-              <w:t>755.25</w:t>
+              <w:t>757.75</w:t>
             </w:r>
           </w:p>
         </w:tc>
@@ -27382,7 +27383,7 @@
             </w:pPr>
             <w:r/>
             <w:r>
-              <w:t>755.25</w:t>
+              <w:t>757.75</w:t>
             </w:r>
           </w:p>
         </w:tc>
@@ -27410,7 +27411,7 @@
             </w:pPr>
             <w:r/>
             <w:r>
-              <w:t>762.25</w:t>
+              <w:t>764.75</w:t>
             </w:r>
           </w:p>
         </w:tc>
@@ -27438,7 +27439,7 @@
             </w:pPr>
             <w:r/>
             <w:r>
-              <w:t>749.25</w:t>
+              <w:t>751.75</w:t>
             </w:r>
           </w:p>
         </w:tc>
@@ -27469,7 +27470,7 @@
               <w:rPr>
                 <w:b/>
               </w:rPr>
-              <w:t>754.50</w:t>
+              <w:t>757.00</w:t>
             </w:r>
           </w:p>
         </w:tc>
@@ -27617,7 +27618,7 @@
             </w:pPr>
             <w:r/>
             <w:r>
-              <w:t>754.50</w:t>
+              <w:t>757.00</w:t>
             </w:r>
           </w:p>
         </w:tc>
@@ -27645,7 +27646,7 @@
             </w:pPr>
             <w:r/>
             <w:r>
-              <w:t>768.00</w:t>
+              <w:t>770.50</w:t>
             </w:r>
           </w:p>
         </w:tc>
@@ -27673,7 +27674,7 @@
             </w:pPr>
             <w:r/>
             <w:r>
-              <w:t>741.50</w:t>
+              <w:t>744.00</w:t>
             </w:r>
           </w:p>
         </w:tc>
@@ -27704,7 +27705,7 @@
               <w:rPr>
                 <w:b/>
               </w:rPr>
-              <w:t>756.25</w:t>
+              <w:t>758.75</w:t>
             </w:r>
           </w:p>
         </w:tc>
@@ -27852,7 +27853,7 @@
             </w:pPr>
             <w:r/>
             <w:r>
-              <w:t>756.25</w:t>
+              <w:t>758.75</w:t>
             </w:r>
           </w:p>
         </w:tc>
@@ -27880,7 +27881,7 @@
             </w:pPr>
             <w:r/>
             <w:r>
-              <w:t>765.50</w:t>
+              <w:t>768.00</w:t>
             </w:r>
           </w:p>
         </w:tc>
@@ -27908,7 +27909,7 @@
             </w:pPr>
             <w:r/>
             <w:r>
-              <w:t>745.50</w:t>
+              <w:t>748.00</w:t>
             </w:r>
           </w:p>
         </w:tc>
@@ -27939,7 +27940,7 @@
               <w:rPr>
                 <w:b/>
               </w:rPr>
-              <w:t>756.75</w:t>
+              <w:t>759.25</w:t>
             </w:r>
           </w:p>
         </w:tc>
@@ -28087,7 +28088,7 @@
             </w:pPr>
             <w:r/>
             <w:r>
-              <w:t>756.75</w:t>
+              <w:t>759.25</w:t>
             </w:r>
           </w:p>
         </w:tc>
@@ -28115,7 +28116,7 @@
             </w:pPr>
             <w:r/>
             <w:r>
-              <w:t>769.00</w:t>
+              <w:t>771.50</w:t>
             </w:r>
           </w:p>
         </w:tc>
@@ -28143,7 +28144,7 @@
             </w:pPr>
             <w:r/>
             <w:r>
-              <w:t>742.50</w:t>
+              <w:t>745.00</w:t>
             </w:r>
           </w:p>
         </w:tc>
@@ -28174,7 +28175,7 @@
               <w:rPr>
                 <w:b/>
               </w:rPr>
-              <w:t>755.25</w:t>
+              <w:t>757.75</w:t>
             </w:r>
           </w:p>
         </w:tc>
@@ -28322,7 +28323,7 @@
             </w:pPr>
             <w:r/>
             <w:r>
-              <w:t>755.25</w:t>
+              <w:t>757.75</w:t>
             </w:r>
           </w:p>
         </w:tc>
@@ -28350,7 +28351,7 @@
             </w:pPr>
             <w:r/>
             <w:r>
-              <w:t>762.25</w:t>
+              <w:t>764.75</w:t>
             </w:r>
           </w:p>
         </w:tc>
@@ -28378,7 +28379,7 @@
             </w:pPr>
             <w:r/>
             <w:r>
-              <w:t>745.75</w:t>
+              <w:t>748.25</w:t>
             </w:r>
           </w:p>
         </w:tc>
@@ -28409,7 +28410,7 @@
               <w:rPr>
                 <w:b/>
               </w:rPr>
-              <w:t>755.75</w:t>
+              <w:t>758.25</w:t>
             </w:r>
           </w:p>
         </w:tc>
@@ -28557,7 +28558,7 @@
             </w:pPr>
             <w:r/>
             <w:r>
-              <w:t>755.75</w:t>
+              <w:t>758.25</w:t>
             </w:r>
           </w:p>
         </w:tc>
@@ -28585,7 +28586,7 @@
             </w:pPr>
             <w:r/>
             <w:r>
-              <w:t>766.25</w:t>
+              <w:t>768.75</w:t>
             </w:r>
           </w:p>
         </w:tc>
@@ -28613,7 +28614,7 @@
             </w:pPr>
             <w:r/>
             <w:r>
-              <w:t>748.50</w:t>
+              <w:t>751.00</w:t>
             </w:r>
           </w:p>
         </w:tc>
@@ -28644,7 +28645,7 @@
               <w:rPr>
                 <w:b/>
               </w:rPr>
-              <w:t>755.50</w:t>
+              <w:t>758.00</w:t>
             </w:r>
           </w:p>
         </w:tc>
@@ -28792,7 +28793,7 @@
             </w:pPr>
             <w:r/>
             <w:r>
-              <w:t>755.50</w:t>
+              <w:t>758.00</w:t>
             </w:r>
           </w:p>
         </w:tc>
@@ -28820,7 +28821,7 @@
             </w:pPr>
             <w:r/>
             <w:r>
-              <w:t>765.25</w:t>
+              <w:t>767.75</w:t>
             </w:r>
           </w:p>
         </w:tc>
@@ -28848,7 +28849,7 @@
             </w:pPr>
             <w:r/>
             <w:r>
-              <w:t>745.75</w:t>
+              <w:t>748.25</w:t>
             </w:r>
           </w:p>
         </w:tc>
@@ -28879,7 +28880,7 @@
               <w:rPr>
                 <w:b/>
               </w:rPr>
-              <w:t>756.00</w:t>
+              <w:t>758.50</w:t>
             </w:r>
           </w:p>
         </w:tc>
@@ -29027,7 +29028,7 @@
             </w:pPr>
             <w:r/>
             <w:r>
-              <w:t>756.00</w:t>
+              <w:t>758.50</w:t>
             </w:r>
           </w:p>
         </w:tc>
@@ -29055,7 +29056,7 @@
             </w:pPr>
             <w:r/>
             <w:r>
-              <w:t>766.75</w:t>
+              <w:t>769.25</w:t>
             </w:r>
           </w:p>
         </w:tc>
@@ -29083,7 +29084,7 @@
             </w:pPr>
             <w:r/>
             <w:r>
-              <w:t>748.75</w:t>
+              <w:t>751.25</w:t>
             </w:r>
           </w:p>
         </w:tc>
@@ -29114,7 +29115,7 @@
               <w:rPr>
                 <w:b/>
               </w:rPr>
-              <w:t>756.75</w:t>
+              <w:t>759.25</w:t>
             </w:r>
           </w:p>
         </w:tc>
@@ -29262,7 +29263,7 @@
             </w:pPr>
             <w:r/>
             <w:r>
-              <w:t>756.75</w:t>
+              <w:t>759.25</w:t>
             </w:r>
           </w:p>
         </w:tc>
@@ -29290,7 +29291,7 @@
             </w:pPr>
             <w:r/>
             <w:r>
-              <w:t>763.25</w:t>
+              <w:t>765.75</w:t>
             </w:r>
           </w:p>
         </w:tc>
@@ -29318,7 +29319,7 @@
             </w:pPr>
             <w:r/>
             <w:r>
-              <w:t>748.25</w:t>
+              <w:t>750.75</w:t>
             </w:r>
           </w:p>
         </w:tc>
@@ -29349,7 +29350,7 @@
               <w:rPr>
                 <w:b/>
               </w:rPr>
-              <w:t>757.25</w:t>
+              <w:t>759.75</w:t>
             </w:r>
           </w:p>
         </w:tc>
@@ -29497,7 +29498,7 @@
             </w:pPr>
             <w:r/>
             <w:r>
-              <w:t>757.25</w:t>
+              <w:t>759.75</w:t>
             </w:r>
           </w:p>
         </w:tc>
@@ -29525,7 +29526,7 @@
             </w:pPr>
             <w:r/>
             <w:r>
-              <w:t>768.25</w:t>
+              <w:t>770.75</w:t>
             </w:r>
           </w:p>
         </w:tc>
@@ -29553,7 +29554,7 @@
             </w:pPr>
             <w:r/>
             <w:r>
-              <w:t>745.50</w:t>
+              <w:t>748.00</w:t>
             </w:r>
           </w:p>
         </w:tc>
@@ -29584,7 +29585,7 @@
               <w:rPr>
                 <w:b/>
               </w:rPr>
-              <w:t>760.75</w:t>
+              <w:t>763.25</w:t>
             </w:r>
           </w:p>
         </w:tc>
@@ -29732,7 +29733,7 @@
             </w:pPr>
             <w:r/>
             <w:r>
-              <w:t>760.75</w:t>
+              <w:t>763.25</w:t>
             </w:r>
           </w:p>
         </w:tc>
@@ -29760,7 +29761,7 @@
             </w:pPr>
             <w:r/>
             <w:r>
-              <w:t>766.25</w:t>
+              <w:t>768.75</w:t>
             </w:r>
           </w:p>
         </w:tc>
@@ -29788,7 +29789,7 @@
             </w:pPr>
             <w:r/>
             <w:r>
-              <w:t>753.00</w:t>
+              <w:t>755.50</w:t>
             </w:r>
           </w:p>
         </w:tc>
@@ -29819,7 +29820,7 @@
               <w:rPr>
                 <w:b/>
               </w:rPr>
-              <w:t>761.50</w:t>
+              <w:t>764.00</w:t>
             </w:r>
           </w:p>
         </w:tc>
@@ -29967,7 +29968,7 @@
             </w:pPr>
             <w:r/>
             <w:r>
-              <w:t>761.50</w:t>
+              <w:t>764.00</w:t>
             </w:r>
           </w:p>
         </w:tc>
@@ -29995,7 +29996,7 @@
             </w:pPr>
             <w:r/>
             <w:r>
-              <w:t>770.75</w:t>
+              <w:t>773.25</w:t>
             </w:r>
           </w:p>
         </w:tc>
@@ -30023,7 +30024,7 @@
             </w:pPr>
             <w:r/>
             <w:r>
-              <w:t>755.00</w:t>
+              <w:t>757.50</w:t>
             </w:r>
           </w:p>
         </w:tc>
@@ -30054,7 +30055,7 @@
               <w:rPr>
                 <w:b/>
               </w:rPr>
-              <w:t>760.75</w:t>
+              <w:t>763.25</w:t>
             </w:r>
           </w:p>
         </w:tc>
@@ -30202,7 +30203,7 @@
             </w:pPr>
             <w:r/>
             <w:r>
-              <w:t>760.75</w:t>
+              <w:t>763.25</w:t>
             </w:r>
           </w:p>
         </w:tc>
@@ -30230,7 +30231,7 @@
             </w:pPr>
             <w:r/>
             <w:r>
-              <w:t>768.25</w:t>
+              <w:t>770.75</w:t>
             </w:r>
           </w:p>
         </w:tc>
@@ -30258,7 +30259,7 @@
             </w:pPr>
             <w:r/>
             <w:r>
-              <w:t>754.75</w:t>
+              <w:t>757.25</w:t>
             </w:r>
           </w:p>
         </w:tc>
@@ -30289,7 +30290,7 @@
               <w:rPr>
                 <w:b/>
               </w:rPr>
-              <w:t>759.75</w:t>
+              <w:t>762.25</w:t>
             </w:r>
           </w:p>
         </w:tc>
@@ -30437,7 +30438,7 @@
             </w:pPr>
             <w:r/>
             <w:r>
-              <w:t>759.75</w:t>
+              <w:t>762.25</w:t>
             </w:r>
           </w:p>
         </w:tc>
@@ -30465,7 +30466,7 @@
             </w:pPr>
             <w:r/>
             <w:r>
-              <w:t>766.75</w:t>
+              <w:t>769.25</w:t>
             </w:r>
           </w:p>
         </w:tc>
@@ -30493,7 +30494,7 @@
             </w:pPr>
             <w:r/>
             <w:r>
-              <w:t>746.25</w:t>
+              <w:t>748.75</w:t>
             </w:r>
           </w:p>
         </w:tc>
@@ -30524,7 +30525,7 @@
               <w:rPr>
                 <w:b/>
               </w:rPr>
-              <w:t>760.50</w:t>
+              <w:t>763.00</w:t>
             </w:r>
           </w:p>
         </w:tc>
@@ -30672,7 +30673,7 @@
             </w:pPr>
             <w:r/>
             <w:r>
-              <w:t>760.50</w:t>
+              <w:t>763.00</w:t>
             </w:r>
           </w:p>
         </w:tc>
@@ -30700,7 +30701,7 @@
             </w:pPr>
             <w:r/>
             <w:r>
-              <w:t>769.75</w:t>
+              <w:t>772.25</w:t>
             </w:r>
           </w:p>
         </w:tc>
@@ -30728,7 +30729,7 @@
             </w:pPr>
             <w:r/>
             <w:r>
-              <w:t>753.25</w:t>
+              <w:t>755.75</w:t>
             </w:r>
           </w:p>
         </w:tc>
@@ -30759,7 +30760,7 @@
               <w:rPr>
                 <w:b/>
               </w:rPr>
-              <w:t>760.25</w:t>
+              <w:t>762.75</w:t>
             </w:r>
           </w:p>
         </w:tc>
@@ -30907,7 +30908,7 @@
             </w:pPr>
             <w:r/>
             <w:r>
-              <w:t>760.25</w:t>
+              <w:t>762.75</w:t>
             </w:r>
           </w:p>
         </w:tc>
@@ -30935,7 +30936,7 @@
             </w:pPr>
             <w:r/>
             <w:r>
-              <w:t>768.75</w:t>
+              <w:t>771.25</w:t>
             </w:r>
           </w:p>
         </w:tc>
@@ -30963,7 +30964,7 @@
             </w:pPr>
             <w:r/>
             <w:r>
-              <w:t>746.25</w:t>
+              <w:t>748.75</w:t>
             </w:r>
           </w:p>
         </w:tc>
@@ -30994,7 +30995,7 @@
               <w:rPr>
                 <w:b/>
               </w:rPr>
-              <w:t>762.00</w:t>
+              <w:t>764.50</w:t>
             </w:r>
           </w:p>
         </w:tc>
@@ -31142,7 +31143,7 @@
             </w:pPr>
             <w:r/>
             <w:r>
-              <w:t>762.00</w:t>
+              <w:t>764.50</w:t>
             </w:r>
           </w:p>
         </w:tc>
@@ -31170,7 +31171,7 @@
             </w:pPr>
             <w:r/>
             <w:r>
-              <w:t>768.25</w:t>
+              <w:t>770.75</w:t>
             </w:r>
           </w:p>
         </w:tc>
@@ -31198,7 +31199,7 @@
             </w:pPr>
             <w:r/>
             <w:r>
-              <w:t>755.50</w:t>
+              <w:t>758.00</w:t>
             </w:r>
           </w:p>
         </w:tc>
@@ -31229,7 +31230,7 @@
               <w:rPr>
                 <w:b/>
               </w:rPr>
-              <w:t>761.25</w:t>
+              <w:t>763.75</w:t>
             </w:r>
           </w:p>
         </w:tc>

--- a/Daily Reports/09_09_2026-CBOT Reports.docx
+++ b/Daily Reports/09_09_2026-CBOT Reports.docx
@@ -104,7 +104,7 @@
           <w:color w:val="5C768D"/>
           <w:sz w:val="19"/>
         </w:rPr>
-        <w:t>Cập nhật tự động qua `macro_tracker.py` vào lúc 11:10 ICT ngày 09/09/2026</w:t>
+        <w:t>Cập nhật tự động qua `macro_tracker.py` vào lúc 13:04 ICT ngày 09/09/2026</w:t>
       </w:r>
     </w:p>
     <w:tbl>
@@ -313,7 +313,7 @@
               <w:rPr>
                 <w:b/>
               </w:rPr>
-              <w:t>97.92 / thùng</w:t>
+              <w:t>98.89 / thùng</w:t>
             </w:r>
           </w:p>
         </w:tc>
@@ -344,7 +344,7 @@
               <w:rPr>
                 <w:b/>
               </w:rPr>
-              <w:t>+0.00%</w:t>
+              <w:t>+0.99%</w:t>
             </w:r>
           </w:p>
         </w:tc>
@@ -442,7 +442,7 @@
               <w:rPr>
                 <w:b/>
               </w:rPr>
-              <w:t>98.84</w:t>
+              <w:t>98.74</w:t>
             </w:r>
           </w:p>
         </w:tc>
@@ -473,7 +473,7 @@
               <w:rPr>
                 <w:b/>
               </w:rPr>
-              <w:t>+0.00%</w:t>
+              <w:t>-0.10%</w:t>
             </w:r>
           </w:p>
         </w:tc>
@@ -1218,7 +1218,7 @@
         <w:rPr>
           <w:b/>
         </w:rPr>
-        <w:t>`97.92` (+0.00%)</w:t>
+        <w:t>`98.89` (+0.99%)</w:t>
       </w:r>
       <w:r>
         <w:t xml:space="preserve"> | DXY: </w:t>
@@ -1227,7 +1227,7 @@
         <w:rPr>
           <w:b/>
         </w:rPr>
-        <w:t>`98.84` (+0.00%)</w:t>
+        <w:t>`98.74` (-0.10%)</w:t>
       </w:r>
       <w:r>
         <w:t xml:space="preserve"> | Lúa mì CBOT: </w:t>
@@ -1236,7 +1236,7 @@
         <w:rPr>
           <w:b/>
         </w:rPr>
-        <w:t>`743.50` (+0.00%)</w:t>
+        <w:t>`747.75` (+2.26%)</w:t>
       </w:r>
       <w:r>
         <w:t>.</w:t>
@@ -1306,7 +1306,7 @@
           <w:color w:val="5C768D"/>
           <w:sz w:val="19"/>
         </w:rPr>
-        <w:t>Cập nhật tự động lúc 11:10 ICT ngày 09/09/2026 — Nguồn: NOAA, USDA, BOM Australia</w:t>
+        <w:t>Cập nhật tự động lúc 13:04 ICT ngày 09/09/2026 — Nguồn: NOAA, USDA, BOM Australia</w:t>
       </w:r>
     </w:p>
     <w:p>
@@ -3574,7 +3574,7 @@
               <w:rPr>
                 <w:b/>
               </w:rPr>
-              <w:t>529.50</w:t>
+              <w:t>530.50</w:t>
             </w:r>
           </w:p>
         </w:tc>
@@ -3605,7 +3605,7 @@
               <w:rPr>
                 <w:b/>
               </w:rPr>
-              <w:t>531.39 (+1.89)</w:t>
+              <w:t>531.15 (+0.65)</w:t>
             </w:r>
           </w:p>
         </w:tc>
@@ -3633,7 +3633,7 @@
             </w:pPr>
             <w:r/>
             <w:r>
-              <w:t>Bearish (537.71 &lt; 538.11)</w:t>
+              <w:t>Bearish (533.63 &lt; 536.04)</w:t>
             </w:r>
           </w:p>
         </w:tc>
@@ -3661,7 +3661,7 @@
             </w:pPr>
             <w:r/>
             <w:r>
-              <w:t>0.00 cents</w:t>
+              <w:t>1.25 cents</w:t>
             </w:r>
           </w:p>
         </w:tc>
@@ -3822,7 +3822,7 @@
               <w:rPr>
                 <w:b/>
               </w:rPr>
-              <w:t>743.50</w:t>
+              <w:t>747.50</w:t>
             </w:r>
           </w:p>
         </w:tc>
@@ -3853,7 +3853,7 @@
               <w:rPr>
                 <w:b/>
               </w:rPr>
-              <w:t>745.74 (+2.24)</w:t>
+              <w:t>749.73 (+2.23)</w:t>
             </w:r>
           </w:p>
         </w:tc>
@@ -3881,7 +3881,7 @@
             </w:pPr>
             <w:r/>
             <w:r>
-              <w:t>Bearish (746.16 &lt; 753.81)</w:t>
+              <w:t>Bearish (745.44 &lt; 749.80)</w:t>
             </w:r>
           </w:p>
         </w:tc>
@@ -3909,7 +3909,7 @@
             </w:pPr>
             <w:r/>
             <w:r>
-              <w:t>0.00 cents</w:t>
+              <w:t>5.00 cents</w:t>
             </w:r>
           </w:p>
         </w:tc>
@@ -4347,7 +4347,7 @@
                 <w:b/>
                 <w:color w:val="15803D"/>
               </w:rPr>
-              <w:t>526.75 - 537.71 cents (Canh mua vùng hỗ trợ)</w:t>
+              <w:t>528.00 - 533.63 cents (Canh mua vùng hỗ trợ)</w:t>
             </w:r>
           </w:p>
         </w:tc>
@@ -4378,7 +4378,7 @@
               <w:rPr>
                 <w:b/>
               </w:rPr>
-              <w:t>451.46 cents (Dưới cản S2 + 1.5x ATR)</w:t>
+              <w:t>454.12 cents (Dưới cản S2 + 1.5x ATR)</w:t>
             </w:r>
           </w:p>
         </w:tc>
@@ -4559,7 +4559,7 @@
               <w:rPr>
                 <w:b/>
               </w:rPr>
-              <w:t>540.25 - 541.75 cents</w:t>
+              <w:t>543.00 - 544.50 cents</w:t>
             </w:r>
           </w:p>
         </w:tc>
@@ -4590,7 +4590,7 @@
               <w:rPr>
                 <w:b/>
               </w:rPr>
-              <w:t>469.29 cents (Chống quét SL tuyệt đối)</w:t>
+              <w:t>471.08 cents (Chống quét SL tuyệt đối)</w:t>
             </w:r>
           </w:p>
         </w:tc>
@@ -4783,7 +4783,7 @@
               <w:rPr>
                 <w:b/>
               </w:rPr>
-              <w:t>552.96 cents</w:t>
+              <w:t>551.17 cents</w:t>
             </w:r>
           </w:p>
         </w:tc>
@@ -4945,7 +4945,7 @@
               <w:rPr>
                 <w:b/>
               </w:rPr>
-              <w:t>441.81 - 457.25 cents</w:t>
+              <w:t>448.90 - 457.25 cents</w:t>
             </w:r>
           </w:p>
         </w:tc>
@@ -5126,7 +5126,7 @@
                 <w:b/>
                 <w:color w:val="B91C1C"/>
               </w:rPr>
-              <w:t>746.16 - 753.81 cents (Canh bán hồi kỹ thuật H1)</w:t>
+              <w:t>745.44 - 749.80 cents (Canh bán hồi kỹ thuật H1)</w:t>
             </w:r>
           </w:p>
         </w:tc>
@@ -5157,7 +5157,7 @@
               <w:rPr>
                 <w:b/>
               </w:rPr>
-              <w:t>805.09 cents (Trên kháng cự R2 + 1.5x ATR)</w:t>
+              <w:t>803.10 cents (Trên kháng cự R2 + 1.5x ATR)</w:t>
             </w:r>
           </w:p>
         </w:tc>
@@ -5193,7 +5193,7 @@
                 <w:color w:val="D97706"/>
                 <w:sz w:val="19"/>
               </w:rPr>
-              <w:t xml:space="preserve"> 730.50 cents </w:t>
+              <w:t xml:space="preserve"> 744.50 cents </w:t>
             </w:r>
             <w:r>
               <w:t xml:space="preserve"> / TP2: </w:t>
@@ -5335,7 +5335,7 @@
               <w:rPr>
                 <w:b/>
               </w:rPr>
-              <w:t>746.00 - 748.00 cents</w:t>
+              <w:t>758.00 - 760.00 cents</w:t>
             </w:r>
           </w:p>
         </w:tc>
@@ -5366,7 +5366,7 @@
               <w:rPr>
                 <w:b/>
               </w:rPr>
-              <w:t>656.03 cents</w:t>
+              <w:t>657.52 cents</w:t>
             </w:r>
           </w:p>
         </w:tc>
@@ -5559,7 +5559,7 @@
               <w:rPr>
                 <w:b/>
               </w:rPr>
-              <w:t>780.72 cents</w:t>
+              <w:t>779.23 cents</w:t>
             </w:r>
           </w:p>
         </w:tc>
@@ -5721,7 +5721,7 @@
               <w:rPr>
                 <w:b/>
               </w:rPr>
-              <w:t>618.35 - 645.25 cents</w:t>
+              <w:t>623.64 - 645.25 cents</w:t>
             </w:r>
           </w:p>
         </w:tc>
@@ -11599,7 +11599,7 @@
         <w:t>Giá Chốt Phiên (Close):</w:t>
       </w:r>
       <w:r>
-        <w:t xml:space="preserve"> 529.50 cents | </w:t>
+        <w:t xml:space="preserve"> 530.50 cents | </w:t>
       </w:r>
       <w:r>
         <w:rPr>
@@ -11614,10 +11614,10 @@
         <w:rPr>
           <w:b/>
         </w:rPr>
-        <w:t>`531.39 cents`</w:t>
+        <w:t>`531.15 cents`</w:t>
       </w:r>
       <w:r>
-        <w:t xml:space="preserve"> (+1.89).</w:t>
+        <w:t xml:space="preserve"> (+0.65).</w:t>
       </w:r>
     </w:p>
     <w:p>
@@ -11638,7 +11638,7 @@
         <w:rPr>
           <w:b/>
         </w:rPr>
-        <w:t>`212,584`</w:t>
+        <w:t>`25,123`</w:t>
       </w:r>
       <w:r>
         <w:t xml:space="preserve"> (Chênh lệch: </w:t>
@@ -11647,7 +11647,7 @@
         <w:rPr>
           <w:b/>
         </w:rPr>
-        <w:t>`+197,078`</w:t>
+        <w:t>`-187,461`</w:t>
       </w:r>
       <w:r>
         <w:t xml:space="preserve">) | OI: </w:t>
@@ -11665,7 +11665,7 @@
         <w:rPr>
           <w:b/>
         </w:rPr>
-        <w:t>`-13,367`</w:t>
+        <w:t>`+0`</w:t>
       </w:r>
       <w:r>
         <w:t>)</w:t>
@@ -11689,7 +11689,7 @@
         <w:rPr>
           <w:b/>
         </w:rPr>
-        <w:t>`Doji (Nến lưỡng lự thế trận)`</w:t>
+        <w:t>`Không phát hiện mô hình nến đặc biệt`</w:t>
       </w:r>
     </w:p>
     <w:p>
@@ -11711,7 +11711,7 @@
           <w:b/>
           <w:color w:val="15803D"/>
         </w:rPr>
-        <w:t>`Giảm do phe Long tháo chạy (Long Liquidation)`</w:t>
+        <w:t>`Giảm suy yếu / Đáy ngắn hạn (Long Liquidation Decline)`</w:t>
       </w:r>
     </w:p>
     <w:p>
@@ -11981,7 +11981,7 @@
               <w:rPr>
                 <w:b/>
               </w:rPr>
-              <w:t>97.92</w:t>
+              <w:t>98.89</w:t>
             </w:r>
           </w:p>
         </w:tc>
@@ -12012,7 +12012,7 @@
               <w:rPr>
                 <w:b/>
               </w:rPr>
-              <w:t>+0.00%</w:t>
+              <w:t>+0.99%</w:t>
             </w:r>
           </w:p>
         </w:tc>
@@ -12104,7 +12104,7 @@
               <w:rPr>
                 <w:b/>
               </w:rPr>
-              <w:t>98.84</w:t>
+              <w:t>98.74</w:t>
             </w:r>
           </w:p>
         </w:tc>
@@ -12135,7 +12135,7 @@
               <w:rPr>
                 <w:b/>
               </w:rPr>
-              <w:t>+0.00%</w:t>
+              <w:t>-0.10%</w:t>
             </w:r>
           </w:p>
         </w:tc>
@@ -12163,7 +12163,7 @@
             </w:pPr>
             <w:r/>
             <w:r>
-              <w:t>DXY Tăng làm giảm sức cạnh tranh xuất khẩu của ngô Mỹ so với Brazil/Argentina.</w:t>
+              <w:t>DXY Giảm hỗ trợ xuất khẩu ngô Mỹ cạnh tranh tốt hơn.</w:t>
             </w:r>
           </w:p>
         </w:tc>
@@ -12739,7 +12739,7 @@
         <w:t xml:space="preserve"> EMA_21 </w:t>
       </w:r>
       <w:r>
-        <w:t xml:space="preserve"> (537.71) &lt; </w:t>
+        <w:t xml:space="preserve"> (533.63) &lt; </w:t>
       </w:r>
       <w:r>
         <w:rPr>
@@ -12750,7 +12750,7 @@
         <w:t xml:space="preserve"> EMA_50 </w:t>
       </w:r>
       <w:r>
-        <w:t xml:space="preserve"> (538.11).</w:t>
+        <w:t xml:space="preserve"> (536.04).</w:t>
       </w:r>
     </w:p>
     <w:p>
@@ -12771,7 +12771,7 @@
         <w:rPr>
           <w:b/>
         </w:rPr>
-        <w:t>`34.69`</w:t>
+        <w:t>`37.04`</w:t>
       </w:r>
       <w:r>
         <w:t xml:space="preserve"> | ATR (14) = </w:t>
@@ -12780,7 +12780,7 @@
         <w:rPr>
           <w:b/>
         </w:rPr>
-        <w:t>`3.86`</w:t>
+        <w:t>`2.09`</w:t>
       </w:r>
       <w:r>
         <w:t xml:space="preserve"> cents | Volatility = </w:t>
@@ -12789,7 +12789,7 @@
         <w:rPr>
           <w:b/>
         </w:rPr>
-        <w:t>`0.00 cents`</w:t>
+        <w:t>`1.25 cents`</w:t>
       </w:r>
       <w:r>
         <w:t>.</w:t>
@@ -12813,7 +12813,7 @@
         <w:rPr>
           <w:b/>
         </w:rPr>
-        <w:t>`526.75`</w:t>
+        <w:t>`528.00`</w:t>
       </w:r>
       <w:r>
         <w:t xml:space="preserve"> | S2: </w:t>
@@ -13574,7 +13574,7 @@
           <w:b/>
           <w:color w:val="15803D"/>
         </w:rPr>
-        <w:t>`526.75 - 537.71 cents (Canh mua vùng hỗ trợ)`</w:t>
+        <w:t>`528.00 - 533.63 cents (Canh mua vùng hỗ trợ)`</w:t>
       </w:r>
       <w:r>
         <w:t xml:space="preserve"> | SL: </w:t>
@@ -13583,7 +13583,7 @@
         <w:rPr>
           <w:b/>
         </w:rPr>
-        <w:t>`451.46 cents (Dưới cản S2 + 1.5x ATR)`</w:t>
+        <w:t>`454.12 cents (Dưới cản S2 + 1.5x ATR)`</w:t>
       </w:r>
       <w:r>
         <w:t xml:space="preserve"> | TP: </w:t>
@@ -13645,7 +13645,7 @@
         <w:rPr>
           <w:b/>
         </w:rPr>
-        <w:t>`540.25 - 541.75 cents`</w:t>
+        <w:t>`543.00 - 544.50 cents`</w:t>
       </w:r>
       <w:r>
         <w:t xml:space="preserve"> | SL: </w:t>
@@ -13654,7 +13654,7 @@
         <w:rPr>
           <w:b/>
         </w:rPr>
-        <w:t>`469.29 cents (Chống quét SL tuyệt đối)`</w:t>
+        <w:t>`471.08 cents (Chống quét SL tuyệt đối)`</w:t>
       </w:r>
       <w:r>
         <w:t xml:space="preserve"> | TP: </w:t>
@@ -13700,7 +13700,7 @@
         <w:rPr>
           <w:b/>
         </w:rPr>
-        <w:t>`552.96 cents`</w:t>
+        <w:t>`551.17 cents`</w:t>
       </w:r>
       <w:r>
         <w:t xml:space="preserve"> | TP: </w:t>
@@ -13749,7 +13749,7 @@
         <w:rPr>
           <w:b/>
         </w:rPr>
-        <w:t>`441.81 - 457.25 cents`</w:t>
+        <w:t>`448.90 - 457.25 cents`</w:t>
       </w:r>
     </w:p>
     <w:p>
@@ -14156,7 +14156,7 @@
             </w:pPr>
             <w:r/>
             <w:r>
-              <w:t>529.50</w:t>
+              <w:t>530.50</w:t>
             </w:r>
           </w:p>
         </w:tc>
@@ -14184,7 +14184,7 @@
             </w:pPr>
             <w:r/>
             <w:r>
-              <w:t>533.25</w:t>
+              <w:t>534.25</w:t>
             </w:r>
           </w:p>
         </w:tc>
@@ -14212,7 +14212,7 @@
             </w:pPr>
             <w:r/>
             <w:r>
-              <w:t>526.25</w:t>
+              <w:t>527.25</w:t>
             </w:r>
           </w:p>
         </w:tc>
@@ -14243,7 +14243,7 @@
               <w:rPr>
                 <w:b/>
               </w:rPr>
-              <w:t>529.75</w:t>
+              <w:t>530.75</w:t>
             </w:r>
           </w:p>
         </w:tc>
@@ -14391,7 +14391,7 @@
             </w:pPr>
             <w:r/>
             <w:r>
-              <w:t>529.75</w:t>
+              <w:t>530.75</w:t>
             </w:r>
           </w:p>
         </w:tc>
@@ -14419,7 +14419,7 @@
             </w:pPr>
             <w:r/>
             <w:r>
-              <w:t>532.50</w:t>
+              <w:t>533.50</w:t>
             </w:r>
           </w:p>
         </w:tc>
@@ -14447,7 +14447,7 @@
             </w:pPr>
             <w:r/>
             <w:r>
-              <w:t>526.00</w:t>
+              <w:t>527.00</w:t>
             </w:r>
           </w:p>
         </w:tc>
@@ -14478,7 +14478,7 @@
               <w:rPr>
                 <w:b/>
               </w:rPr>
-              <w:t>529.25</w:t>
+              <w:t>530.25</w:t>
             </w:r>
           </w:p>
         </w:tc>
@@ -14626,7 +14626,7 @@
             </w:pPr>
             <w:r/>
             <w:r>
-              <w:t>529.25</w:t>
+              <w:t>530.25</w:t>
             </w:r>
           </w:p>
         </w:tc>
@@ -14654,7 +14654,7 @@
             </w:pPr>
             <w:r/>
             <w:r>
-              <w:t>532.25</w:t>
+              <w:t>533.25</w:t>
             </w:r>
           </w:p>
         </w:tc>
@@ -14682,7 +14682,7 @@
             </w:pPr>
             <w:r/>
             <w:r>
-              <w:t>525.25</w:t>
+              <w:t>526.25</w:t>
             </w:r>
           </w:p>
         </w:tc>
@@ -14713,7 +14713,7 @@
               <w:rPr>
                 <w:b/>
               </w:rPr>
-              <w:t>530.00</w:t>
+              <w:t>531.00</w:t>
             </w:r>
           </w:p>
         </w:tc>
@@ -14861,7 +14861,7 @@
             </w:pPr>
             <w:r/>
             <w:r>
-              <w:t>530.00</w:t>
+              <w:t>531.00</w:t>
             </w:r>
           </w:p>
         </w:tc>
@@ -14889,7 +14889,7 @@
             </w:pPr>
             <w:r/>
             <w:r>
-              <w:t>534.50</w:t>
+              <w:t>535.50</w:t>
             </w:r>
           </w:p>
         </w:tc>
@@ -14917,7 +14917,7 @@
             </w:pPr>
             <w:r/>
             <w:r>
-              <w:t>525.00</w:t>
+              <w:t>526.00</w:t>
             </w:r>
           </w:p>
         </w:tc>
@@ -14948,7 +14948,7 @@
               <w:rPr>
                 <w:b/>
               </w:rPr>
-              <w:t>530.75</w:t>
+              <w:t>531.75</w:t>
             </w:r>
           </w:p>
         </w:tc>
@@ -15096,7 +15096,7 @@
             </w:pPr>
             <w:r/>
             <w:r>
-              <w:t>530.75</w:t>
+              <w:t>531.75</w:t>
             </w:r>
           </w:p>
         </w:tc>
@@ -15124,7 +15124,7 @@
             </w:pPr>
             <w:r/>
             <w:r>
-              <w:t>536.25</w:t>
+              <w:t>537.25</w:t>
             </w:r>
           </w:p>
         </w:tc>
@@ -15152,7 +15152,7 @@
             </w:pPr>
             <w:r/>
             <w:r>
-              <w:t>524.50</w:t>
+              <w:t>525.50</w:t>
             </w:r>
           </w:p>
         </w:tc>
@@ -15183,7 +15183,7 @@
               <w:rPr>
                 <w:b/>
               </w:rPr>
-              <w:t>533.00</w:t>
+              <w:t>534.00</w:t>
             </w:r>
           </w:p>
         </w:tc>
@@ -15331,7 +15331,7 @@
             </w:pPr>
             <w:r/>
             <w:r>
-              <w:t>533.00</w:t>
+              <w:t>534.00</w:t>
             </w:r>
           </w:p>
         </w:tc>
@@ -15359,7 +15359,7 @@
             </w:pPr>
             <w:r/>
             <w:r>
-              <w:t>536.00</w:t>
+              <w:t>537.00</w:t>
             </w:r>
           </w:p>
         </w:tc>
@@ -15387,7 +15387,7 @@
             </w:pPr>
             <w:r/>
             <w:r>
-              <w:t>528.75</w:t>
+              <w:t>529.75</w:t>
             </w:r>
           </w:p>
         </w:tc>
@@ -15418,7 +15418,7 @@
               <w:rPr>
                 <w:b/>
               </w:rPr>
-              <w:t>533.25</w:t>
+              <w:t>534.25</w:t>
             </w:r>
           </w:p>
         </w:tc>
@@ -15566,7 +15566,7 @@
             </w:pPr>
             <w:r/>
             <w:r>
-              <w:t>533.25</w:t>
+              <w:t>534.25</w:t>
             </w:r>
           </w:p>
         </w:tc>
@@ -15594,7 +15594,7 @@
             </w:pPr>
             <w:r/>
             <w:r>
-              <w:t>536.50</w:t>
+              <w:t>537.50</w:t>
             </w:r>
           </w:p>
         </w:tc>
@@ -15622,7 +15622,7 @@
             </w:pPr>
             <w:r/>
             <w:r>
-              <w:t>526.75</w:t>
+              <w:t>527.75</w:t>
             </w:r>
           </w:p>
         </w:tc>
@@ -15653,7 +15653,7 @@
               <w:rPr>
                 <w:b/>
               </w:rPr>
-              <w:t>534.00</w:t>
+              <w:t>535.00</w:t>
             </w:r>
           </w:p>
         </w:tc>
@@ -15801,7 +15801,7 @@
             </w:pPr>
             <w:r/>
             <w:r>
-              <w:t>534.00</w:t>
+              <w:t>535.00</w:t>
             </w:r>
           </w:p>
         </w:tc>
@@ -15829,7 +15829,7 @@
             </w:pPr>
             <w:r/>
             <w:r>
-              <w:t>537.00</w:t>
+              <w:t>538.00</w:t>
             </w:r>
           </w:p>
         </w:tc>
@@ -15857,7 +15857,7 @@
             </w:pPr>
             <w:r/>
             <w:r>
-              <w:t>529.50</w:t>
+              <w:t>530.50</w:t>
             </w:r>
           </w:p>
         </w:tc>
@@ -15888,7 +15888,7 @@
               <w:rPr>
                 <w:b/>
               </w:rPr>
-              <w:t>533.50</w:t>
+              <w:t>534.50</w:t>
             </w:r>
           </w:p>
         </w:tc>
@@ -16036,7 +16036,7 @@
             </w:pPr>
             <w:r/>
             <w:r>
-              <w:t>533.50</w:t>
+              <w:t>534.50</w:t>
             </w:r>
           </w:p>
         </w:tc>
@@ -16064,7 +16064,7 @@
             </w:pPr>
             <w:r/>
             <w:r>
-              <w:t>537.50</w:t>
+              <w:t>538.50</w:t>
             </w:r>
           </w:p>
         </w:tc>
@@ -16092,7 +16092,7 @@
             </w:pPr>
             <w:r/>
             <w:r>
-              <w:t>527.75</w:t>
+              <w:t>528.75</w:t>
             </w:r>
           </w:p>
         </w:tc>
@@ -16123,7 +16123,7 @@
               <w:rPr>
                 <w:b/>
               </w:rPr>
-              <w:t>534.00</w:t>
+              <w:t>535.00</w:t>
             </w:r>
           </w:p>
         </w:tc>
@@ -16271,7 +16271,7 @@
             </w:pPr>
             <w:r/>
             <w:r>
-              <w:t>534.00</w:t>
+              <w:t>535.00</w:t>
             </w:r>
           </w:p>
         </w:tc>
@@ -16299,7 +16299,7 @@
             </w:pPr>
             <w:r/>
             <w:r>
-              <w:t>536.50</w:t>
+              <w:t>537.50</w:t>
             </w:r>
           </w:p>
         </w:tc>
@@ -16327,7 +16327,7 @@
             </w:pPr>
             <w:r/>
             <w:r>
-              <w:t>530.75</w:t>
+              <w:t>531.75</w:t>
             </w:r>
           </w:p>
         </w:tc>
@@ -16358,7 +16358,7 @@
               <w:rPr>
                 <w:b/>
               </w:rPr>
-              <w:t>534.50</w:t>
+              <w:t>535.50</w:t>
             </w:r>
           </w:p>
         </w:tc>
@@ -16506,7 +16506,7 @@
             </w:pPr>
             <w:r/>
             <w:r>
-              <w:t>534.50</w:t>
+              <w:t>535.50</w:t>
             </w:r>
           </w:p>
         </w:tc>
@@ -16534,7 +16534,7 @@
             </w:pPr>
             <w:r/>
             <w:r>
-              <w:t>538.00</w:t>
+              <w:t>539.00</w:t>
             </w:r>
           </w:p>
         </w:tc>
@@ -16562,7 +16562,7 @@
             </w:pPr>
             <w:r/>
             <w:r>
-              <w:t>528.50</w:t>
+              <w:t>529.50</w:t>
             </w:r>
           </w:p>
         </w:tc>
@@ -16593,7 +16593,7 @@
               <w:rPr>
                 <w:b/>
               </w:rPr>
-              <w:t>535.50</w:t>
+              <w:t>536.50</w:t>
             </w:r>
           </w:p>
         </w:tc>
@@ -16741,7 +16741,7 @@
             </w:pPr>
             <w:r/>
             <w:r>
-              <w:t>535.50</w:t>
+              <w:t>536.50</w:t>
             </w:r>
           </w:p>
         </w:tc>
@@ -16769,7 +16769,7 @@
             </w:pPr>
             <w:r/>
             <w:r>
-              <w:t>538.25</w:t>
+              <w:t>539.25</w:t>
             </w:r>
           </w:p>
         </w:tc>
@@ -16797,7 +16797,7 @@
             </w:pPr>
             <w:r/>
             <w:r>
-              <w:t>533.00</w:t>
+              <w:t>534.00</w:t>
             </w:r>
           </w:p>
         </w:tc>
@@ -16828,7 +16828,7 @@
               <w:rPr>
                 <w:b/>
               </w:rPr>
-              <w:t>535.50</w:t>
+              <w:t>536.50</w:t>
             </w:r>
           </w:p>
         </w:tc>
@@ -16976,7 +16976,7 @@
             </w:pPr>
             <w:r/>
             <w:r>
-              <w:t>535.50</w:t>
+              <w:t>536.50</w:t>
             </w:r>
           </w:p>
         </w:tc>
@@ -17004,7 +17004,7 @@
             </w:pPr>
             <w:r/>
             <w:r>
-              <w:t>538.25</w:t>
+              <w:t>539.25</w:t>
             </w:r>
           </w:p>
         </w:tc>
@@ -17032,7 +17032,7 @@
             </w:pPr>
             <w:r/>
             <w:r>
-              <w:t>533.00</w:t>
+              <w:t>534.00</w:t>
             </w:r>
           </w:p>
         </w:tc>
@@ -17063,7 +17063,7 @@
               <w:rPr>
                 <w:b/>
               </w:rPr>
-              <w:t>535.00</w:t>
+              <w:t>536.00</w:t>
             </w:r>
           </w:p>
         </w:tc>
@@ -17211,7 +17211,7 @@
             </w:pPr>
             <w:r/>
             <w:r>
-              <w:t>535.00</w:t>
+              <w:t>536.00</w:t>
             </w:r>
           </w:p>
         </w:tc>
@@ -17239,7 +17239,7 @@
             </w:pPr>
             <w:r/>
             <w:r>
-              <w:t>538.00</w:t>
+              <w:t>539.00</w:t>
             </w:r>
           </w:p>
         </w:tc>
@@ -17267,7 +17267,7 @@
             </w:pPr>
             <w:r/>
             <w:r>
-              <w:t>531.75</w:t>
+              <w:t>532.75</w:t>
             </w:r>
           </w:p>
         </w:tc>
@@ -17298,7 +17298,7 @@
               <w:rPr>
                 <w:b/>
               </w:rPr>
-              <w:t>534.75</w:t>
+              <w:t>535.75</w:t>
             </w:r>
           </w:p>
         </w:tc>
@@ -17446,7 +17446,7 @@
             </w:pPr>
             <w:r/>
             <w:r>
-              <w:t>534.75</w:t>
+              <w:t>535.75</w:t>
             </w:r>
           </w:p>
         </w:tc>
@@ -17474,7 +17474,7 @@
             </w:pPr>
             <w:r/>
             <w:r>
-              <w:t>538.75</w:t>
+              <w:t>539.75</w:t>
             </w:r>
           </w:p>
         </w:tc>
@@ -17502,7 +17502,7 @@
             </w:pPr>
             <w:r/>
             <w:r>
-              <w:t>529.50</w:t>
+              <w:t>530.50</w:t>
             </w:r>
           </w:p>
         </w:tc>
@@ -17533,7 +17533,7 @@
               <w:rPr>
                 <w:b/>
               </w:rPr>
-              <w:t>535.25</w:t>
+              <w:t>536.25</w:t>
             </w:r>
           </w:p>
         </w:tc>
@@ -17681,7 +17681,7 @@
             </w:pPr>
             <w:r/>
             <w:r>
-              <w:t>535.25</w:t>
+              <w:t>536.25</w:t>
             </w:r>
           </w:p>
         </w:tc>
@@ -17709,7 +17709,7 @@
             </w:pPr>
             <w:r/>
             <w:r>
-              <w:t>540.00</w:t>
+              <w:t>541.00</w:t>
             </w:r>
           </w:p>
         </w:tc>
@@ -17737,7 +17737,7 @@
             </w:pPr>
             <w:r/>
             <w:r>
-              <w:t>528.25</w:t>
+              <w:t>529.25</w:t>
             </w:r>
           </w:p>
         </w:tc>
@@ -17768,7 +17768,7 @@
               <w:rPr>
                 <w:b/>
               </w:rPr>
-              <w:t>537.25</w:t>
+              <w:t>538.25</w:t>
             </w:r>
           </w:p>
         </w:tc>
@@ -17916,7 +17916,7 @@
             </w:pPr>
             <w:r/>
             <w:r>
-              <w:t>537.25</w:t>
+              <w:t>538.25</w:t>
             </w:r>
           </w:p>
         </w:tc>
@@ -17944,7 +17944,7 @@
             </w:pPr>
             <w:r/>
             <w:r>
-              <w:t>545.25</w:t>
+              <w:t>546.25</w:t>
             </w:r>
           </w:p>
         </w:tc>
@@ -17972,7 +17972,7 @@
             </w:pPr>
             <w:r/>
             <w:r>
-              <w:t>530.25</w:t>
+              <w:t>531.25</w:t>
             </w:r>
           </w:p>
         </w:tc>
@@ -18003,7 +18003,7 @@
               <w:rPr>
                 <w:b/>
               </w:rPr>
-              <w:t>538.75</w:t>
+              <w:t>539.75</w:t>
             </w:r>
           </w:p>
         </w:tc>
@@ -18151,7 +18151,7 @@
             </w:pPr>
             <w:r/>
             <w:r>
-              <w:t>538.75</w:t>
+              <w:t>539.75</w:t>
             </w:r>
           </w:p>
         </w:tc>
@@ -18179,7 +18179,7 @@
             </w:pPr>
             <w:r/>
             <w:r>
-              <w:t>543.25</w:t>
+              <w:t>544.25</w:t>
             </w:r>
           </w:p>
         </w:tc>
@@ -18207,7 +18207,7 @@
             </w:pPr>
             <w:r/>
             <w:r>
-              <w:t>534.50</w:t>
+              <w:t>535.50</w:t>
             </w:r>
           </w:p>
         </w:tc>
@@ -18238,7 +18238,7 @@
               <w:rPr>
                 <w:b/>
               </w:rPr>
-              <w:t>538.25</w:t>
+              <w:t>539.25</w:t>
             </w:r>
           </w:p>
         </w:tc>
@@ -18386,7 +18386,7 @@
             </w:pPr>
             <w:r/>
             <w:r>
-              <w:t>538.25</w:t>
+              <w:t>539.25</w:t>
             </w:r>
           </w:p>
         </w:tc>
@@ -18414,7 +18414,7 @@
             </w:pPr>
             <w:r/>
             <w:r>
-              <w:t>540.50</w:t>
+              <w:t>541.50</w:t>
             </w:r>
           </w:p>
         </w:tc>
@@ -18442,7 +18442,7 @@
             </w:pPr>
             <w:r/>
             <w:r>
-              <w:t>535.50</w:t>
+              <w:t>536.50</w:t>
             </w:r>
           </w:p>
         </w:tc>
@@ -18473,7 +18473,7 @@
               <w:rPr>
                 <w:b/>
               </w:rPr>
-              <w:t>538.00</w:t>
+              <w:t>539.00</w:t>
             </w:r>
           </w:p>
         </w:tc>
@@ -18621,7 +18621,7 @@
             </w:pPr>
             <w:r/>
             <w:r>
-              <w:t>538.00</w:t>
+              <w:t>539.00</w:t>
             </w:r>
           </w:p>
         </w:tc>
@@ -18649,7 +18649,7 @@
             </w:pPr>
             <w:r/>
             <w:r>
-              <w:t>540.00</w:t>
+              <w:t>541.00</w:t>
             </w:r>
           </w:p>
         </w:tc>
@@ -18677,7 +18677,7 @@
             </w:pPr>
             <w:r/>
             <w:r>
-              <w:t>533.50</w:t>
+              <w:t>534.50</w:t>
             </w:r>
           </w:p>
         </w:tc>
@@ -18708,7 +18708,7 @@
               <w:rPr>
                 <w:b/>
               </w:rPr>
-              <w:t>538.25</w:t>
+              <w:t>539.25</w:t>
             </w:r>
           </w:p>
         </w:tc>
@@ -18856,7 +18856,7 @@
             </w:pPr>
             <w:r/>
             <w:r>
-              <w:t>538.25</w:t>
+              <w:t>539.25</w:t>
             </w:r>
           </w:p>
         </w:tc>
@@ -18884,7 +18884,7 @@
             </w:pPr>
             <w:r/>
             <w:r>
-              <w:t>542.00</w:t>
+              <w:t>543.00</w:t>
             </w:r>
           </w:p>
         </w:tc>
@@ -18912,7 +18912,7 @@
             </w:pPr>
             <w:r/>
             <w:r>
-              <w:t>535.50</w:t>
+              <w:t>536.50</w:t>
             </w:r>
           </w:p>
         </w:tc>
@@ -18943,7 +18943,7 @@
               <w:rPr>
                 <w:b/>
               </w:rPr>
-              <w:t>538.75</w:t>
+              <w:t>539.75</w:t>
             </w:r>
           </w:p>
         </w:tc>
@@ -19091,7 +19091,7 @@
             </w:pPr>
             <w:r/>
             <w:r>
-              <w:t>538.75</w:t>
+              <w:t>539.75</w:t>
             </w:r>
           </w:p>
         </w:tc>
@@ -19119,7 +19119,7 @@
             </w:pPr>
             <w:r/>
             <w:r>
-              <w:t>541.75</w:t>
+              <w:t>542.75</w:t>
             </w:r>
           </w:p>
         </w:tc>
@@ -19147,7 +19147,7 @@
             </w:pPr>
             <w:r/>
             <w:r>
-              <w:t>534.25</w:t>
+              <w:t>535.25</w:t>
             </w:r>
           </w:p>
         </w:tc>
@@ -19178,7 +19178,7 @@
               <w:rPr>
                 <w:b/>
               </w:rPr>
-              <w:t>539.00</w:t>
+              <w:t>540.00</w:t>
             </w:r>
           </w:p>
         </w:tc>
@@ -19326,7 +19326,7 @@
             </w:pPr>
             <w:r/>
             <w:r>
-              <w:t>539.00</w:t>
+              <w:t>540.00</w:t>
             </w:r>
           </w:p>
         </w:tc>
@@ -19354,7 +19354,7 @@
             </w:pPr>
             <w:r/>
             <w:r>
-              <w:t>543.25</w:t>
+              <w:t>544.25</w:t>
             </w:r>
           </w:p>
         </w:tc>
@@ -19382,7 +19382,7 @@
             </w:pPr>
             <w:r/>
             <w:r>
-              <w:t>535.75</w:t>
+              <w:t>536.75</w:t>
             </w:r>
           </w:p>
         </w:tc>
@@ -19413,7 +19413,7 @@
               <w:rPr>
                 <w:b/>
               </w:rPr>
-              <w:t>539.75</w:t>
+              <w:t>540.75</w:t>
             </w:r>
           </w:p>
         </w:tc>
@@ -19561,7 +19561,7 @@
             </w:pPr>
             <w:r/>
             <w:r>
-              <w:t>539.75</w:t>
+              <w:t>540.75</w:t>
             </w:r>
           </w:p>
         </w:tc>
@@ -19589,7 +19589,7 @@
             </w:pPr>
             <w:r/>
             <w:r>
-              <w:t>543.25</w:t>
+              <w:t>544.25</w:t>
             </w:r>
           </w:p>
         </w:tc>
@@ -19617,7 +19617,7 @@
             </w:pPr>
             <w:r/>
             <w:r>
-              <w:t>537.50</w:t>
+              <w:t>538.50</w:t>
             </w:r>
           </w:p>
         </w:tc>
@@ -19648,7 +19648,7 @@
               <w:rPr>
                 <w:b/>
               </w:rPr>
-              <w:t>539.75</w:t>
+              <w:t>540.75</w:t>
             </w:r>
           </w:p>
         </w:tc>
@@ -19796,7 +19796,7 @@
             </w:pPr>
             <w:r/>
             <w:r>
-              <w:t>539.75</w:t>
+              <w:t>540.75</w:t>
             </w:r>
           </w:p>
         </w:tc>
@@ -19824,7 +19824,7 @@
             </w:pPr>
             <w:r/>
             <w:r>
-              <w:t>543.50</w:t>
+              <w:t>544.50</w:t>
             </w:r>
           </w:p>
         </w:tc>
@@ -19852,7 +19852,7 @@
             </w:pPr>
             <w:r/>
             <w:r>
-              <w:t>536.25</w:t>
+              <w:t>537.25</w:t>
             </w:r>
           </w:p>
         </w:tc>
@@ -19883,7 +19883,7 @@
               <w:rPr>
                 <w:b/>
               </w:rPr>
-              <w:t>539.50</w:t>
+              <w:t>540.50</w:t>
             </w:r>
           </w:p>
         </w:tc>
@@ -20031,7 +20031,7 @@
             </w:pPr>
             <w:r/>
             <w:r>
-              <w:t>539.50</w:t>
+              <w:t>540.50</w:t>
             </w:r>
           </w:p>
         </w:tc>
@@ -20059,7 +20059,7 @@
             </w:pPr>
             <w:r/>
             <w:r>
-              <w:t>543.00</w:t>
+              <w:t>544.00</w:t>
             </w:r>
           </w:p>
         </w:tc>
@@ -20087,7 +20087,7 @@
             </w:pPr>
             <w:r/>
             <w:r>
-              <w:t>536.25</w:t>
+              <w:t>537.25</w:t>
             </w:r>
           </w:p>
         </w:tc>
@@ -20118,7 +20118,7 @@
               <w:rPr>
                 <w:b/>
               </w:rPr>
-              <w:t>539.25</w:t>
+              <w:t>540.25</w:t>
             </w:r>
           </w:p>
         </w:tc>
@@ -20266,7 +20266,7 @@
             </w:pPr>
             <w:r/>
             <w:r>
-              <w:t>539.25</w:t>
+              <w:t>540.25</w:t>
             </w:r>
           </w:p>
         </w:tc>
@@ -20294,7 +20294,7 @@
             </w:pPr>
             <w:r/>
             <w:r>
-              <w:t>542.25</w:t>
+              <w:t>543.25</w:t>
             </w:r>
           </w:p>
         </w:tc>
@@ -20322,7 +20322,7 @@
             </w:pPr>
             <w:r/>
             <w:r>
-              <w:t>536.50</w:t>
+              <w:t>537.50</w:t>
             </w:r>
           </w:p>
         </w:tc>
@@ -20353,7 +20353,7 @@
               <w:rPr>
                 <w:b/>
               </w:rPr>
-              <w:t>539.50</w:t>
+              <w:t>540.50</w:t>
             </w:r>
           </w:p>
         </w:tc>
@@ -20501,7 +20501,7 @@
             </w:pPr>
             <w:r/>
             <w:r>
-              <w:t>539.50</w:t>
+              <w:t>540.50</w:t>
             </w:r>
           </w:p>
         </w:tc>
@@ -20529,7 +20529,7 @@
             </w:pPr>
             <w:r/>
             <w:r>
-              <w:t>542.50</w:t>
+              <w:t>543.50</w:t>
             </w:r>
           </w:p>
         </w:tc>
@@ -20557,7 +20557,7 @@
             </w:pPr>
             <w:r/>
             <w:r>
-              <w:t>536.75</w:t>
+              <w:t>537.75</w:t>
             </w:r>
           </w:p>
         </w:tc>
@@ -20588,7 +20588,7 @@
               <w:rPr>
                 <w:b/>
               </w:rPr>
-              <w:t>539.50</w:t>
+              <w:t>540.50</w:t>
             </w:r>
           </w:p>
         </w:tc>
@@ -20736,7 +20736,7 @@
             </w:pPr>
             <w:r/>
             <w:r>
-              <w:t>539.50</w:t>
+              <w:t>540.50</w:t>
             </w:r>
           </w:p>
         </w:tc>
@@ -20764,7 +20764,7 @@
             </w:pPr>
             <w:r/>
             <w:r>
-              <w:t>543.50</w:t>
+              <w:t>544.50</w:t>
             </w:r>
           </w:p>
         </w:tc>
@@ -20792,7 +20792,7 @@
             </w:pPr>
             <w:r/>
             <w:r>
-              <w:t>536.00</w:t>
+              <w:t>537.00</w:t>
             </w:r>
           </w:p>
         </w:tc>
@@ -20823,7 +20823,7 @@
               <w:rPr>
                 <w:b/>
               </w:rPr>
-              <w:t>540.00</w:t>
+              <w:t>541.00</w:t>
             </w:r>
           </w:p>
         </w:tc>
@@ -20971,7 +20971,7 @@
             </w:pPr>
             <w:r/>
             <w:r>
-              <w:t>540.00</w:t>
+              <w:t>541.00</w:t>
             </w:r>
           </w:p>
         </w:tc>
@@ -20999,7 +20999,7 @@
             </w:pPr>
             <w:r/>
             <w:r>
-              <w:t>544.00</w:t>
+              <w:t>545.00</w:t>
             </w:r>
           </w:p>
         </w:tc>
@@ -21027,7 +21027,7 @@
             </w:pPr>
             <w:r/>
             <w:r>
-              <w:t>538.25</w:t>
+              <w:t>539.25</w:t>
             </w:r>
           </w:p>
         </w:tc>
@@ -21058,7 +21058,7 @@
               <w:rPr>
                 <w:b/>
               </w:rPr>
-              <w:t>539.75</w:t>
+              <w:t>540.75</w:t>
             </w:r>
           </w:p>
         </w:tc>
@@ -21781,7 +21781,7 @@
         <w:t>Giá Chốt Phiên (Close):</w:t>
       </w:r>
       <w:r>
-        <w:t xml:space="preserve"> 743.50 cents | </w:t>
+        <w:t xml:space="preserve"> 747.50 cents | </w:t>
       </w:r>
       <w:r>
         <w:rPr>
@@ -21796,10 +21796,10 @@
         <w:rPr>
           <w:b/>
         </w:rPr>
-        <w:t>`745.74 cents`</w:t>
+        <w:t>`749.73 cents`</w:t>
       </w:r>
       <w:r>
-        <w:t xml:space="preserve"> (+2.24).</w:t>
+        <w:t xml:space="preserve"> (+2.23).</w:t>
       </w:r>
     </w:p>
     <w:p>
@@ -21820,7 +21820,7 @@
         <w:rPr>
           <w:b/>
         </w:rPr>
-        <w:t>`3,840`</w:t>
+        <w:t>`4,632`</w:t>
       </w:r>
       <w:r>
         <w:t xml:space="preserve"> (Chênh lệch: </w:t>
@@ -21829,7 +21829,7 @@
         <w:rPr>
           <w:b/>
         </w:rPr>
-        <w:t>`-98,626`</w:t>
+        <w:t>`-97,834`</w:t>
       </w:r>
       <w:r>
         <w:t xml:space="preserve">) | OI: </w:t>
@@ -21871,7 +21871,7 @@
         <w:rPr>
           <w:b/>
         </w:rPr>
-        <w:t>`Doji (Nến lưỡng lự thế trận)`</w:t>
+        <w:t>`Không phát hiện mô hình nến đặc biệt`</w:t>
       </w:r>
     </w:p>
     <w:p>
@@ -21891,9 +21891,9 @@
       <w:r>
         <w:rPr>
           <w:b/>
-          <w:color w:val="15803D"/>
+          <w:color w:val="B91C1C"/>
         </w:rPr>
-        <w:t>`Giảm suy yếu / Đáy ngắn hạn (Long Liquidation Decline)`</w:t>
+        <w:t>`Tăng yếu / Rủi ro đảo chiều (Short Covering Rally)`</w:t>
       </w:r>
     </w:p>
     <w:p>
@@ -21914,10 +21914,10 @@
         <w:rPr>
           <w:b/>
         </w:rPr>
-        <w:t>TÍCH LŨY TIÊU CỰC (Distribution):</w:t>
+        <w:t>TÍCH LŨY TÍCH CỰC (Accumulation):</w:t>
       </w:r>
       <w:r>
-        <w:t xml:space="preserve"> Nến đi ngang nhưng dòng tiền rút dần (OI giảm), cảnh báo rủi ro suy sụt sắp tới.</w:t>
+        <w:t xml:space="preserve"> Nến đi ngang nhưng dòng tiền âm thầm gia tăng (OI tăng), báo hiệu chuẩn bị có nhịp bứt phá tăng.</w:t>
       </w:r>
     </w:p>
     <w:p>
@@ -22163,7 +22163,7 @@
               <w:rPr>
                 <w:b/>
               </w:rPr>
-              <w:t>97.92</w:t>
+              <w:t>98.89</w:t>
             </w:r>
           </w:p>
         </w:tc>
@@ -22194,7 +22194,7 @@
               <w:rPr>
                 <w:b/>
               </w:rPr>
-              <w:t>+0.00%</w:t>
+              <w:t>+0.99%</w:t>
             </w:r>
           </w:p>
         </w:tc>
@@ -22286,7 +22286,7 @@
               <w:rPr>
                 <w:b/>
               </w:rPr>
-              <w:t>98.84</w:t>
+              <w:t>98.74</w:t>
             </w:r>
           </w:p>
         </w:tc>
@@ -22317,7 +22317,7 @@
               <w:rPr>
                 <w:b/>
               </w:rPr>
-              <w:t>+0.00%</w:t>
+              <w:t>-0.10%</w:t>
             </w:r>
           </w:p>
         </w:tc>
@@ -22345,7 +22345,7 @@
             </w:pPr>
             <w:r/>
             <w:r>
-              <w:t>DXY Tăng khiến lúa mì Mỹ đắt đỏ hơn đối với các khách hàng truyền thống như Ai Cập/Châu Á.</w:t>
+              <w:t>DXY Giảm kích thích nhu cầu nhập khẩu lúa mì Mỹ trên thị trường quốc tế.</w:t>
             </w:r>
           </w:p>
         </w:tc>
@@ -22921,7 +22921,7 @@
         <w:t xml:space="preserve"> EMA_21 </w:t>
       </w:r>
       <w:r>
-        <w:t xml:space="preserve"> (746.16) &lt; </w:t>
+        <w:t xml:space="preserve"> (745.44) &lt; </w:t>
       </w:r>
       <w:r>
         <w:rPr>
@@ -22932,7 +22932,7 @@
         <w:t xml:space="preserve"> EMA_50 </w:t>
       </w:r>
       <w:r>
-        <w:t xml:space="preserve"> (753.81).</w:t>
+        <w:t xml:space="preserve"> (749.80).</w:t>
       </w:r>
     </w:p>
     <w:p>
@@ -22953,7 +22953,7 @@
         <w:rPr>
           <w:b/>
         </w:rPr>
-        <w:t>`45.31`</w:t>
+        <w:t>`51.50`</w:t>
       </w:r>
       <w:r>
         <w:t xml:space="preserve"> | ATR (14) = </w:t>
@@ -22962,7 +22962,7 @@
         <w:rPr>
           <w:b/>
         </w:rPr>
-        <w:t>`6.73`</w:t>
+        <w:t>`5.40`</w:t>
       </w:r>
       <w:r>
         <w:t xml:space="preserve"> cents | Volatility = </w:t>
@@ -22971,7 +22971,7 @@
         <w:rPr>
           <w:b/>
         </w:rPr>
-        <w:t>`0.00 cents`</w:t>
+        <w:t>`5.00 cents`</w:t>
       </w:r>
       <w:r>
         <w:t>.</w:t>
@@ -22995,7 +22995,7 @@
         <w:rPr>
           <w:b/>
         </w:rPr>
-        <w:t>`730.50`</w:t>
+        <w:t>`744.50`</w:t>
       </w:r>
       <w:r>
         <w:t xml:space="preserve"> | S2: </w:t>
@@ -23746,7 +23746,7 @@
           <w:b/>
           <w:color w:val="B91C1C"/>
         </w:rPr>
-        <w:t>`746.16 - 753.81 cents (Canh bán hồi kỹ thuật H1)`</w:t>
+        <w:t>`745.44 - 749.80 cents (Canh bán hồi kỹ thuật H1)`</w:t>
       </w:r>
       <w:r>
         <w:t xml:space="preserve"> | SL: </w:t>
@@ -23755,7 +23755,7 @@
         <w:rPr>
           <w:b/>
         </w:rPr>
-        <w:t>`805.09 cents (Trên kháng cự R2 + 1.5x ATR)`</w:t>
+        <w:t>`803.10 cents (Trên kháng cự R2 + 1.5x ATR)`</w:t>
       </w:r>
       <w:r>
         <w:t xml:space="preserve"> | TP: </w:t>
@@ -23766,7 +23766,7 @@
           <w:color w:val="D97706"/>
           <w:sz w:val="19"/>
         </w:rPr>
-        <w:t xml:space="preserve"> 730.50 cents </w:t>
+        <w:t xml:space="preserve"> 744.50 cents </w:t>
       </w:r>
       <w:r>
         <w:t xml:space="preserve"> / </w:t>
@@ -23817,7 +23817,7 @@
         <w:rPr>
           <w:b/>
         </w:rPr>
-        <w:t>`746.00 - 748.00 cents`</w:t>
+        <w:t>`758.00 - 760.00 cents`</w:t>
       </w:r>
       <w:r>
         <w:t xml:space="preserve"> | SL: </w:t>
@@ -23826,7 +23826,7 @@
         <w:rPr>
           <w:b/>
         </w:rPr>
-        <w:t>`656.03 cents`</w:t>
+        <w:t>`657.52 cents`</w:t>
       </w:r>
       <w:r>
         <w:t xml:space="preserve"> | TP: </w:t>
@@ -23872,7 +23872,7 @@
         <w:rPr>
           <w:b/>
         </w:rPr>
-        <w:t>`780.72 cents`</w:t>
+        <w:t>`779.23 cents`</w:t>
       </w:r>
       <w:r>
         <w:t xml:space="preserve"> | TP: </w:t>
@@ -23921,7 +23921,7 @@
         <w:rPr>
           <w:b/>
         </w:rPr>
-        <w:t>`618.35 - 645.25 cents`</w:t>
+        <w:t>`623.64 - 645.25 cents`</w:t>
       </w:r>
     </w:p>
     <w:p>
@@ -24328,7 +24328,7 @@
             </w:pPr>
             <w:r/>
             <w:r>
-              <w:t>743.50</w:t>
+              <w:t>747.50</w:t>
             </w:r>
           </w:p>
         </w:tc>
@@ -24356,7 +24356,7 @@
             </w:pPr>
             <w:r/>
             <w:r>
-              <w:t>754.75</w:t>
+              <w:t>758.75</w:t>
             </w:r>
           </w:p>
         </w:tc>
@@ -24384,7 +24384,7 @@
             </w:pPr>
             <w:r/>
             <w:r>
-              <w:t>738.00</w:t>
+              <w:t>742.00</w:t>
             </w:r>
           </w:p>
         </w:tc>
@@ -24415,7 +24415,7 @@
               <w:rPr>
                 <w:b/>
               </w:rPr>
-              <w:t>742.75</w:t>
+              <w:t>746.75</w:t>
             </w:r>
           </w:p>
         </w:tc>
@@ -24563,7 +24563,7 @@
             </w:pPr>
             <w:r/>
             <w:r>
-              <w:t>742.75</w:t>
+              <w:t>746.75</w:t>
             </w:r>
           </w:p>
         </w:tc>
@@ -24591,7 +24591,7 @@
             </w:pPr>
             <w:r/>
             <w:r>
-              <w:t>750.25</w:t>
+              <w:t>754.25</w:t>
             </w:r>
           </w:p>
         </w:tc>
@@ -24619,7 +24619,7 @@
             </w:pPr>
             <w:r/>
             <w:r>
-              <w:t>736.75</w:t>
+              <w:t>740.75</w:t>
             </w:r>
           </w:p>
         </w:tc>
@@ -24650,7 +24650,7 @@
               <w:rPr>
                 <w:b/>
               </w:rPr>
-              <w:t>742.25</w:t>
+              <w:t>746.25</w:t>
             </w:r>
           </w:p>
         </w:tc>
@@ -24798,7 +24798,7 @@
             </w:pPr>
             <w:r/>
             <w:r>
-              <w:t>742.25</w:t>
+              <w:t>746.25</w:t>
             </w:r>
           </w:p>
         </w:tc>
@@ -24826,7 +24826,7 @@
             </w:pPr>
             <w:r/>
             <w:r>
-              <w:t>756.00</w:t>
+              <w:t>760.00</w:t>
             </w:r>
           </w:p>
         </w:tc>
@@ -24854,7 +24854,7 @@
             </w:pPr>
             <w:r/>
             <w:r>
-              <w:t>727.50</w:t>
+              <w:t>731.50</w:t>
             </w:r>
           </w:p>
         </w:tc>
@@ -24885,7 +24885,7 @@
               <w:rPr>
                 <w:b/>
               </w:rPr>
-              <w:t>744.25</w:t>
+              <w:t>748.25</w:t>
             </w:r>
           </w:p>
         </w:tc>
@@ -25033,7 +25033,7 @@
             </w:pPr>
             <w:r/>
             <w:r>
-              <w:t>744.25</w:t>
+              <w:t>748.25</w:t>
             </w:r>
           </w:p>
         </w:tc>
@@ -25061,7 +25061,7 @@
             </w:pPr>
             <w:r/>
             <w:r>
-              <w:t>757.50</w:t>
+              <w:t>761.50</w:t>
             </w:r>
           </w:p>
         </w:tc>
@@ -25089,7 +25089,7 @@
             </w:pPr>
             <w:r/>
             <w:r>
-              <w:t>736.00</w:t>
+              <w:t>740.00</w:t>
             </w:r>
           </w:p>
         </w:tc>
@@ -25120,7 +25120,7 @@
               <w:rPr>
                 <w:b/>
               </w:rPr>
-              <w:t>745.50</w:t>
+              <w:t>749.50</w:t>
             </w:r>
           </w:p>
         </w:tc>
@@ -25268,7 +25268,7 @@
             </w:pPr>
             <w:r/>
             <w:r>
-              <w:t>745.50</w:t>
+              <w:t>749.50</w:t>
             </w:r>
           </w:p>
         </w:tc>
@@ -25296,7 +25296,7 @@
             </w:pPr>
             <w:r/>
             <w:r>
-              <w:t>762.00</w:t>
+              <w:t>766.00</w:t>
             </w:r>
           </w:p>
         </w:tc>
@@ -25324,7 +25324,7 @@
             </w:pPr>
             <w:r/>
             <w:r>
-              <w:t>735.00</w:t>
+              <w:t>739.00</w:t>
             </w:r>
           </w:p>
         </w:tc>
@@ -25355,7 +25355,7 @@
               <w:rPr>
                 <w:b/>
               </w:rPr>
-              <w:t>750.00</w:t>
+              <w:t>754.00</w:t>
             </w:r>
           </w:p>
         </w:tc>
@@ -25503,7 +25503,7 @@
             </w:pPr>
             <w:r/>
             <w:r>
-              <w:t>750.00</w:t>
+              <w:t>754.00</w:t>
             </w:r>
           </w:p>
         </w:tc>
@@ -25531,7 +25531,7 @@
             </w:pPr>
             <w:r/>
             <w:r>
-              <w:t>757.75</w:t>
+              <w:t>761.75</w:t>
             </w:r>
           </w:p>
         </w:tc>
@@ -25559,7 +25559,7 @@
             </w:pPr>
             <w:r/>
             <w:r>
-              <w:t>739.00</w:t>
+              <w:t>743.00</w:t>
             </w:r>
           </w:p>
         </w:tc>
@@ -25590,7 +25590,7 @@
               <w:rPr>
                 <w:b/>
               </w:rPr>
-              <w:t>751.25</w:t>
+              <w:t>755.25</w:t>
             </w:r>
           </w:p>
         </w:tc>
@@ -25738,7 +25738,7 @@
             </w:pPr>
             <w:r/>
             <w:r>
-              <w:t>751.25</w:t>
+              <w:t>755.25</w:t>
             </w:r>
           </w:p>
         </w:tc>
@@ -25766,7 +25766,7 @@
             </w:pPr>
             <w:r/>
             <w:r>
-              <w:t>759.50</w:t>
+              <w:t>763.50</w:t>
             </w:r>
           </w:p>
         </w:tc>
@@ -25794,7 +25794,7 @@
             </w:pPr>
             <w:r/>
             <w:r>
-              <w:t>740.75</w:t>
+              <w:t>744.75</w:t>
             </w:r>
           </w:p>
         </w:tc>
@@ -25825,7 +25825,7 @@
               <w:rPr>
                 <w:b/>
               </w:rPr>
-              <w:t>753.00</w:t>
+              <w:t>757.00</w:t>
             </w:r>
           </w:p>
         </w:tc>
@@ -25973,7 +25973,7 @@
             </w:pPr>
             <w:r/>
             <w:r>
-              <w:t>753.00</w:t>
+              <w:t>757.00</w:t>
             </w:r>
           </w:p>
         </w:tc>
@@ -26001,7 +26001,7 @@
             </w:pPr>
             <w:r/>
             <w:r>
-              <w:t>765.25</w:t>
+              <w:t>769.25</w:t>
             </w:r>
           </w:p>
         </w:tc>
@@ -26029,7 +26029,7 @@
             </w:pPr>
             <w:r/>
             <w:r>
-              <w:t>743.25</w:t>
+              <w:t>747.25</w:t>
             </w:r>
           </w:p>
         </w:tc>
@@ -26060,7 +26060,7 @@
               <w:rPr>
                 <w:b/>
               </w:rPr>
-              <w:t>752.00</w:t>
+              <w:t>756.00</w:t>
             </w:r>
           </w:p>
         </w:tc>
@@ -26208,7 +26208,7 @@
             </w:pPr>
             <w:r/>
             <w:r>
-              <w:t>752.00</w:t>
+              <w:t>756.00</w:t>
             </w:r>
           </w:p>
         </w:tc>
@@ -26236,7 +26236,7 @@
             </w:pPr>
             <w:r/>
             <w:r>
-              <w:t>762.50</w:t>
+              <w:t>766.50</w:t>
             </w:r>
           </w:p>
         </w:tc>
@@ -26264,7 +26264,7 @@
             </w:pPr>
             <w:r/>
             <w:r>
-              <w:t>737.25</w:t>
+              <w:t>741.25</w:t>
             </w:r>
           </w:p>
         </w:tc>
@@ -26295,7 +26295,7 @@
               <w:rPr>
                 <w:b/>
               </w:rPr>
-              <w:t>754.25</w:t>
+              <w:t>758.25</w:t>
             </w:r>
           </w:p>
         </w:tc>
@@ -26443,7 +26443,7 @@
             </w:pPr>
             <w:r/>
             <w:r>
-              <w:t>754.25</w:t>
+              <w:t>758.25</w:t>
             </w:r>
           </w:p>
         </w:tc>
@@ -26471,7 +26471,7 @@
             </w:pPr>
             <w:r/>
             <w:r>
-              <w:t>764.75</w:t>
+              <w:t>768.75</w:t>
             </w:r>
           </w:p>
         </w:tc>
@@ -26499,7 +26499,7 @@
             </w:pPr>
             <w:r/>
             <w:r>
-              <w:t>748.00</w:t>
+              <w:t>752.00</w:t>
             </w:r>
           </w:p>
         </w:tc>
@@ -26530,7 +26530,7 @@
               <w:rPr>
                 <w:b/>
               </w:rPr>
-              <w:t>755.00</w:t>
+              <w:t>759.00</w:t>
             </w:r>
           </w:p>
         </w:tc>
@@ -26678,7 +26678,7 @@
             </w:pPr>
             <w:r/>
             <w:r>
-              <w:t>755.00</w:t>
+              <w:t>759.00</w:t>
             </w:r>
           </w:p>
         </w:tc>
@@ -26706,7 +26706,7 @@
             </w:pPr>
             <w:r/>
             <w:r>
-              <w:t>769.25</w:t>
+              <w:t>773.25</w:t>
             </w:r>
           </w:p>
         </w:tc>
@@ -26734,7 +26734,7 @@
             </w:pPr>
             <w:r/>
             <w:r>
-              <w:t>740.25</w:t>
+              <w:t>744.25</w:t>
             </w:r>
           </w:p>
         </w:tc>
@@ -26765,7 +26765,7 @@
               <w:rPr>
                 <w:b/>
               </w:rPr>
-              <w:t>757.00</w:t>
+              <w:t>761.00</w:t>
             </w:r>
           </w:p>
         </w:tc>
@@ -26913,7 +26913,7 @@
             </w:pPr>
             <w:r/>
             <w:r>
-              <w:t>757.00</w:t>
+              <w:t>761.00</w:t>
             </w:r>
           </w:p>
         </w:tc>
@@ -26941,7 +26941,7 @@
             </w:pPr>
             <w:r/>
             <w:r>
-              <w:t>763.50</w:t>
+              <w:t>767.50</w:t>
             </w:r>
           </w:p>
         </w:tc>
@@ -26969,7 +26969,7 @@
             </w:pPr>
             <w:r/>
             <w:r>
-              <w:t>750.25</w:t>
+              <w:t>754.25</w:t>
             </w:r>
           </w:p>
         </w:tc>
@@ -27000,7 +27000,7 @@
               <w:rPr>
                 <w:b/>
               </w:rPr>
-              <w:t>757.25</w:t>
+              <w:t>761.25</w:t>
             </w:r>
           </w:p>
         </w:tc>
@@ -27148,7 +27148,7 @@
             </w:pPr>
             <w:r/>
             <w:r>
-              <w:t>757.25</w:t>
+              <w:t>761.25</w:t>
             </w:r>
           </w:p>
         </w:tc>
@@ -27176,7 +27176,7 @@
             </w:pPr>
             <w:r/>
             <w:r>
-              <w:t>767.50</w:t>
+              <w:t>771.50</w:t>
             </w:r>
           </w:p>
         </w:tc>
@@ -27204,7 +27204,7 @@
             </w:pPr>
             <w:r/>
             <w:r>
-              <w:t>749.25</w:t>
+              <w:t>753.25</w:t>
             </w:r>
           </w:p>
         </w:tc>
@@ -27235,7 +27235,7 @@
               <w:rPr>
                 <w:b/>
               </w:rPr>
-              <w:t>757.75</w:t>
+              <w:t>761.75</w:t>
             </w:r>
           </w:p>
         </w:tc>
@@ -27383,7 +27383,7 @@
             </w:pPr>
             <w:r/>
             <w:r>
-              <w:t>757.75</w:t>
+              <w:t>761.75</w:t>
             </w:r>
           </w:p>
         </w:tc>
@@ -27411,7 +27411,7 @@
             </w:pPr>
             <w:r/>
             <w:r>
-              <w:t>764.75</w:t>
+              <w:t>768.75</w:t>
             </w:r>
           </w:p>
         </w:tc>
@@ -27439,7 +27439,7 @@
             </w:pPr>
             <w:r/>
             <w:r>
-              <w:t>751.75</w:t>
+              <w:t>755.75</w:t>
             </w:r>
           </w:p>
         </w:tc>
@@ -27470,7 +27470,7 @@
               <w:rPr>
                 <w:b/>
               </w:rPr>
-              <w:t>757.00</w:t>
+              <w:t>761.00</w:t>
             </w:r>
           </w:p>
         </w:tc>
@@ -27618,7 +27618,7 @@
             </w:pPr>
             <w:r/>
             <w:r>
-              <w:t>757.00</w:t>
+              <w:t>761.00</w:t>
             </w:r>
           </w:p>
         </w:tc>
@@ -27646,7 +27646,7 @@
             </w:pPr>
             <w:r/>
             <w:r>
-              <w:t>770.50</w:t>
+              <w:t>774.50</w:t>
             </w:r>
           </w:p>
         </w:tc>
@@ -27674,7 +27674,7 @@
             </w:pPr>
             <w:r/>
             <w:r>
-              <w:t>744.00</w:t>
+              <w:t>748.00</w:t>
             </w:r>
           </w:p>
         </w:tc>
@@ -27705,7 +27705,7 @@
               <w:rPr>
                 <w:b/>
               </w:rPr>
-              <w:t>758.75</w:t>
+              <w:t>762.75</w:t>
             </w:r>
           </w:p>
         </w:tc>
@@ -27853,7 +27853,7 @@
             </w:pPr>
             <w:r/>
             <w:r>
-              <w:t>758.75</w:t>
+              <w:t>762.75</w:t>
             </w:r>
           </w:p>
         </w:tc>
@@ -27881,7 +27881,7 @@
             </w:pPr>
             <w:r/>
             <w:r>
-              <w:t>768.00</w:t>
+              <w:t>772.00</w:t>
             </w:r>
           </w:p>
         </w:tc>
@@ -27909,7 +27909,7 @@
             </w:pPr>
             <w:r/>
             <w:r>
-              <w:t>748.00</w:t>
+              <w:t>752.00</w:t>
             </w:r>
           </w:p>
         </w:tc>
@@ -27940,7 +27940,7 @@
               <w:rPr>
                 <w:b/>
               </w:rPr>
-              <w:t>759.25</w:t>
+              <w:t>763.25</w:t>
             </w:r>
           </w:p>
         </w:tc>
@@ -28088,7 +28088,7 @@
             </w:pPr>
             <w:r/>
             <w:r>
-              <w:t>759.25</w:t>
+              <w:t>763.25</w:t>
             </w:r>
           </w:p>
         </w:tc>
@@ -28116,7 +28116,7 @@
             </w:pPr>
             <w:r/>
             <w:r>
-              <w:t>771.50</w:t>
+              <w:t>775.50</w:t>
             </w:r>
           </w:p>
         </w:tc>
@@ -28144,7 +28144,7 @@
             </w:pPr>
             <w:r/>
             <w:r>
-              <w:t>745.00</w:t>
+              <w:t>749.00</w:t>
             </w:r>
           </w:p>
         </w:tc>
@@ -28175,7 +28175,7 @@
               <w:rPr>
                 <w:b/>
               </w:rPr>
-              <w:t>757.75</w:t>
+              <w:t>761.75</w:t>
             </w:r>
           </w:p>
         </w:tc>
@@ -28323,7 +28323,7 @@
             </w:pPr>
             <w:r/>
             <w:r>
-              <w:t>757.75</w:t>
+              <w:t>761.75</w:t>
             </w:r>
           </w:p>
         </w:tc>
@@ -28351,7 +28351,7 @@
             </w:pPr>
             <w:r/>
             <w:r>
-              <w:t>764.75</w:t>
+              <w:t>768.75</w:t>
             </w:r>
           </w:p>
         </w:tc>
@@ -28379,7 +28379,7 @@
             </w:pPr>
             <w:r/>
             <w:r>
-              <w:t>748.25</w:t>
+              <w:t>752.25</w:t>
             </w:r>
           </w:p>
         </w:tc>
@@ -28410,7 +28410,7 @@
               <w:rPr>
                 <w:b/>
               </w:rPr>
-              <w:t>758.25</w:t>
+              <w:t>762.25</w:t>
             </w:r>
           </w:p>
         </w:tc>
@@ -28558,7 +28558,7 @@
             </w:pPr>
             <w:r/>
             <w:r>
-              <w:t>758.25</w:t>
+              <w:t>762.25</w:t>
             </w:r>
           </w:p>
         </w:tc>
@@ -28586,7 +28586,7 @@
             </w:pPr>
             <w:r/>
             <w:r>
-              <w:t>768.75</w:t>
+              <w:t>772.75</w:t>
             </w:r>
           </w:p>
         </w:tc>
@@ -28614,7 +28614,7 @@
             </w:pPr>
             <w:r/>
             <w:r>
-              <w:t>751.00</w:t>
+              <w:t>755.00</w:t>
             </w:r>
           </w:p>
         </w:tc>
@@ -28645,7 +28645,7 @@
               <w:rPr>
                 <w:b/>
               </w:rPr>
-              <w:t>758.00</w:t>
+              <w:t>762.00</w:t>
             </w:r>
           </w:p>
         </w:tc>
@@ -28793,7 +28793,7 @@
             </w:pPr>
             <w:r/>
             <w:r>
-              <w:t>758.00</w:t>
+              <w:t>762.00</w:t>
             </w:r>
           </w:p>
         </w:tc>
@@ -28821,7 +28821,7 @@
             </w:pPr>
             <w:r/>
             <w:r>
-              <w:t>767.75</w:t>
+              <w:t>771.75</w:t>
             </w:r>
           </w:p>
         </w:tc>
@@ -28849,7 +28849,7 @@
             </w:pPr>
             <w:r/>
             <w:r>
-              <w:t>748.25</w:t>
+              <w:t>752.25</w:t>
             </w:r>
           </w:p>
         </w:tc>
@@ -28880,7 +28880,7 @@
               <w:rPr>
                 <w:b/>
               </w:rPr>
-              <w:t>758.50</w:t>
+              <w:t>762.50</w:t>
             </w:r>
           </w:p>
         </w:tc>
@@ -29028,7 +29028,7 @@
             </w:pPr>
             <w:r/>
             <w:r>
-              <w:t>758.50</w:t>
+              <w:t>762.50</w:t>
             </w:r>
           </w:p>
         </w:tc>
@@ -29056,7 +29056,7 @@
             </w:pPr>
             <w:r/>
             <w:r>
-              <w:t>769.25</w:t>
+              <w:t>773.25</w:t>
             </w:r>
           </w:p>
         </w:tc>
@@ -29084,7 +29084,7 @@
             </w:pPr>
             <w:r/>
             <w:r>
-              <w:t>751.25</w:t>
+              <w:t>755.25</w:t>
             </w:r>
           </w:p>
         </w:tc>
@@ -29115,7 +29115,7 @@
               <w:rPr>
                 <w:b/>
               </w:rPr>
-              <w:t>759.25</w:t>
+              <w:t>763.25</w:t>
             </w:r>
           </w:p>
         </w:tc>
@@ -29263,7 +29263,7 @@
             </w:pPr>
             <w:r/>
             <w:r>
-              <w:t>759.25</w:t>
+              <w:t>763.25</w:t>
             </w:r>
           </w:p>
         </w:tc>
@@ -29291,7 +29291,7 @@
             </w:pPr>
             <w:r/>
             <w:r>
-              <w:t>765.75</w:t>
+              <w:t>769.75</w:t>
             </w:r>
           </w:p>
         </w:tc>
@@ -29319,7 +29319,7 @@
             </w:pPr>
             <w:r/>
             <w:r>
-              <w:t>750.75</w:t>
+              <w:t>754.75</w:t>
             </w:r>
           </w:p>
         </w:tc>
@@ -29350,7 +29350,7 @@
               <w:rPr>
                 <w:b/>
               </w:rPr>
-              <w:t>759.75</w:t>
+              <w:t>763.75</w:t>
             </w:r>
           </w:p>
         </w:tc>
@@ -29498,7 +29498,7 @@
             </w:pPr>
             <w:r/>
             <w:r>
-              <w:t>759.75</w:t>
+              <w:t>763.75</w:t>
             </w:r>
           </w:p>
         </w:tc>
@@ -29526,7 +29526,7 @@
             </w:pPr>
             <w:r/>
             <w:r>
-              <w:t>770.75</w:t>
+              <w:t>774.75</w:t>
             </w:r>
           </w:p>
         </w:tc>
@@ -29554,7 +29554,7 @@
             </w:pPr>
             <w:r/>
             <w:r>
-              <w:t>748.00</w:t>
+              <w:t>752.00</w:t>
             </w:r>
           </w:p>
         </w:tc>
@@ -29585,7 +29585,7 @@
               <w:rPr>
                 <w:b/>
               </w:rPr>
-              <w:t>763.25</w:t>
+              <w:t>767.25</w:t>
             </w:r>
           </w:p>
         </w:tc>
@@ -29733,7 +29733,7 @@
             </w:pPr>
             <w:r/>
             <w:r>
-              <w:t>763.25</w:t>
+              <w:t>767.25</w:t>
             </w:r>
           </w:p>
         </w:tc>
@@ -29761,7 +29761,7 @@
             </w:pPr>
             <w:r/>
             <w:r>
-              <w:t>768.75</w:t>
+              <w:t>772.75</w:t>
             </w:r>
           </w:p>
         </w:tc>
@@ -29789,7 +29789,7 @@
             </w:pPr>
             <w:r/>
             <w:r>
-              <w:t>755.50</w:t>
+              <w:t>759.50</w:t>
             </w:r>
           </w:p>
         </w:tc>
@@ -29820,7 +29820,7 @@
               <w:rPr>
                 <w:b/>
               </w:rPr>
-              <w:t>764.00</w:t>
+              <w:t>768.00</w:t>
             </w:r>
           </w:p>
         </w:tc>
@@ -29968,7 +29968,7 @@
             </w:pPr>
             <w:r/>
             <w:r>
-              <w:t>764.00</w:t>
+              <w:t>768.00</w:t>
             </w:r>
           </w:p>
         </w:tc>
@@ -29996,7 +29996,7 @@
             </w:pPr>
             <w:r/>
             <w:r>
-              <w:t>773.25</w:t>
+              <w:t>777.25</w:t>
             </w:r>
           </w:p>
         </w:tc>
@@ -30024,7 +30024,7 @@
             </w:pPr>
             <w:r/>
             <w:r>
-              <w:t>757.50</w:t>
+              <w:t>761.50</w:t>
             </w:r>
           </w:p>
         </w:tc>
@@ -30055,7 +30055,7 @@
               <w:rPr>
                 <w:b/>
               </w:rPr>
-              <w:t>763.25</w:t>
+              <w:t>767.25</w:t>
             </w:r>
           </w:p>
         </w:tc>
@@ -30203,7 +30203,7 @@
             </w:pPr>
             <w:r/>
             <w:r>
-              <w:t>763.25</w:t>
+              <w:t>767.25</w:t>
             </w:r>
           </w:p>
         </w:tc>
@@ -30231,7 +30231,7 @@
             </w:pPr>
             <w:r/>
             <w:r>
-              <w:t>770.75</w:t>
+              <w:t>774.75</w:t>
             </w:r>
           </w:p>
         </w:tc>
@@ -30259,7 +30259,7 @@
             </w:pPr>
             <w:r/>
             <w:r>
-              <w:t>757.25</w:t>
+              <w:t>761.25</w:t>
             </w:r>
           </w:p>
         </w:tc>
@@ -30290,7 +30290,7 @@
               <w:rPr>
                 <w:b/>
               </w:rPr>
-              <w:t>762.25</w:t>
+              <w:t>766.25</w:t>
             </w:r>
           </w:p>
         </w:tc>
@@ -30438,7 +30438,7 @@
             </w:pPr>
             <w:r/>
             <w:r>
-              <w:t>762.25</w:t>
+              <w:t>766.25</w:t>
             </w:r>
           </w:p>
         </w:tc>
@@ -30466,7 +30466,7 @@
             </w:pPr>
             <w:r/>
             <w:r>
-              <w:t>769.25</w:t>
+              <w:t>773.25</w:t>
             </w:r>
           </w:p>
         </w:tc>
@@ -30494,7 +30494,7 @@
             </w:pPr>
             <w:r/>
             <w:r>
-              <w:t>748.75</w:t>
+              <w:t>752.75</w:t>
             </w:r>
           </w:p>
         </w:tc>
@@ -30525,7 +30525,7 @@
               <w:rPr>
                 <w:b/>
               </w:rPr>
-              <w:t>763.00</w:t>
+              <w:t>767.00</w:t>
             </w:r>
           </w:p>
         </w:tc>
@@ -30673,7 +30673,7 @@
             </w:pPr>
             <w:r/>
             <w:r>
-              <w:t>763.00</w:t>
+              <w:t>767.00</w:t>
             </w:r>
           </w:p>
         </w:tc>
@@ -30701,7 +30701,7 @@
             </w:pPr>
             <w:r/>
             <w:r>
-              <w:t>772.25</w:t>
+              <w:t>776.25</w:t>
             </w:r>
           </w:p>
         </w:tc>
@@ -30729,7 +30729,7 @@
             </w:pPr>
             <w:r/>
             <w:r>
-              <w:t>755.75</w:t>
+              <w:t>759.75</w:t>
             </w:r>
           </w:p>
         </w:tc>
@@ -30760,7 +30760,7 @@
               <w:rPr>
                 <w:b/>
               </w:rPr>
-              <w:t>762.75</w:t>
+              <w:t>766.75</w:t>
             </w:r>
           </w:p>
         </w:tc>
@@ -30908,7 +30908,7 @@
             </w:pPr>
             <w:r/>
             <w:r>
-              <w:t>762.75</w:t>
+              <w:t>766.75</w:t>
             </w:r>
           </w:p>
         </w:tc>
@@ -30936,7 +30936,7 @@
             </w:pPr>
             <w:r/>
             <w:r>
-              <w:t>771.25</w:t>
+              <w:t>775.25</w:t>
             </w:r>
           </w:p>
         </w:tc>
@@ -30964,7 +30964,7 @@
             </w:pPr>
             <w:r/>
             <w:r>
-              <w:t>748.75</w:t>
+              <w:t>752.75</w:t>
             </w:r>
           </w:p>
         </w:tc>
@@ -30995,7 +30995,7 @@
               <w:rPr>
                 <w:b/>
               </w:rPr>
-              <w:t>764.50</w:t>
+              <w:t>768.50</w:t>
             </w:r>
           </w:p>
         </w:tc>
@@ -31143,7 +31143,7 @@
             </w:pPr>
             <w:r/>
             <w:r>
-              <w:t>764.50</w:t>
+              <w:t>768.50</w:t>
             </w:r>
           </w:p>
         </w:tc>
@@ -31171,7 +31171,7 @@
             </w:pPr>
             <w:r/>
             <w:r>
-              <w:t>770.75</w:t>
+              <w:t>774.75</w:t>
             </w:r>
           </w:p>
         </w:tc>
@@ -31199,7 +31199,7 @@
             </w:pPr>
             <w:r/>
             <w:r>
-              <w:t>758.00</w:t>
+              <w:t>762.00</w:t>
             </w:r>
           </w:p>
         </w:tc>
@@ -31230,7 +31230,7 @@
               <w:rPr>
                 <w:b/>
               </w:rPr>
-              <w:t>763.75</w:t>
+              <w:t>767.75</w:t>
             </w:r>
           </w:p>
         </w:tc>

--- a/Daily Reports/09_09_2026-CBOT Reports.docx
+++ b/Daily Reports/09_09_2026-CBOT Reports.docx
@@ -104,7 +104,7 @@
           <w:color w:val="5C768D"/>
           <w:sz w:val="19"/>
         </w:rPr>
-        <w:t>Cập nhật tự động qua `macro_tracker.py` vào lúc 13:04 ICT ngày 09/09/2026</w:t>
+        <w:t>Cập nhật tự động qua `macro_tracker.py` vào lúc 14:53 ICT ngày 09/09/2026</w:t>
       </w:r>
     </w:p>
     <w:tbl>
@@ -313,7 +313,7 @@
               <w:rPr>
                 <w:b/>
               </w:rPr>
-              <w:t>98.89 / thùng</w:t>
+              <w:t>99.64 / thùng</w:t>
             </w:r>
           </w:p>
         </w:tc>
@@ -344,7 +344,7 @@
               <w:rPr>
                 <w:b/>
               </w:rPr>
-              <w:t>+0.99%</w:t>
+              <w:t>+1.76%</w:t>
             </w:r>
           </w:p>
         </w:tc>
@@ -442,7 +442,7 @@
               <w:rPr>
                 <w:b/>
               </w:rPr>
-              <w:t>98.74</w:t>
+              <w:t>98.65</w:t>
             </w:r>
           </w:p>
         </w:tc>
@@ -473,7 +473,7 @@
               <w:rPr>
                 <w:b/>
               </w:rPr>
-              <w:t>-0.10%</w:t>
+              <w:t>-0.19%</w:t>
             </w:r>
           </w:p>
         </w:tc>
@@ -1218,7 +1218,7 @@
         <w:rPr>
           <w:b/>
         </w:rPr>
-        <w:t>`98.89` (+0.99%)</w:t>
+        <w:t>`99.64` (+1.76%)</w:t>
       </w:r>
       <w:r>
         <w:t xml:space="preserve"> | DXY: </w:t>
@@ -1227,7 +1227,7 @@
         <w:rPr>
           <w:b/>
         </w:rPr>
-        <w:t>`98.74` (-0.10%)</w:t>
+        <w:t>`98.65` (-0.19%)</w:t>
       </w:r>
       <w:r>
         <w:t xml:space="preserve"> | Lúa mì CBOT: </w:t>
@@ -1236,7 +1236,7 @@
         <w:rPr>
           <w:b/>
         </w:rPr>
-        <w:t>`747.75` (+2.26%)</w:t>
+        <w:t>`751.00` (+2.84%)</w:t>
       </w:r>
       <w:r>
         <w:t>.</w:t>
@@ -1306,7 +1306,7 @@
           <w:color w:val="5C768D"/>
           <w:sz w:val="19"/>
         </w:rPr>
-        <w:t>Cập nhật tự động lúc 13:04 ICT ngày 09/09/2026 — Nguồn: NOAA, USDA, BOM Australia</w:t>
+        <w:t>Cập nhật tự động lúc 14:53 ICT ngày 09/09/2026 — Nguồn: NOAA, USDA, BOM Australia</w:t>
       </w:r>
     </w:p>
     <w:p>
@@ -3574,7 +3574,7 @@
               <w:rPr>
                 <w:b/>
               </w:rPr>
-              <w:t>530.50</w:t>
+              <w:t>532.50</w:t>
             </w:r>
           </w:p>
         </w:tc>
@@ -3605,7 +3605,7 @@
               <w:rPr>
                 <w:b/>
               </w:rPr>
-              <w:t>531.15 (+0.65)</w:t>
+              <w:t>533.26 (+0.76)</w:t>
             </w:r>
           </w:p>
         </w:tc>
@@ -3633,7 +3633,7 @@
             </w:pPr>
             <w:r/>
             <w:r>
-              <w:t>Bearish (533.63 &lt; 536.04)</w:t>
+              <w:t>Bearish (533.37 &lt; 535.74)</w:t>
             </w:r>
           </w:p>
         </w:tc>
@@ -3661,7 +3661,7 @@
             </w:pPr>
             <w:r/>
             <w:r>
-              <w:t>1.25 cents</w:t>
+              <w:t>2.25 cents</w:t>
             </w:r>
           </w:p>
         </w:tc>
@@ -3822,7 +3822,7 @@
               <w:rPr>
                 <w:b/>
               </w:rPr>
-              <w:t>747.50</w:t>
+              <w:t>751.00</w:t>
             </w:r>
           </w:p>
         </w:tc>
@@ -3853,7 +3853,7 @@
               <w:rPr>
                 <w:b/>
               </w:rPr>
-              <w:t>749.73 (+2.23)</w:t>
+              <w:t>753.31 (+2.31)</w:t>
             </w:r>
           </w:p>
         </w:tc>
@@ -3881,7 +3881,7 @@
             </w:pPr>
             <w:r/>
             <w:r>
-              <w:t>Bearish (745.44 &lt; 749.80)</w:t>
+              <w:t>Bearish (746.25 &lt; 749.82)</w:t>
             </w:r>
           </w:p>
         </w:tc>
@@ -3909,7 +3909,7 @@
             </w:pPr>
             <w:r/>
             <w:r>
-              <w:t>5.00 cents</w:t>
+              <w:t>6.00 cents</w:t>
             </w:r>
           </w:p>
         </w:tc>
@@ -4347,7 +4347,7 @@
                 <w:b/>
                 <w:color w:val="15803D"/>
               </w:rPr>
-              <w:t>528.00 - 533.63 cents (Canh mua vùng hỗ trợ)</w:t>
+              <w:t>530.75 - 533.37 cents (Canh mua vùng hỗ trợ)</w:t>
             </w:r>
           </w:p>
         </w:tc>
@@ -4378,7 +4378,7 @@
               <w:rPr>
                 <w:b/>
               </w:rPr>
-              <w:t>454.12 cents (Dưới cản S2 + 1.5x ATR)</w:t>
+              <w:t>454.16 cents (Dưới cản S2 + 1.5x ATR)</w:t>
             </w:r>
           </w:p>
         </w:tc>
@@ -4559,7 +4559,7 @@
               <w:rPr>
                 <w:b/>
               </w:rPr>
-              <w:t>543.00 - 544.50 cents</w:t>
+              <w:t>545.25 - 546.75 cents</w:t>
             </w:r>
           </w:p>
         </w:tc>
@@ -4590,7 +4590,7 @@
               <w:rPr>
                 <w:b/>
               </w:rPr>
-              <w:t>471.08 cents (Chống quét SL tuyệt đối)</w:t>
+              <w:t>471.13 cents (Chống quét SL tuyệt đối)</w:t>
             </w:r>
           </w:p>
         </w:tc>
@@ -4783,7 +4783,7 @@
               <w:rPr>
                 <w:b/>
               </w:rPr>
-              <w:t>551.17 cents</w:t>
+              <w:t>551.12 cents</w:t>
             </w:r>
           </w:p>
         </w:tc>
@@ -4945,7 +4945,7 @@
               <w:rPr>
                 <w:b/>
               </w:rPr>
-              <w:t>448.90 - 457.25 cents</w:t>
+              <w:t>449.00 - 457.25 cents</w:t>
             </w:r>
           </w:p>
         </w:tc>
@@ -5126,7 +5126,7 @@
                 <w:b/>
                 <w:color w:val="B91C1C"/>
               </w:rPr>
-              <w:t>745.44 - 749.80 cents (Canh bán hồi kỹ thuật H1)</w:t>
+              <w:t>746.25 - 749.82 cents (Canh bán hồi kỹ thuật H1)</w:t>
             </w:r>
           </w:p>
         </w:tc>
@@ -5157,7 +5157,7 @@
               <w:rPr>
                 <w:b/>
               </w:rPr>
-              <w:t>803.10 cents (Trên kháng cự R2 + 1.5x ATR)</w:t>
+              <w:t>802.72 cents (Trên kháng cự R2 + 1.5x ATR)</w:t>
             </w:r>
           </w:p>
         </w:tc>
@@ -5304,7 +5304,7 @@
                 <w:b/>
                 <w:color w:val="15803D"/>
               </w:rPr>
-              <w:t>Long trung hạn (Swing) (ZWH27)</w:t>
+              <w:t>Long trung hạn (Swing) (ZWZ26)</w:t>
             </w:r>
           </w:p>
         </w:tc>
@@ -5335,7 +5335,7 @@
               <w:rPr>
                 <w:b/>
               </w:rPr>
-              <w:t>758.00 - 760.00 cents</w:t>
+              <w:t>742.50 - 744.50 cents</w:t>
             </w:r>
           </w:p>
         </w:tc>
@@ -5366,7 +5366,7 @@
               <w:rPr>
                 <w:b/>
               </w:rPr>
-              <w:t>657.52 cents</w:t>
+              <w:t>640.10 cents</w:t>
             </w:r>
           </w:p>
         </w:tc>
@@ -5397,7 +5397,7 @@
               <w:rPr>
                 <w:b/>
               </w:rPr>
-              <w:t>774.25 cents (Đón sóng hồi trung hạn ~14.5 giá)</w:t>
+              <w:t>758.00 cents (Đón sóng hồi trung hạn ~14.5 giá)</w:t>
             </w:r>
           </w:p>
         </w:tc>
@@ -5497,7 +5497,7 @@
                 <w:b/>
                 <w:color w:val="B91C1C"/>
               </w:rPr>
-              <w:t>Short trung hạn (Swing) (ZWH27)</w:t>
+              <w:t>Short trung hạn (Swing) (ZWZ26)</w:t>
             </w:r>
           </w:p>
         </w:tc>
@@ -5528,7 +5528,7 @@
               <w:rPr>
                 <w:b/>
               </w:rPr>
-              <w:t>774.25 - 776.25 cents</w:t>
+              <w:t>758.00 - 760.00 cents</w:t>
             </w:r>
           </w:p>
         </w:tc>
@@ -5559,7 +5559,7 @@
               <w:rPr>
                 <w:b/>
               </w:rPr>
-              <w:t>779.23 cents</w:t>
+              <w:t>763.15 cents</w:t>
             </w:r>
           </w:p>
         </w:tc>
@@ -5590,7 +5590,7 @@
               <w:rPr>
                 <w:b/>
               </w:rPr>
-              <w:t>662.50 cents (Thuận xu hướng giảm ngắn hạn)</w:t>
+              <w:t>645.25 cents (Thuận xu hướng giảm ngắn hạn)</w:t>
             </w:r>
           </w:p>
         </w:tc>
@@ -5721,7 +5721,7 @@
               <w:rPr>
                 <w:b/>
               </w:rPr>
-              <w:t>623.64 - 645.25 cents</w:t>
+              <w:t>624.67 - 645.25 cents</w:t>
             </w:r>
           </w:p>
         </w:tc>
@@ -11599,7 +11599,7 @@
         <w:t>Giá Chốt Phiên (Close):</w:t>
       </w:r>
       <w:r>
-        <w:t xml:space="preserve"> 530.50 cents | </w:t>
+        <w:t xml:space="preserve"> 532.50 cents | </w:t>
       </w:r>
       <w:r>
         <w:rPr>
@@ -11614,10 +11614,10 @@
         <w:rPr>
           <w:b/>
         </w:rPr>
-        <w:t>`531.15 cents`</w:t>
+        <w:t>`533.26 cents`</w:t>
       </w:r>
       <w:r>
-        <w:t xml:space="preserve"> (+0.65).</w:t>
+        <w:t xml:space="preserve"> (+0.76).</w:t>
       </w:r>
     </w:p>
     <w:p>
@@ -11638,7 +11638,7 @@
         <w:rPr>
           <w:b/>
         </w:rPr>
-        <w:t>`25,123`</w:t>
+        <w:t>`31,740`</w:t>
       </w:r>
       <w:r>
         <w:t xml:space="preserve"> (Chênh lệch: </w:t>
@@ -11647,7 +11647,7 @@
         <w:rPr>
           <w:b/>
         </w:rPr>
-        <w:t>`-187,461`</w:t>
+        <w:t>`-180,844`</w:t>
       </w:r>
       <w:r>
         <w:t xml:space="preserve">) | OI: </w:t>
@@ -11981,7 +11981,7 @@
               <w:rPr>
                 <w:b/>
               </w:rPr>
-              <w:t>98.89</w:t>
+              <w:t>99.64</w:t>
             </w:r>
           </w:p>
         </w:tc>
@@ -12012,7 +12012,7 @@
               <w:rPr>
                 <w:b/>
               </w:rPr>
-              <w:t>+0.99%</w:t>
+              <w:t>+1.76%</w:t>
             </w:r>
           </w:p>
         </w:tc>
@@ -12104,7 +12104,7 @@
               <w:rPr>
                 <w:b/>
               </w:rPr>
-              <w:t>98.74</w:t>
+              <w:t>98.65</w:t>
             </w:r>
           </w:p>
         </w:tc>
@@ -12135,7 +12135,7 @@
               <w:rPr>
                 <w:b/>
               </w:rPr>
-              <w:t>-0.10%</w:t>
+              <w:t>-0.19%</w:t>
             </w:r>
           </w:p>
         </w:tc>
@@ -12739,7 +12739,7 @@
         <w:t xml:space="preserve"> EMA_21 </w:t>
       </w:r>
       <w:r>
-        <w:t xml:space="preserve"> (533.63) &lt; </w:t>
+        <w:t xml:space="preserve"> (533.37) &lt; </w:t>
       </w:r>
       <w:r>
         <w:rPr>
@@ -12750,7 +12750,7 @@
         <w:t xml:space="preserve"> EMA_50 </w:t>
       </w:r>
       <w:r>
-        <w:t xml:space="preserve"> (536.04).</w:t>
+        <w:t xml:space="preserve"> (535.74).</w:t>
       </w:r>
     </w:p>
     <w:p>
@@ -12771,7 +12771,7 @@
         <w:rPr>
           <w:b/>
         </w:rPr>
-        <w:t>`37.04`</w:t>
+        <w:t>`44.54`</w:t>
       </w:r>
       <w:r>
         <w:t xml:space="preserve"> | ATR (14) = </w:t>
@@ -12780,7 +12780,7 @@
         <w:rPr>
           <w:b/>
         </w:rPr>
-        <w:t>`2.09`</w:t>
+        <w:t>`2.06`</w:t>
       </w:r>
       <w:r>
         <w:t xml:space="preserve"> cents | Volatility = </w:t>
@@ -12789,7 +12789,7 @@
         <w:rPr>
           <w:b/>
         </w:rPr>
-        <w:t>`1.25 cents`</w:t>
+        <w:t>`2.25 cents`</w:t>
       </w:r>
       <w:r>
         <w:t>.</w:t>
@@ -12813,7 +12813,7 @@
         <w:rPr>
           <w:b/>
         </w:rPr>
-        <w:t>`528.00`</w:t>
+        <w:t>`530.75`</w:t>
       </w:r>
       <w:r>
         <w:t xml:space="preserve"> | S2: </w:t>
@@ -13574,7 +13574,7 @@
           <w:b/>
           <w:color w:val="15803D"/>
         </w:rPr>
-        <w:t>`528.00 - 533.63 cents (Canh mua vùng hỗ trợ)`</w:t>
+        <w:t>`530.75 - 533.37 cents (Canh mua vùng hỗ trợ)`</w:t>
       </w:r>
       <w:r>
         <w:t xml:space="preserve"> | SL: </w:t>
@@ -13583,7 +13583,7 @@
         <w:rPr>
           <w:b/>
         </w:rPr>
-        <w:t>`454.12 cents (Dưới cản S2 + 1.5x ATR)`</w:t>
+        <w:t>`454.16 cents (Dưới cản S2 + 1.5x ATR)`</w:t>
       </w:r>
       <w:r>
         <w:t xml:space="preserve"> | TP: </w:t>
@@ -13645,7 +13645,7 @@
         <w:rPr>
           <w:b/>
         </w:rPr>
-        <w:t>`543.00 - 544.50 cents`</w:t>
+        <w:t>`545.25 - 546.75 cents`</w:t>
       </w:r>
       <w:r>
         <w:t xml:space="preserve"> | SL: </w:t>
@@ -13654,7 +13654,7 @@
         <w:rPr>
           <w:b/>
         </w:rPr>
-        <w:t>`471.08 cents (Chống quét SL tuyệt đối)`</w:t>
+        <w:t>`471.13 cents (Chống quét SL tuyệt đối)`</w:t>
       </w:r>
       <w:r>
         <w:t xml:space="preserve"> | TP: </w:t>
@@ -13700,7 +13700,7 @@
         <w:rPr>
           <w:b/>
         </w:rPr>
-        <w:t>`551.17 cents`</w:t>
+        <w:t>`551.12 cents`</w:t>
       </w:r>
       <w:r>
         <w:t xml:space="preserve"> | TP: </w:t>
@@ -13749,7 +13749,7 @@
         <w:rPr>
           <w:b/>
         </w:rPr>
-        <w:t>`448.90 - 457.25 cents`</w:t>
+        <w:t>`449.00 - 457.25 cents`</w:t>
       </w:r>
     </w:p>
     <w:p>
@@ -14156,7 +14156,7 @@
             </w:pPr>
             <w:r/>
             <w:r>
-              <w:t>530.50</w:t>
+              <w:t>532.50</w:t>
             </w:r>
           </w:p>
         </w:tc>
@@ -14184,7 +14184,7 @@
             </w:pPr>
             <w:r/>
             <w:r>
-              <w:t>534.25</w:t>
+              <w:t>536.25</w:t>
             </w:r>
           </w:p>
         </w:tc>
@@ -14212,7 +14212,7 @@
             </w:pPr>
             <w:r/>
             <w:r>
-              <w:t>527.25</w:t>
+              <w:t>529.25</w:t>
             </w:r>
           </w:p>
         </w:tc>
@@ -14243,7 +14243,7 @@
               <w:rPr>
                 <w:b/>
               </w:rPr>
-              <w:t>530.75</w:t>
+              <w:t>532.75</w:t>
             </w:r>
           </w:p>
         </w:tc>
@@ -14391,7 +14391,7 @@
             </w:pPr>
             <w:r/>
             <w:r>
-              <w:t>530.75</w:t>
+              <w:t>532.75</w:t>
             </w:r>
           </w:p>
         </w:tc>
@@ -14419,7 +14419,7 @@
             </w:pPr>
             <w:r/>
             <w:r>
-              <w:t>533.50</w:t>
+              <w:t>535.50</w:t>
             </w:r>
           </w:p>
         </w:tc>
@@ -14447,7 +14447,7 @@
             </w:pPr>
             <w:r/>
             <w:r>
-              <w:t>527.00</w:t>
+              <w:t>529.00</w:t>
             </w:r>
           </w:p>
         </w:tc>
@@ -14478,7 +14478,7 @@
               <w:rPr>
                 <w:b/>
               </w:rPr>
-              <w:t>530.25</w:t>
+              <w:t>532.25</w:t>
             </w:r>
           </w:p>
         </w:tc>
@@ -14626,7 +14626,7 @@
             </w:pPr>
             <w:r/>
             <w:r>
-              <w:t>530.25</w:t>
+              <w:t>532.25</w:t>
             </w:r>
           </w:p>
         </w:tc>
@@ -14654,7 +14654,7 @@
             </w:pPr>
             <w:r/>
             <w:r>
-              <w:t>533.25</w:t>
+              <w:t>535.25</w:t>
             </w:r>
           </w:p>
         </w:tc>
@@ -14682,7 +14682,7 @@
             </w:pPr>
             <w:r/>
             <w:r>
-              <w:t>526.25</w:t>
+              <w:t>528.25</w:t>
             </w:r>
           </w:p>
         </w:tc>
@@ -14713,7 +14713,7 @@
               <w:rPr>
                 <w:b/>
               </w:rPr>
-              <w:t>531.00</w:t>
+              <w:t>533.00</w:t>
             </w:r>
           </w:p>
         </w:tc>
@@ -14861,7 +14861,7 @@
             </w:pPr>
             <w:r/>
             <w:r>
-              <w:t>531.00</w:t>
+              <w:t>533.00</w:t>
             </w:r>
           </w:p>
         </w:tc>
@@ -14889,7 +14889,7 @@
             </w:pPr>
             <w:r/>
             <w:r>
-              <w:t>535.50</w:t>
+              <w:t>537.50</w:t>
             </w:r>
           </w:p>
         </w:tc>
@@ -14917,7 +14917,7 @@
             </w:pPr>
             <w:r/>
             <w:r>
-              <w:t>526.00</w:t>
+              <w:t>528.00</w:t>
             </w:r>
           </w:p>
         </w:tc>
@@ -14948,7 +14948,7 @@
               <w:rPr>
                 <w:b/>
               </w:rPr>
-              <w:t>531.75</w:t>
+              <w:t>533.75</w:t>
             </w:r>
           </w:p>
         </w:tc>
@@ -15096,7 +15096,7 @@
             </w:pPr>
             <w:r/>
             <w:r>
-              <w:t>531.75</w:t>
+              <w:t>533.75</w:t>
             </w:r>
           </w:p>
         </w:tc>
@@ -15124,7 +15124,7 @@
             </w:pPr>
             <w:r/>
             <w:r>
-              <w:t>537.25</w:t>
+              <w:t>539.25</w:t>
             </w:r>
           </w:p>
         </w:tc>
@@ -15152,7 +15152,7 @@
             </w:pPr>
             <w:r/>
             <w:r>
-              <w:t>525.50</w:t>
+              <w:t>527.50</w:t>
             </w:r>
           </w:p>
         </w:tc>
@@ -15183,7 +15183,7 @@
               <w:rPr>
                 <w:b/>
               </w:rPr>
-              <w:t>534.00</w:t>
+              <w:t>536.00</w:t>
             </w:r>
           </w:p>
         </w:tc>
@@ -15331,7 +15331,7 @@
             </w:pPr>
             <w:r/>
             <w:r>
-              <w:t>534.00</w:t>
+              <w:t>536.00</w:t>
             </w:r>
           </w:p>
         </w:tc>
@@ -15359,7 +15359,7 @@
             </w:pPr>
             <w:r/>
             <w:r>
-              <w:t>537.00</w:t>
+              <w:t>539.00</w:t>
             </w:r>
           </w:p>
         </w:tc>
@@ -15387,7 +15387,7 @@
             </w:pPr>
             <w:r/>
             <w:r>
-              <w:t>529.75</w:t>
+              <w:t>531.75</w:t>
             </w:r>
           </w:p>
         </w:tc>
@@ -15418,7 +15418,7 @@
               <w:rPr>
                 <w:b/>
               </w:rPr>
-              <w:t>534.25</w:t>
+              <w:t>536.25</w:t>
             </w:r>
           </w:p>
         </w:tc>
@@ -15566,7 +15566,7 @@
             </w:pPr>
             <w:r/>
             <w:r>
-              <w:t>534.25</w:t>
+              <w:t>536.25</w:t>
             </w:r>
           </w:p>
         </w:tc>
@@ -15594,7 +15594,7 @@
             </w:pPr>
             <w:r/>
             <w:r>
-              <w:t>537.50</w:t>
+              <w:t>539.50</w:t>
             </w:r>
           </w:p>
         </w:tc>
@@ -15622,7 +15622,7 @@
             </w:pPr>
             <w:r/>
             <w:r>
-              <w:t>527.75</w:t>
+              <w:t>529.75</w:t>
             </w:r>
           </w:p>
         </w:tc>
@@ -15653,7 +15653,7 @@
               <w:rPr>
                 <w:b/>
               </w:rPr>
-              <w:t>535.00</w:t>
+              <w:t>537.00</w:t>
             </w:r>
           </w:p>
         </w:tc>
@@ -15801,7 +15801,7 @@
             </w:pPr>
             <w:r/>
             <w:r>
-              <w:t>535.00</w:t>
+              <w:t>537.00</w:t>
             </w:r>
           </w:p>
         </w:tc>
@@ -15829,7 +15829,7 @@
             </w:pPr>
             <w:r/>
             <w:r>
-              <w:t>538.00</w:t>
+              <w:t>540.00</w:t>
             </w:r>
           </w:p>
         </w:tc>
@@ -15857,7 +15857,7 @@
             </w:pPr>
             <w:r/>
             <w:r>
-              <w:t>530.50</w:t>
+              <w:t>532.50</w:t>
             </w:r>
           </w:p>
         </w:tc>
@@ -15888,7 +15888,7 @@
               <w:rPr>
                 <w:b/>
               </w:rPr>
-              <w:t>534.50</w:t>
+              <w:t>536.50</w:t>
             </w:r>
           </w:p>
         </w:tc>
@@ -16036,7 +16036,7 @@
             </w:pPr>
             <w:r/>
             <w:r>
-              <w:t>534.50</w:t>
+              <w:t>536.50</w:t>
             </w:r>
           </w:p>
         </w:tc>
@@ -16064,7 +16064,7 @@
             </w:pPr>
             <w:r/>
             <w:r>
-              <w:t>538.50</w:t>
+              <w:t>540.50</w:t>
             </w:r>
           </w:p>
         </w:tc>
@@ -16092,7 +16092,7 @@
             </w:pPr>
             <w:r/>
             <w:r>
-              <w:t>528.75</w:t>
+              <w:t>530.75</w:t>
             </w:r>
           </w:p>
         </w:tc>
@@ -16123,7 +16123,7 @@
               <w:rPr>
                 <w:b/>
               </w:rPr>
-              <w:t>535.00</w:t>
+              <w:t>537.00</w:t>
             </w:r>
           </w:p>
         </w:tc>
@@ -16271,7 +16271,7 @@
             </w:pPr>
             <w:r/>
             <w:r>
-              <w:t>535.00</w:t>
+              <w:t>537.00</w:t>
             </w:r>
           </w:p>
         </w:tc>
@@ -16299,7 +16299,7 @@
             </w:pPr>
             <w:r/>
             <w:r>
-              <w:t>537.50</w:t>
+              <w:t>539.50</w:t>
             </w:r>
           </w:p>
         </w:tc>
@@ -16327,7 +16327,7 @@
             </w:pPr>
             <w:r/>
             <w:r>
-              <w:t>531.75</w:t>
+              <w:t>533.75</w:t>
             </w:r>
           </w:p>
         </w:tc>
@@ -16358,7 +16358,7 @@
               <w:rPr>
                 <w:b/>
               </w:rPr>
-              <w:t>535.50</w:t>
+              <w:t>537.50</w:t>
             </w:r>
           </w:p>
         </w:tc>
@@ -16506,7 +16506,7 @@
             </w:pPr>
             <w:r/>
             <w:r>
-              <w:t>535.50</w:t>
+              <w:t>537.50</w:t>
             </w:r>
           </w:p>
         </w:tc>
@@ -16534,7 +16534,7 @@
             </w:pPr>
             <w:r/>
             <w:r>
-              <w:t>539.00</w:t>
+              <w:t>541.00</w:t>
             </w:r>
           </w:p>
         </w:tc>
@@ -16562,7 +16562,7 @@
             </w:pPr>
             <w:r/>
             <w:r>
-              <w:t>529.50</w:t>
+              <w:t>531.50</w:t>
             </w:r>
           </w:p>
         </w:tc>
@@ -16593,7 +16593,7 @@
               <w:rPr>
                 <w:b/>
               </w:rPr>
-              <w:t>536.50</w:t>
+              <w:t>538.50</w:t>
             </w:r>
           </w:p>
         </w:tc>
@@ -16741,7 +16741,7 @@
             </w:pPr>
             <w:r/>
             <w:r>
-              <w:t>536.50</w:t>
+              <w:t>538.50</w:t>
             </w:r>
           </w:p>
         </w:tc>
@@ -16769,7 +16769,7 @@
             </w:pPr>
             <w:r/>
             <w:r>
-              <w:t>539.25</w:t>
+              <w:t>541.25</w:t>
             </w:r>
           </w:p>
         </w:tc>
@@ -16797,7 +16797,7 @@
             </w:pPr>
             <w:r/>
             <w:r>
-              <w:t>534.00</w:t>
+              <w:t>536.00</w:t>
             </w:r>
           </w:p>
         </w:tc>
@@ -16828,7 +16828,7 @@
               <w:rPr>
                 <w:b/>
               </w:rPr>
-              <w:t>536.50</w:t>
+              <w:t>538.50</w:t>
             </w:r>
           </w:p>
         </w:tc>
@@ -16976,7 +16976,7 @@
             </w:pPr>
             <w:r/>
             <w:r>
-              <w:t>536.50</w:t>
+              <w:t>538.50</w:t>
             </w:r>
           </w:p>
         </w:tc>
@@ -17004,7 +17004,7 @@
             </w:pPr>
             <w:r/>
             <w:r>
-              <w:t>539.25</w:t>
+              <w:t>541.25</w:t>
             </w:r>
           </w:p>
         </w:tc>
@@ -17032,7 +17032,7 @@
             </w:pPr>
             <w:r/>
             <w:r>
-              <w:t>534.00</w:t>
+              <w:t>536.00</w:t>
             </w:r>
           </w:p>
         </w:tc>
@@ -17063,7 +17063,7 @@
               <w:rPr>
                 <w:b/>
               </w:rPr>
-              <w:t>536.00</w:t>
+              <w:t>538.00</w:t>
             </w:r>
           </w:p>
         </w:tc>
@@ -17211,7 +17211,7 @@
             </w:pPr>
             <w:r/>
             <w:r>
-              <w:t>536.00</w:t>
+              <w:t>538.00</w:t>
             </w:r>
           </w:p>
         </w:tc>
@@ -17239,7 +17239,7 @@
             </w:pPr>
             <w:r/>
             <w:r>
-              <w:t>539.00</w:t>
+              <w:t>541.00</w:t>
             </w:r>
           </w:p>
         </w:tc>
@@ -17267,7 +17267,7 @@
             </w:pPr>
             <w:r/>
             <w:r>
-              <w:t>532.75</w:t>
+              <w:t>534.75</w:t>
             </w:r>
           </w:p>
         </w:tc>
@@ -17298,7 +17298,7 @@
               <w:rPr>
                 <w:b/>
               </w:rPr>
-              <w:t>535.75</w:t>
+              <w:t>537.75</w:t>
             </w:r>
           </w:p>
         </w:tc>
@@ -17446,7 +17446,7 @@
             </w:pPr>
             <w:r/>
             <w:r>
-              <w:t>535.75</w:t>
+              <w:t>537.75</w:t>
             </w:r>
           </w:p>
         </w:tc>
@@ -17474,7 +17474,7 @@
             </w:pPr>
             <w:r/>
             <w:r>
-              <w:t>539.75</w:t>
+              <w:t>541.75</w:t>
             </w:r>
           </w:p>
         </w:tc>
@@ -17502,7 +17502,7 @@
             </w:pPr>
             <w:r/>
             <w:r>
-              <w:t>530.50</w:t>
+              <w:t>532.50</w:t>
             </w:r>
           </w:p>
         </w:tc>
@@ -17533,7 +17533,7 @@
               <w:rPr>
                 <w:b/>
               </w:rPr>
-              <w:t>536.25</w:t>
+              <w:t>538.25</w:t>
             </w:r>
           </w:p>
         </w:tc>
@@ -17681,7 +17681,7 @@
             </w:pPr>
             <w:r/>
             <w:r>
-              <w:t>536.25</w:t>
+              <w:t>538.25</w:t>
             </w:r>
           </w:p>
         </w:tc>
@@ -17709,7 +17709,7 @@
             </w:pPr>
             <w:r/>
             <w:r>
-              <w:t>541.00</w:t>
+              <w:t>543.00</w:t>
             </w:r>
           </w:p>
         </w:tc>
@@ -17737,7 +17737,7 @@
             </w:pPr>
             <w:r/>
             <w:r>
-              <w:t>529.25</w:t>
+              <w:t>531.25</w:t>
             </w:r>
           </w:p>
         </w:tc>
@@ -17768,7 +17768,7 @@
               <w:rPr>
                 <w:b/>
               </w:rPr>
-              <w:t>538.25</w:t>
+              <w:t>540.25</w:t>
             </w:r>
           </w:p>
         </w:tc>
@@ -17916,7 +17916,7 @@
             </w:pPr>
             <w:r/>
             <w:r>
-              <w:t>538.25</w:t>
+              <w:t>540.25</w:t>
             </w:r>
           </w:p>
         </w:tc>
@@ -17944,7 +17944,7 @@
             </w:pPr>
             <w:r/>
             <w:r>
-              <w:t>546.25</w:t>
+              <w:t>548.25</w:t>
             </w:r>
           </w:p>
         </w:tc>
@@ -17972,7 +17972,7 @@
             </w:pPr>
             <w:r/>
             <w:r>
-              <w:t>531.25</w:t>
+              <w:t>533.25</w:t>
             </w:r>
           </w:p>
         </w:tc>
@@ -18003,7 +18003,7 @@
               <w:rPr>
                 <w:b/>
               </w:rPr>
-              <w:t>539.75</w:t>
+              <w:t>541.75</w:t>
             </w:r>
           </w:p>
         </w:tc>
@@ -18151,7 +18151,7 @@
             </w:pPr>
             <w:r/>
             <w:r>
-              <w:t>539.75</w:t>
+              <w:t>541.75</w:t>
             </w:r>
           </w:p>
         </w:tc>
@@ -18179,7 +18179,7 @@
             </w:pPr>
             <w:r/>
             <w:r>
-              <w:t>544.25</w:t>
+              <w:t>546.25</w:t>
             </w:r>
           </w:p>
         </w:tc>
@@ -18207,7 +18207,7 @@
             </w:pPr>
             <w:r/>
             <w:r>
-              <w:t>535.50</w:t>
+              <w:t>537.50</w:t>
             </w:r>
           </w:p>
         </w:tc>
@@ -18238,7 +18238,7 @@
               <w:rPr>
                 <w:b/>
               </w:rPr>
-              <w:t>539.25</w:t>
+              <w:t>541.25</w:t>
             </w:r>
           </w:p>
         </w:tc>
@@ -18386,7 +18386,7 @@
             </w:pPr>
             <w:r/>
             <w:r>
-              <w:t>539.25</w:t>
+              <w:t>541.25</w:t>
             </w:r>
           </w:p>
         </w:tc>
@@ -18414,7 +18414,7 @@
             </w:pPr>
             <w:r/>
             <w:r>
-              <w:t>541.50</w:t>
+              <w:t>543.50</w:t>
             </w:r>
           </w:p>
         </w:tc>
@@ -18442,7 +18442,7 @@
             </w:pPr>
             <w:r/>
             <w:r>
-              <w:t>536.50</w:t>
+              <w:t>538.50</w:t>
             </w:r>
           </w:p>
         </w:tc>
@@ -18473,7 +18473,7 @@
               <w:rPr>
                 <w:b/>
               </w:rPr>
-              <w:t>539.00</w:t>
+              <w:t>541.00</w:t>
             </w:r>
           </w:p>
         </w:tc>
@@ -18621,7 +18621,7 @@
             </w:pPr>
             <w:r/>
             <w:r>
-              <w:t>539.00</w:t>
+              <w:t>541.00</w:t>
             </w:r>
           </w:p>
         </w:tc>
@@ -18649,7 +18649,7 @@
             </w:pPr>
             <w:r/>
             <w:r>
-              <w:t>541.00</w:t>
+              <w:t>543.00</w:t>
             </w:r>
           </w:p>
         </w:tc>
@@ -18677,7 +18677,7 @@
             </w:pPr>
             <w:r/>
             <w:r>
-              <w:t>534.50</w:t>
+              <w:t>536.50</w:t>
             </w:r>
           </w:p>
         </w:tc>
@@ -18708,7 +18708,7 @@
               <w:rPr>
                 <w:b/>
               </w:rPr>
-              <w:t>539.25</w:t>
+              <w:t>541.25</w:t>
             </w:r>
           </w:p>
         </w:tc>
@@ -18856,7 +18856,7 @@
             </w:pPr>
             <w:r/>
             <w:r>
-              <w:t>539.25</w:t>
+              <w:t>541.25</w:t>
             </w:r>
           </w:p>
         </w:tc>
@@ -18884,7 +18884,7 @@
             </w:pPr>
             <w:r/>
             <w:r>
-              <w:t>543.00</w:t>
+              <w:t>545.00</w:t>
             </w:r>
           </w:p>
         </w:tc>
@@ -18912,7 +18912,7 @@
             </w:pPr>
             <w:r/>
             <w:r>
-              <w:t>536.50</w:t>
+              <w:t>538.50</w:t>
             </w:r>
           </w:p>
         </w:tc>
@@ -18943,7 +18943,7 @@
               <w:rPr>
                 <w:b/>
               </w:rPr>
-              <w:t>539.75</w:t>
+              <w:t>541.75</w:t>
             </w:r>
           </w:p>
         </w:tc>
@@ -19091,7 +19091,7 @@
             </w:pPr>
             <w:r/>
             <w:r>
-              <w:t>539.75</w:t>
+              <w:t>541.75</w:t>
             </w:r>
           </w:p>
         </w:tc>
@@ -19119,7 +19119,7 @@
             </w:pPr>
             <w:r/>
             <w:r>
-              <w:t>542.75</w:t>
+              <w:t>544.75</w:t>
             </w:r>
           </w:p>
         </w:tc>
@@ -19147,7 +19147,7 @@
             </w:pPr>
             <w:r/>
             <w:r>
-              <w:t>535.25</w:t>
+              <w:t>537.25</w:t>
             </w:r>
           </w:p>
         </w:tc>
@@ -19178,7 +19178,7 @@
               <w:rPr>
                 <w:b/>
               </w:rPr>
-              <w:t>540.00</w:t>
+              <w:t>542.00</w:t>
             </w:r>
           </w:p>
         </w:tc>
@@ -19326,7 +19326,7 @@
             </w:pPr>
             <w:r/>
             <w:r>
-              <w:t>540.00</w:t>
+              <w:t>542.00</w:t>
             </w:r>
           </w:p>
         </w:tc>
@@ -19354,7 +19354,7 @@
             </w:pPr>
             <w:r/>
             <w:r>
-              <w:t>544.25</w:t>
+              <w:t>546.25</w:t>
             </w:r>
           </w:p>
         </w:tc>
@@ -19382,7 +19382,7 @@
             </w:pPr>
             <w:r/>
             <w:r>
-              <w:t>536.75</w:t>
+              <w:t>538.75</w:t>
             </w:r>
           </w:p>
         </w:tc>
@@ -19413,7 +19413,7 @@
               <w:rPr>
                 <w:b/>
               </w:rPr>
-              <w:t>540.75</w:t>
+              <w:t>542.75</w:t>
             </w:r>
           </w:p>
         </w:tc>
@@ -19561,7 +19561,7 @@
             </w:pPr>
             <w:r/>
             <w:r>
-              <w:t>540.75</w:t>
+              <w:t>542.75</w:t>
             </w:r>
           </w:p>
         </w:tc>
@@ -19589,7 +19589,7 @@
             </w:pPr>
             <w:r/>
             <w:r>
-              <w:t>544.25</w:t>
+              <w:t>546.25</w:t>
             </w:r>
           </w:p>
         </w:tc>
@@ -19617,7 +19617,7 @@
             </w:pPr>
             <w:r/>
             <w:r>
-              <w:t>538.50</w:t>
+              <w:t>540.50</w:t>
             </w:r>
           </w:p>
         </w:tc>
@@ -19648,7 +19648,7 @@
               <w:rPr>
                 <w:b/>
               </w:rPr>
-              <w:t>540.75</w:t>
+              <w:t>542.75</w:t>
             </w:r>
           </w:p>
         </w:tc>
@@ -19796,7 +19796,7 @@
             </w:pPr>
             <w:r/>
             <w:r>
-              <w:t>540.75</w:t>
+              <w:t>542.75</w:t>
             </w:r>
           </w:p>
         </w:tc>
@@ -19824,7 +19824,7 @@
             </w:pPr>
             <w:r/>
             <w:r>
-              <w:t>544.50</w:t>
+              <w:t>546.50</w:t>
             </w:r>
           </w:p>
         </w:tc>
@@ -19852,7 +19852,7 @@
             </w:pPr>
             <w:r/>
             <w:r>
-              <w:t>537.25</w:t>
+              <w:t>539.25</w:t>
             </w:r>
           </w:p>
         </w:tc>
@@ -19883,7 +19883,7 @@
               <w:rPr>
                 <w:b/>
               </w:rPr>
-              <w:t>540.50</w:t>
+              <w:t>542.50</w:t>
             </w:r>
           </w:p>
         </w:tc>
@@ -20031,7 +20031,7 @@
             </w:pPr>
             <w:r/>
             <w:r>
-              <w:t>540.50</w:t>
+              <w:t>542.50</w:t>
             </w:r>
           </w:p>
         </w:tc>
@@ -20059,7 +20059,7 @@
             </w:pPr>
             <w:r/>
             <w:r>
-              <w:t>544.00</w:t>
+              <w:t>546.00</w:t>
             </w:r>
           </w:p>
         </w:tc>
@@ -20087,7 +20087,7 @@
             </w:pPr>
             <w:r/>
             <w:r>
-              <w:t>537.25</w:t>
+              <w:t>539.25</w:t>
             </w:r>
           </w:p>
         </w:tc>
@@ -20118,7 +20118,7 @@
               <w:rPr>
                 <w:b/>
               </w:rPr>
-              <w:t>540.25</w:t>
+              <w:t>542.25</w:t>
             </w:r>
           </w:p>
         </w:tc>
@@ -20266,7 +20266,7 @@
             </w:pPr>
             <w:r/>
             <w:r>
-              <w:t>540.25</w:t>
+              <w:t>542.25</w:t>
             </w:r>
           </w:p>
         </w:tc>
@@ -20294,7 +20294,7 @@
             </w:pPr>
             <w:r/>
             <w:r>
-              <w:t>543.25</w:t>
+              <w:t>545.25</w:t>
             </w:r>
           </w:p>
         </w:tc>
@@ -20322,7 +20322,7 @@
             </w:pPr>
             <w:r/>
             <w:r>
-              <w:t>537.50</w:t>
+              <w:t>539.50</w:t>
             </w:r>
           </w:p>
         </w:tc>
@@ -20353,7 +20353,7 @@
               <w:rPr>
                 <w:b/>
               </w:rPr>
-              <w:t>540.50</w:t>
+              <w:t>542.50</w:t>
             </w:r>
           </w:p>
         </w:tc>
@@ -20501,7 +20501,7 @@
             </w:pPr>
             <w:r/>
             <w:r>
-              <w:t>540.50</w:t>
+              <w:t>542.50</w:t>
             </w:r>
           </w:p>
         </w:tc>
@@ -20529,7 +20529,7 @@
             </w:pPr>
             <w:r/>
             <w:r>
-              <w:t>543.50</w:t>
+              <w:t>545.50</w:t>
             </w:r>
           </w:p>
         </w:tc>
@@ -20557,7 +20557,7 @@
             </w:pPr>
             <w:r/>
             <w:r>
-              <w:t>537.75</w:t>
+              <w:t>539.75</w:t>
             </w:r>
           </w:p>
         </w:tc>
@@ -20588,7 +20588,7 @@
               <w:rPr>
                 <w:b/>
               </w:rPr>
-              <w:t>540.50</w:t>
+              <w:t>542.50</w:t>
             </w:r>
           </w:p>
         </w:tc>
@@ -20736,7 +20736,7 @@
             </w:pPr>
             <w:r/>
             <w:r>
-              <w:t>540.50</w:t>
+              <w:t>542.50</w:t>
             </w:r>
           </w:p>
         </w:tc>
@@ -20764,7 +20764,7 @@
             </w:pPr>
             <w:r/>
             <w:r>
-              <w:t>544.50</w:t>
+              <w:t>546.50</w:t>
             </w:r>
           </w:p>
         </w:tc>
@@ -20792,7 +20792,7 @@
             </w:pPr>
             <w:r/>
             <w:r>
-              <w:t>537.00</w:t>
+              <w:t>539.00</w:t>
             </w:r>
           </w:p>
         </w:tc>
@@ -20823,7 +20823,7 @@
               <w:rPr>
                 <w:b/>
               </w:rPr>
-              <w:t>541.00</w:t>
+              <w:t>543.00</w:t>
             </w:r>
           </w:p>
         </w:tc>
@@ -20971,7 +20971,7 @@
             </w:pPr>
             <w:r/>
             <w:r>
-              <w:t>541.00</w:t>
+              <w:t>543.00</w:t>
             </w:r>
           </w:p>
         </w:tc>
@@ -20999,7 +20999,7 @@
             </w:pPr>
             <w:r/>
             <w:r>
-              <w:t>545.00</w:t>
+              <w:t>547.00</w:t>
             </w:r>
           </w:p>
         </w:tc>
@@ -21027,7 +21027,7 @@
             </w:pPr>
             <w:r/>
             <w:r>
-              <w:t>539.25</w:t>
+              <w:t>541.25</w:t>
             </w:r>
           </w:p>
         </w:tc>
@@ -21058,7 +21058,7 @@
               <w:rPr>
                 <w:b/>
               </w:rPr>
-              <w:t>540.75</w:t>
+              <w:t>542.75</w:t>
             </w:r>
           </w:p>
         </w:tc>
@@ -21781,7 +21781,7 @@
         <w:t>Giá Chốt Phiên (Close):</w:t>
       </w:r>
       <w:r>
-        <w:t xml:space="preserve"> 747.50 cents | </w:t>
+        <w:t xml:space="preserve"> 751.00 cents | </w:t>
       </w:r>
       <w:r>
         <w:rPr>
@@ -21796,10 +21796,10 @@
         <w:rPr>
           <w:b/>
         </w:rPr>
-        <w:t>`749.73 cents`</w:t>
+        <w:t>`753.31 cents`</w:t>
       </w:r>
       <w:r>
-        <w:t xml:space="preserve"> (+2.23).</w:t>
+        <w:t xml:space="preserve"> (+2.31).</w:t>
       </w:r>
     </w:p>
     <w:p>
@@ -21820,7 +21820,7 @@
         <w:rPr>
           <w:b/>
         </w:rPr>
-        <w:t>`4,632`</w:t>
+        <w:t>`7,146`</w:t>
       </w:r>
       <w:r>
         <w:t xml:space="preserve"> (Chênh lệch: </w:t>
@@ -21829,7 +21829,7 @@
         <w:rPr>
           <w:b/>
         </w:rPr>
-        <w:t>`-97,834`</w:t>
+        <w:t>`-95,320`</w:t>
       </w:r>
       <w:r>
         <w:t xml:space="preserve">) | OI: </w:t>
@@ -22163,7 +22163,7 @@
               <w:rPr>
                 <w:b/>
               </w:rPr>
-              <w:t>98.89</w:t>
+              <w:t>99.64</w:t>
             </w:r>
           </w:p>
         </w:tc>
@@ -22194,7 +22194,7 @@
               <w:rPr>
                 <w:b/>
               </w:rPr>
-              <w:t>+0.99%</w:t>
+              <w:t>+1.76%</w:t>
             </w:r>
           </w:p>
         </w:tc>
@@ -22286,7 +22286,7 @@
               <w:rPr>
                 <w:b/>
               </w:rPr>
-              <w:t>98.74</w:t>
+              <w:t>98.65</w:t>
             </w:r>
           </w:p>
         </w:tc>
@@ -22317,7 +22317,7 @@
               <w:rPr>
                 <w:b/>
               </w:rPr>
-              <w:t>-0.10%</w:t>
+              <w:t>-0.19%</w:t>
             </w:r>
           </w:p>
         </w:tc>
@@ -22921,7 +22921,7 @@
         <w:t xml:space="preserve"> EMA_21 </w:t>
       </w:r>
       <w:r>
-        <w:t xml:space="preserve"> (745.44) &lt; </w:t>
+        <w:t xml:space="preserve"> (746.25) &lt; </w:t>
       </w:r>
       <w:r>
         <w:rPr>
@@ -22932,7 +22932,7 @@
         <w:t xml:space="preserve"> EMA_50 </w:t>
       </w:r>
       <w:r>
-        <w:t xml:space="preserve"> (749.80).</w:t>
+        <w:t xml:space="preserve"> (749.82).</w:t>
       </w:r>
     </w:p>
     <w:p>
@@ -22953,7 +22953,7 @@
         <w:rPr>
           <w:b/>
         </w:rPr>
-        <w:t>`51.50`</w:t>
+        <w:t>`55.38`</w:t>
       </w:r>
       <w:r>
         <w:t xml:space="preserve"> | ATR (14) = </w:t>
@@ -22962,7 +22962,7 @@
         <w:rPr>
           <w:b/>
         </w:rPr>
-        <w:t>`5.40`</w:t>
+        <w:t>`5.15`</w:t>
       </w:r>
       <w:r>
         <w:t xml:space="preserve"> cents | Volatility = </w:t>
@@ -22971,7 +22971,7 @@
         <w:rPr>
           <w:b/>
         </w:rPr>
-        <w:t>`5.00 cents`</w:t>
+        <w:t>`6.00 cents`</w:t>
       </w:r>
       <w:r>
         <w:t>.</w:t>
@@ -23746,7 +23746,7 @@
           <w:b/>
           <w:color w:val="B91C1C"/>
         </w:rPr>
-        <w:t>`745.44 - 749.80 cents (Canh bán hồi kỹ thuật H1)`</w:t>
+        <w:t>`746.25 - 749.82 cents (Canh bán hồi kỹ thuật H1)`</w:t>
       </w:r>
       <w:r>
         <w:t xml:space="preserve"> | SL: </w:t>
@@ -23755,7 +23755,7 @@
         <w:rPr>
           <w:b/>
         </w:rPr>
-        <w:t>`803.10 cents (Trên kháng cự R2 + 1.5x ATR)`</w:t>
+        <w:t>`802.72 cents (Trên kháng cự R2 + 1.5x ATR)`</w:t>
       </w:r>
       <w:r>
         <w:t xml:space="preserve"> | TP: </w:t>
@@ -23792,7 +23792,7 @@
         <w:rPr>
           <w:b/>
         </w:rPr>
-        <w:t>Trung hạn (Swing Trades - HĐ ZWH27):</w:t>
+        <w:t>Trung hạn (Swing Trades - HĐ ZWZ26):</w:t>
       </w:r>
     </w:p>
     <w:p>
@@ -23817,7 +23817,7 @@
         <w:rPr>
           <w:b/>
         </w:rPr>
-        <w:t>`758.00 - 760.00 cents`</w:t>
+        <w:t>`742.50 - 744.50 cents`</w:t>
       </w:r>
       <w:r>
         <w:t xml:space="preserve"> | SL: </w:t>
@@ -23826,7 +23826,7 @@
         <w:rPr>
           <w:b/>
         </w:rPr>
-        <w:t>`657.52 cents`</w:t>
+        <w:t>`640.10 cents`</w:t>
       </w:r>
       <w:r>
         <w:t xml:space="preserve"> | TP: </w:t>
@@ -23835,7 +23835,7 @@
         <w:rPr>
           <w:b/>
         </w:rPr>
-        <w:t>`774.25 cents (Đón sóng hồi trung hạn ~14.5 giá)`</w:t>
+        <w:t>`758.00 cents (Đón sóng hồi trung hạn ~14.5 giá)`</w:t>
       </w:r>
       <w:r>
         <w:t>.</w:t>
@@ -23863,7 +23863,7 @@
         <w:rPr>
           <w:b/>
         </w:rPr>
-        <w:t>`774.25 - 776.25 cents`</w:t>
+        <w:t>`758.00 - 760.00 cents`</w:t>
       </w:r>
       <w:r>
         <w:t xml:space="preserve"> | SL: </w:t>
@@ -23872,7 +23872,7 @@
         <w:rPr>
           <w:b/>
         </w:rPr>
-        <w:t>`779.23 cents`</w:t>
+        <w:t>`763.15 cents`</w:t>
       </w:r>
       <w:r>
         <w:t xml:space="preserve"> | TP: </w:t>
@@ -23881,7 +23881,7 @@
         <w:rPr>
           <w:b/>
         </w:rPr>
-        <w:t>`662.50 cents (Thuận xu hướng giảm ngắn hạn)`</w:t>
+        <w:t>`645.25 cents (Thuận xu hướng giảm ngắn hạn)`</w:t>
       </w:r>
       <w:r>
         <w:t>.</w:t>
@@ -23921,7 +23921,7 @@
         <w:rPr>
           <w:b/>
         </w:rPr>
-        <w:t>`623.64 - 645.25 cents`</w:t>
+        <w:t>`624.67 - 645.25 cents`</w:t>
       </w:r>
     </w:p>
     <w:p>
@@ -24328,7 +24328,7 @@
             </w:pPr>
             <w:r/>
             <w:r>
-              <w:t>747.50</w:t>
+              <w:t>751.00</w:t>
             </w:r>
           </w:p>
         </w:tc>
@@ -24356,7 +24356,7 @@
             </w:pPr>
             <w:r/>
             <w:r>
-              <w:t>758.75</w:t>
+              <w:t>762.25</w:t>
             </w:r>
           </w:p>
         </w:tc>
@@ -24384,7 +24384,7 @@
             </w:pPr>
             <w:r/>
             <w:r>
-              <w:t>742.00</w:t>
+              <w:t>745.50</w:t>
             </w:r>
           </w:p>
         </w:tc>
@@ -24415,7 +24415,7 @@
               <w:rPr>
                 <w:b/>
               </w:rPr>
-              <w:t>746.75</w:t>
+              <w:t>750.25</w:t>
             </w:r>
           </w:p>
         </w:tc>
@@ -24563,7 +24563,7 @@
             </w:pPr>
             <w:r/>
             <w:r>
-              <w:t>746.75</w:t>
+              <w:t>750.25</w:t>
             </w:r>
           </w:p>
         </w:tc>
@@ -24591,7 +24591,7 @@
             </w:pPr>
             <w:r/>
             <w:r>
-              <w:t>754.25</w:t>
+              <w:t>757.75</w:t>
             </w:r>
           </w:p>
         </w:tc>
@@ -24619,7 +24619,7 @@
             </w:pPr>
             <w:r/>
             <w:r>
-              <w:t>740.75</w:t>
+              <w:t>744.25</w:t>
             </w:r>
           </w:p>
         </w:tc>
@@ -24650,7 +24650,7 @@
               <w:rPr>
                 <w:b/>
               </w:rPr>
-              <w:t>746.25</w:t>
+              <w:t>749.75</w:t>
             </w:r>
           </w:p>
         </w:tc>
@@ -24798,7 +24798,7 @@
             </w:pPr>
             <w:r/>
             <w:r>
-              <w:t>746.25</w:t>
+              <w:t>749.75</w:t>
             </w:r>
           </w:p>
         </w:tc>
@@ -24826,7 +24826,7 @@
             </w:pPr>
             <w:r/>
             <w:r>
-              <w:t>760.00</w:t>
+              <w:t>763.50</w:t>
             </w:r>
           </w:p>
         </w:tc>
@@ -24854,7 +24854,7 @@
             </w:pPr>
             <w:r/>
             <w:r>
-              <w:t>731.50</w:t>
+              <w:t>735.00</w:t>
             </w:r>
           </w:p>
         </w:tc>
@@ -24885,7 +24885,7 @@
               <w:rPr>
                 <w:b/>
               </w:rPr>
-              <w:t>748.25</w:t>
+              <w:t>751.75</w:t>
             </w:r>
           </w:p>
         </w:tc>
@@ -25033,7 +25033,7 @@
             </w:pPr>
             <w:r/>
             <w:r>
-              <w:t>748.25</w:t>
+              <w:t>751.75</w:t>
             </w:r>
           </w:p>
         </w:tc>
@@ -25061,7 +25061,7 @@
             </w:pPr>
             <w:r/>
             <w:r>
-              <w:t>761.50</w:t>
+              <w:t>765.00</w:t>
             </w:r>
           </w:p>
         </w:tc>
@@ -25089,7 +25089,7 @@
             </w:pPr>
             <w:r/>
             <w:r>
-              <w:t>740.00</w:t>
+              <w:t>743.50</w:t>
             </w:r>
           </w:p>
         </w:tc>
@@ -25120,7 +25120,7 @@
               <w:rPr>
                 <w:b/>
               </w:rPr>
-              <w:t>749.50</w:t>
+              <w:t>753.00</w:t>
             </w:r>
           </w:p>
         </w:tc>
@@ -25268,7 +25268,7 @@
             </w:pPr>
             <w:r/>
             <w:r>
-              <w:t>749.50</w:t>
+              <w:t>753.00</w:t>
             </w:r>
           </w:p>
         </w:tc>
@@ -25296,7 +25296,7 @@
             </w:pPr>
             <w:r/>
             <w:r>
-              <w:t>766.00</w:t>
+              <w:t>769.50</w:t>
             </w:r>
           </w:p>
         </w:tc>
@@ -25324,7 +25324,7 @@
             </w:pPr>
             <w:r/>
             <w:r>
-              <w:t>739.00</w:t>
+              <w:t>742.50</w:t>
             </w:r>
           </w:p>
         </w:tc>
@@ -25355,7 +25355,7 @@
               <w:rPr>
                 <w:b/>
               </w:rPr>
-              <w:t>754.00</w:t>
+              <w:t>757.50</w:t>
             </w:r>
           </w:p>
         </w:tc>
@@ -25503,7 +25503,7 @@
             </w:pPr>
             <w:r/>
             <w:r>
-              <w:t>754.00</w:t>
+              <w:t>757.50</w:t>
             </w:r>
           </w:p>
         </w:tc>
@@ -25531,7 +25531,7 @@
             </w:pPr>
             <w:r/>
             <w:r>
-              <w:t>761.75</w:t>
+              <w:t>765.25</w:t>
             </w:r>
           </w:p>
         </w:tc>
@@ -25559,7 +25559,7 @@
             </w:pPr>
             <w:r/>
             <w:r>
-              <w:t>743.00</w:t>
+              <w:t>746.50</w:t>
             </w:r>
           </w:p>
         </w:tc>
@@ -25590,7 +25590,7 @@
               <w:rPr>
                 <w:b/>
               </w:rPr>
-              <w:t>755.25</w:t>
+              <w:t>758.75</w:t>
             </w:r>
           </w:p>
         </w:tc>
@@ -25738,7 +25738,7 @@
             </w:pPr>
             <w:r/>
             <w:r>
-              <w:t>755.25</w:t>
+              <w:t>758.75</w:t>
             </w:r>
           </w:p>
         </w:tc>
@@ -25766,7 +25766,7 @@
             </w:pPr>
             <w:r/>
             <w:r>
-              <w:t>763.50</w:t>
+              <w:t>767.00</w:t>
             </w:r>
           </w:p>
         </w:tc>
@@ -25794,7 +25794,7 @@
             </w:pPr>
             <w:r/>
             <w:r>
-              <w:t>744.75</w:t>
+              <w:t>748.25</w:t>
             </w:r>
           </w:p>
         </w:tc>
@@ -25825,7 +25825,7 @@
               <w:rPr>
                 <w:b/>
               </w:rPr>
-              <w:t>757.00</w:t>
+              <w:t>760.50</w:t>
             </w:r>
           </w:p>
         </w:tc>
@@ -25973,7 +25973,7 @@
             </w:pPr>
             <w:r/>
             <w:r>
-              <w:t>757.00</w:t>
+              <w:t>760.50</w:t>
             </w:r>
           </w:p>
         </w:tc>
@@ -26001,7 +26001,7 @@
             </w:pPr>
             <w:r/>
             <w:r>
-              <w:t>769.25</w:t>
+              <w:t>772.75</w:t>
             </w:r>
           </w:p>
         </w:tc>
@@ -26029,7 +26029,7 @@
             </w:pPr>
             <w:r/>
             <w:r>
-              <w:t>747.25</w:t>
+              <w:t>750.75</w:t>
             </w:r>
           </w:p>
         </w:tc>
@@ -26060,7 +26060,7 @@
               <w:rPr>
                 <w:b/>
               </w:rPr>
-              <w:t>756.00</w:t>
+              <w:t>759.50</w:t>
             </w:r>
           </w:p>
         </w:tc>
@@ -26208,7 +26208,7 @@
             </w:pPr>
             <w:r/>
             <w:r>
-              <w:t>756.00</w:t>
+              <w:t>759.50</w:t>
             </w:r>
           </w:p>
         </w:tc>
@@ -26236,7 +26236,7 @@
             </w:pPr>
             <w:r/>
             <w:r>
-              <w:t>766.50</w:t>
+              <w:t>770.00</w:t>
             </w:r>
           </w:p>
         </w:tc>
@@ -26264,7 +26264,7 @@
             </w:pPr>
             <w:r/>
             <w:r>
-              <w:t>741.25</w:t>
+              <w:t>744.75</w:t>
             </w:r>
           </w:p>
         </w:tc>
@@ -26295,7 +26295,7 @@
               <w:rPr>
                 <w:b/>
               </w:rPr>
-              <w:t>758.25</w:t>
+              <w:t>761.75</w:t>
             </w:r>
           </w:p>
         </w:tc>
@@ -26443,7 +26443,7 @@
             </w:pPr>
             <w:r/>
             <w:r>
-              <w:t>758.25</w:t>
+              <w:t>761.75</w:t>
             </w:r>
           </w:p>
         </w:tc>
@@ -26471,7 +26471,7 @@
             </w:pPr>
             <w:r/>
             <w:r>
-              <w:t>768.75</w:t>
+              <w:t>772.25</w:t>
             </w:r>
           </w:p>
         </w:tc>
@@ -26499,7 +26499,7 @@
             </w:pPr>
             <w:r/>
             <w:r>
-              <w:t>752.00</w:t>
+              <w:t>755.50</w:t>
             </w:r>
           </w:p>
         </w:tc>
@@ -26530,7 +26530,7 @@
               <w:rPr>
                 <w:b/>
               </w:rPr>
-              <w:t>759.00</w:t>
+              <w:t>762.50</w:t>
             </w:r>
           </w:p>
         </w:tc>
@@ -26678,7 +26678,7 @@
             </w:pPr>
             <w:r/>
             <w:r>
-              <w:t>759.00</w:t>
+              <w:t>762.50</w:t>
             </w:r>
           </w:p>
         </w:tc>
@@ -26706,7 +26706,7 @@
             </w:pPr>
             <w:r/>
             <w:r>
-              <w:t>773.25</w:t>
+              <w:t>776.75</w:t>
             </w:r>
           </w:p>
         </w:tc>
@@ -26734,7 +26734,7 @@
             </w:pPr>
             <w:r/>
             <w:r>
-              <w:t>744.25</w:t>
+              <w:t>747.75</w:t>
             </w:r>
           </w:p>
         </w:tc>
@@ -26765,7 +26765,7 @@
               <w:rPr>
                 <w:b/>
               </w:rPr>
-              <w:t>761.00</w:t>
+              <w:t>764.50</w:t>
             </w:r>
           </w:p>
         </w:tc>
@@ -26913,7 +26913,7 @@
             </w:pPr>
             <w:r/>
             <w:r>
-              <w:t>761.00</w:t>
+              <w:t>764.50</w:t>
             </w:r>
           </w:p>
         </w:tc>
@@ -26941,7 +26941,7 @@
             </w:pPr>
             <w:r/>
             <w:r>
-              <w:t>767.50</w:t>
+              <w:t>771.00</w:t>
             </w:r>
           </w:p>
         </w:tc>
@@ -26969,7 +26969,7 @@
             </w:pPr>
             <w:r/>
             <w:r>
-              <w:t>754.25</w:t>
+              <w:t>757.75</w:t>
             </w:r>
           </w:p>
         </w:tc>
@@ -27000,7 +27000,7 @@
               <w:rPr>
                 <w:b/>
               </w:rPr>
-              <w:t>761.25</w:t>
+              <w:t>764.75</w:t>
             </w:r>
           </w:p>
         </w:tc>
@@ -27148,7 +27148,7 @@
             </w:pPr>
             <w:r/>
             <w:r>
-              <w:t>761.25</w:t>
+              <w:t>764.75</w:t>
             </w:r>
           </w:p>
         </w:tc>
@@ -27176,7 +27176,7 @@
             </w:pPr>
             <w:r/>
             <w:r>
-              <w:t>771.50</w:t>
+              <w:t>775.00</w:t>
             </w:r>
           </w:p>
         </w:tc>
@@ -27204,7 +27204,7 @@
             </w:pPr>
             <w:r/>
             <w:r>
-              <w:t>753.25</w:t>
+              <w:t>756.75</w:t>
             </w:r>
           </w:p>
         </w:tc>
@@ -27235,7 +27235,7 @@
               <w:rPr>
                 <w:b/>
               </w:rPr>
-              <w:t>761.75</w:t>
+              <w:t>765.25</w:t>
             </w:r>
           </w:p>
         </w:tc>
@@ -27383,7 +27383,7 @@
             </w:pPr>
             <w:r/>
             <w:r>
-              <w:t>761.75</w:t>
+              <w:t>765.25</w:t>
             </w:r>
           </w:p>
         </w:tc>
@@ -27411,7 +27411,7 @@
             </w:pPr>
             <w:r/>
             <w:r>
-              <w:t>768.75</w:t>
+              <w:t>772.25</w:t>
             </w:r>
           </w:p>
         </w:tc>
@@ -27439,7 +27439,7 @@
             </w:pPr>
             <w:r/>
             <w:r>
-              <w:t>755.75</w:t>
+              <w:t>759.25</w:t>
             </w:r>
           </w:p>
         </w:tc>
@@ -27470,7 +27470,7 @@
               <w:rPr>
                 <w:b/>
               </w:rPr>
-              <w:t>761.00</w:t>
+              <w:t>764.50</w:t>
             </w:r>
           </w:p>
         </w:tc>
@@ -27618,7 +27618,7 @@
             </w:pPr>
             <w:r/>
             <w:r>
-              <w:t>761.00</w:t>
+              <w:t>764.50</w:t>
             </w:r>
           </w:p>
         </w:tc>
@@ -27646,7 +27646,7 @@
             </w:pPr>
             <w:r/>
             <w:r>
-              <w:t>774.50</w:t>
+              <w:t>778.00</w:t>
             </w:r>
           </w:p>
         </w:tc>
@@ -27674,7 +27674,7 @@
             </w:pPr>
             <w:r/>
             <w:r>
-              <w:t>748.00</w:t>
+              <w:t>751.50</w:t>
             </w:r>
           </w:p>
         </w:tc>
@@ -27705,7 +27705,7 @@
               <w:rPr>
                 <w:b/>
               </w:rPr>
-              <w:t>762.75</w:t>
+              <w:t>766.25</w:t>
             </w:r>
           </w:p>
         </w:tc>
@@ -27853,7 +27853,7 @@
             </w:pPr>
             <w:r/>
             <w:r>
-              <w:t>762.75</w:t>
+              <w:t>766.25</w:t>
             </w:r>
           </w:p>
         </w:tc>
@@ -27881,7 +27881,7 @@
             </w:pPr>
             <w:r/>
             <w:r>
-              <w:t>772.00</w:t>
+              <w:t>775.50</w:t>
             </w:r>
           </w:p>
         </w:tc>
@@ -27909,7 +27909,7 @@
             </w:pPr>
             <w:r/>
             <w:r>
-              <w:t>752.00</w:t>
+              <w:t>755.50</w:t>
             </w:r>
           </w:p>
         </w:tc>
@@ -27940,7 +27940,7 @@
               <w:rPr>
                 <w:b/>
               </w:rPr>
-              <w:t>763.25</w:t>
+              <w:t>766.75</w:t>
             </w:r>
           </w:p>
         </w:tc>
@@ -28088,7 +28088,7 @@
             </w:pPr>
             <w:r/>
             <w:r>
-              <w:t>763.25</w:t>
+              <w:t>766.75</w:t>
             </w:r>
           </w:p>
         </w:tc>
@@ -28116,7 +28116,7 @@
             </w:pPr>
             <w:r/>
             <w:r>
-              <w:t>775.50</w:t>
+              <w:t>779.00</w:t>
             </w:r>
           </w:p>
         </w:tc>
@@ -28144,7 +28144,7 @@
             </w:pPr>
             <w:r/>
             <w:r>
-              <w:t>749.00</w:t>
+              <w:t>752.50</w:t>
             </w:r>
           </w:p>
         </w:tc>
@@ -28175,7 +28175,7 @@
               <w:rPr>
                 <w:b/>
               </w:rPr>
-              <w:t>761.75</w:t>
+              <w:t>765.25</w:t>
             </w:r>
           </w:p>
         </w:tc>
@@ -28323,7 +28323,7 @@
             </w:pPr>
             <w:r/>
             <w:r>
-              <w:t>761.75</w:t>
+              <w:t>765.25</w:t>
             </w:r>
           </w:p>
         </w:tc>
@@ -28351,7 +28351,7 @@
             </w:pPr>
             <w:r/>
             <w:r>
-              <w:t>768.75</w:t>
+              <w:t>772.25</w:t>
             </w:r>
           </w:p>
         </w:tc>
@@ -28379,7 +28379,7 @@
             </w:pPr>
             <w:r/>
             <w:r>
-              <w:t>752.25</w:t>
+              <w:t>755.75</w:t>
             </w:r>
           </w:p>
         </w:tc>
@@ -28410,7 +28410,7 @@
               <w:rPr>
                 <w:b/>
               </w:rPr>
-              <w:t>762.25</w:t>
+              <w:t>765.75</w:t>
             </w:r>
           </w:p>
         </w:tc>
@@ -28558,7 +28558,7 @@
             </w:pPr>
             <w:r/>
             <w:r>
-              <w:t>762.25</w:t>
+              <w:t>765.75</w:t>
             </w:r>
           </w:p>
         </w:tc>
@@ -28586,7 +28586,7 @@
             </w:pPr>
             <w:r/>
             <w:r>
-              <w:t>772.75</w:t>
+              <w:t>776.25</w:t>
             </w:r>
           </w:p>
         </w:tc>
@@ -28614,7 +28614,7 @@
             </w:pPr>
             <w:r/>
             <w:r>
-              <w:t>755.00</w:t>
+              <w:t>758.50</w:t>
             </w:r>
           </w:p>
         </w:tc>
@@ -28645,7 +28645,7 @@
               <w:rPr>
                 <w:b/>
               </w:rPr>
-              <w:t>762.00</w:t>
+              <w:t>765.50</w:t>
             </w:r>
           </w:p>
         </w:tc>
@@ -28793,7 +28793,7 @@
             </w:pPr>
             <w:r/>
             <w:r>
-              <w:t>762.00</w:t>
+              <w:t>765.50</w:t>
             </w:r>
           </w:p>
         </w:tc>
@@ -28821,7 +28821,7 @@
             </w:pPr>
             <w:r/>
             <w:r>
-              <w:t>771.75</w:t>
+              <w:t>775.25</w:t>
             </w:r>
           </w:p>
         </w:tc>
@@ -28849,7 +28849,7 @@
             </w:pPr>
             <w:r/>
             <w:r>
-              <w:t>752.25</w:t>
+              <w:t>755.75</w:t>
             </w:r>
           </w:p>
         </w:tc>
@@ -28880,7 +28880,7 @@
               <w:rPr>
                 <w:b/>
               </w:rPr>
-              <w:t>762.50</w:t>
+              <w:t>766.00</w:t>
             </w:r>
           </w:p>
         </w:tc>
@@ -29028,7 +29028,7 @@
             </w:pPr>
             <w:r/>
             <w:r>
-              <w:t>762.50</w:t>
+              <w:t>766.00</w:t>
             </w:r>
           </w:p>
         </w:tc>
@@ -29056,7 +29056,7 @@
             </w:pPr>
             <w:r/>
             <w:r>
-              <w:t>773.25</w:t>
+              <w:t>776.75</w:t>
             </w:r>
           </w:p>
         </w:tc>
@@ -29084,7 +29084,7 @@
             </w:pPr>
             <w:r/>
             <w:r>
-              <w:t>755.25</w:t>
+              <w:t>758.75</w:t>
             </w:r>
           </w:p>
         </w:tc>
@@ -29115,7 +29115,7 @@
               <w:rPr>
                 <w:b/>
               </w:rPr>
-              <w:t>763.25</w:t>
+              <w:t>766.75</w:t>
             </w:r>
           </w:p>
         </w:tc>
@@ -29263,7 +29263,7 @@
             </w:pPr>
             <w:r/>
             <w:r>
-              <w:t>763.25</w:t>
+              <w:t>766.75</w:t>
             </w:r>
           </w:p>
         </w:tc>
@@ -29291,7 +29291,7 @@
             </w:pPr>
             <w:r/>
             <w:r>
-              <w:t>769.75</w:t>
+              <w:t>773.25</w:t>
             </w:r>
           </w:p>
         </w:tc>
@@ -29319,7 +29319,7 @@
             </w:pPr>
             <w:r/>
             <w:r>
-              <w:t>754.75</w:t>
+              <w:t>758.25</w:t>
             </w:r>
           </w:p>
         </w:tc>
@@ -29350,7 +29350,7 @@
               <w:rPr>
                 <w:b/>
               </w:rPr>
-              <w:t>763.75</w:t>
+              <w:t>767.25</w:t>
             </w:r>
           </w:p>
         </w:tc>
@@ -29498,7 +29498,7 @@
             </w:pPr>
             <w:r/>
             <w:r>
-              <w:t>763.75</w:t>
+              <w:t>767.25</w:t>
             </w:r>
           </w:p>
         </w:tc>
@@ -29526,7 +29526,7 @@
             </w:pPr>
             <w:r/>
             <w:r>
-              <w:t>774.75</w:t>
+              <w:t>778.25</w:t>
             </w:r>
           </w:p>
         </w:tc>
@@ -29554,7 +29554,7 @@
             </w:pPr>
             <w:r/>
             <w:r>
-              <w:t>752.00</w:t>
+              <w:t>755.50</w:t>
             </w:r>
           </w:p>
         </w:tc>
@@ -29585,7 +29585,7 @@
               <w:rPr>
                 <w:b/>
               </w:rPr>
-              <w:t>767.25</w:t>
+              <w:t>770.75</w:t>
             </w:r>
           </w:p>
         </w:tc>
@@ -29733,7 +29733,7 @@
             </w:pPr>
             <w:r/>
             <w:r>
-              <w:t>767.25</w:t>
+              <w:t>770.75</w:t>
             </w:r>
           </w:p>
         </w:tc>
@@ -29761,7 +29761,7 @@
             </w:pPr>
             <w:r/>
             <w:r>
-              <w:t>772.75</w:t>
+              <w:t>776.25</w:t>
             </w:r>
           </w:p>
         </w:tc>
@@ -29789,7 +29789,7 @@
             </w:pPr>
             <w:r/>
             <w:r>
-              <w:t>759.50</w:t>
+              <w:t>763.00</w:t>
             </w:r>
           </w:p>
         </w:tc>
@@ -29820,7 +29820,7 @@
               <w:rPr>
                 <w:b/>
               </w:rPr>
-              <w:t>768.00</w:t>
+              <w:t>771.50</w:t>
             </w:r>
           </w:p>
         </w:tc>
@@ -29968,7 +29968,7 @@
             </w:pPr>
             <w:r/>
             <w:r>
-              <w:t>768.00</w:t>
+              <w:t>771.50</w:t>
             </w:r>
           </w:p>
         </w:tc>
@@ -29996,7 +29996,7 @@
             </w:pPr>
             <w:r/>
             <w:r>
-              <w:t>777.25</w:t>
+              <w:t>780.75</w:t>
             </w:r>
           </w:p>
         </w:tc>
@@ -30024,7 +30024,7 @@
             </w:pPr>
             <w:r/>
             <w:r>
-              <w:t>761.50</w:t>
+              <w:t>765.00</w:t>
             </w:r>
           </w:p>
         </w:tc>
@@ -30055,7 +30055,7 @@
               <w:rPr>
                 <w:b/>
               </w:rPr>
-              <w:t>767.25</w:t>
+              <w:t>770.75</w:t>
             </w:r>
           </w:p>
         </w:tc>
@@ -30203,7 +30203,7 @@
             </w:pPr>
             <w:r/>
             <w:r>
-              <w:t>767.25</w:t>
+              <w:t>770.75</w:t>
             </w:r>
           </w:p>
         </w:tc>
@@ -30231,7 +30231,7 @@
             </w:pPr>
             <w:r/>
             <w:r>
-              <w:t>774.75</w:t>
+              <w:t>778.25</w:t>
             </w:r>
           </w:p>
         </w:tc>
@@ -30259,7 +30259,7 @@
             </w:pPr>
             <w:r/>
             <w:r>
-              <w:t>761.25</w:t>
+              <w:t>764.75</w:t>
             </w:r>
           </w:p>
         </w:tc>
@@ -30290,7 +30290,7 @@
               <w:rPr>
                 <w:b/>
               </w:rPr>
-              <w:t>766.25</w:t>
+              <w:t>769.75</w:t>
             </w:r>
           </w:p>
         </w:tc>
@@ -30438,7 +30438,7 @@
             </w:pPr>
             <w:r/>
             <w:r>
-              <w:t>766.25</w:t>
+              <w:t>769.75</w:t>
             </w:r>
           </w:p>
         </w:tc>
@@ -30466,7 +30466,7 @@
             </w:pPr>
             <w:r/>
             <w:r>
-              <w:t>773.25</w:t>
+              <w:t>776.75</w:t>
             </w:r>
           </w:p>
         </w:tc>
@@ -30494,7 +30494,7 @@
             </w:pPr>
             <w:r/>
             <w:r>
-              <w:t>752.75</w:t>
+              <w:t>756.25</w:t>
             </w:r>
           </w:p>
         </w:tc>
@@ -30525,7 +30525,7 @@
               <w:rPr>
                 <w:b/>
               </w:rPr>
-              <w:t>767.00</w:t>
+              <w:t>770.50</w:t>
             </w:r>
           </w:p>
         </w:tc>
@@ -30673,7 +30673,7 @@
             </w:pPr>
             <w:r/>
             <w:r>
-              <w:t>767.00</w:t>
+              <w:t>770.50</w:t>
             </w:r>
           </w:p>
         </w:tc>
@@ -30701,7 +30701,7 @@
             </w:pPr>
             <w:r/>
             <w:r>
-              <w:t>776.25</w:t>
+              <w:t>779.75</w:t>
             </w:r>
           </w:p>
         </w:tc>
@@ -30729,7 +30729,7 @@
             </w:pPr>
             <w:r/>
             <w:r>
-              <w:t>759.75</w:t>
+              <w:t>763.25</w:t>
             </w:r>
           </w:p>
         </w:tc>
@@ -30760,7 +30760,7 @@
               <w:rPr>
                 <w:b/>
               </w:rPr>
-              <w:t>766.75</w:t>
+              <w:t>770.25</w:t>
             </w:r>
           </w:p>
         </w:tc>
@@ -30908,7 +30908,7 @@
             </w:pPr>
             <w:r/>
             <w:r>
-              <w:t>766.75</w:t>
+              <w:t>770.25</w:t>
             </w:r>
           </w:p>
         </w:tc>
@@ -30936,7 +30936,7 @@
             </w:pPr>
             <w:r/>
             <w:r>
-              <w:t>775.25</w:t>
+              <w:t>778.75</w:t>
             </w:r>
           </w:p>
         </w:tc>
@@ -30964,7 +30964,7 @@
             </w:pPr>
             <w:r/>
             <w:r>
-              <w:t>752.75</w:t>
+              <w:t>756.25</w:t>
             </w:r>
           </w:p>
         </w:tc>
@@ -30995,7 +30995,7 @@
               <w:rPr>
                 <w:b/>
               </w:rPr>
-              <w:t>768.50</w:t>
+              <w:t>772.00</w:t>
             </w:r>
           </w:p>
         </w:tc>
@@ -31143,7 +31143,7 @@
             </w:pPr>
             <w:r/>
             <w:r>
-              <w:t>768.50</w:t>
+              <w:t>772.00</w:t>
             </w:r>
           </w:p>
         </w:tc>
@@ -31171,7 +31171,7 @@
             </w:pPr>
             <w:r/>
             <w:r>
-              <w:t>774.75</w:t>
+              <w:t>778.25</w:t>
             </w:r>
           </w:p>
         </w:tc>
@@ -31199,7 +31199,7 @@
             </w:pPr>
             <w:r/>
             <w:r>
-              <w:t>762.00</w:t>
+              <w:t>765.50</w:t>
             </w:r>
           </w:p>
         </w:tc>
@@ -31230,7 +31230,7 @@
               <w:rPr>
                 <w:b/>
               </w:rPr>
-              <w:t>767.75</w:t>
+              <w:t>771.25</w:t>
             </w:r>
           </w:p>
         </w:tc>

--- a/Daily Reports/09_09_2026-CBOT Reports.docx
+++ b/Daily Reports/09_09_2026-CBOT Reports.docx
@@ -104,7 +104,7 @@
           <w:color w:val="5C768D"/>
           <w:sz w:val="19"/>
         </w:rPr>
-        <w:t>Cập nhật tự động qua `macro_tracker.py` vào lúc 15:01 ICT ngày 09/09/2026</w:t>
+        <w:t>Cập nhật tự động qua `macro_tracker.py` vào lúc 17:44 ICT ngày 09/09/2026</w:t>
       </w:r>
     </w:p>
     <w:tbl>
@@ -313,7 +313,7 @@
               <w:rPr>
                 <w:b/>
               </w:rPr>
-              <w:t>99.89 / thùng</w:t>
+              <w:t>100.70 / thùng</w:t>
             </w:r>
           </w:p>
         </w:tc>
@@ -344,7 +344,7 @@
               <w:rPr>
                 <w:b/>
               </w:rPr>
-              <w:t>+2.01%</w:t>
+              <w:t>+2.84%</w:t>
             </w:r>
           </w:p>
         </w:tc>
@@ -442,7 +442,7 @@
               <w:rPr>
                 <w:b/>
               </w:rPr>
-              <w:t>98.65</w:t>
+              <w:t>98.81</w:t>
             </w:r>
           </w:p>
         </w:tc>
@@ -473,7 +473,7 @@
               <w:rPr>
                 <w:b/>
               </w:rPr>
-              <w:t>-0.20%</w:t>
+              <w:t>-0.03%</w:t>
             </w:r>
           </w:p>
         </w:tc>
@@ -1218,7 +1218,7 @@
         <w:rPr>
           <w:b/>
         </w:rPr>
-        <w:t>`99.89` (+2.01%)</w:t>
+        <w:t>`100.70` (+2.84%)</w:t>
       </w:r>
       <w:r>
         <w:t xml:space="preserve"> | DXY: </w:t>
@@ -1227,7 +1227,7 @@
         <w:rPr>
           <w:b/>
         </w:rPr>
-        <w:t>`98.65` (-0.20%)</w:t>
+        <w:t>`98.81` (-0.03%)</w:t>
       </w:r>
       <w:r>
         <w:t xml:space="preserve"> | Lúa mì CBOT: </w:t>
@@ -1236,7 +1236,7 @@
         <w:rPr>
           <w:b/>
         </w:rPr>
-        <w:t>`751.50` (+2.91%)</w:t>
+        <w:t>`753.75` (+3.22%)</w:t>
       </w:r>
       <w:r>
         <w:t>.</w:t>
@@ -1306,7 +1306,7 @@
           <w:color w:val="5C768D"/>
           <w:sz w:val="19"/>
         </w:rPr>
-        <w:t>Cập nhật tự động lúc 15:01 ICT ngày 09/09/2026 — Nguồn: NOAA, USDA, BOM Australia</w:t>
+        <w:t>Cập nhật tự động lúc 17:44 ICT ngày 09/09/2026 — Nguồn: NOAA, USDA, BOM Australia</w:t>
       </w:r>
     </w:p>
     <w:p>
@@ -3574,7 +3574,7 @@
               <w:rPr>
                 <w:b/>
               </w:rPr>
-              <w:t>532.75</w:t>
+              <w:t>534.00</w:t>
             </w:r>
           </w:p>
         </w:tc>
@@ -3605,7 +3605,7 @@
               <w:rPr>
                 <w:b/>
               </w:rPr>
-              <w:t>533.54 (+0.79)</w:t>
+              <w:t>534.83 (+0.83)</w:t>
             </w:r>
           </w:p>
         </w:tc>
@@ -3633,7 +3633,7 @@
             </w:pPr>
             <w:r/>
             <w:r>
-              <w:t>Bearish (533.41 &lt; 535.76)</w:t>
+              <w:t>Bearish (533.47 &lt; 535.52)</w:t>
             </w:r>
           </w:p>
         </w:tc>
@@ -3661,7 +3661,7 @@
             </w:pPr>
             <w:r/>
             <w:r>
-              <w:t>2.25 cents</w:t>
+              <w:t>1.50 cents</w:t>
             </w:r>
           </w:p>
         </w:tc>
@@ -3822,7 +3822,7 @@
               <w:rPr>
                 <w:b/>
               </w:rPr>
-              <w:t>751.50</w:t>
+              <w:t>753.75</w:t>
             </w:r>
           </w:p>
         </w:tc>
@@ -3853,7 +3853,7 @@
               <w:rPr>
                 <w:b/>
               </w:rPr>
-              <w:t>753.82 (+2.32)</w:t>
+              <w:t>755.92 (+2.17)</w:t>
             </w:r>
           </w:p>
         </w:tc>
@@ -3881,7 +3881,7 @@
             </w:pPr>
             <w:r/>
             <w:r>
-              <w:t>Bearish (746.28 &lt; 749.83)</w:t>
+              <w:t>Bearish (747.88 &lt; 750.15)</w:t>
             </w:r>
           </w:p>
         </w:tc>
@@ -3909,7 +3909,7 @@
             </w:pPr>
             <w:r/>
             <w:r>
-              <w:t>6.00 cents</w:t>
+              <w:t>3.25 cents</w:t>
             </w:r>
           </w:p>
         </w:tc>
@@ -4347,7 +4347,7 @@
                 <w:b/>
                 <w:color w:val="15803D"/>
               </w:rPr>
-              <w:t>531.50 - 533.41 cents (Canh mua vùng hỗ trợ)</w:t>
+              <w:t>532.00 - 533.47 cents (Canh mua vùng hỗ trợ)</w:t>
             </w:r>
           </w:p>
         </w:tc>
@@ -4378,7 +4378,7 @@
               <w:rPr>
                 <w:b/>
               </w:rPr>
-              <w:t>454.16 cents (Dưới cản S2 + 1.5x ATR)</w:t>
+              <w:t>454.27 cents (Dưới cản S2 + 1.5x ATR)</w:t>
             </w:r>
           </w:p>
         </w:tc>
@@ -4528,7 +4528,7 @@
                 <w:b/>
                 <w:color w:val="15803D"/>
               </w:rPr>
-              <w:t>Long trung hạn (Swing) (ZCH27)</w:t>
+              <w:t>Long trung hạn (Swing) (ZCZ26)</w:t>
             </w:r>
           </w:p>
         </w:tc>
@@ -4559,7 +4559,7 @@
               <w:rPr>
                 <w:b/>
               </w:rPr>
-              <w:t>545.25 - 546.75 cents</w:t>
+              <w:t>530.50 - 532.00 cents</w:t>
             </w:r>
           </w:p>
         </w:tc>
@@ -4590,7 +4590,7 @@
               <w:rPr>
                 <w:b/>
               </w:rPr>
-              <w:t>471.13 cents (Chống quét SL tuyệt đối)</w:t>
+              <w:t>455.26 cents (Chống quét SL tuyệt đối)</w:t>
             </w:r>
           </w:p>
         </w:tc>
@@ -4621,7 +4621,7 @@
               <w:rPr>
                 <w:b/>
               </w:rPr>
-              <w:t>563.00 cents (Ăn trọn biên độ ngô ~10.5 giá)</w:t>
+              <w:t>548.75 cents (Ăn trọn biên độ ngô ~10.5 giá)</w:t>
             </w:r>
           </w:p>
         </w:tc>
@@ -4721,7 +4721,7 @@
                 <w:b/>
                 <w:color w:val="B91C1C"/>
               </w:rPr>
-              <w:t>Short trung hạn (Swing) (ZCH27)</w:t>
+              <w:t>Short trung hạn (Swing) (ZCZ26)</w:t>
             </w:r>
           </w:p>
         </w:tc>
@@ -4752,7 +4752,7 @@
               <w:rPr>
                 <w:b/>
               </w:rPr>
-              <w:t>549.25 - 550.75 cents</w:t>
+              <w:t>536.50 - 538.00 cents</w:t>
             </w:r>
           </w:p>
         </w:tc>
@@ -4783,7 +4783,7 @@
               <w:rPr>
                 <w:b/>
               </w:rPr>
-              <w:t>551.12 cents</w:t>
+              <w:t>538.49 cents</w:t>
             </w:r>
           </w:p>
         </w:tc>
@@ -4814,7 +4814,7 @@
               <w:rPr>
                 <w:b/>
               </w:rPr>
-              <w:t>474.00 cents</w:t>
+              <w:t>458.25 cents</w:t>
             </w:r>
           </w:p>
         </w:tc>
@@ -4945,7 +4945,7 @@
               <w:rPr>
                 <w:b/>
               </w:rPr>
-              <w:t>449.00 - 457.25 cents</w:t>
+              <w:t>449.31 - 457.25 cents</w:t>
             </w:r>
           </w:p>
         </w:tc>
@@ -5126,7 +5126,7 @@
                 <w:b/>
                 <w:color w:val="B91C1C"/>
               </w:rPr>
-              <w:t>746.28 - 749.83 cents (Canh bán hồi kỹ thuật H1)</w:t>
+              <w:t>747.88 - 750.15 cents (Canh bán hồi kỹ thuật H1)</w:t>
             </w:r>
           </w:p>
         </w:tc>
@@ -5157,7 +5157,7 @@
               <w:rPr>
                 <w:b/>
               </w:rPr>
-              <w:t>802.72 cents (Trên kháng cự R2 + 1.5x ATR)</w:t>
+              <w:t>801.96 cents (Trên kháng cự R2 + 1.5x ATR)</w:t>
             </w:r>
           </w:p>
         </w:tc>
@@ -5366,7 +5366,7 @@
               <w:rPr>
                 <w:b/>
               </w:rPr>
-              <w:t>640.10 cents</w:t>
+              <w:t>640.61 cents</w:t>
             </w:r>
           </w:p>
         </w:tc>
@@ -5559,7 +5559,7 @@
               <w:rPr>
                 <w:b/>
               </w:rPr>
-              <w:t>763.15 cents</w:t>
+              <w:t>762.64 cents</w:t>
             </w:r>
           </w:p>
         </w:tc>
@@ -5721,7 +5721,7 @@
               <w:rPr>
                 <w:b/>
               </w:rPr>
-              <w:t>624.67 - 645.25 cents</w:t>
+              <w:t>626.68 - 645.25 cents</w:t>
             </w:r>
           </w:p>
         </w:tc>
@@ -11599,7 +11599,7 @@
         <w:t>Giá Chốt Phiên (Close):</w:t>
       </w:r>
       <w:r>
-        <w:t xml:space="preserve"> 532.75 cents | </w:t>
+        <w:t xml:space="preserve"> 534.00 cents | </w:t>
       </w:r>
       <w:r>
         <w:rPr>
@@ -11614,10 +11614,10 @@
         <w:rPr>
           <w:b/>
         </w:rPr>
-        <w:t>`533.54 cents`</w:t>
+        <w:t>`534.83 cents`</w:t>
       </w:r>
       <w:r>
-        <w:t xml:space="preserve"> (+0.79).</w:t>
+        <w:t xml:space="preserve"> (+0.83).</w:t>
       </w:r>
     </w:p>
     <w:p>
@@ -11638,7 +11638,7 @@
         <w:rPr>
           <w:b/>
         </w:rPr>
-        <w:t>`32,102`</w:t>
+        <w:t>`46,022`</w:t>
       </w:r>
       <w:r>
         <w:t xml:space="preserve"> (Chênh lệch: </w:t>
@@ -11647,7 +11647,7 @@
         <w:rPr>
           <w:b/>
         </w:rPr>
-        <w:t>`-180,482`</w:t>
+        <w:t>`-166,562`</w:t>
       </w:r>
       <w:r>
         <w:t xml:space="preserve">) | OI: </w:t>
@@ -11709,9 +11709,9 @@
       <w:r>
         <w:rPr>
           <w:b/>
-          <w:color w:val="15803D"/>
+          <w:color w:val="B91C1C"/>
         </w:rPr>
-        <w:t>`Giảm suy yếu / Đáy ngắn hạn (Long Liquidation Decline)`</w:t>
+        <w:t>`Tăng yếu / Rủi ro đảo chiều (Short Covering Rally)`</w:t>
       </w:r>
     </w:p>
     <w:p>
@@ -11732,10 +11732,10 @@
         <w:rPr>
           <w:b/>
         </w:rPr>
-        <w:t>TÍCH LŨY TIÊU CỰC (Distribution):</w:t>
+        <w:t>TÍCH LŨY TÍCH CỰC (Accumulation):</w:t>
       </w:r>
       <w:r>
-        <w:t xml:space="preserve"> Nến đi ngang nhưng dòng tiền rút dần (OI giảm), cảnh báo rủi ro suy sụt sắp tới.</w:t>
+        <w:t xml:space="preserve"> Nến đi ngang nhưng dòng tiền âm thầm gia tăng (OI tăng), báo hiệu chuẩn bị có nhịp bứt phá tăng.</w:t>
       </w:r>
     </w:p>
     <w:p>
@@ -11981,7 +11981,7 @@
               <w:rPr>
                 <w:b/>
               </w:rPr>
-              <w:t>99.89</w:t>
+              <w:t>100.70</w:t>
             </w:r>
           </w:p>
         </w:tc>
@@ -12012,7 +12012,7 @@
               <w:rPr>
                 <w:b/>
               </w:rPr>
-              <w:t>+2.01%</w:t>
+              <w:t>+2.84%</w:t>
             </w:r>
           </w:p>
         </w:tc>
@@ -12104,7 +12104,7 @@
               <w:rPr>
                 <w:b/>
               </w:rPr>
-              <w:t>98.65</w:t>
+              <w:t>98.81</w:t>
             </w:r>
           </w:p>
         </w:tc>
@@ -12135,7 +12135,7 @@
               <w:rPr>
                 <w:b/>
               </w:rPr>
-              <w:t>-0.20%</w:t>
+              <w:t>-0.03%</w:t>
             </w:r>
           </w:p>
         </w:tc>
@@ -12739,7 +12739,7 @@
         <w:t xml:space="preserve"> EMA_21 </w:t>
       </w:r>
       <w:r>
-        <w:t xml:space="preserve"> (533.41) &lt; </w:t>
+        <w:t xml:space="preserve"> (533.47) &lt; </w:t>
       </w:r>
       <w:r>
         <w:rPr>
@@ -12750,7 +12750,7 @@
         <w:t xml:space="preserve"> EMA_50 </w:t>
       </w:r>
       <w:r>
-        <w:t xml:space="preserve"> (535.76).</w:t>
+        <w:t xml:space="preserve"> (535.52).</w:t>
       </w:r>
     </w:p>
     <w:p>
@@ -12771,7 +12771,7 @@
         <w:rPr>
           <w:b/>
         </w:rPr>
-        <w:t>`45.35`</w:t>
+        <w:t>`49.82`</w:t>
       </w:r>
       <w:r>
         <w:t xml:space="preserve"> | ATR (14) = </w:t>
@@ -12780,7 +12780,7 @@
         <w:rPr>
           <w:b/>
         </w:rPr>
-        <w:t>`2.06`</w:t>
+        <w:t>`1.99`</w:t>
       </w:r>
       <w:r>
         <w:t xml:space="preserve"> cents | Volatility = </w:t>
@@ -12789,7 +12789,7 @@
         <w:rPr>
           <w:b/>
         </w:rPr>
-        <w:t>`2.25 cents`</w:t>
+        <w:t>`1.50 cents`</w:t>
       </w:r>
       <w:r>
         <w:t>.</w:t>
@@ -12813,7 +12813,7 @@
         <w:rPr>
           <w:b/>
         </w:rPr>
-        <w:t>`531.50`</w:t>
+        <w:t>`532.00`</w:t>
       </w:r>
       <w:r>
         <w:t xml:space="preserve"> | S2: </w:t>
@@ -13574,7 +13574,7 @@
           <w:b/>
           <w:color w:val="15803D"/>
         </w:rPr>
-        <w:t>`531.50 - 533.41 cents (Canh mua vùng hỗ trợ)`</w:t>
+        <w:t>`532.00 - 533.47 cents (Canh mua vùng hỗ trợ)`</w:t>
       </w:r>
       <w:r>
         <w:t xml:space="preserve"> | SL: </w:t>
@@ -13583,7 +13583,7 @@
         <w:rPr>
           <w:b/>
         </w:rPr>
-        <w:t>`454.16 cents (Dưới cản S2 + 1.5x ATR)`</w:t>
+        <w:t>`454.27 cents (Dưới cản S2 + 1.5x ATR)`</w:t>
       </w:r>
       <w:r>
         <w:t xml:space="preserve"> | TP: </w:t>
@@ -13620,7 +13620,7 @@
         <w:rPr>
           <w:b/>
         </w:rPr>
-        <w:t>Trung hạn (Swing Trades - HĐ ZCH27):</w:t>
+        <w:t>Trung hạn (Swing Trades - HĐ ZCZ26):</w:t>
       </w:r>
     </w:p>
     <w:p>
@@ -13645,7 +13645,7 @@
         <w:rPr>
           <w:b/>
         </w:rPr>
-        <w:t>`545.25 - 546.75 cents`</w:t>
+        <w:t>`530.50 - 532.00 cents`</w:t>
       </w:r>
       <w:r>
         <w:t xml:space="preserve"> | SL: </w:t>
@@ -13654,7 +13654,7 @@
         <w:rPr>
           <w:b/>
         </w:rPr>
-        <w:t>`471.13 cents (Chống quét SL tuyệt đối)`</w:t>
+        <w:t>`455.26 cents (Chống quét SL tuyệt đối)`</w:t>
       </w:r>
       <w:r>
         <w:t xml:space="preserve"> | TP: </w:t>
@@ -13663,7 +13663,7 @@
         <w:rPr>
           <w:b/>
         </w:rPr>
-        <w:t>`563.00 cents (Ăn trọn biên độ ngô ~10.5 giá)`</w:t>
+        <w:t>`548.75 cents (Ăn trọn biên độ ngô ~10.5 giá)`</w:t>
       </w:r>
       <w:r>
         <w:t>.</w:t>
@@ -13691,7 +13691,7 @@
         <w:rPr>
           <w:b/>
         </w:rPr>
-        <w:t>`549.25 - 550.75 cents`</w:t>
+        <w:t>`536.50 - 538.00 cents`</w:t>
       </w:r>
       <w:r>
         <w:t xml:space="preserve"> | SL: </w:t>
@@ -13700,7 +13700,7 @@
         <w:rPr>
           <w:b/>
         </w:rPr>
-        <w:t>`551.12 cents`</w:t>
+        <w:t>`538.49 cents`</w:t>
       </w:r>
       <w:r>
         <w:t xml:space="preserve"> | TP: </w:t>
@@ -13709,7 +13709,7 @@
         <w:rPr>
           <w:b/>
         </w:rPr>
-        <w:t>`474.00 cents`</w:t>
+        <w:t>`458.25 cents`</w:t>
       </w:r>
       <w:r>
         <w:t>.</w:t>
@@ -13749,7 +13749,7 @@
         <w:rPr>
           <w:b/>
         </w:rPr>
-        <w:t>`449.00 - 457.25 cents`</w:t>
+        <w:t>`449.31 - 457.25 cents`</w:t>
       </w:r>
     </w:p>
     <w:p>
@@ -14156,7 +14156,7 @@
             </w:pPr>
             <w:r/>
             <w:r>
-              <w:t>532.75</w:t>
+              <w:t>534.00</w:t>
             </w:r>
           </w:p>
         </w:tc>
@@ -14184,7 +14184,7 @@
             </w:pPr>
             <w:r/>
             <w:r>
-              <w:t>536.50</w:t>
+              <w:t>537.75</w:t>
             </w:r>
           </w:p>
         </w:tc>
@@ -14212,7 +14212,7 @@
             </w:pPr>
             <w:r/>
             <w:r>
-              <w:t>529.50</w:t>
+              <w:t>530.75</w:t>
             </w:r>
           </w:p>
         </w:tc>
@@ -14243,7 +14243,7 @@
               <w:rPr>
                 <w:b/>
               </w:rPr>
-              <w:t>533.00</w:t>
+              <w:t>534.25</w:t>
             </w:r>
           </w:p>
         </w:tc>
@@ -14391,7 +14391,7 @@
             </w:pPr>
             <w:r/>
             <w:r>
-              <w:t>533.00</w:t>
+              <w:t>534.25</w:t>
             </w:r>
           </w:p>
         </w:tc>
@@ -14419,7 +14419,7 @@
             </w:pPr>
             <w:r/>
             <w:r>
-              <w:t>535.75</w:t>
+              <w:t>537.00</w:t>
             </w:r>
           </w:p>
         </w:tc>
@@ -14447,7 +14447,7 @@
             </w:pPr>
             <w:r/>
             <w:r>
-              <w:t>529.25</w:t>
+              <w:t>530.50</w:t>
             </w:r>
           </w:p>
         </w:tc>
@@ -14478,7 +14478,7 @@
               <w:rPr>
                 <w:b/>
               </w:rPr>
-              <w:t>532.50</w:t>
+              <w:t>533.75</w:t>
             </w:r>
           </w:p>
         </w:tc>
@@ -14626,7 +14626,7 @@
             </w:pPr>
             <w:r/>
             <w:r>
-              <w:t>532.50</w:t>
+              <w:t>533.75</w:t>
             </w:r>
           </w:p>
         </w:tc>
@@ -14654,7 +14654,7 @@
             </w:pPr>
             <w:r/>
             <w:r>
-              <w:t>535.50</w:t>
+              <w:t>536.75</w:t>
             </w:r>
           </w:p>
         </w:tc>
@@ -14682,7 +14682,7 @@
             </w:pPr>
             <w:r/>
             <w:r>
-              <w:t>528.50</w:t>
+              <w:t>529.75</w:t>
             </w:r>
           </w:p>
         </w:tc>
@@ -14713,7 +14713,7 @@
               <w:rPr>
                 <w:b/>
               </w:rPr>
-              <w:t>533.25</w:t>
+              <w:t>534.50</w:t>
             </w:r>
           </w:p>
         </w:tc>
@@ -14861,7 +14861,7 @@
             </w:pPr>
             <w:r/>
             <w:r>
-              <w:t>533.25</w:t>
+              <w:t>534.50</w:t>
             </w:r>
           </w:p>
         </w:tc>
@@ -14889,7 +14889,7 @@
             </w:pPr>
             <w:r/>
             <w:r>
-              <w:t>537.75</w:t>
+              <w:t>539.00</w:t>
             </w:r>
           </w:p>
         </w:tc>
@@ -14917,7 +14917,7 @@
             </w:pPr>
             <w:r/>
             <w:r>
-              <w:t>528.25</w:t>
+              <w:t>529.50</w:t>
             </w:r>
           </w:p>
         </w:tc>
@@ -14948,7 +14948,7 @@
               <w:rPr>
                 <w:b/>
               </w:rPr>
-              <w:t>534.00</w:t>
+              <w:t>535.25</w:t>
             </w:r>
           </w:p>
         </w:tc>
@@ -15096,7 +15096,7 @@
             </w:pPr>
             <w:r/>
             <w:r>
-              <w:t>534.00</w:t>
+              <w:t>535.25</w:t>
             </w:r>
           </w:p>
         </w:tc>
@@ -15124,7 +15124,7 @@
             </w:pPr>
             <w:r/>
             <w:r>
-              <w:t>539.50</w:t>
+              <w:t>540.75</w:t>
             </w:r>
           </w:p>
         </w:tc>
@@ -15152,7 +15152,7 @@
             </w:pPr>
             <w:r/>
             <w:r>
-              <w:t>527.75</w:t>
+              <w:t>529.00</w:t>
             </w:r>
           </w:p>
         </w:tc>
@@ -15183,7 +15183,7 @@
               <w:rPr>
                 <w:b/>
               </w:rPr>
-              <w:t>536.25</w:t>
+              <w:t>537.50</w:t>
             </w:r>
           </w:p>
         </w:tc>
@@ -15331,7 +15331,7 @@
             </w:pPr>
             <w:r/>
             <w:r>
-              <w:t>536.25</w:t>
+              <w:t>537.50</w:t>
             </w:r>
           </w:p>
         </w:tc>
@@ -15359,7 +15359,7 @@
             </w:pPr>
             <w:r/>
             <w:r>
-              <w:t>539.25</w:t>
+              <w:t>540.50</w:t>
             </w:r>
           </w:p>
         </w:tc>
@@ -15387,7 +15387,7 @@
             </w:pPr>
             <w:r/>
             <w:r>
-              <w:t>532.00</w:t>
+              <w:t>533.25</w:t>
             </w:r>
           </w:p>
         </w:tc>
@@ -15418,7 +15418,7 @@
               <w:rPr>
                 <w:b/>
               </w:rPr>
-              <w:t>536.50</w:t>
+              <w:t>537.75</w:t>
             </w:r>
           </w:p>
         </w:tc>
@@ -15566,7 +15566,7 @@
             </w:pPr>
             <w:r/>
             <w:r>
-              <w:t>536.50</w:t>
+              <w:t>537.75</w:t>
             </w:r>
           </w:p>
         </w:tc>
@@ -15594,7 +15594,7 @@
             </w:pPr>
             <w:r/>
             <w:r>
-              <w:t>539.75</w:t>
+              <w:t>541.00</w:t>
             </w:r>
           </w:p>
         </w:tc>
@@ -15622,7 +15622,7 @@
             </w:pPr>
             <w:r/>
             <w:r>
-              <w:t>530.00</w:t>
+              <w:t>531.25</w:t>
             </w:r>
           </w:p>
         </w:tc>
@@ -15653,7 +15653,7 @@
               <w:rPr>
                 <w:b/>
               </w:rPr>
-              <w:t>537.25</w:t>
+              <w:t>538.50</w:t>
             </w:r>
           </w:p>
         </w:tc>
@@ -15801,7 +15801,7 @@
             </w:pPr>
             <w:r/>
             <w:r>
-              <w:t>537.25</w:t>
+              <w:t>538.50</w:t>
             </w:r>
           </w:p>
         </w:tc>
@@ -15829,7 +15829,7 @@
             </w:pPr>
             <w:r/>
             <w:r>
-              <w:t>540.25</w:t>
+              <w:t>541.50</w:t>
             </w:r>
           </w:p>
         </w:tc>
@@ -15857,7 +15857,7 @@
             </w:pPr>
             <w:r/>
             <w:r>
-              <w:t>532.75</w:t>
+              <w:t>534.00</w:t>
             </w:r>
           </w:p>
         </w:tc>
@@ -15888,7 +15888,7 @@
               <w:rPr>
                 <w:b/>
               </w:rPr>
-              <w:t>536.75</w:t>
+              <w:t>538.00</w:t>
             </w:r>
           </w:p>
         </w:tc>
@@ -16036,7 +16036,7 @@
             </w:pPr>
             <w:r/>
             <w:r>
-              <w:t>536.75</w:t>
+              <w:t>538.00</w:t>
             </w:r>
           </w:p>
         </w:tc>
@@ -16064,7 +16064,7 @@
             </w:pPr>
             <w:r/>
             <w:r>
-              <w:t>540.75</w:t>
+              <w:t>542.00</w:t>
             </w:r>
           </w:p>
         </w:tc>
@@ -16092,7 +16092,7 @@
             </w:pPr>
             <w:r/>
             <w:r>
-              <w:t>531.00</w:t>
+              <w:t>532.25</w:t>
             </w:r>
           </w:p>
         </w:tc>
@@ -16123,7 +16123,7 @@
               <w:rPr>
                 <w:b/>
               </w:rPr>
-              <w:t>537.25</w:t>
+              <w:t>538.50</w:t>
             </w:r>
           </w:p>
         </w:tc>
@@ -16271,7 +16271,7 @@
             </w:pPr>
             <w:r/>
             <w:r>
-              <w:t>537.25</w:t>
+              <w:t>538.50</w:t>
             </w:r>
           </w:p>
         </w:tc>
@@ -16299,7 +16299,7 @@
             </w:pPr>
             <w:r/>
             <w:r>
-              <w:t>539.75</w:t>
+              <w:t>541.00</w:t>
             </w:r>
           </w:p>
         </w:tc>
@@ -16327,7 +16327,7 @@
             </w:pPr>
             <w:r/>
             <w:r>
-              <w:t>534.00</w:t>
+              <w:t>535.25</w:t>
             </w:r>
           </w:p>
         </w:tc>
@@ -16358,7 +16358,7 @@
               <w:rPr>
                 <w:b/>
               </w:rPr>
-              <w:t>537.75</w:t>
+              <w:t>539.00</w:t>
             </w:r>
           </w:p>
         </w:tc>
@@ -16506,7 +16506,7 @@
             </w:pPr>
             <w:r/>
             <w:r>
-              <w:t>537.75</w:t>
+              <w:t>539.00</w:t>
             </w:r>
           </w:p>
         </w:tc>
@@ -16534,7 +16534,7 @@
             </w:pPr>
             <w:r/>
             <w:r>
-              <w:t>541.25</w:t>
+              <w:t>542.50</w:t>
             </w:r>
           </w:p>
         </w:tc>
@@ -16562,7 +16562,7 @@
             </w:pPr>
             <w:r/>
             <w:r>
-              <w:t>531.75</w:t>
+              <w:t>533.00</w:t>
             </w:r>
           </w:p>
         </w:tc>
@@ -16593,7 +16593,7 @@
               <w:rPr>
                 <w:b/>
               </w:rPr>
-              <w:t>538.75</w:t>
+              <w:t>540.00</w:t>
             </w:r>
           </w:p>
         </w:tc>
@@ -16741,7 +16741,7 @@
             </w:pPr>
             <w:r/>
             <w:r>
-              <w:t>538.75</w:t>
+              <w:t>540.00</w:t>
             </w:r>
           </w:p>
         </w:tc>
@@ -16769,7 +16769,7 @@
             </w:pPr>
             <w:r/>
             <w:r>
-              <w:t>541.50</w:t>
+              <w:t>542.75</w:t>
             </w:r>
           </w:p>
         </w:tc>
@@ -16797,7 +16797,7 @@
             </w:pPr>
             <w:r/>
             <w:r>
-              <w:t>536.25</w:t>
+              <w:t>537.50</w:t>
             </w:r>
           </w:p>
         </w:tc>
@@ -16828,7 +16828,7 @@
               <w:rPr>
                 <w:b/>
               </w:rPr>
-              <w:t>538.75</w:t>
+              <w:t>540.00</w:t>
             </w:r>
           </w:p>
         </w:tc>
@@ -16976,7 +16976,7 @@
             </w:pPr>
             <w:r/>
             <w:r>
-              <w:t>538.75</w:t>
+              <w:t>540.00</w:t>
             </w:r>
           </w:p>
         </w:tc>
@@ -17004,7 +17004,7 @@
             </w:pPr>
             <w:r/>
             <w:r>
-              <w:t>541.50</w:t>
+              <w:t>542.75</w:t>
             </w:r>
           </w:p>
         </w:tc>
@@ -17032,7 +17032,7 @@
             </w:pPr>
             <w:r/>
             <w:r>
-              <w:t>536.25</w:t>
+              <w:t>537.50</w:t>
             </w:r>
           </w:p>
         </w:tc>
@@ -17063,7 +17063,7 @@
               <w:rPr>
                 <w:b/>
               </w:rPr>
-              <w:t>538.25</w:t>
+              <w:t>539.50</w:t>
             </w:r>
           </w:p>
         </w:tc>
@@ -17211,7 +17211,7 @@
             </w:pPr>
             <w:r/>
             <w:r>
-              <w:t>538.25</w:t>
+              <w:t>539.50</w:t>
             </w:r>
           </w:p>
         </w:tc>
@@ -17239,7 +17239,7 @@
             </w:pPr>
             <w:r/>
             <w:r>
-              <w:t>541.25</w:t>
+              <w:t>542.50</w:t>
             </w:r>
           </w:p>
         </w:tc>
@@ -17267,7 +17267,7 @@
             </w:pPr>
             <w:r/>
             <w:r>
-              <w:t>535.00</w:t>
+              <w:t>536.25</w:t>
             </w:r>
           </w:p>
         </w:tc>
@@ -17298,7 +17298,7 @@
               <w:rPr>
                 <w:b/>
               </w:rPr>
-              <w:t>538.00</w:t>
+              <w:t>539.25</w:t>
             </w:r>
           </w:p>
         </w:tc>
@@ -17446,7 +17446,7 @@
             </w:pPr>
             <w:r/>
             <w:r>
-              <w:t>538.00</w:t>
+              <w:t>539.25</w:t>
             </w:r>
           </w:p>
         </w:tc>
@@ -17474,7 +17474,7 @@
             </w:pPr>
             <w:r/>
             <w:r>
-              <w:t>542.00</w:t>
+              <w:t>543.25</w:t>
             </w:r>
           </w:p>
         </w:tc>
@@ -17502,7 +17502,7 @@
             </w:pPr>
             <w:r/>
             <w:r>
-              <w:t>532.75</w:t>
+              <w:t>534.00</w:t>
             </w:r>
           </w:p>
         </w:tc>
@@ -17533,7 +17533,7 @@
               <w:rPr>
                 <w:b/>
               </w:rPr>
-              <w:t>538.50</w:t>
+              <w:t>539.75</w:t>
             </w:r>
           </w:p>
         </w:tc>
@@ -17681,7 +17681,7 @@
             </w:pPr>
             <w:r/>
             <w:r>
-              <w:t>538.50</w:t>
+              <w:t>539.75</w:t>
             </w:r>
           </w:p>
         </w:tc>
@@ -17709,7 +17709,7 @@
             </w:pPr>
             <w:r/>
             <w:r>
-              <w:t>543.25</w:t>
+              <w:t>544.50</w:t>
             </w:r>
           </w:p>
         </w:tc>
@@ -17737,7 +17737,7 @@
             </w:pPr>
             <w:r/>
             <w:r>
-              <w:t>531.50</w:t>
+              <w:t>532.75</w:t>
             </w:r>
           </w:p>
         </w:tc>
@@ -17768,7 +17768,7 @@
               <w:rPr>
                 <w:b/>
               </w:rPr>
-              <w:t>540.50</w:t>
+              <w:t>541.75</w:t>
             </w:r>
           </w:p>
         </w:tc>
@@ -17916,7 +17916,7 @@
             </w:pPr>
             <w:r/>
             <w:r>
-              <w:t>540.50</w:t>
+              <w:t>541.75</w:t>
             </w:r>
           </w:p>
         </w:tc>
@@ -17944,7 +17944,7 @@
             </w:pPr>
             <w:r/>
             <w:r>
-              <w:t>548.50</w:t>
+              <w:t>549.75</w:t>
             </w:r>
           </w:p>
         </w:tc>
@@ -17972,7 +17972,7 @@
             </w:pPr>
             <w:r/>
             <w:r>
-              <w:t>533.50</w:t>
+              <w:t>534.75</w:t>
             </w:r>
           </w:p>
         </w:tc>
@@ -18003,7 +18003,7 @@
               <w:rPr>
                 <w:b/>
               </w:rPr>
-              <w:t>542.00</w:t>
+              <w:t>543.25</w:t>
             </w:r>
           </w:p>
         </w:tc>
@@ -18151,7 +18151,7 @@
             </w:pPr>
             <w:r/>
             <w:r>
-              <w:t>542.00</w:t>
+              <w:t>543.25</w:t>
             </w:r>
           </w:p>
         </w:tc>
@@ -18179,7 +18179,7 @@
             </w:pPr>
             <w:r/>
             <w:r>
-              <w:t>546.50</w:t>
+              <w:t>547.75</w:t>
             </w:r>
           </w:p>
         </w:tc>
@@ -18207,7 +18207,7 @@
             </w:pPr>
             <w:r/>
             <w:r>
-              <w:t>537.75</w:t>
+              <w:t>539.00</w:t>
             </w:r>
           </w:p>
         </w:tc>
@@ -18238,7 +18238,7 @@
               <w:rPr>
                 <w:b/>
               </w:rPr>
-              <w:t>541.50</w:t>
+              <w:t>542.75</w:t>
             </w:r>
           </w:p>
         </w:tc>
@@ -18386,7 +18386,7 @@
             </w:pPr>
             <w:r/>
             <w:r>
-              <w:t>541.50</w:t>
+              <w:t>542.75</w:t>
             </w:r>
           </w:p>
         </w:tc>
@@ -18414,7 +18414,7 @@
             </w:pPr>
             <w:r/>
             <w:r>
-              <w:t>543.75</w:t>
+              <w:t>545.00</w:t>
             </w:r>
           </w:p>
         </w:tc>
@@ -18442,7 +18442,7 @@
             </w:pPr>
             <w:r/>
             <w:r>
-              <w:t>538.75</w:t>
+              <w:t>540.00</w:t>
             </w:r>
           </w:p>
         </w:tc>
@@ -18473,7 +18473,7 @@
               <w:rPr>
                 <w:b/>
               </w:rPr>
-              <w:t>541.25</w:t>
+              <w:t>542.50</w:t>
             </w:r>
           </w:p>
         </w:tc>
@@ -18621,7 +18621,7 @@
             </w:pPr>
             <w:r/>
             <w:r>
-              <w:t>541.25</w:t>
+              <w:t>542.50</w:t>
             </w:r>
           </w:p>
         </w:tc>
@@ -18649,7 +18649,7 @@
             </w:pPr>
             <w:r/>
             <w:r>
-              <w:t>543.25</w:t>
+              <w:t>544.50</w:t>
             </w:r>
           </w:p>
         </w:tc>
@@ -18677,7 +18677,7 @@
             </w:pPr>
             <w:r/>
             <w:r>
-              <w:t>536.75</w:t>
+              <w:t>538.00</w:t>
             </w:r>
           </w:p>
         </w:tc>
@@ -18708,7 +18708,7 @@
               <w:rPr>
                 <w:b/>
               </w:rPr>
-              <w:t>541.50</w:t>
+              <w:t>542.75</w:t>
             </w:r>
           </w:p>
         </w:tc>
@@ -18856,7 +18856,7 @@
             </w:pPr>
             <w:r/>
             <w:r>
-              <w:t>541.50</w:t>
+              <w:t>542.75</w:t>
             </w:r>
           </w:p>
         </w:tc>
@@ -18884,7 +18884,7 @@
             </w:pPr>
             <w:r/>
             <w:r>
-              <w:t>545.25</w:t>
+              <w:t>546.50</w:t>
             </w:r>
           </w:p>
         </w:tc>
@@ -18912,7 +18912,7 @@
             </w:pPr>
             <w:r/>
             <w:r>
-              <w:t>538.75</w:t>
+              <w:t>540.00</w:t>
             </w:r>
           </w:p>
         </w:tc>
@@ -18943,7 +18943,7 @@
               <w:rPr>
                 <w:b/>
               </w:rPr>
-              <w:t>542.00</w:t>
+              <w:t>543.25</w:t>
             </w:r>
           </w:p>
         </w:tc>
@@ -19091,7 +19091,7 @@
             </w:pPr>
             <w:r/>
             <w:r>
-              <w:t>542.00</w:t>
+              <w:t>543.25</w:t>
             </w:r>
           </w:p>
         </w:tc>
@@ -19119,7 +19119,7 @@
             </w:pPr>
             <w:r/>
             <w:r>
-              <w:t>545.00</w:t>
+              <w:t>546.25</w:t>
             </w:r>
           </w:p>
         </w:tc>
@@ -19147,7 +19147,7 @@
             </w:pPr>
             <w:r/>
             <w:r>
-              <w:t>537.50</w:t>
+              <w:t>538.75</w:t>
             </w:r>
           </w:p>
         </w:tc>
@@ -19178,7 +19178,7 @@
               <w:rPr>
                 <w:b/>
               </w:rPr>
-              <w:t>542.25</w:t>
+              <w:t>543.50</w:t>
             </w:r>
           </w:p>
         </w:tc>
@@ -19326,7 +19326,7 @@
             </w:pPr>
             <w:r/>
             <w:r>
-              <w:t>542.25</w:t>
+              <w:t>543.50</w:t>
             </w:r>
           </w:p>
         </w:tc>
@@ -19354,7 +19354,7 @@
             </w:pPr>
             <w:r/>
             <w:r>
-              <w:t>546.50</w:t>
+              <w:t>547.75</w:t>
             </w:r>
           </w:p>
         </w:tc>
@@ -19382,7 +19382,7 @@
             </w:pPr>
             <w:r/>
             <w:r>
-              <w:t>539.00</w:t>
+              <w:t>540.25</w:t>
             </w:r>
           </w:p>
         </w:tc>
@@ -19413,7 +19413,7 @@
               <w:rPr>
                 <w:b/>
               </w:rPr>
-              <w:t>543.00</w:t>
+              <w:t>544.25</w:t>
             </w:r>
           </w:p>
         </w:tc>
@@ -19561,7 +19561,7 @@
             </w:pPr>
             <w:r/>
             <w:r>
-              <w:t>543.00</w:t>
+              <w:t>544.25</w:t>
             </w:r>
           </w:p>
         </w:tc>
@@ -19589,7 +19589,7 @@
             </w:pPr>
             <w:r/>
             <w:r>
-              <w:t>546.50</w:t>
+              <w:t>547.75</w:t>
             </w:r>
           </w:p>
         </w:tc>
@@ -19617,7 +19617,7 @@
             </w:pPr>
             <w:r/>
             <w:r>
-              <w:t>540.75</w:t>
+              <w:t>542.00</w:t>
             </w:r>
           </w:p>
         </w:tc>
@@ -19648,7 +19648,7 @@
               <w:rPr>
                 <w:b/>
               </w:rPr>
-              <w:t>543.00</w:t>
+              <w:t>544.25</w:t>
             </w:r>
           </w:p>
         </w:tc>
@@ -19796,7 +19796,7 @@
             </w:pPr>
             <w:r/>
             <w:r>
-              <w:t>543.00</w:t>
+              <w:t>544.25</w:t>
             </w:r>
           </w:p>
         </w:tc>
@@ -19824,7 +19824,7 @@
             </w:pPr>
             <w:r/>
             <w:r>
-              <w:t>546.75</w:t>
+              <w:t>548.00</w:t>
             </w:r>
           </w:p>
         </w:tc>
@@ -19852,7 +19852,7 @@
             </w:pPr>
             <w:r/>
             <w:r>
-              <w:t>539.50</w:t>
+              <w:t>540.75</w:t>
             </w:r>
           </w:p>
         </w:tc>
@@ -19883,7 +19883,7 @@
               <w:rPr>
                 <w:b/>
               </w:rPr>
-              <w:t>542.75</w:t>
+              <w:t>544.00</w:t>
             </w:r>
           </w:p>
         </w:tc>
@@ -20031,7 +20031,7 @@
             </w:pPr>
             <w:r/>
             <w:r>
-              <w:t>542.75</w:t>
+              <w:t>544.00</w:t>
             </w:r>
           </w:p>
         </w:tc>
@@ -20059,7 +20059,7 @@
             </w:pPr>
             <w:r/>
             <w:r>
-              <w:t>546.25</w:t>
+              <w:t>547.50</w:t>
             </w:r>
           </w:p>
         </w:tc>
@@ -20087,7 +20087,7 @@
             </w:pPr>
             <w:r/>
             <w:r>
-              <w:t>539.50</w:t>
+              <w:t>540.75</w:t>
             </w:r>
           </w:p>
         </w:tc>
@@ -20118,7 +20118,7 @@
               <w:rPr>
                 <w:b/>
               </w:rPr>
-              <w:t>542.50</w:t>
+              <w:t>543.75</w:t>
             </w:r>
           </w:p>
         </w:tc>
@@ -20266,7 +20266,7 @@
             </w:pPr>
             <w:r/>
             <w:r>
-              <w:t>542.50</w:t>
+              <w:t>543.75</w:t>
             </w:r>
           </w:p>
         </w:tc>
@@ -20294,7 +20294,7 @@
             </w:pPr>
             <w:r/>
             <w:r>
-              <w:t>545.50</w:t>
+              <w:t>546.75</w:t>
             </w:r>
           </w:p>
         </w:tc>
@@ -20322,7 +20322,7 @@
             </w:pPr>
             <w:r/>
             <w:r>
-              <w:t>539.75</w:t>
+              <w:t>541.00</w:t>
             </w:r>
           </w:p>
         </w:tc>
@@ -20353,7 +20353,7 @@
               <w:rPr>
                 <w:b/>
               </w:rPr>
-              <w:t>542.75</w:t>
+              <w:t>544.00</w:t>
             </w:r>
           </w:p>
         </w:tc>
@@ -20501,7 +20501,7 @@
             </w:pPr>
             <w:r/>
             <w:r>
-              <w:t>542.75</w:t>
+              <w:t>544.00</w:t>
             </w:r>
           </w:p>
         </w:tc>
@@ -20529,7 +20529,7 @@
             </w:pPr>
             <w:r/>
             <w:r>
-              <w:t>545.75</w:t>
+              <w:t>547.00</w:t>
             </w:r>
           </w:p>
         </w:tc>
@@ -20557,7 +20557,7 @@
             </w:pPr>
             <w:r/>
             <w:r>
-              <w:t>540.00</w:t>
+              <w:t>541.25</w:t>
             </w:r>
           </w:p>
         </w:tc>
@@ -20588,7 +20588,7 @@
               <w:rPr>
                 <w:b/>
               </w:rPr>
-              <w:t>542.75</w:t>
+              <w:t>544.00</w:t>
             </w:r>
           </w:p>
         </w:tc>
@@ -20736,7 +20736,7 @@
             </w:pPr>
             <w:r/>
             <w:r>
-              <w:t>542.75</w:t>
+              <w:t>544.00</w:t>
             </w:r>
           </w:p>
         </w:tc>
@@ -20764,7 +20764,7 @@
             </w:pPr>
             <w:r/>
             <w:r>
-              <w:t>546.75</w:t>
+              <w:t>548.00</w:t>
             </w:r>
           </w:p>
         </w:tc>
@@ -20792,7 +20792,7 @@
             </w:pPr>
             <w:r/>
             <w:r>
-              <w:t>539.25</w:t>
+              <w:t>540.50</w:t>
             </w:r>
           </w:p>
         </w:tc>
@@ -20823,7 +20823,7 @@
               <w:rPr>
                 <w:b/>
               </w:rPr>
-              <w:t>543.25</w:t>
+              <w:t>544.50</w:t>
             </w:r>
           </w:p>
         </w:tc>
@@ -20971,7 +20971,7 @@
             </w:pPr>
             <w:r/>
             <w:r>
-              <w:t>543.25</w:t>
+              <w:t>544.50</w:t>
             </w:r>
           </w:p>
         </w:tc>
@@ -20999,7 +20999,7 @@
             </w:pPr>
             <w:r/>
             <w:r>
-              <w:t>547.25</w:t>
+              <w:t>548.50</w:t>
             </w:r>
           </w:p>
         </w:tc>
@@ -21027,7 +21027,7 @@
             </w:pPr>
             <w:r/>
             <w:r>
-              <w:t>541.50</w:t>
+              <w:t>542.75</w:t>
             </w:r>
           </w:p>
         </w:tc>
@@ -21058,7 +21058,7 @@
               <w:rPr>
                 <w:b/>
               </w:rPr>
-              <w:t>543.00</w:t>
+              <w:t>544.25</w:t>
             </w:r>
           </w:p>
         </w:tc>
@@ -21781,7 +21781,7 @@
         <w:t>Giá Chốt Phiên (Close):</w:t>
       </w:r>
       <w:r>
-        <w:t xml:space="preserve"> 751.50 cents | </w:t>
+        <w:t xml:space="preserve"> 753.75 cents | </w:t>
       </w:r>
       <w:r>
         <w:rPr>
@@ -21796,10 +21796,10 @@
         <w:rPr>
           <w:b/>
         </w:rPr>
-        <w:t>`753.82 cents`</w:t>
+        <w:t>`755.92 cents`</w:t>
       </w:r>
       <w:r>
-        <w:t xml:space="preserve"> (+2.32).</w:t>
+        <w:t xml:space="preserve"> (+2.17).</w:t>
       </w:r>
     </w:p>
     <w:p>
@@ -21820,7 +21820,7 @@
         <w:rPr>
           <w:b/>
         </w:rPr>
-        <w:t>`7,170`</w:t>
+        <w:t>`10,298`</w:t>
       </w:r>
       <w:r>
         <w:t xml:space="preserve"> (Chênh lệch: </w:t>
@@ -21829,7 +21829,7 @@
         <w:rPr>
           <w:b/>
         </w:rPr>
-        <w:t>`-95,296`</w:t>
+        <w:t>`-92,168`</w:t>
       </w:r>
       <w:r>
         <w:t xml:space="preserve">) | OI: </w:t>
@@ -21871,7 +21871,7 @@
         <w:rPr>
           <w:b/>
         </w:rPr>
-        <w:t>`Không phát hiện mô hình nến đặc biệt`</w:t>
+        <w:t>`Doji (Nến lưỡng lự thế trận)`</w:t>
       </w:r>
     </w:p>
     <w:p>
@@ -22163,7 +22163,7 @@
               <w:rPr>
                 <w:b/>
               </w:rPr>
-              <w:t>99.89</w:t>
+              <w:t>100.70</w:t>
             </w:r>
           </w:p>
         </w:tc>
@@ -22194,7 +22194,7 @@
               <w:rPr>
                 <w:b/>
               </w:rPr>
-              <w:t>+2.01%</w:t>
+              <w:t>+2.84%</w:t>
             </w:r>
           </w:p>
         </w:tc>
@@ -22286,7 +22286,7 @@
               <w:rPr>
                 <w:b/>
               </w:rPr>
-              <w:t>98.65</w:t>
+              <w:t>98.81</w:t>
             </w:r>
           </w:p>
         </w:tc>
@@ -22317,7 +22317,7 @@
               <w:rPr>
                 <w:b/>
               </w:rPr>
-              <w:t>-0.20%</w:t>
+              <w:t>-0.03%</w:t>
             </w:r>
           </w:p>
         </w:tc>
@@ -22921,7 +22921,7 @@
         <w:t xml:space="preserve"> EMA_21 </w:t>
       </w:r>
       <w:r>
-        <w:t xml:space="preserve"> (746.28) &lt; </w:t>
+        <w:t xml:space="preserve"> (747.88) &lt; </w:t>
       </w:r>
       <w:r>
         <w:rPr>
@@ -22932,7 +22932,7 @@
         <w:t xml:space="preserve"> EMA_50 </w:t>
       </w:r>
       <w:r>
-        <w:t xml:space="preserve"> (749.83).</w:t>
+        <w:t xml:space="preserve"> (750.15).</w:t>
       </w:r>
     </w:p>
     <w:p>
@@ -22953,7 +22953,7 @@
         <w:rPr>
           <w:b/>
         </w:rPr>
-        <w:t>`55.91`</w:t>
+        <w:t>`58.54`</w:t>
       </w:r>
       <w:r>
         <w:t xml:space="preserve"> | ATR (14) = </w:t>
@@ -22962,7 +22962,7 @@
         <w:rPr>
           <w:b/>
         </w:rPr>
-        <w:t>`5.15`</w:t>
+        <w:t>`4.64`</w:t>
       </w:r>
       <w:r>
         <w:t xml:space="preserve"> cents | Volatility = </w:t>
@@ -22971,7 +22971,7 @@
         <w:rPr>
           <w:b/>
         </w:rPr>
-        <w:t>`6.00 cents`</w:t>
+        <w:t>`3.25 cents`</w:t>
       </w:r>
       <w:r>
         <w:t>.</w:t>
@@ -23746,7 +23746,7 @@
           <w:b/>
           <w:color w:val="B91C1C"/>
         </w:rPr>
-        <w:t>`746.28 - 749.83 cents (Canh bán hồi kỹ thuật H1)`</w:t>
+        <w:t>`747.88 - 750.15 cents (Canh bán hồi kỹ thuật H1)`</w:t>
       </w:r>
       <w:r>
         <w:t xml:space="preserve"> | SL: </w:t>
@@ -23755,7 +23755,7 @@
         <w:rPr>
           <w:b/>
         </w:rPr>
-        <w:t>`802.72 cents (Trên kháng cự R2 + 1.5x ATR)`</w:t>
+        <w:t>`801.96 cents (Trên kháng cự R2 + 1.5x ATR)`</w:t>
       </w:r>
       <w:r>
         <w:t xml:space="preserve"> | TP: </w:t>
@@ -23826,7 +23826,7 @@
         <w:rPr>
           <w:b/>
         </w:rPr>
-        <w:t>`640.10 cents`</w:t>
+        <w:t>`640.61 cents`</w:t>
       </w:r>
       <w:r>
         <w:t xml:space="preserve"> | TP: </w:t>
@@ -23872,7 +23872,7 @@
         <w:rPr>
           <w:b/>
         </w:rPr>
-        <w:t>`763.15 cents`</w:t>
+        <w:t>`762.64 cents`</w:t>
       </w:r>
       <w:r>
         <w:t xml:space="preserve"> | TP: </w:t>
@@ -23921,7 +23921,7 @@
         <w:rPr>
           <w:b/>
         </w:rPr>
-        <w:t>`624.67 - 645.25 cents`</w:t>
+        <w:t>`626.68 - 645.25 cents`</w:t>
       </w:r>
     </w:p>
     <w:p>
@@ -24328,7 +24328,7 @@
             </w:pPr>
             <w:r/>
             <w:r>
-              <w:t>751.50</w:t>
+              <w:t>753.75</w:t>
             </w:r>
           </w:p>
         </w:tc>
@@ -24356,7 +24356,7 @@
             </w:pPr>
             <w:r/>
             <w:r>
-              <w:t>762.75</w:t>
+              <w:t>765.00</w:t>
             </w:r>
           </w:p>
         </w:tc>
@@ -24384,7 +24384,7 @@
             </w:pPr>
             <w:r/>
             <w:r>
-              <w:t>746.00</w:t>
+              <w:t>748.25</w:t>
             </w:r>
           </w:p>
         </w:tc>
@@ -24415,7 +24415,7 @@
               <w:rPr>
                 <w:b/>
               </w:rPr>
-              <w:t>750.75</w:t>
+              <w:t>753.00</w:t>
             </w:r>
           </w:p>
         </w:tc>
@@ -24563,7 +24563,7 @@
             </w:pPr>
             <w:r/>
             <w:r>
-              <w:t>750.75</w:t>
+              <w:t>753.00</w:t>
             </w:r>
           </w:p>
         </w:tc>
@@ -24591,7 +24591,7 @@
             </w:pPr>
             <w:r/>
             <w:r>
-              <w:t>758.25</w:t>
+              <w:t>760.50</w:t>
             </w:r>
           </w:p>
         </w:tc>
@@ -24619,7 +24619,7 @@
             </w:pPr>
             <w:r/>
             <w:r>
-              <w:t>744.75</w:t>
+              <w:t>747.00</w:t>
             </w:r>
           </w:p>
         </w:tc>
@@ -24650,7 +24650,7 @@
               <w:rPr>
                 <w:b/>
               </w:rPr>
-              <w:t>750.25</w:t>
+              <w:t>752.50</w:t>
             </w:r>
           </w:p>
         </w:tc>
@@ -24798,7 +24798,7 @@
             </w:pPr>
             <w:r/>
             <w:r>
-              <w:t>750.25</w:t>
+              <w:t>752.50</w:t>
             </w:r>
           </w:p>
         </w:tc>
@@ -24826,7 +24826,7 @@
             </w:pPr>
             <w:r/>
             <w:r>
-              <w:t>764.00</w:t>
+              <w:t>766.25</w:t>
             </w:r>
           </w:p>
         </w:tc>
@@ -24854,7 +24854,7 @@
             </w:pPr>
             <w:r/>
             <w:r>
-              <w:t>735.50</w:t>
+              <w:t>737.75</w:t>
             </w:r>
           </w:p>
         </w:tc>
@@ -24885,7 +24885,7 @@
               <w:rPr>
                 <w:b/>
               </w:rPr>
-              <w:t>752.25</w:t>
+              <w:t>754.50</w:t>
             </w:r>
           </w:p>
         </w:tc>
@@ -25033,7 +25033,7 @@
             </w:pPr>
             <w:r/>
             <w:r>
-              <w:t>752.25</w:t>
+              <w:t>754.50</w:t>
             </w:r>
           </w:p>
         </w:tc>
@@ -25061,7 +25061,7 @@
             </w:pPr>
             <w:r/>
             <w:r>
-              <w:t>765.50</w:t>
+              <w:t>767.75</w:t>
             </w:r>
           </w:p>
         </w:tc>
@@ -25089,7 +25089,7 @@
             </w:pPr>
             <w:r/>
             <w:r>
-              <w:t>744.00</w:t>
+              <w:t>746.25</w:t>
             </w:r>
           </w:p>
         </w:tc>
@@ -25120,7 +25120,7 @@
               <w:rPr>
                 <w:b/>
               </w:rPr>
-              <w:t>753.50</w:t>
+              <w:t>755.75</w:t>
             </w:r>
           </w:p>
         </w:tc>
@@ -25268,7 +25268,7 @@
             </w:pPr>
             <w:r/>
             <w:r>
-              <w:t>753.50</w:t>
+              <w:t>755.75</w:t>
             </w:r>
           </w:p>
         </w:tc>
@@ -25296,7 +25296,7 @@
             </w:pPr>
             <w:r/>
             <w:r>
-              <w:t>770.00</w:t>
+              <w:t>772.25</w:t>
             </w:r>
           </w:p>
         </w:tc>
@@ -25324,7 +25324,7 @@
             </w:pPr>
             <w:r/>
             <w:r>
-              <w:t>743.00</w:t>
+              <w:t>745.25</w:t>
             </w:r>
           </w:p>
         </w:tc>
@@ -25355,7 +25355,7 @@
               <w:rPr>
                 <w:b/>
               </w:rPr>
-              <w:t>758.00</w:t>
+              <w:t>760.25</w:t>
             </w:r>
           </w:p>
         </w:tc>
@@ -25503,7 +25503,7 @@
             </w:pPr>
             <w:r/>
             <w:r>
-              <w:t>758.00</w:t>
+              <w:t>760.25</w:t>
             </w:r>
           </w:p>
         </w:tc>
@@ -25531,7 +25531,7 @@
             </w:pPr>
             <w:r/>
             <w:r>
-              <w:t>765.75</w:t>
+              <w:t>768.00</w:t>
             </w:r>
           </w:p>
         </w:tc>
@@ -25559,7 +25559,7 @@
             </w:pPr>
             <w:r/>
             <w:r>
-              <w:t>747.00</w:t>
+              <w:t>749.25</w:t>
             </w:r>
           </w:p>
         </w:tc>
@@ -25590,7 +25590,7 @@
               <w:rPr>
                 <w:b/>
               </w:rPr>
-              <w:t>759.25</w:t>
+              <w:t>761.50</w:t>
             </w:r>
           </w:p>
         </w:tc>
@@ -25738,7 +25738,7 @@
             </w:pPr>
             <w:r/>
             <w:r>
-              <w:t>759.25</w:t>
+              <w:t>761.50</w:t>
             </w:r>
           </w:p>
         </w:tc>
@@ -25766,7 +25766,7 @@
             </w:pPr>
             <w:r/>
             <w:r>
-              <w:t>767.50</w:t>
+              <w:t>769.75</w:t>
             </w:r>
           </w:p>
         </w:tc>
@@ -25794,7 +25794,7 @@
             </w:pPr>
             <w:r/>
             <w:r>
-              <w:t>748.75</w:t>
+              <w:t>751.00</w:t>
             </w:r>
           </w:p>
         </w:tc>
@@ -25825,7 +25825,7 @@
               <w:rPr>
                 <w:b/>
               </w:rPr>
-              <w:t>761.00</w:t>
+              <w:t>763.25</w:t>
             </w:r>
           </w:p>
         </w:tc>
@@ -25973,7 +25973,7 @@
             </w:pPr>
             <w:r/>
             <w:r>
-              <w:t>761.00</w:t>
+              <w:t>763.25</w:t>
             </w:r>
           </w:p>
         </w:tc>
@@ -26001,7 +26001,7 @@
             </w:pPr>
             <w:r/>
             <w:r>
-              <w:t>773.25</w:t>
+              <w:t>775.50</w:t>
             </w:r>
           </w:p>
         </w:tc>
@@ -26029,7 +26029,7 @@
             </w:pPr>
             <w:r/>
             <w:r>
-              <w:t>751.25</w:t>
+              <w:t>753.50</w:t>
             </w:r>
           </w:p>
         </w:tc>
@@ -26060,7 +26060,7 @@
               <w:rPr>
                 <w:b/>
               </w:rPr>
-              <w:t>760.00</w:t>
+              <w:t>762.25</w:t>
             </w:r>
           </w:p>
         </w:tc>
@@ -26208,7 +26208,7 @@
             </w:pPr>
             <w:r/>
             <w:r>
-              <w:t>760.00</w:t>
+              <w:t>762.25</w:t>
             </w:r>
           </w:p>
         </w:tc>
@@ -26236,7 +26236,7 @@
             </w:pPr>
             <w:r/>
             <w:r>
-              <w:t>770.50</w:t>
+              <w:t>772.75</w:t>
             </w:r>
           </w:p>
         </w:tc>
@@ -26264,7 +26264,7 @@
             </w:pPr>
             <w:r/>
             <w:r>
-              <w:t>745.25</w:t>
+              <w:t>747.50</w:t>
             </w:r>
           </w:p>
         </w:tc>
@@ -26295,7 +26295,7 @@
               <w:rPr>
                 <w:b/>
               </w:rPr>
-              <w:t>762.25</w:t>
+              <w:t>764.50</w:t>
             </w:r>
           </w:p>
         </w:tc>
@@ -26443,7 +26443,7 @@
             </w:pPr>
             <w:r/>
             <w:r>
-              <w:t>762.25</w:t>
+              <w:t>764.50</w:t>
             </w:r>
           </w:p>
         </w:tc>
@@ -26471,7 +26471,7 @@
             </w:pPr>
             <w:r/>
             <w:r>
-              <w:t>772.75</w:t>
+              <w:t>775.00</w:t>
             </w:r>
           </w:p>
         </w:tc>
@@ -26499,7 +26499,7 @@
             </w:pPr>
             <w:r/>
             <w:r>
-              <w:t>756.00</w:t>
+              <w:t>758.25</w:t>
             </w:r>
           </w:p>
         </w:tc>
@@ -26530,7 +26530,7 @@
               <w:rPr>
                 <w:b/>
               </w:rPr>
-              <w:t>763.00</w:t>
+              <w:t>765.25</w:t>
             </w:r>
           </w:p>
         </w:tc>
@@ -26678,7 +26678,7 @@
             </w:pPr>
             <w:r/>
             <w:r>
-              <w:t>763.00</w:t>
+              <w:t>765.25</w:t>
             </w:r>
           </w:p>
         </w:tc>
@@ -26706,7 +26706,7 @@
             </w:pPr>
             <w:r/>
             <w:r>
-              <w:t>777.25</w:t>
+              <w:t>779.50</w:t>
             </w:r>
           </w:p>
         </w:tc>
@@ -26734,7 +26734,7 @@
             </w:pPr>
             <w:r/>
             <w:r>
-              <w:t>748.25</w:t>
+              <w:t>750.50</w:t>
             </w:r>
           </w:p>
         </w:tc>
@@ -26765,7 +26765,7 @@
               <w:rPr>
                 <w:b/>
               </w:rPr>
-              <w:t>765.00</w:t>
+              <w:t>767.25</w:t>
             </w:r>
           </w:p>
         </w:tc>
@@ -26913,7 +26913,7 @@
             </w:pPr>
             <w:r/>
             <w:r>
-              <w:t>765.00</w:t>
+              <w:t>767.25</w:t>
             </w:r>
           </w:p>
         </w:tc>
@@ -26941,7 +26941,7 @@
             </w:pPr>
             <w:r/>
             <w:r>
-              <w:t>771.50</w:t>
+              <w:t>773.75</w:t>
             </w:r>
           </w:p>
         </w:tc>
@@ -26969,7 +26969,7 @@
             </w:pPr>
             <w:r/>
             <w:r>
-              <w:t>758.25</w:t>
+              <w:t>760.50</w:t>
             </w:r>
           </w:p>
         </w:tc>
@@ -27000,7 +27000,7 @@
               <w:rPr>
                 <w:b/>
               </w:rPr>
-              <w:t>765.25</w:t>
+              <w:t>767.50</w:t>
             </w:r>
           </w:p>
         </w:tc>
@@ -27148,7 +27148,7 @@
             </w:pPr>
             <w:r/>
             <w:r>
-              <w:t>765.25</w:t>
+              <w:t>767.50</w:t>
             </w:r>
           </w:p>
         </w:tc>
@@ -27176,7 +27176,7 @@
             </w:pPr>
             <w:r/>
             <w:r>
-              <w:t>775.50</w:t>
+              <w:t>777.75</w:t>
             </w:r>
           </w:p>
         </w:tc>
@@ -27204,7 +27204,7 @@
             </w:pPr>
             <w:r/>
             <w:r>
-              <w:t>757.25</w:t>
+              <w:t>759.50</w:t>
             </w:r>
           </w:p>
         </w:tc>
@@ -27235,7 +27235,7 @@
               <w:rPr>
                 <w:b/>
               </w:rPr>
-              <w:t>765.75</w:t>
+              <w:t>768.00</w:t>
             </w:r>
           </w:p>
         </w:tc>
@@ -27383,7 +27383,7 @@
             </w:pPr>
             <w:r/>
             <w:r>
-              <w:t>765.75</w:t>
+              <w:t>768.00</w:t>
             </w:r>
           </w:p>
         </w:tc>
@@ -27411,7 +27411,7 @@
             </w:pPr>
             <w:r/>
             <w:r>
-              <w:t>772.75</w:t>
+              <w:t>775.00</w:t>
             </w:r>
           </w:p>
         </w:tc>
@@ -27439,7 +27439,7 @@
             </w:pPr>
             <w:r/>
             <w:r>
-              <w:t>759.75</w:t>
+              <w:t>762.00</w:t>
             </w:r>
           </w:p>
         </w:tc>
@@ -27470,7 +27470,7 @@
               <w:rPr>
                 <w:b/>
               </w:rPr>
-              <w:t>765.00</w:t>
+              <w:t>767.25</w:t>
             </w:r>
           </w:p>
         </w:tc>
@@ -27618,7 +27618,7 @@
             </w:pPr>
             <w:r/>
             <w:r>
-              <w:t>765.00</w:t>
+              <w:t>767.25</w:t>
             </w:r>
           </w:p>
         </w:tc>
@@ -27646,7 +27646,7 @@
             </w:pPr>
             <w:r/>
             <w:r>
-              <w:t>778.50</w:t>
+              <w:t>780.75</w:t>
             </w:r>
           </w:p>
         </w:tc>
@@ -27674,7 +27674,7 @@
             </w:pPr>
             <w:r/>
             <w:r>
-              <w:t>752.00</w:t>
+              <w:t>754.25</w:t>
             </w:r>
           </w:p>
         </w:tc>
@@ -27705,7 +27705,7 @@
               <w:rPr>
                 <w:b/>
               </w:rPr>
-              <w:t>766.75</w:t>
+              <w:t>769.00</w:t>
             </w:r>
           </w:p>
         </w:tc>
@@ -27853,7 +27853,7 @@
             </w:pPr>
             <w:r/>
             <w:r>
-              <w:t>766.75</w:t>
+              <w:t>769.00</w:t>
             </w:r>
           </w:p>
         </w:tc>
@@ -27881,7 +27881,7 @@
             </w:pPr>
             <w:r/>
             <w:r>
-              <w:t>776.00</w:t>
+              <w:t>778.25</w:t>
             </w:r>
           </w:p>
         </w:tc>
@@ -27909,7 +27909,7 @@
             </w:pPr>
             <w:r/>
             <w:r>
-              <w:t>756.00</w:t>
+              <w:t>758.25</w:t>
             </w:r>
           </w:p>
         </w:tc>
@@ -27940,7 +27940,7 @@
               <w:rPr>
                 <w:b/>
               </w:rPr>
-              <w:t>767.25</w:t>
+              <w:t>769.50</w:t>
             </w:r>
           </w:p>
         </w:tc>
@@ -28088,7 +28088,7 @@
             </w:pPr>
             <w:r/>
             <w:r>
-              <w:t>767.25</w:t>
+              <w:t>769.50</w:t>
             </w:r>
           </w:p>
         </w:tc>
@@ -28116,7 +28116,7 @@
             </w:pPr>
             <w:r/>
             <w:r>
-              <w:t>779.50</w:t>
+              <w:t>781.75</w:t>
             </w:r>
           </w:p>
         </w:tc>
@@ -28144,7 +28144,7 @@
             </w:pPr>
             <w:r/>
             <w:r>
-              <w:t>753.00</w:t>
+              <w:t>755.25</w:t>
             </w:r>
           </w:p>
         </w:tc>
@@ -28175,7 +28175,7 @@
               <w:rPr>
                 <w:b/>
               </w:rPr>
-              <w:t>765.75</w:t>
+              <w:t>768.00</w:t>
             </w:r>
           </w:p>
         </w:tc>
@@ -28323,7 +28323,7 @@
             </w:pPr>
             <w:r/>
             <w:r>
-              <w:t>765.75</w:t>
+              <w:t>768.00</w:t>
             </w:r>
           </w:p>
         </w:tc>
@@ -28351,7 +28351,7 @@
             </w:pPr>
             <w:r/>
             <w:r>
-              <w:t>772.75</w:t>
+              <w:t>775.00</w:t>
             </w:r>
           </w:p>
         </w:tc>
@@ -28379,7 +28379,7 @@
             </w:pPr>
             <w:r/>
             <w:r>
-              <w:t>756.25</w:t>
+              <w:t>758.50</w:t>
             </w:r>
           </w:p>
         </w:tc>
@@ -28410,7 +28410,7 @@
               <w:rPr>
                 <w:b/>
               </w:rPr>
-              <w:t>766.25</w:t>
+              <w:t>768.50</w:t>
             </w:r>
           </w:p>
         </w:tc>
@@ -28558,7 +28558,7 @@
             </w:pPr>
             <w:r/>
             <w:r>
-              <w:t>766.25</w:t>
+              <w:t>768.50</w:t>
             </w:r>
           </w:p>
         </w:tc>
@@ -28586,7 +28586,7 @@
             </w:pPr>
             <w:r/>
             <w:r>
-              <w:t>776.75</w:t>
+              <w:t>779.00</w:t>
             </w:r>
           </w:p>
         </w:tc>
@@ -28614,7 +28614,7 @@
             </w:pPr>
             <w:r/>
             <w:r>
-              <w:t>759.00</w:t>
+              <w:t>761.25</w:t>
             </w:r>
           </w:p>
         </w:tc>
@@ -28645,7 +28645,7 @@
               <w:rPr>
                 <w:b/>
               </w:rPr>
-              <w:t>766.00</w:t>
+              <w:t>768.25</w:t>
             </w:r>
           </w:p>
         </w:tc>
@@ -28793,7 +28793,7 @@
             </w:pPr>
             <w:r/>
             <w:r>
-              <w:t>766.00</w:t>
+              <w:t>768.25</w:t>
             </w:r>
           </w:p>
         </w:tc>
@@ -28821,7 +28821,7 @@
             </w:pPr>
             <w:r/>
             <w:r>
-              <w:t>775.75</w:t>
+              <w:t>778.00</w:t>
             </w:r>
           </w:p>
         </w:tc>
@@ -28849,7 +28849,7 @@
             </w:pPr>
             <w:r/>
             <w:r>
-              <w:t>756.25</w:t>
+              <w:t>758.50</w:t>
             </w:r>
           </w:p>
         </w:tc>
@@ -28880,7 +28880,7 @@
               <w:rPr>
                 <w:b/>
               </w:rPr>
-              <w:t>766.50</w:t>
+              <w:t>768.75</w:t>
             </w:r>
           </w:p>
         </w:tc>
@@ -29028,7 +29028,7 @@
             </w:pPr>
             <w:r/>
             <w:r>
-              <w:t>766.50</w:t>
+              <w:t>768.75</w:t>
             </w:r>
           </w:p>
         </w:tc>
@@ -29056,7 +29056,7 @@
             </w:pPr>
             <w:r/>
             <w:r>
-              <w:t>777.25</w:t>
+              <w:t>779.50</w:t>
             </w:r>
           </w:p>
         </w:tc>
@@ -29084,7 +29084,7 @@
             </w:pPr>
             <w:r/>
             <w:r>
-              <w:t>759.25</w:t>
+              <w:t>761.50</w:t>
             </w:r>
           </w:p>
         </w:tc>
@@ -29115,7 +29115,7 @@
               <w:rPr>
                 <w:b/>
               </w:rPr>
-              <w:t>767.25</w:t>
+              <w:t>769.50</w:t>
             </w:r>
           </w:p>
         </w:tc>
@@ -29263,7 +29263,7 @@
             </w:pPr>
             <w:r/>
             <w:r>
-              <w:t>767.25</w:t>
+              <w:t>769.50</w:t>
             </w:r>
           </w:p>
         </w:tc>
@@ -29291,7 +29291,7 @@
             </w:pPr>
             <w:r/>
             <w:r>
-              <w:t>773.75</w:t>
+              <w:t>776.00</w:t>
             </w:r>
           </w:p>
         </w:tc>
@@ -29319,7 +29319,7 @@
             </w:pPr>
             <w:r/>
             <w:r>
-              <w:t>758.75</w:t>
+              <w:t>761.00</w:t>
             </w:r>
           </w:p>
         </w:tc>
@@ -29350,7 +29350,7 @@
               <w:rPr>
                 <w:b/>
               </w:rPr>
-              <w:t>767.75</w:t>
+              <w:t>770.00</w:t>
             </w:r>
           </w:p>
         </w:tc>
@@ -29498,7 +29498,7 @@
             </w:pPr>
             <w:r/>
             <w:r>
-              <w:t>767.75</w:t>
+              <w:t>770.00</w:t>
             </w:r>
           </w:p>
         </w:tc>
@@ -29526,7 +29526,7 @@
             </w:pPr>
             <w:r/>
             <w:r>
-              <w:t>778.75</w:t>
+              <w:t>781.00</w:t>
             </w:r>
           </w:p>
         </w:tc>
@@ -29554,7 +29554,7 @@
             </w:pPr>
             <w:r/>
             <w:r>
-              <w:t>756.00</w:t>
+              <w:t>758.25</w:t>
             </w:r>
           </w:p>
         </w:tc>
@@ -29585,7 +29585,7 @@
               <w:rPr>
                 <w:b/>
               </w:rPr>
-              <w:t>771.25</w:t>
+              <w:t>773.50</w:t>
             </w:r>
           </w:p>
         </w:tc>
@@ -29733,7 +29733,7 @@
             </w:pPr>
             <w:r/>
             <w:r>
-              <w:t>771.25</w:t>
+              <w:t>773.50</w:t>
             </w:r>
           </w:p>
         </w:tc>
@@ -29761,7 +29761,7 @@
             </w:pPr>
             <w:r/>
             <w:r>
-              <w:t>776.75</w:t>
+              <w:t>779.00</w:t>
             </w:r>
           </w:p>
         </w:tc>
@@ -29789,7 +29789,7 @@
             </w:pPr>
             <w:r/>
             <w:r>
-              <w:t>763.50</w:t>
+              <w:t>765.75</w:t>
             </w:r>
           </w:p>
         </w:tc>
@@ -29820,7 +29820,7 @@
               <w:rPr>
                 <w:b/>
               </w:rPr>
-              <w:t>772.00</w:t>
+              <w:t>774.25</w:t>
             </w:r>
           </w:p>
         </w:tc>
@@ -29968,7 +29968,7 @@
             </w:pPr>
             <w:r/>
             <w:r>
-              <w:t>772.00</w:t>
+              <w:t>774.25</w:t>
             </w:r>
           </w:p>
         </w:tc>
@@ -29996,7 +29996,7 @@
             </w:pPr>
             <w:r/>
             <w:r>
-              <w:t>781.25</w:t>
+              <w:t>783.50</w:t>
             </w:r>
           </w:p>
         </w:tc>
@@ -30024,7 +30024,7 @@
             </w:pPr>
             <w:r/>
             <w:r>
-              <w:t>765.50</w:t>
+              <w:t>767.75</w:t>
             </w:r>
           </w:p>
         </w:tc>
@@ -30055,7 +30055,7 @@
               <w:rPr>
                 <w:b/>
               </w:rPr>
-              <w:t>771.25</w:t>
+              <w:t>773.50</w:t>
             </w:r>
           </w:p>
         </w:tc>
@@ -30203,7 +30203,7 @@
             </w:pPr>
             <w:r/>
             <w:r>
-              <w:t>771.25</w:t>
+              <w:t>773.50</w:t>
             </w:r>
           </w:p>
         </w:tc>
@@ -30231,7 +30231,7 @@
             </w:pPr>
             <w:r/>
             <w:r>
-              <w:t>778.75</w:t>
+              <w:t>781.00</w:t>
             </w:r>
           </w:p>
         </w:tc>
@@ -30259,7 +30259,7 @@
             </w:pPr>
             <w:r/>
             <w:r>
-              <w:t>765.25</w:t>
+              <w:t>767.50</w:t>
             </w:r>
           </w:p>
         </w:tc>
@@ -30290,7 +30290,7 @@
               <w:rPr>
                 <w:b/>
               </w:rPr>
-              <w:t>770.25</w:t>
+              <w:t>772.50</w:t>
             </w:r>
           </w:p>
         </w:tc>
@@ -30438,7 +30438,7 @@
             </w:pPr>
             <w:r/>
             <w:r>
-              <w:t>770.25</w:t>
+              <w:t>772.50</w:t>
             </w:r>
           </w:p>
         </w:tc>
@@ -30466,7 +30466,7 @@
             </w:pPr>
             <w:r/>
             <w:r>
-              <w:t>777.25</w:t>
+              <w:t>779.50</w:t>
             </w:r>
           </w:p>
         </w:tc>
@@ -30494,7 +30494,7 @@
             </w:pPr>
             <w:r/>
             <w:r>
-              <w:t>756.75</w:t>
+              <w:t>759.00</w:t>
             </w:r>
           </w:p>
         </w:tc>
@@ -30525,7 +30525,7 @@
               <w:rPr>
                 <w:b/>
               </w:rPr>
-              <w:t>771.00</w:t>
+              <w:t>773.25</w:t>
             </w:r>
           </w:p>
         </w:tc>
@@ -30673,7 +30673,7 @@
             </w:pPr>
             <w:r/>
             <w:r>
-              <w:t>771.00</w:t>
+              <w:t>773.25</w:t>
             </w:r>
           </w:p>
         </w:tc>
@@ -30701,7 +30701,7 @@
             </w:pPr>
             <w:r/>
             <w:r>
-              <w:t>780.25</w:t>
+              <w:t>782.50</w:t>
             </w:r>
           </w:p>
         </w:tc>
@@ -30729,7 +30729,7 @@
             </w:pPr>
             <w:r/>
             <w:r>
-              <w:t>763.75</w:t>
+              <w:t>766.00</w:t>
             </w:r>
           </w:p>
         </w:tc>
@@ -30760,7 +30760,7 @@
               <w:rPr>
                 <w:b/>
               </w:rPr>
-              <w:t>770.75</w:t>
+              <w:t>773.00</w:t>
             </w:r>
           </w:p>
         </w:tc>
@@ -30908,7 +30908,7 @@
             </w:pPr>
             <w:r/>
             <w:r>
-              <w:t>770.75</w:t>
+              <w:t>773.00</w:t>
             </w:r>
           </w:p>
         </w:tc>
@@ -30936,7 +30936,7 @@
             </w:pPr>
             <w:r/>
             <w:r>
-              <w:t>779.25</w:t>
+              <w:t>781.50</w:t>
             </w:r>
           </w:p>
         </w:tc>
@@ -30964,7 +30964,7 @@
             </w:pPr>
             <w:r/>
             <w:r>
-              <w:t>756.75</w:t>
+              <w:t>759.00</w:t>
             </w:r>
           </w:p>
         </w:tc>
@@ -30995,7 +30995,7 @@
               <w:rPr>
                 <w:b/>
               </w:rPr>
-              <w:t>772.50</w:t>
+              <w:t>774.75</w:t>
             </w:r>
           </w:p>
         </w:tc>
@@ -31143,7 +31143,7 @@
             </w:pPr>
             <w:r/>
             <w:r>
-              <w:t>772.50</w:t>
+              <w:t>774.75</w:t>
             </w:r>
           </w:p>
         </w:tc>
@@ -31171,7 +31171,7 @@
             </w:pPr>
             <w:r/>
             <w:r>
-              <w:t>778.75</w:t>
+              <w:t>781.00</w:t>
             </w:r>
           </w:p>
         </w:tc>
@@ -31199,7 +31199,7 @@
             </w:pPr>
             <w:r/>
             <w:r>
-              <w:t>766.00</w:t>
+              <w:t>768.25</w:t>
             </w:r>
           </w:p>
         </w:tc>
@@ -31230,7 +31230,7 @@
               <w:rPr>
                 <w:b/>
               </w:rPr>
-              <w:t>771.75</w:t>
+              <w:t>774.00</w:t>
             </w:r>
           </w:p>
         </w:tc>

--- a/Daily Reports/09_09_2026-CBOT Reports.docx
+++ b/Daily Reports/09_09_2026-CBOT Reports.docx
@@ -104,7 +104,7 @@
           <w:color w:val="5C768D"/>
           <w:sz w:val="19"/>
         </w:rPr>
-        <w:t>Cập nhật tự động qua `macro_tracker.py` vào lúc 21:02 ICT ngày 09/09/2026</w:t>
+        <w:t>Cập nhật tự động qua `macro_tracker.py` vào lúc 22:01 ICT ngày 09/09/2026</w:t>
       </w:r>
     </w:p>
     <w:tbl>
@@ -313,7 +313,7 @@
               <w:rPr>
                 <w:b/>
               </w:rPr>
-              <w:t>100.61 / thùng</w:t>
+              <w:t>101.17 / thùng</w:t>
             </w:r>
           </w:p>
         </w:tc>
@@ -344,7 +344,7 @@
               <w:rPr>
                 <w:b/>
               </w:rPr>
-              <w:t>+2.75%</w:t>
+              <w:t>+3.32%</w:t>
             </w:r>
           </w:p>
         </w:tc>
@@ -442,7 +442,7 @@
               <w:rPr>
                 <w:b/>
               </w:rPr>
-              <w:t>98.65</w:t>
+              <w:t>98.67</w:t>
             </w:r>
           </w:p>
         </w:tc>
@@ -473,7 +473,7 @@
               <w:rPr>
                 <w:b/>
               </w:rPr>
-              <w:t>-0.19%</w:t>
+              <w:t>-0.17%</w:t>
             </w:r>
           </w:p>
         </w:tc>
@@ -1218,7 +1218,7 @@
         <w:rPr>
           <w:b/>
         </w:rPr>
-        <w:t>`100.61` (+2.75%)</w:t>
+        <w:t>`101.17` (+3.32%)</w:t>
       </w:r>
       <w:r>
         <w:t xml:space="preserve"> | DXY: </w:t>
@@ -1227,7 +1227,7 @@
         <w:rPr>
           <w:b/>
         </w:rPr>
-        <w:t>`98.65` (-0.19%)</w:t>
+        <w:t>`98.67` (-0.17%)</w:t>
       </w:r>
       <w:r>
         <w:t xml:space="preserve"> | Lúa mì CBOT: </w:t>
@@ -1236,7 +1236,7 @@
         <w:rPr>
           <w:b/>
         </w:rPr>
-        <w:t>`731.50` (+0.20%)</w:t>
+        <w:t>`740.75` (+1.61%)</w:t>
       </w:r>
       <w:r>
         <w:t>.</w:t>
@@ -1306,7 +1306,7 @@
           <w:color w:val="5C768D"/>
           <w:sz w:val="19"/>
         </w:rPr>
-        <w:t>Cập nhật tự động lúc 21:02 ICT ngày 09/09/2026 — Nguồn: NOAA, USDA, BOM Australia</w:t>
+        <w:t>Cập nhật tự động lúc 22:01 ICT ngày 09/09/2026 — Nguồn: NOAA, USDA, BOM Australia</w:t>
       </w:r>
     </w:p>
     <w:p>
@@ -3574,7 +3574,7 @@
               <w:rPr>
                 <w:b/>
               </w:rPr>
-              <w:t>527.25</w:t>
+              <w:t>532.50</w:t>
             </w:r>
           </w:p>
         </w:tc>
@@ -3605,7 +3605,7 @@
               <w:rPr>
                 <w:b/>
               </w:rPr>
-              <w:t>529.14 (+1.89)</w:t>
+              <w:t>533.98 (+1.48)</w:t>
             </w:r>
           </w:p>
         </w:tc>
@@ -3633,7 +3633,7 @@
             </w:pPr>
             <w:r/>
             <w:r>
-              <w:t>Bearish (532.43 &lt; 534.82)</w:t>
+              <w:t>Bearish (532.54 &lt; 534.78)</w:t>
             </w:r>
           </w:p>
         </w:tc>
@@ -3661,7 +3661,7 @@
             </w:pPr>
             <w:r/>
             <w:r>
-              <w:t>4.50 cents</w:t>
+              <w:t>5.00 cents</w:t>
             </w:r>
           </w:p>
         </w:tc>
@@ -3822,7 +3822,7 @@
               <w:rPr>
                 <w:b/>
               </w:rPr>
-              <w:t>731.50</w:t>
+              <w:t>740.75</w:t>
             </w:r>
           </w:p>
         </w:tc>
@@ -3853,7 +3853,7 @@
               <w:rPr>
                 <w:b/>
               </w:rPr>
-              <w:t>735.49 (+3.99)</w:t>
+              <w:t>744.42 (+3.67)</w:t>
             </w:r>
           </w:p>
         </w:tc>
@@ -3881,7 +3881,7 @@
             </w:pPr>
             <w:r/>
             <w:r>
-              <w:t>Bearish (746.21 &lt; 749.17)</w:t>
+              <w:t>Bearish (745.84 &lt; 748.89)</w:t>
             </w:r>
           </w:p>
         </w:tc>
@@ -3909,7 +3909,7 @@
             </w:pPr>
             <w:r/>
             <w:r>
-              <w:t>14.50 cents</w:t>
+              <w:t>10.25 cents</w:t>
             </w:r>
           </w:p>
         </w:tc>
@@ -4347,7 +4347,7 @@
                 <w:b/>
                 <w:color w:val="15803D"/>
               </w:rPr>
-              <w:t>525.00 - 532.43 cents (Canh mua vùng hỗ trợ)</w:t>
+              <w:t>530.75 - 532.54 cents (Canh mua vùng hỗ trợ)</w:t>
             </w:r>
           </w:p>
         </w:tc>
@@ -4378,7 +4378,7 @@
               <w:rPr>
                 <w:b/>
               </w:rPr>
-              <w:t>453.45 cents (Dưới cản S2 + 1.5x ATR)</w:t>
+              <w:t>452.96 cents (Dưới cản S2 + 1.5x ATR)</w:t>
             </w:r>
           </w:p>
         </w:tc>
@@ -4414,7 +4414,7 @@
                 <w:color w:val="D97706"/>
                 <w:sz w:val="19"/>
               </w:rPr>
-              <w:t xml:space="preserve"> 529.00 cents </w:t>
+              <w:t xml:space="preserve"> 534.75 cents </w:t>
             </w:r>
             <w:r>
               <w:t xml:space="preserve"> / TP2: </w:t>
@@ -4559,7 +4559,7 @@
               <w:rPr>
                 <w:b/>
               </w:rPr>
-              <w:t>523.50 - 525.00 cents</w:t>
+              <w:t>529.25 - 530.75 cents</w:t>
             </w:r>
           </w:p>
         </w:tc>
@@ -4590,7 +4590,7 @@
               <w:rPr>
                 <w:b/>
               </w:rPr>
-              <w:t>454.72 cents (Chống quét SL tuyệt đối)</w:t>
+              <w:t>454.39 cents (Chống quét SL tuyệt đối)</w:t>
             </w:r>
           </w:p>
         </w:tc>
@@ -4752,7 +4752,7 @@
               <w:rPr>
                 <w:b/>
               </w:rPr>
-              <w:t>529.00 - 530.50 cents</w:t>
+              <w:t>534.75 - 536.25 cents</w:t>
             </w:r>
           </w:p>
         </w:tc>
@@ -4783,7 +4783,7 @@
               <w:rPr>
                 <w:b/>
               </w:rPr>
-              <w:t>531.53 cents</w:t>
+              <w:t>537.61 cents</w:t>
             </w:r>
           </w:p>
         </w:tc>
@@ -4945,7 +4945,7 @@
               <w:rPr>
                 <w:b/>
               </w:rPr>
-              <w:t>447.12 - 457.25 cents</w:t>
+              <w:t>445.80 - 457.25 cents</w:t>
             </w:r>
           </w:p>
         </w:tc>
@@ -5126,7 +5126,7 @@
                 <w:b/>
                 <w:color w:val="B91C1C"/>
               </w:rPr>
-              <w:t>746.21 - 749.17 cents (Canh bán hồi kỹ thuật H1)</w:t>
+              <w:t>745.84 - 748.89 cents (Canh bán hồi kỹ thuật H1)</w:t>
             </w:r>
           </w:p>
         </w:tc>
@@ -5157,7 +5157,7 @@
               <w:rPr>
                 <w:b/>
               </w:rPr>
-              <w:t>804.92 cents (Trên kháng cự R2 + 1.5x ATR)</w:t>
+              <w:t>805.95 cents (Trên kháng cự R2 + 1.5x ATR)</w:t>
             </w:r>
           </w:p>
         </w:tc>
@@ -5193,7 +5193,7 @@
                 <w:color w:val="D97706"/>
                 <w:sz w:val="19"/>
               </w:rPr>
-              <w:t xml:space="preserve"> 710.50 cents </w:t>
+              <w:t xml:space="preserve"> 736.50 cents </w:t>
             </w:r>
             <w:r>
               <w:t xml:space="preserve"> / TP2: </w:t>
@@ -5304,7 +5304,7 @@
                 <w:b/>
                 <w:color w:val="15803D"/>
               </w:rPr>
-              <w:t>Long trung hạn (Swing) (ZWH27)</w:t>
+              <w:t>Long trung hạn (Swing) (ZWZ26)</w:t>
             </w:r>
           </w:p>
         </w:tc>
@@ -5335,7 +5335,7 @@
               <w:rPr>
                 <w:b/>
               </w:rPr>
-              <w:t>726.50 - 728.50 cents</w:t>
+              <w:t>734.50 - 736.50 cents</w:t>
             </w:r>
           </w:p>
         </w:tc>
@@ -5366,7 +5366,7 @@
               <w:rPr>
                 <w:b/>
               </w:rPr>
-              <w:t>656.30 cents</w:t>
+              <w:t>637.95 cents</w:t>
             </w:r>
           </w:p>
         </w:tc>
@@ -5397,7 +5397,7 @@
               <w:rPr>
                 <w:b/>
               </w:rPr>
-              <w:t>763.50 cents (Đón sóng hồi trung hạn ~14.5 giá)</w:t>
+              <w:t>749.50 cents (Đón sóng hồi trung hạn ~14.5 giá)</w:t>
             </w:r>
           </w:p>
         </w:tc>
@@ -5497,7 +5497,7 @@
                 <w:b/>
                 <w:color w:val="B91C1C"/>
               </w:rPr>
-              <w:t>Short trung hạn (Swing) (ZWH27)</w:t>
+              <w:t>Short trung hạn (Swing) (ZWZ26)</w:t>
             </w:r>
           </w:p>
         </w:tc>
@@ -5528,7 +5528,7 @@
               <w:rPr>
                 <w:b/>
               </w:rPr>
-              <w:t>763.50 - 765.50 cents</w:t>
+              <w:t>749.50 - 751.50 cents</w:t>
             </w:r>
           </w:p>
         </w:tc>
@@ -5559,7 +5559,7 @@
               <w:rPr>
                 <w:b/>
               </w:rPr>
-              <w:t>769.70 cents</w:t>
+              <w:t>756.80 cents</w:t>
             </w:r>
           </w:p>
         </w:tc>
@@ -5590,7 +5590,7 @@
               <w:rPr>
                 <w:b/>
               </w:rPr>
-              <w:t>662.50 cents (Thuận xu hướng giảm ngắn hạn)</w:t>
+              <w:t>645.25 cents (Thuận xu hướng giảm ngắn hạn)</w:t>
             </w:r>
           </w:p>
         </w:tc>
@@ -5721,7 +5721,7 @@
               <w:rPr>
                 <w:b/>
               </w:rPr>
-              <w:t>618.80 - 645.25 cents</w:t>
+              <w:t>616.05 - 645.25 cents</w:t>
             </w:r>
           </w:p>
         </w:tc>
@@ -11599,7 +11599,7 @@
         <w:t>Giá Chốt Phiên (Close):</w:t>
       </w:r>
       <w:r>
-        <w:t xml:space="preserve"> 527.25 cents | </w:t>
+        <w:t xml:space="preserve"> 532.50 cents | </w:t>
       </w:r>
       <w:r>
         <w:rPr>
@@ -11614,10 +11614,10 @@
         <w:rPr>
           <w:b/>
         </w:rPr>
-        <w:t>`529.14 cents`</w:t>
+        <w:t>`533.98 cents`</w:t>
       </w:r>
       <w:r>
-        <w:t xml:space="preserve"> (+1.89).</w:t>
+        <w:t xml:space="preserve"> (+1.48).</w:t>
       </w:r>
     </w:p>
     <w:p>
@@ -11638,7 +11638,7 @@
         <w:rPr>
           <w:b/>
         </w:rPr>
-        <w:t>`89,922`</w:t>
+        <w:t>`126,327`</w:t>
       </w:r>
       <w:r>
         <w:t xml:space="preserve"> (Chênh lệch: </w:t>
@@ -11647,7 +11647,7 @@
         <w:rPr>
           <w:b/>
         </w:rPr>
-        <w:t>`-122,662`</w:t>
+        <w:t>`-86,257`</w:t>
       </w:r>
       <w:r>
         <w:t xml:space="preserve">) | OI: </w:t>
@@ -11656,7 +11656,7 @@
         <w:rPr>
           <w:b/>
         </w:rPr>
-        <w:t>`979,573`</w:t>
+        <w:t>`979,576`</w:t>
       </w:r>
       <w:r>
         <w:t xml:space="preserve"> (Chênh lệch: </w:t>
@@ -11665,7 +11665,7 @@
         <w:rPr>
           <w:b/>
         </w:rPr>
-        <w:t>`+0`</w:t>
+        <w:t>`+3`</w:t>
       </w:r>
       <w:r>
         <w:t>)</w:t>
@@ -11689,7 +11689,7 @@
         <w:rPr>
           <w:b/>
         </w:rPr>
-        <w:t>`Không phát hiện mô hình nến đặc biệt`</w:t>
+        <w:t>`Bullish Engulfing (Nhấn chìm tăng trưởng)`</w:t>
       </w:r>
     </w:p>
     <w:p>
@@ -11709,9 +11709,8 @@
       <w:r>
         <w:rPr>
           <w:b/>
-          <w:color w:val="15803D"/>
         </w:rPr>
-        <w:t>`Giảm suy yếu / Đáy ngắn hạn (Long Liquidation Decline)`</w:t>
+        <w:t>`Giảm nhẹ tích lũy (Distribution Decline)`</w:t>
       </w:r>
     </w:p>
     <w:p>
@@ -11726,16 +11725,16 @@
         <w:t>Đánh giá xu hướng kết hợp:</w:t>
       </w:r>
       <w:r>
-        <w:t xml:space="preserve"> </w:t>
+        <w:t xml:space="preserve"> ️ </w:t>
       </w:r>
       <w:r>
         <w:rPr>
           <w:b/>
         </w:rPr>
-        <w:t>TÍCH LŨY TIÊU CỰC (Distribution):</w:t>
+        <w:t>HỒI KỸ THUẬT YẾU (Weak Bullish Retest):</w:t>
       </w:r>
       <w:r>
-        <w:t xml:space="preserve"> Nến đi ngang nhưng dòng tiền rút dần (OI giảm), cảnh báo rủi ro suy sụt sắp tới.</w:t>
+        <w:t xml:space="preserve"> Xuất hiện nến tăng nhưng dòng tiền/thanh khoản yếu. Cần quan sát thêm lực cầu.</w:t>
       </w:r>
     </w:p>
     <w:p>
@@ -11981,7 +11980,7 @@
               <w:rPr>
                 <w:b/>
               </w:rPr>
-              <w:t>100.61</w:t>
+              <w:t>101.17</w:t>
             </w:r>
           </w:p>
         </w:tc>
@@ -12012,7 +12011,7 @@
               <w:rPr>
                 <w:b/>
               </w:rPr>
-              <w:t>+2.75%</w:t>
+              <w:t>+3.32%</w:t>
             </w:r>
           </w:p>
         </w:tc>
@@ -12104,7 +12103,7 @@
               <w:rPr>
                 <w:b/>
               </w:rPr>
-              <w:t>98.65</w:t>
+              <w:t>98.67</w:t>
             </w:r>
           </w:p>
         </w:tc>
@@ -12135,7 +12134,7 @@
               <w:rPr>
                 <w:b/>
               </w:rPr>
-              <w:t>-0.19%</w:t>
+              <w:t>-0.17%</w:t>
             </w:r>
           </w:p>
         </w:tc>
@@ -12739,7 +12738,7 @@
         <w:t xml:space="preserve"> EMA_21 </w:t>
       </w:r>
       <w:r>
-        <w:t xml:space="preserve"> (532.43) &lt; </w:t>
+        <w:t xml:space="preserve"> (532.54) &lt; </w:t>
       </w:r>
       <w:r>
         <w:rPr>
@@ -12750,7 +12749,7 @@
         <w:t xml:space="preserve"> EMA_50 </w:t>
       </w:r>
       <w:r>
-        <w:t xml:space="preserve"> (534.82).</w:t>
+        <w:t xml:space="preserve"> (534.78).</w:t>
       </w:r>
     </w:p>
     <w:p>
@@ -12771,7 +12770,7 @@
         <w:rPr>
           <w:b/>
         </w:rPr>
-        <w:t>`32.10`</w:t>
+        <w:t>`48.19`</w:t>
       </w:r>
       <w:r>
         <w:t xml:space="preserve"> | ATR (14) = </w:t>
@@ -12780,7 +12779,7 @@
         <w:rPr>
           <w:b/>
         </w:rPr>
-        <w:t>`2.53`</w:t>
+        <w:t>`2.86`</w:t>
       </w:r>
       <w:r>
         <w:t xml:space="preserve"> cents | Volatility = </w:t>
@@ -12789,7 +12788,7 @@
         <w:rPr>
           <w:b/>
         </w:rPr>
-        <w:t>`4.50 cents`</w:t>
+        <w:t>`5.00 cents`</w:t>
       </w:r>
       <w:r>
         <w:t>.</w:t>
@@ -12813,7 +12812,7 @@
         <w:rPr>
           <w:b/>
         </w:rPr>
-        <w:t>`525.00`</w:t>
+        <w:t>`530.75`</w:t>
       </w:r>
       <w:r>
         <w:t xml:space="preserve"> | S2: </w:t>
@@ -12831,7 +12830,7 @@
         <w:rPr>
           <w:b/>
         </w:rPr>
-        <w:t>`529.00`</w:t>
+        <w:t>`534.75`</w:t>
       </w:r>
       <w:r>
         <w:t xml:space="preserve"> | R2: </w:t>
@@ -13574,7 +13573,7 @@
           <w:b/>
           <w:color w:val="15803D"/>
         </w:rPr>
-        <w:t>`525.00 - 532.43 cents (Canh mua vùng hỗ trợ)`</w:t>
+        <w:t>`530.75 - 532.54 cents (Canh mua vùng hỗ trợ)`</w:t>
       </w:r>
       <w:r>
         <w:t xml:space="preserve"> | SL: </w:t>
@@ -13583,7 +13582,7 @@
         <w:rPr>
           <w:b/>
         </w:rPr>
-        <w:t>`453.45 cents (Dưới cản S2 + 1.5x ATR)`</w:t>
+        <w:t>`452.96 cents (Dưới cản S2 + 1.5x ATR)`</w:t>
       </w:r>
       <w:r>
         <w:t xml:space="preserve"> | TP: </w:t>
@@ -13594,7 +13593,7 @@
           <w:color w:val="D97706"/>
           <w:sz w:val="19"/>
         </w:rPr>
-        <w:t xml:space="preserve"> 529.00 cents </w:t>
+        <w:t xml:space="preserve"> 534.75 cents </w:t>
       </w:r>
       <w:r>
         <w:t xml:space="preserve"> / </w:t>
@@ -13645,7 +13644,7 @@
         <w:rPr>
           <w:b/>
         </w:rPr>
-        <w:t>`523.50 - 525.00 cents`</w:t>
+        <w:t>`529.25 - 530.75 cents`</w:t>
       </w:r>
       <w:r>
         <w:t xml:space="preserve"> | SL: </w:t>
@@ -13654,7 +13653,7 @@
         <w:rPr>
           <w:b/>
         </w:rPr>
-        <w:t>`454.72 cents (Chống quét SL tuyệt đối)`</w:t>
+        <w:t>`454.39 cents (Chống quét SL tuyệt đối)`</w:t>
       </w:r>
       <w:r>
         <w:t xml:space="preserve"> | TP: </w:t>
@@ -13691,7 +13690,7 @@
         <w:rPr>
           <w:b/>
         </w:rPr>
-        <w:t>`529.00 - 530.50 cents`</w:t>
+        <w:t>`534.75 - 536.25 cents`</w:t>
       </w:r>
       <w:r>
         <w:t xml:space="preserve"> | SL: </w:t>
@@ -13700,7 +13699,7 @@
         <w:rPr>
           <w:b/>
         </w:rPr>
-        <w:t>`531.53 cents`</w:t>
+        <w:t>`537.61 cents`</w:t>
       </w:r>
       <w:r>
         <w:t xml:space="preserve"> | TP: </w:t>
@@ -13749,7 +13748,7 @@
         <w:rPr>
           <w:b/>
         </w:rPr>
-        <w:t>`447.12 - 457.25 cents`</w:t>
+        <w:t>`445.80 - 457.25 cents`</w:t>
       </w:r>
     </w:p>
     <w:p>
@@ -14156,7 +14155,7 @@
             </w:pPr>
             <w:r/>
             <w:r>
-              <w:t>527.25</w:t>
+              <w:t>532.50</w:t>
             </w:r>
           </w:p>
         </w:tc>
@@ -14184,7 +14183,7 @@
             </w:pPr>
             <w:r/>
             <w:r>
-              <w:t>531.00</w:t>
+              <w:t>536.25</w:t>
             </w:r>
           </w:p>
         </w:tc>
@@ -14212,7 +14211,7 @@
             </w:pPr>
             <w:r/>
             <w:r>
-              <w:t>524.00</w:t>
+              <w:t>529.25</w:t>
             </w:r>
           </w:p>
         </w:tc>
@@ -14243,7 +14242,7 @@
               <w:rPr>
                 <w:b/>
               </w:rPr>
-              <w:t>527.50</w:t>
+              <w:t>532.75</w:t>
             </w:r>
           </w:p>
         </w:tc>
@@ -14391,7 +14390,7 @@
             </w:pPr>
             <w:r/>
             <w:r>
-              <w:t>527.50</w:t>
+              <w:t>532.75</w:t>
             </w:r>
           </w:p>
         </w:tc>
@@ -14419,7 +14418,7 @@
             </w:pPr>
             <w:r/>
             <w:r>
-              <w:t>530.25</w:t>
+              <w:t>535.50</w:t>
             </w:r>
           </w:p>
         </w:tc>
@@ -14447,7 +14446,7 @@
             </w:pPr>
             <w:r/>
             <w:r>
-              <w:t>523.75</w:t>
+              <w:t>529.00</w:t>
             </w:r>
           </w:p>
         </w:tc>
@@ -14478,7 +14477,7 @@
               <w:rPr>
                 <w:b/>
               </w:rPr>
-              <w:t>527.00</w:t>
+              <w:t>532.25</w:t>
             </w:r>
           </w:p>
         </w:tc>
@@ -14626,7 +14625,7 @@
             </w:pPr>
             <w:r/>
             <w:r>
-              <w:t>527.00</w:t>
+              <w:t>532.25</w:t>
             </w:r>
           </w:p>
         </w:tc>
@@ -14654,7 +14653,7 @@
             </w:pPr>
             <w:r/>
             <w:r>
-              <w:t>530.00</w:t>
+              <w:t>535.25</w:t>
             </w:r>
           </w:p>
         </w:tc>
@@ -14682,7 +14681,7 @@
             </w:pPr>
             <w:r/>
             <w:r>
-              <w:t>523.00</w:t>
+              <w:t>528.25</w:t>
             </w:r>
           </w:p>
         </w:tc>
@@ -14713,7 +14712,7 @@
               <w:rPr>
                 <w:b/>
               </w:rPr>
-              <w:t>527.75</w:t>
+              <w:t>533.00</w:t>
             </w:r>
           </w:p>
         </w:tc>
@@ -14861,7 +14860,7 @@
             </w:pPr>
             <w:r/>
             <w:r>
-              <w:t>527.75</w:t>
+              <w:t>533.00</w:t>
             </w:r>
           </w:p>
         </w:tc>
@@ -14889,7 +14888,7 @@
             </w:pPr>
             <w:r/>
             <w:r>
-              <w:t>532.25</w:t>
+              <w:t>537.50</w:t>
             </w:r>
           </w:p>
         </w:tc>
@@ -14917,7 +14916,7 @@
             </w:pPr>
             <w:r/>
             <w:r>
-              <w:t>522.75</w:t>
+              <w:t>528.00</w:t>
             </w:r>
           </w:p>
         </w:tc>
@@ -14948,7 +14947,7 @@
               <w:rPr>
                 <w:b/>
               </w:rPr>
-              <w:t>528.50</w:t>
+              <w:t>533.75</w:t>
             </w:r>
           </w:p>
         </w:tc>
@@ -15096,7 +15095,7 @@
             </w:pPr>
             <w:r/>
             <w:r>
-              <w:t>528.50</w:t>
+              <w:t>533.75</w:t>
             </w:r>
           </w:p>
         </w:tc>
@@ -15124,7 +15123,7 @@
             </w:pPr>
             <w:r/>
             <w:r>
-              <w:t>534.00</w:t>
+              <w:t>539.25</w:t>
             </w:r>
           </w:p>
         </w:tc>
@@ -15152,7 +15151,7 @@
             </w:pPr>
             <w:r/>
             <w:r>
-              <w:t>522.25</w:t>
+              <w:t>527.50</w:t>
             </w:r>
           </w:p>
         </w:tc>
@@ -15183,7 +15182,7 @@
               <w:rPr>
                 <w:b/>
               </w:rPr>
-              <w:t>530.75</w:t>
+              <w:t>536.00</w:t>
             </w:r>
           </w:p>
         </w:tc>
@@ -15331,7 +15330,7 @@
             </w:pPr>
             <w:r/>
             <w:r>
-              <w:t>530.75</w:t>
+              <w:t>536.00</w:t>
             </w:r>
           </w:p>
         </w:tc>
@@ -15359,7 +15358,7 @@
             </w:pPr>
             <w:r/>
             <w:r>
-              <w:t>533.75</w:t>
+              <w:t>539.00</w:t>
             </w:r>
           </w:p>
         </w:tc>
@@ -15387,7 +15386,7 @@
             </w:pPr>
             <w:r/>
             <w:r>
-              <w:t>526.50</w:t>
+              <w:t>531.75</w:t>
             </w:r>
           </w:p>
         </w:tc>
@@ -15418,7 +15417,7 @@
               <w:rPr>
                 <w:b/>
               </w:rPr>
-              <w:t>531.00</w:t>
+              <w:t>536.25</w:t>
             </w:r>
           </w:p>
         </w:tc>
@@ -15566,7 +15565,7 @@
             </w:pPr>
             <w:r/>
             <w:r>
-              <w:t>531.00</w:t>
+              <w:t>536.25</w:t>
             </w:r>
           </w:p>
         </w:tc>
@@ -15594,7 +15593,7 @@
             </w:pPr>
             <w:r/>
             <w:r>
-              <w:t>534.25</w:t>
+              <w:t>539.50</w:t>
             </w:r>
           </w:p>
         </w:tc>
@@ -15622,7 +15621,7 @@
             </w:pPr>
             <w:r/>
             <w:r>
-              <w:t>524.50</w:t>
+              <w:t>529.75</w:t>
             </w:r>
           </w:p>
         </w:tc>
@@ -15653,7 +15652,7 @@
               <w:rPr>
                 <w:b/>
               </w:rPr>
-              <w:t>531.75</w:t>
+              <w:t>537.00</w:t>
             </w:r>
           </w:p>
         </w:tc>
@@ -15801,7 +15800,7 @@
             </w:pPr>
             <w:r/>
             <w:r>
-              <w:t>531.75</w:t>
+              <w:t>537.00</w:t>
             </w:r>
           </w:p>
         </w:tc>
@@ -15829,7 +15828,7 @@
             </w:pPr>
             <w:r/>
             <w:r>
-              <w:t>534.75</w:t>
+              <w:t>540.00</w:t>
             </w:r>
           </w:p>
         </w:tc>
@@ -15857,7 +15856,7 @@
             </w:pPr>
             <w:r/>
             <w:r>
-              <w:t>527.25</w:t>
+              <w:t>532.50</w:t>
             </w:r>
           </w:p>
         </w:tc>
@@ -15888,7 +15887,7 @@
               <w:rPr>
                 <w:b/>
               </w:rPr>
-              <w:t>531.25</w:t>
+              <w:t>536.50</w:t>
             </w:r>
           </w:p>
         </w:tc>
@@ -16036,7 +16035,7 @@
             </w:pPr>
             <w:r/>
             <w:r>
-              <w:t>531.25</w:t>
+              <w:t>536.50</w:t>
             </w:r>
           </w:p>
         </w:tc>
@@ -16064,7 +16063,7 @@
             </w:pPr>
             <w:r/>
             <w:r>
-              <w:t>535.25</w:t>
+              <w:t>540.50</w:t>
             </w:r>
           </w:p>
         </w:tc>
@@ -16092,7 +16091,7 @@
             </w:pPr>
             <w:r/>
             <w:r>
-              <w:t>525.50</w:t>
+              <w:t>530.75</w:t>
             </w:r>
           </w:p>
         </w:tc>
@@ -16123,7 +16122,7 @@
               <w:rPr>
                 <w:b/>
               </w:rPr>
-              <w:t>531.75</w:t>
+              <w:t>537.00</w:t>
             </w:r>
           </w:p>
         </w:tc>
@@ -16271,7 +16270,7 @@
             </w:pPr>
             <w:r/>
             <w:r>
-              <w:t>531.75</w:t>
+              <w:t>537.00</w:t>
             </w:r>
           </w:p>
         </w:tc>
@@ -16299,7 +16298,7 @@
             </w:pPr>
             <w:r/>
             <w:r>
-              <w:t>534.25</w:t>
+              <w:t>539.50</w:t>
             </w:r>
           </w:p>
         </w:tc>
@@ -16327,7 +16326,7 @@
             </w:pPr>
             <w:r/>
             <w:r>
-              <w:t>528.50</w:t>
+              <w:t>533.75</w:t>
             </w:r>
           </w:p>
         </w:tc>
@@ -16358,7 +16357,7 @@
               <w:rPr>
                 <w:b/>
               </w:rPr>
-              <w:t>532.25</w:t>
+              <w:t>537.50</w:t>
             </w:r>
           </w:p>
         </w:tc>
@@ -16506,7 +16505,7 @@
             </w:pPr>
             <w:r/>
             <w:r>
-              <w:t>532.25</w:t>
+              <w:t>537.50</w:t>
             </w:r>
           </w:p>
         </w:tc>
@@ -16534,7 +16533,7 @@
             </w:pPr>
             <w:r/>
             <w:r>
-              <w:t>535.75</w:t>
+              <w:t>541.00</w:t>
             </w:r>
           </w:p>
         </w:tc>
@@ -16562,7 +16561,7 @@
             </w:pPr>
             <w:r/>
             <w:r>
-              <w:t>526.25</w:t>
+              <w:t>531.50</w:t>
             </w:r>
           </w:p>
         </w:tc>
@@ -16593,7 +16592,7 @@
               <w:rPr>
                 <w:b/>
               </w:rPr>
-              <w:t>533.25</w:t>
+              <w:t>538.50</w:t>
             </w:r>
           </w:p>
         </w:tc>
@@ -16741,7 +16740,7 @@
             </w:pPr>
             <w:r/>
             <w:r>
-              <w:t>533.25</w:t>
+              <w:t>538.50</w:t>
             </w:r>
           </w:p>
         </w:tc>
@@ -16769,7 +16768,7 @@
             </w:pPr>
             <w:r/>
             <w:r>
-              <w:t>536.00</w:t>
+              <w:t>541.25</w:t>
             </w:r>
           </w:p>
         </w:tc>
@@ -16797,7 +16796,7 @@
             </w:pPr>
             <w:r/>
             <w:r>
-              <w:t>530.75</w:t>
+              <w:t>536.00</w:t>
             </w:r>
           </w:p>
         </w:tc>
@@ -16828,7 +16827,7 @@
               <w:rPr>
                 <w:b/>
               </w:rPr>
-              <w:t>533.25</w:t>
+              <w:t>538.50</w:t>
             </w:r>
           </w:p>
         </w:tc>
@@ -16976,7 +16975,7 @@
             </w:pPr>
             <w:r/>
             <w:r>
-              <w:t>533.25</w:t>
+              <w:t>538.50</w:t>
             </w:r>
           </w:p>
         </w:tc>
@@ -17004,7 +17003,7 @@
             </w:pPr>
             <w:r/>
             <w:r>
-              <w:t>536.00</w:t>
+              <w:t>541.25</w:t>
             </w:r>
           </w:p>
         </w:tc>
@@ -17032,7 +17031,7 @@
             </w:pPr>
             <w:r/>
             <w:r>
-              <w:t>530.75</w:t>
+              <w:t>536.00</w:t>
             </w:r>
           </w:p>
         </w:tc>
@@ -17063,7 +17062,7 @@
               <w:rPr>
                 <w:b/>
               </w:rPr>
-              <w:t>532.75</w:t>
+              <w:t>538.00</w:t>
             </w:r>
           </w:p>
         </w:tc>
@@ -17211,7 +17210,7 @@
             </w:pPr>
             <w:r/>
             <w:r>
-              <w:t>532.75</w:t>
+              <w:t>538.00</w:t>
             </w:r>
           </w:p>
         </w:tc>
@@ -17239,7 +17238,7 @@
             </w:pPr>
             <w:r/>
             <w:r>
-              <w:t>535.75</w:t>
+              <w:t>541.00</w:t>
             </w:r>
           </w:p>
         </w:tc>
@@ -17267,7 +17266,7 @@
             </w:pPr>
             <w:r/>
             <w:r>
-              <w:t>529.50</w:t>
+              <w:t>534.75</w:t>
             </w:r>
           </w:p>
         </w:tc>
@@ -17298,7 +17297,7 @@
               <w:rPr>
                 <w:b/>
               </w:rPr>
-              <w:t>532.50</w:t>
+              <w:t>537.75</w:t>
             </w:r>
           </w:p>
         </w:tc>
@@ -17446,7 +17445,7 @@
             </w:pPr>
             <w:r/>
             <w:r>
-              <w:t>532.50</w:t>
+              <w:t>537.75</w:t>
             </w:r>
           </w:p>
         </w:tc>
@@ -17474,7 +17473,7 @@
             </w:pPr>
             <w:r/>
             <w:r>
-              <w:t>536.50</w:t>
+              <w:t>541.75</w:t>
             </w:r>
           </w:p>
         </w:tc>
@@ -17502,7 +17501,7 @@
             </w:pPr>
             <w:r/>
             <w:r>
-              <w:t>527.25</w:t>
+              <w:t>532.50</w:t>
             </w:r>
           </w:p>
         </w:tc>
@@ -17533,7 +17532,7 @@
               <w:rPr>
                 <w:b/>
               </w:rPr>
-              <w:t>533.00</w:t>
+              <w:t>538.25</w:t>
             </w:r>
           </w:p>
         </w:tc>
@@ -17681,7 +17680,7 @@
             </w:pPr>
             <w:r/>
             <w:r>
-              <w:t>533.00</w:t>
+              <w:t>538.25</w:t>
             </w:r>
           </w:p>
         </w:tc>
@@ -17709,7 +17708,7 @@
             </w:pPr>
             <w:r/>
             <w:r>
-              <w:t>537.75</w:t>
+              <w:t>543.00</w:t>
             </w:r>
           </w:p>
         </w:tc>
@@ -17737,7 +17736,7 @@
             </w:pPr>
             <w:r/>
             <w:r>
-              <w:t>526.00</w:t>
+              <w:t>531.25</w:t>
             </w:r>
           </w:p>
         </w:tc>
@@ -17768,7 +17767,7 @@
               <w:rPr>
                 <w:b/>
               </w:rPr>
-              <w:t>535.00</w:t>
+              <w:t>540.25</w:t>
             </w:r>
           </w:p>
         </w:tc>
@@ -17916,7 +17915,7 @@
             </w:pPr>
             <w:r/>
             <w:r>
-              <w:t>535.00</w:t>
+              <w:t>540.25</w:t>
             </w:r>
           </w:p>
         </w:tc>
@@ -17944,7 +17943,7 @@
             </w:pPr>
             <w:r/>
             <w:r>
-              <w:t>543.00</w:t>
+              <w:t>548.25</w:t>
             </w:r>
           </w:p>
         </w:tc>
@@ -17972,7 +17971,7 @@
             </w:pPr>
             <w:r/>
             <w:r>
-              <w:t>528.00</w:t>
+              <w:t>533.25</w:t>
             </w:r>
           </w:p>
         </w:tc>
@@ -18003,7 +18002,7 @@
               <w:rPr>
                 <w:b/>
               </w:rPr>
-              <w:t>536.50</w:t>
+              <w:t>541.75</w:t>
             </w:r>
           </w:p>
         </w:tc>
@@ -18151,7 +18150,7 @@
             </w:pPr>
             <w:r/>
             <w:r>
-              <w:t>536.50</w:t>
+              <w:t>541.75</w:t>
             </w:r>
           </w:p>
         </w:tc>
@@ -18179,7 +18178,7 @@
             </w:pPr>
             <w:r/>
             <w:r>
-              <w:t>541.00</w:t>
+              <w:t>546.25</w:t>
             </w:r>
           </w:p>
         </w:tc>
@@ -18207,7 +18206,7 @@
             </w:pPr>
             <w:r/>
             <w:r>
-              <w:t>532.25</w:t>
+              <w:t>537.50</w:t>
             </w:r>
           </w:p>
         </w:tc>
@@ -18238,7 +18237,7 @@
               <w:rPr>
                 <w:b/>
               </w:rPr>
-              <w:t>536.00</w:t>
+              <w:t>541.25</w:t>
             </w:r>
           </w:p>
         </w:tc>
@@ -18386,7 +18385,7 @@
             </w:pPr>
             <w:r/>
             <w:r>
-              <w:t>536.00</w:t>
+              <w:t>541.25</w:t>
             </w:r>
           </w:p>
         </w:tc>
@@ -18414,7 +18413,7 @@
             </w:pPr>
             <w:r/>
             <w:r>
-              <w:t>538.25</w:t>
+              <w:t>543.50</w:t>
             </w:r>
           </w:p>
         </w:tc>
@@ -18442,7 +18441,7 @@
             </w:pPr>
             <w:r/>
             <w:r>
-              <w:t>533.25</w:t>
+              <w:t>538.50</w:t>
             </w:r>
           </w:p>
         </w:tc>
@@ -18473,7 +18472,7 @@
               <w:rPr>
                 <w:b/>
               </w:rPr>
-              <w:t>535.75</w:t>
+              <w:t>541.00</w:t>
             </w:r>
           </w:p>
         </w:tc>
@@ -18621,7 +18620,7 @@
             </w:pPr>
             <w:r/>
             <w:r>
-              <w:t>535.75</w:t>
+              <w:t>541.00</w:t>
             </w:r>
           </w:p>
         </w:tc>
@@ -18649,7 +18648,7 @@
             </w:pPr>
             <w:r/>
             <w:r>
-              <w:t>537.75</w:t>
+              <w:t>543.00</w:t>
             </w:r>
           </w:p>
         </w:tc>
@@ -18677,7 +18676,7 @@
             </w:pPr>
             <w:r/>
             <w:r>
-              <w:t>531.25</w:t>
+              <w:t>536.50</w:t>
             </w:r>
           </w:p>
         </w:tc>
@@ -18708,7 +18707,7 @@
               <w:rPr>
                 <w:b/>
               </w:rPr>
-              <w:t>536.00</w:t>
+              <w:t>541.25</w:t>
             </w:r>
           </w:p>
         </w:tc>
@@ -18856,7 +18855,7 @@
             </w:pPr>
             <w:r/>
             <w:r>
-              <w:t>536.00</w:t>
+              <w:t>541.25</w:t>
             </w:r>
           </w:p>
         </w:tc>
@@ -18884,7 +18883,7 @@
             </w:pPr>
             <w:r/>
             <w:r>
-              <w:t>539.75</w:t>
+              <w:t>545.00</w:t>
             </w:r>
           </w:p>
         </w:tc>
@@ -18912,7 +18911,7 @@
             </w:pPr>
             <w:r/>
             <w:r>
-              <w:t>533.25</w:t>
+              <w:t>538.50</w:t>
             </w:r>
           </w:p>
         </w:tc>
@@ -18943,7 +18942,7 @@
               <w:rPr>
                 <w:b/>
               </w:rPr>
-              <w:t>536.50</w:t>
+              <w:t>541.75</w:t>
             </w:r>
           </w:p>
         </w:tc>
@@ -19091,7 +19090,7 @@
             </w:pPr>
             <w:r/>
             <w:r>
-              <w:t>536.50</w:t>
+              <w:t>541.75</w:t>
             </w:r>
           </w:p>
         </w:tc>
@@ -19119,7 +19118,7 @@
             </w:pPr>
             <w:r/>
             <w:r>
-              <w:t>539.50</w:t>
+              <w:t>544.75</w:t>
             </w:r>
           </w:p>
         </w:tc>
@@ -19147,7 +19146,7 @@
             </w:pPr>
             <w:r/>
             <w:r>
-              <w:t>532.00</w:t>
+              <w:t>537.25</w:t>
             </w:r>
           </w:p>
         </w:tc>
@@ -19178,7 +19177,7 @@
               <w:rPr>
                 <w:b/>
               </w:rPr>
-              <w:t>536.75</w:t>
+              <w:t>542.00</w:t>
             </w:r>
           </w:p>
         </w:tc>
@@ -19326,7 +19325,7 @@
             </w:pPr>
             <w:r/>
             <w:r>
-              <w:t>536.75</w:t>
+              <w:t>542.00</w:t>
             </w:r>
           </w:p>
         </w:tc>
@@ -19354,7 +19353,7 @@
             </w:pPr>
             <w:r/>
             <w:r>
-              <w:t>541.00</w:t>
+              <w:t>546.25</w:t>
             </w:r>
           </w:p>
         </w:tc>
@@ -19382,7 +19381,7 @@
             </w:pPr>
             <w:r/>
             <w:r>
-              <w:t>533.50</w:t>
+              <w:t>538.75</w:t>
             </w:r>
           </w:p>
         </w:tc>
@@ -19413,7 +19412,7 @@
               <w:rPr>
                 <w:b/>
               </w:rPr>
-              <w:t>537.50</w:t>
+              <w:t>542.75</w:t>
             </w:r>
           </w:p>
         </w:tc>
@@ -19561,7 +19560,7 @@
             </w:pPr>
             <w:r/>
             <w:r>
-              <w:t>537.50</w:t>
+              <w:t>542.75</w:t>
             </w:r>
           </w:p>
         </w:tc>
@@ -19589,7 +19588,7 @@
             </w:pPr>
             <w:r/>
             <w:r>
-              <w:t>541.00</w:t>
+              <w:t>546.25</w:t>
             </w:r>
           </w:p>
         </w:tc>
@@ -19617,7 +19616,7 @@
             </w:pPr>
             <w:r/>
             <w:r>
-              <w:t>535.25</w:t>
+              <w:t>540.50</w:t>
             </w:r>
           </w:p>
         </w:tc>
@@ -19648,7 +19647,7 @@
               <w:rPr>
                 <w:b/>
               </w:rPr>
-              <w:t>537.50</w:t>
+              <w:t>542.75</w:t>
             </w:r>
           </w:p>
         </w:tc>
@@ -19796,7 +19795,7 @@
             </w:pPr>
             <w:r/>
             <w:r>
-              <w:t>537.50</w:t>
+              <w:t>542.75</w:t>
             </w:r>
           </w:p>
         </w:tc>
@@ -19824,7 +19823,7 @@
             </w:pPr>
             <w:r/>
             <w:r>
-              <w:t>541.25</w:t>
+              <w:t>546.50</w:t>
             </w:r>
           </w:p>
         </w:tc>
@@ -19852,7 +19851,7 @@
             </w:pPr>
             <w:r/>
             <w:r>
-              <w:t>534.00</w:t>
+              <w:t>539.25</w:t>
             </w:r>
           </w:p>
         </w:tc>
@@ -19883,7 +19882,7 @@
               <w:rPr>
                 <w:b/>
               </w:rPr>
-              <w:t>537.25</w:t>
+              <w:t>542.50</w:t>
             </w:r>
           </w:p>
         </w:tc>
@@ -20031,7 +20030,7 @@
             </w:pPr>
             <w:r/>
             <w:r>
-              <w:t>537.25</w:t>
+              <w:t>542.50</w:t>
             </w:r>
           </w:p>
         </w:tc>
@@ -20059,7 +20058,7 @@
             </w:pPr>
             <w:r/>
             <w:r>
-              <w:t>540.75</w:t>
+              <w:t>546.00</w:t>
             </w:r>
           </w:p>
         </w:tc>
@@ -20087,7 +20086,7 @@
             </w:pPr>
             <w:r/>
             <w:r>
-              <w:t>534.00</w:t>
+              <w:t>539.25</w:t>
             </w:r>
           </w:p>
         </w:tc>
@@ -20118,7 +20117,7 @@
               <w:rPr>
                 <w:b/>
               </w:rPr>
-              <w:t>537.00</w:t>
+              <w:t>542.25</w:t>
             </w:r>
           </w:p>
         </w:tc>
@@ -20266,7 +20265,7 @@
             </w:pPr>
             <w:r/>
             <w:r>
-              <w:t>537.00</w:t>
+              <w:t>542.25</w:t>
             </w:r>
           </w:p>
         </w:tc>
@@ -20294,7 +20293,7 @@
             </w:pPr>
             <w:r/>
             <w:r>
-              <w:t>540.00</w:t>
+              <w:t>545.25</w:t>
             </w:r>
           </w:p>
         </w:tc>
@@ -20322,7 +20321,7 @@
             </w:pPr>
             <w:r/>
             <w:r>
-              <w:t>534.25</w:t>
+              <w:t>539.50</w:t>
             </w:r>
           </w:p>
         </w:tc>
@@ -20353,7 +20352,7 @@
               <w:rPr>
                 <w:b/>
               </w:rPr>
-              <w:t>537.25</w:t>
+              <w:t>542.50</w:t>
             </w:r>
           </w:p>
         </w:tc>
@@ -20501,7 +20500,7 @@
             </w:pPr>
             <w:r/>
             <w:r>
-              <w:t>537.25</w:t>
+              <w:t>542.50</w:t>
             </w:r>
           </w:p>
         </w:tc>
@@ -20529,7 +20528,7 @@
             </w:pPr>
             <w:r/>
             <w:r>
-              <w:t>540.25</w:t>
+              <w:t>545.50</w:t>
             </w:r>
           </w:p>
         </w:tc>
@@ -20557,7 +20556,7 @@
             </w:pPr>
             <w:r/>
             <w:r>
-              <w:t>534.50</w:t>
+              <w:t>539.75</w:t>
             </w:r>
           </w:p>
         </w:tc>
@@ -20588,7 +20587,7 @@
               <w:rPr>
                 <w:b/>
               </w:rPr>
-              <w:t>537.25</w:t>
+              <w:t>542.50</w:t>
             </w:r>
           </w:p>
         </w:tc>
@@ -20736,7 +20735,7 @@
             </w:pPr>
             <w:r/>
             <w:r>
-              <w:t>537.25</w:t>
+              <w:t>542.50</w:t>
             </w:r>
           </w:p>
         </w:tc>
@@ -20764,7 +20763,7 @@
             </w:pPr>
             <w:r/>
             <w:r>
-              <w:t>541.25</w:t>
+              <w:t>546.50</w:t>
             </w:r>
           </w:p>
         </w:tc>
@@ -20792,7 +20791,7 @@
             </w:pPr>
             <w:r/>
             <w:r>
-              <w:t>533.75</w:t>
+              <w:t>539.00</w:t>
             </w:r>
           </w:p>
         </w:tc>
@@ -20823,7 +20822,7 @@
               <w:rPr>
                 <w:b/>
               </w:rPr>
-              <w:t>537.75</w:t>
+              <w:t>543.00</w:t>
             </w:r>
           </w:p>
         </w:tc>
@@ -20971,7 +20970,7 @@
             </w:pPr>
             <w:r/>
             <w:r>
-              <w:t>537.75</w:t>
+              <w:t>543.00</w:t>
             </w:r>
           </w:p>
         </w:tc>
@@ -20999,7 +20998,7 @@
             </w:pPr>
             <w:r/>
             <w:r>
-              <w:t>541.75</w:t>
+              <w:t>547.00</w:t>
             </w:r>
           </w:p>
         </w:tc>
@@ -21027,7 +21026,7 @@
             </w:pPr>
             <w:r/>
             <w:r>
-              <w:t>536.00</w:t>
+              <w:t>541.25</w:t>
             </w:r>
           </w:p>
         </w:tc>
@@ -21058,7 +21057,7 @@
               <w:rPr>
                 <w:b/>
               </w:rPr>
-              <w:t>537.50</w:t>
+              <w:t>542.75</w:t>
             </w:r>
           </w:p>
         </w:tc>
@@ -21781,7 +21780,7 @@
         <w:t>Giá Chốt Phiên (Close):</w:t>
       </w:r>
       <w:r>
-        <w:t xml:space="preserve"> 731.50 cents | </w:t>
+        <w:t xml:space="preserve"> 740.75 cents | </w:t>
       </w:r>
       <w:r>
         <w:rPr>
@@ -21796,10 +21795,10 @@
         <w:rPr>
           <w:b/>
         </w:rPr>
-        <w:t>`735.49 cents`</w:t>
+        <w:t>`744.42 cents`</w:t>
       </w:r>
       <w:r>
-        <w:t xml:space="preserve"> (+3.99).</w:t>
+        <w:t xml:space="preserve"> (+3.67).</w:t>
       </w:r>
     </w:p>
     <w:p>
@@ -21820,7 +21819,7 @@
         <w:rPr>
           <w:b/>
         </w:rPr>
-        <w:t>`31,698`</w:t>
+        <w:t>`47,330`</w:t>
       </w:r>
       <w:r>
         <w:t xml:space="preserve"> (Chênh lệch: </w:t>
@@ -21829,7 +21828,7 @@
         <w:rPr>
           <w:b/>
         </w:rPr>
-        <w:t>`-70,768`</w:t>
+        <w:t>`-55,136`</w:t>
       </w:r>
       <w:r>
         <w:t xml:space="preserve">) | OI: </w:t>
@@ -21838,7 +21837,7 @@
         <w:rPr>
           <w:b/>
         </w:rPr>
-        <w:t>`261,905`</w:t>
+        <w:t>`261,906`</w:t>
       </w:r>
       <w:r>
         <w:t xml:space="preserve"> (Chênh lệch: </w:t>
@@ -21847,7 +21846,7 @@
         <w:rPr>
           <w:b/>
         </w:rPr>
-        <w:t>`+0`</w:t>
+        <w:t>`+1`</w:t>
       </w:r>
       <w:r>
         <w:t>)</w:t>
@@ -21871,7 +21870,7 @@
         <w:rPr>
           <w:b/>
         </w:rPr>
-        <w:t>`Bearish Marubozu (Lực bán áp đảo tuyệt đối)`</w:t>
+        <w:t>`Không phát hiện mô hình nến đặc biệt`</w:t>
       </w:r>
     </w:p>
     <w:p>
@@ -21891,9 +21890,8 @@
       <w:r>
         <w:rPr>
           <w:b/>
-          <w:color w:val="15803D"/>
         </w:rPr>
-        <w:t>`Giảm suy yếu / Đáy ngắn hạn (Long Liquidation Decline)`</w:t>
+        <w:t>`Giảm nhẹ tích lũy (Distribution Decline)`</w:t>
       </w:r>
     </w:p>
     <w:p>
@@ -21914,10 +21912,10 @@
         <w:rPr>
           <w:b/>
         </w:rPr>
-        <w:t>GIẢM MẠNH MẼ (Strong Bearish Confirmation):</w:t>
+        <w:t>TÍCH LŨY TIÊU CỰC (Distribution):</w:t>
       </w:r>
       <w:r>
-        <w:t xml:space="preserve"> Mô hình nến giảm đi kèm dòng tiền rút ra/áp lực bán tháo lớn, rủi ro sụt giảm tiếp diễn cao.</w:t>
+        <w:t xml:space="preserve"> Nến đi ngang nhưng dòng tiền rút dần (OI giảm), cảnh báo rủi ro suy sụt sắp tới.</w:t>
       </w:r>
     </w:p>
     <w:p>
@@ -22163,7 +22161,7 @@
               <w:rPr>
                 <w:b/>
               </w:rPr>
-              <w:t>100.61</w:t>
+              <w:t>101.17</w:t>
             </w:r>
           </w:p>
         </w:tc>
@@ -22194,7 +22192,7 @@
               <w:rPr>
                 <w:b/>
               </w:rPr>
-              <w:t>+2.75%</w:t>
+              <w:t>+3.32%</w:t>
             </w:r>
           </w:p>
         </w:tc>
@@ -22286,7 +22284,7 @@
               <w:rPr>
                 <w:b/>
               </w:rPr>
-              <w:t>98.65</w:t>
+              <w:t>98.67</w:t>
             </w:r>
           </w:p>
         </w:tc>
@@ -22317,7 +22315,7 @@
               <w:rPr>
                 <w:b/>
               </w:rPr>
-              <w:t>-0.19%</w:t>
+              <w:t>-0.17%</w:t>
             </w:r>
           </w:p>
         </w:tc>
@@ -22921,7 +22919,7 @@
         <w:t xml:space="preserve"> EMA_21 </w:t>
       </w:r>
       <w:r>
-        <w:t xml:space="preserve"> (746.21) &lt; </w:t>
+        <w:t xml:space="preserve"> (745.84) &lt; </w:t>
       </w:r>
       <w:r>
         <w:rPr>
@@ -22932,7 +22930,7 @@
         <w:t xml:space="preserve"> EMA_50 </w:t>
       </w:r>
       <w:r>
-        <w:t xml:space="preserve"> (749.17).</w:t>
+        <w:t xml:space="preserve"> (748.89).</w:t>
       </w:r>
     </w:p>
     <w:p>
@@ -22953,7 +22951,7 @@
         <w:rPr>
           <w:b/>
         </w:rPr>
-        <w:t>`33.96`</w:t>
+        <w:t>`44.40`</w:t>
       </w:r>
       <w:r>
         <w:t xml:space="preserve"> | ATR (14) = </w:t>
@@ -22962,7 +22960,7 @@
         <w:rPr>
           <w:b/>
         </w:rPr>
-        <w:t>`6.61`</w:t>
+        <w:t>`7.30`</w:t>
       </w:r>
       <w:r>
         <w:t xml:space="preserve"> cents | Volatility = </w:t>
@@ -22971,7 +22969,7 @@
         <w:rPr>
           <w:b/>
         </w:rPr>
-        <w:t>`14.50 cents`</w:t>
+        <w:t>`10.25 cents`</w:t>
       </w:r>
       <w:r>
         <w:t>.</w:t>
@@ -22995,7 +22993,7 @@
         <w:rPr>
           <w:b/>
         </w:rPr>
-        <w:t>`710.50`</w:t>
+        <w:t>`736.50`</w:t>
       </w:r>
       <w:r>
         <w:t xml:space="preserve"> | S2: </w:t>
@@ -23746,7 +23744,7 @@
           <w:b/>
           <w:color w:val="B91C1C"/>
         </w:rPr>
-        <w:t>`746.21 - 749.17 cents (Canh bán hồi kỹ thuật H1)`</w:t>
+        <w:t>`745.84 - 748.89 cents (Canh bán hồi kỹ thuật H1)`</w:t>
       </w:r>
       <w:r>
         <w:t xml:space="preserve"> | SL: </w:t>
@@ -23755,7 +23753,7 @@
         <w:rPr>
           <w:b/>
         </w:rPr>
-        <w:t>`804.92 cents (Trên kháng cự R2 + 1.5x ATR)`</w:t>
+        <w:t>`805.95 cents (Trên kháng cự R2 + 1.5x ATR)`</w:t>
       </w:r>
       <w:r>
         <w:t xml:space="preserve"> | TP: </w:t>
@@ -23766,7 +23764,7 @@
           <w:color w:val="D97706"/>
           <w:sz w:val="19"/>
         </w:rPr>
-        <w:t xml:space="preserve"> 710.50 cents </w:t>
+        <w:t xml:space="preserve"> 736.50 cents </w:t>
       </w:r>
       <w:r>
         <w:t xml:space="preserve"> / </w:t>
@@ -23792,7 +23790,7 @@
         <w:rPr>
           <w:b/>
         </w:rPr>
-        <w:t>Trung hạn (Swing Trades - HĐ ZWH27):</w:t>
+        <w:t>Trung hạn (Swing Trades - HĐ ZWZ26):</w:t>
       </w:r>
     </w:p>
     <w:p>
@@ -23817,7 +23815,7 @@
         <w:rPr>
           <w:b/>
         </w:rPr>
-        <w:t>`726.50 - 728.50 cents`</w:t>
+        <w:t>`734.50 - 736.50 cents`</w:t>
       </w:r>
       <w:r>
         <w:t xml:space="preserve"> | SL: </w:t>
@@ -23826,7 +23824,7 @@
         <w:rPr>
           <w:b/>
         </w:rPr>
-        <w:t>`656.30 cents`</w:t>
+        <w:t>`637.95 cents`</w:t>
       </w:r>
       <w:r>
         <w:t xml:space="preserve"> | TP: </w:t>
@@ -23835,7 +23833,7 @@
         <w:rPr>
           <w:b/>
         </w:rPr>
-        <w:t>`763.50 cents (Đón sóng hồi trung hạn ~14.5 giá)`</w:t>
+        <w:t>`749.50 cents (Đón sóng hồi trung hạn ~14.5 giá)`</w:t>
       </w:r>
       <w:r>
         <w:t>.</w:t>
@@ -23863,7 +23861,7 @@
         <w:rPr>
           <w:b/>
         </w:rPr>
-        <w:t>`763.50 - 765.50 cents`</w:t>
+        <w:t>`749.50 - 751.50 cents`</w:t>
       </w:r>
       <w:r>
         <w:t xml:space="preserve"> | SL: </w:t>
@@ -23872,7 +23870,7 @@
         <w:rPr>
           <w:b/>
         </w:rPr>
-        <w:t>`769.70 cents`</w:t>
+        <w:t>`756.80 cents`</w:t>
       </w:r>
       <w:r>
         <w:t xml:space="preserve"> | TP: </w:t>
@@ -23881,7 +23879,7 @@
         <w:rPr>
           <w:b/>
         </w:rPr>
-        <w:t>`662.50 cents (Thuận xu hướng giảm ngắn hạn)`</w:t>
+        <w:t>`645.25 cents (Thuận xu hướng giảm ngắn hạn)`</w:t>
       </w:r>
       <w:r>
         <w:t>.</w:t>
@@ -23921,7 +23919,7 @@
         <w:rPr>
           <w:b/>
         </w:rPr>
-        <w:t>`618.80 - 645.25 cents`</w:t>
+        <w:t>`616.05 - 645.25 cents`</w:t>
       </w:r>
     </w:p>
     <w:p>
@@ -24328,7 +24326,7 @@
             </w:pPr>
             <w:r/>
             <w:r>
-              <w:t>731.50</w:t>
+              <w:t>740.75</w:t>
             </w:r>
           </w:p>
         </w:tc>
@@ -24356,7 +24354,7 @@
             </w:pPr>
             <w:r/>
             <w:r>
-              <w:t>742.75</w:t>
+              <w:t>752.00</w:t>
             </w:r>
           </w:p>
         </w:tc>
@@ -24384,7 +24382,7 @@
             </w:pPr>
             <w:r/>
             <w:r>
-              <w:t>726.00</w:t>
+              <w:t>735.25</w:t>
             </w:r>
           </w:p>
         </w:tc>
@@ -24415,7 +24413,7 @@
               <w:rPr>
                 <w:b/>
               </w:rPr>
-              <w:t>730.75</w:t>
+              <w:t>740.00</w:t>
             </w:r>
           </w:p>
         </w:tc>
@@ -24563,7 +24561,7 @@
             </w:pPr>
             <w:r/>
             <w:r>
-              <w:t>730.75</w:t>
+              <w:t>740.00</w:t>
             </w:r>
           </w:p>
         </w:tc>
@@ -24591,7 +24589,7 @@
             </w:pPr>
             <w:r/>
             <w:r>
-              <w:t>738.25</w:t>
+              <w:t>747.50</w:t>
             </w:r>
           </w:p>
         </w:tc>
@@ -24619,7 +24617,7 @@
             </w:pPr>
             <w:r/>
             <w:r>
-              <w:t>724.75</w:t>
+              <w:t>734.00</w:t>
             </w:r>
           </w:p>
         </w:tc>
@@ -24650,7 +24648,7 @@
               <w:rPr>
                 <w:b/>
               </w:rPr>
-              <w:t>730.25</w:t>
+              <w:t>739.50</w:t>
             </w:r>
           </w:p>
         </w:tc>
@@ -24798,7 +24796,7 @@
             </w:pPr>
             <w:r/>
             <w:r>
-              <w:t>730.25</w:t>
+              <w:t>739.50</w:t>
             </w:r>
           </w:p>
         </w:tc>
@@ -24826,7 +24824,7 @@
             </w:pPr>
             <w:r/>
             <w:r>
-              <w:t>744.00</w:t>
+              <w:t>753.25</w:t>
             </w:r>
           </w:p>
         </w:tc>
@@ -24854,7 +24852,7 @@
             </w:pPr>
             <w:r/>
             <w:r>
-              <w:t>715.50</w:t>
+              <w:t>724.75</w:t>
             </w:r>
           </w:p>
         </w:tc>
@@ -24885,7 +24883,7 @@
               <w:rPr>
                 <w:b/>
               </w:rPr>
-              <w:t>732.25</w:t>
+              <w:t>741.50</w:t>
             </w:r>
           </w:p>
         </w:tc>
@@ -25033,7 +25031,7 @@
             </w:pPr>
             <w:r/>
             <w:r>
-              <w:t>732.25</w:t>
+              <w:t>741.50</w:t>
             </w:r>
           </w:p>
         </w:tc>
@@ -25061,7 +25059,7 @@
             </w:pPr>
             <w:r/>
             <w:r>
-              <w:t>745.50</w:t>
+              <w:t>754.75</w:t>
             </w:r>
           </w:p>
         </w:tc>
@@ -25089,7 +25087,7 @@
             </w:pPr>
             <w:r/>
             <w:r>
-              <w:t>724.00</w:t>
+              <w:t>733.25</w:t>
             </w:r>
           </w:p>
         </w:tc>
@@ -25120,7 +25118,7 @@
               <w:rPr>
                 <w:b/>
               </w:rPr>
-              <w:t>733.50</w:t>
+              <w:t>742.75</w:t>
             </w:r>
           </w:p>
         </w:tc>
@@ -25268,7 +25266,7 @@
             </w:pPr>
             <w:r/>
             <w:r>
-              <w:t>733.50</w:t>
+              <w:t>742.75</w:t>
             </w:r>
           </w:p>
         </w:tc>
@@ -25296,7 +25294,7 @@
             </w:pPr>
             <w:r/>
             <w:r>
-              <w:t>750.00</w:t>
+              <w:t>759.25</w:t>
             </w:r>
           </w:p>
         </w:tc>
@@ -25324,7 +25322,7 @@
             </w:pPr>
             <w:r/>
             <w:r>
-              <w:t>723.00</w:t>
+              <w:t>732.25</w:t>
             </w:r>
           </w:p>
         </w:tc>
@@ -25355,7 +25353,7 @@
               <w:rPr>
                 <w:b/>
               </w:rPr>
-              <w:t>738.00</w:t>
+              <w:t>747.25</w:t>
             </w:r>
           </w:p>
         </w:tc>
@@ -25503,7 +25501,7 @@
             </w:pPr>
             <w:r/>
             <w:r>
-              <w:t>738.00</w:t>
+              <w:t>747.25</w:t>
             </w:r>
           </w:p>
         </w:tc>
@@ -25531,7 +25529,7 @@
             </w:pPr>
             <w:r/>
             <w:r>
-              <w:t>745.75</w:t>
+              <w:t>755.00</w:t>
             </w:r>
           </w:p>
         </w:tc>
@@ -25559,7 +25557,7 @@
             </w:pPr>
             <w:r/>
             <w:r>
-              <w:t>727.00</w:t>
+              <w:t>736.25</w:t>
             </w:r>
           </w:p>
         </w:tc>
@@ -25590,7 +25588,7 @@
               <w:rPr>
                 <w:b/>
               </w:rPr>
-              <w:t>739.25</w:t>
+              <w:t>748.50</w:t>
             </w:r>
           </w:p>
         </w:tc>
@@ -25738,7 +25736,7 @@
             </w:pPr>
             <w:r/>
             <w:r>
-              <w:t>739.25</w:t>
+              <w:t>748.50</w:t>
             </w:r>
           </w:p>
         </w:tc>
@@ -25766,7 +25764,7 @@
             </w:pPr>
             <w:r/>
             <w:r>
-              <w:t>747.50</w:t>
+              <w:t>756.75</w:t>
             </w:r>
           </w:p>
         </w:tc>
@@ -25794,7 +25792,7 @@
             </w:pPr>
             <w:r/>
             <w:r>
-              <w:t>728.75</w:t>
+              <w:t>738.00</w:t>
             </w:r>
           </w:p>
         </w:tc>
@@ -25825,7 +25823,7 @@
               <w:rPr>
                 <w:b/>
               </w:rPr>
-              <w:t>741.00</w:t>
+              <w:t>750.25</w:t>
             </w:r>
           </w:p>
         </w:tc>
@@ -25973,7 +25971,7 @@
             </w:pPr>
             <w:r/>
             <w:r>
-              <w:t>741.00</w:t>
+              <w:t>750.25</w:t>
             </w:r>
           </w:p>
         </w:tc>
@@ -26001,7 +25999,7 @@
             </w:pPr>
             <w:r/>
             <w:r>
-              <w:t>753.25</w:t>
+              <w:t>762.50</w:t>
             </w:r>
           </w:p>
         </w:tc>
@@ -26029,7 +26027,7 @@
             </w:pPr>
             <w:r/>
             <w:r>
-              <w:t>731.25</w:t>
+              <w:t>740.50</w:t>
             </w:r>
           </w:p>
         </w:tc>
@@ -26060,7 +26058,7 @@
               <w:rPr>
                 <w:b/>
               </w:rPr>
-              <w:t>740.00</w:t>
+              <w:t>749.25</w:t>
             </w:r>
           </w:p>
         </w:tc>
@@ -26208,7 +26206,7 @@
             </w:pPr>
             <w:r/>
             <w:r>
-              <w:t>740.00</w:t>
+              <w:t>749.25</w:t>
             </w:r>
           </w:p>
         </w:tc>
@@ -26236,7 +26234,7 @@
             </w:pPr>
             <w:r/>
             <w:r>
-              <w:t>750.50</w:t>
+              <w:t>759.75</w:t>
             </w:r>
           </w:p>
         </w:tc>
@@ -26264,7 +26262,7 @@
             </w:pPr>
             <w:r/>
             <w:r>
-              <w:t>725.25</w:t>
+              <w:t>734.50</w:t>
             </w:r>
           </w:p>
         </w:tc>
@@ -26295,7 +26293,7 @@
               <w:rPr>
                 <w:b/>
               </w:rPr>
-              <w:t>742.25</w:t>
+              <w:t>751.50</w:t>
             </w:r>
           </w:p>
         </w:tc>
@@ -26443,7 +26441,7 @@
             </w:pPr>
             <w:r/>
             <w:r>
-              <w:t>742.25</w:t>
+              <w:t>751.50</w:t>
             </w:r>
           </w:p>
         </w:tc>
@@ -26471,7 +26469,7 @@
             </w:pPr>
             <w:r/>
             <w:r>
-              <w:t>752.75</w:t>
+              <w:t>762.00</w:t>
             </w:r>
           </w:p>
         </w:tc>
@@ -26499,7 +26497,7 @@
             </w:pPr>
             <w:r/>
             <w:r>
-              <w:t>736.00</w:t>
+              <w:t>745.25</w:t>
             </w:r>
           </w:p>
         </w:tc>
@@ -26530,7 +26528,7 @@
               <w:rPr>
                 <w:b/>
               </w:rPr>
-              <w:t>743.00</w:t>
+              <w:t>752.25</w:t>
             </w:r>
           </w:p>
         </w:tc>
@@ -26678,7 +26676,7 @@
             </w:pPr>
             <w:r/>
             <w:r>
-              <w:t>743.00</w:t>
+              <w:t>752.25</w:t>
             </w:r>
           </w:p>
         </w:tc>
@@ -26706,7 +26704,7 @@
             </w:pPr>
             <w:r/>
             <w:r>
-              <w:t>757.25</w:t>
+              <w:t>766.50</w:t>
             </w:r>
           </w:p>
         </w:tc>
@@ -26734,7 +26732,7 @@
             </w:pPr>
             <w:r/>
             <w:r>
-              <w:t>728.25</w:t>
+              <w:t>737.50</w:t>
             </w:r>
           </w:p>
         </w:tc>
@@ -26765,7 +26763,7 @@
               <w:rPr>
                 <w:b/>
               </w:rPr>
-              <w:t>745.00</w:t>
+              <w:t>754.25</w:t>
             </w:r>
           </w:p>
         </w:tc>
@@ -26913,7 +26911,7 @@
             </w:pPr>
             <w:r/>
             <w:r>
-              <w:t>745.00</w:t>
+              <w:t>754.25</w:t>
             </w:r>
           </w:p>
         </w:tc>
@@ -26941,7 +26939,7 @@
             </w:pPr>
             <w:r/>
             <w:r>
-              <w:t>751.50</w:t>
+              <w:t>760.75</w:t>
             </w:r>
           </w:p>
         </w:tc>
@@ -26969,7 +26967,7 @@
             </w:pPr>
             <w:r/>
             <w:r>
-              <w:t>738.25</w:t>
+              <w:t>747.50</w:t>
             </w:r>
           </w:p>
         </w:tc>
@@ -27000,7 +26998,7 @@
               <w:rPr>
                 <w:b/>
               </w:rPr>
-              <w:t>745.25</w:t>
+              <w:t>754.50</w:t>
             </w:r>
           </w:p>
         </w:tc>
@@ -27148,7 +27146,7 @@
             </w:pPr>
             <w:r/>
             <w:r>
-              <w:t>745.25</w:t>
+              <w:t>754.50</w:t>
             </w:r>
           </w:p>
         </w:tc>
@@ -27176,7 +27174,7 @@
             </w:pPr>
             <w:r/>
             <w:r>
-              <w:t>755.50</w:t>
+              <w:t>764.75</w:t>
             </w:r>
           </w:p>
         </w:tc>
@@ -27204,7 +27202,7 @@
             </w:pPr>
             <w:r/>
             <w:r>
-              <w:t>737.25</w:t>
+              <w:t>746.50</w:t>
             </w:r>
           </w:p>
         </w:tc>
@@ -27235,7 +27233,7 @@
               <w:rPr>
                 <w:b/>
               </w:rPr>
-              <w:t>745.75</w:t>
+              <w:t>755.00</w:t>
             </w:r>
           </w:p>
         </w:tc>
@@ -27383,7 +27381,7 @@
             </w:pPr>
             <w:r/>
             <w:r>
-              <w:t>745.75</w:t>
+              <w:t>755.00</w:t>
             </w:r>
           </w:p>
         </w:tc>
@@ -27411,7 +27409,7 @@
             </w:pPr>
             <w:r/>
             <w:r>
-              <w:t>752.75</w:t>
+              <w:t>762.00</w:t>
             </w:r>
           </w:p>
         </w:tc>
@@ -27439,7 +27437,7 @@
             </w:pPr>
             <w:r/>
             <w:r>
-              <w:t>739.75</w:t>
+              <w:t>749.00</w:t>
             </w:r>
           </w:p>
         </w:tc>
@@ -27470,7 +27468,7 @@
               <w:rPr>
                 <w:b/>
               </w:rPr>
-              <w:t>745.00</w:t>
+              <w:t>754.25</w:t>
             </w:r>
           </w:p>
         </w:tc>
@@ -27618,7 +27616,7 @@
             </w:pPr>
             <w:r/>
             <w:r>
-              <w:t>745.00</w:t>
+              <w:t>754.25</w:t>
             </w:r>
           </w:p>
         </w:tc>
@@ -27646,7 +27644,7 @@
             </w:pPr>
             <w:r/>
             <w:r>
-              <w:t>758.50</w:t>
+              <w:t>767.75</w:t>
             </w:r>
           </w:p>
         </w:tc>
@@ -27674,7 +27672,7 @@
             </w:pPr>
             <w:r/>
             <w:r>
-              <w:t>732.00</w:t>
+              <w:t>741.25</w:t>
             </w:r>
           </w:p>
         </w:tc>
@@ -27705,7 +27703,7 @@
               <w:rPr>
                 <w:b/>
               </w:rPr>
-              <w:t>746.75</w:t>
+              <w:t>756.00</w:t>
             </w:r>
           </w:p>
         </w:tc>
@@ -27853,7 +27851,7 @@
             </w:pPr>
             <w:r/>
             <w:r>
-              <w:t>746.75</w:t>
+              <w:t>756.00</w:t>
             </w:r>
           </w:p>
         </w:tc>
@@ -27881,7 +27879,7 @@
             </w:pPr>
             <w:r/>
             <w:r>
-              <w:t>756.00</w:t>
+              <w:t>765.25</w:t>
             </w:r>
           </w:p>
         </w:tc>
@@ -27909,7 +27907,7 @@
             </w:pPr>
             <w:r/>
             <w:r>
-              <w:t>736.00</w:t>
+              <w:t>745.25</w:t>
             </w:r>
           </w:p>
         </w:tc>
@@ -27940,7 +27938,7 @@
               <w:rPr>
                 <w:b/>
               </w:rPr>
-              <w:t>747.25</w:t>
+              <w:t>756.50</w:t>
             </w:r>
           </w:p>
         </w:tc>
@@ -28088,7 +28086,7 @@
             </w:pPr>
             <w:r/>
             <w:r>
-              <w:t>747.25</w:t>
+              <w:t>756.50</w:t>
             </w:r>
           </w:p>
         </w:tc>
@@ -28116,7 +28114,7 @@
             </w:pPr>
             <w:r/>
             <w:r>
-              <w:t>759.50</w:t>
+              <w:t>768.75</w:t>
             </w:r>
           </w:p>
         </w:tc>
@@ -28144,7 +28142,7 @@
             </w:pPr>
             <w:r/>
             <w:r>
-              <w:t>733.00</w:t>
+              <w:t>742.25</w:t>
             </w:r>
           </w:p>
         </w:tc>
@@ -28175,7 +28173,7 @@
               <w:rPr>
                 <w:b/>
               </w:rPr>
-              <w:t>745.75</w:t>
+              <w:t>755.00</w:t>
             </w:r>
           </w:p>
         </w:tc>
@@ -28323,7 +28321,7 @@
             </w:pPr>
             <w:r/>
             <w:r>
-              <w:t>745.75</w:t>
+              <w:t>755.00</w:t>
             </w:r>
           </w:p>
         </w:tc>
@@ -28351,7 +28349,7 @@
             </w:pPr>
             <w:r/>
             <w:r>
-              <w:t>752.75</w:t>
+              <w:t>762.00</w:t>
             </w:r>
           </w:p>
         </w:tc>
@@ -28379,7 +28377,7 @@
             </w:pPr>
             <w:r/>
             <w:r>
-              <w:t>736.25</w:t>
+              <w:t>745.50</w:t>
             </w:r>
           </w:p>
         </w:tc>
@@ -28410,7 +28408,7 @@
               <w:rPr>
                 <w:b/>
               </w:rPr>
-              <w:t>746.25</w:t>
+              <w:t>755.50</w:t>
             </w:r>
           </w:p>
         </w:tc>
@@ -28558,7 +28556,7 @@
             </w:pPr>
             <w:r/>
             <w:r>
-              <w:t>746.25</w:t>
+              <w:t>755.50</w:t>
             </w:r>
           </w:p>
         </w:tc>
@@ -28586,7 +28584,7 @@
             </w:pPr>
             <w:r/>
             <w:r>
-              <w:t>756.75</w:t>
+              <w:t>766.00</w:t>
             </w:r>
           </w:p>
         </w:tc>
@@ -28614,7 +28612,7 @@
             </w:pPr>
             <w:r/>
             <w:r>
-              <w:t>739.00</w:t>
+              <w:t>748.25</w:t>
             </w:r>
           </w:p>
         </w:tc>
@@ -28645,7 +28643,7 @@
               <w:rPr>
                 <w:b/>
               </w:rPr>
-              <w:t>746.00</w:t>
+              <w:t>755.25</w:t>
             </w:r>
           </w:p>
         </w:tc>
@@ -28793,7 +28791,7 @@
             </w:pPr>
             <w:r/>
             <w:r>
-              <w:t>746.00</w:t>
+              <w:t>755.25</w:t>
             </w:r>
           </w:p>
         </w:tc>
@@ -28821,7 +28819,7 @@
             </w:pPr>
             <w:r/>
             <w:r>
-              <w:t>755.75</w:t>
+              <w:t>765.00</w:t>
             </w:r>
           </w:p>
         </w:tc>
@@ -28849,7 +28847,7 @@
             </w:pPr>
             <w:r/>
             <w:r>
-              <w:t>736.25</w:t>
+              <w:t>745.50</w:t>
             </w:r>
           </w:p>
         </w:tc>
@@ -28880,7 +28878,7 @@
               <w:rPr>
                 <w:b/>
               </w:rPr>
-              <w:t>746.50</w:t>
+              <w:t>755.75</w:t>
             </w:r>
           </w:p>
         </w:tc>
@@ -29028,7 +29026,7 @@
             </w:pPr>
             <w:r/>
             <w:r>
-              <w:t>746.50</w:t>
+              <w:t>755.75</w:t>
             </w:r>
           </w:p>
         </w:tc>
@@ -29056,7 +29054,7 @@
             </w:pPr>
             <w:r/>
             <w:r>
-              <w:t>757.25</w:t>
+              <w:t>766.50</w:t>
             </w:r>
           </w:p>
         </w:tc>
@@ -29084,7 +29082,7 @@
             </w:pPr>
             <w:r/>
             <w:r>
-              <w:t>739.25</w:t>
+              <w:t>748.50</w:t>
             </w:r>
           </w:p>
         </w:tc>
@@ -29115,7 +29113,7 @@
               <w:rPr>
                 <w:b/>
               </w:rPr>
-              <w:t>747.25</w:t>
+              <w:t>756.50</w:t>
             </w:r>
           </w:p>
         </w:tc>
@@ -29263,7 +29261,7 @@
             </w:pPr>
             <w:r/>
             <w:r>
-              <w:t>747.25</w:t>
+              <w:t>756.50</w:t>
             </w:r>
           </w:p>
         </w:tc>
@@ -29291,7 +29289,7 @@
             </w:pPr>
             <w:r/>
             <w:r>
-              <w:t>753.75</w:t>
+              <w:t>763.00</w:t>
             </w:r>
           </w:p>
         </w:tc>
@@ -29319,7 +29317,7 @@
             </w:pPr>
             <w:r/>
             <w:r>
-              <w:t>738.75</w:t>
+              <w:t>748.00</w:t>
             </w:r>
           </w:p>
         </w:tc>
@@ -29350,7 +29348,7 @@
               <w:rPr>
                 <w:b/>
               </w:rPr>
-              <w:t>747.75</w:t>
+              <w:t>757.00</w:t>
             </w:r>
           </w:p>
         </w:tc>
@@ -29498,7 +29496,7 @@
             </w:pPr>
             <w:r/>
             <w:r>
-              <w:t>747.75</w:t>
+              <w:t>757.00</w:t>
             </w:r>
           </w:p>
         </w:tc>
@@ -29526,7 +29524,7 @@
             </w:pPr>
             <w:r/>
             <w:r>
-              <w:t>758.75</w:t>
+              <w:t>768.00</w:t>
             </w:r>
           </w:p>
         </w:tc>
@@ -29554,7 +29552,7 @@
             </w:pPr>
             <w:r/>
             <w:r>
-              <w:t>736.00</w:t>
+              <w:t>745.25</w:t>
             </w:r>
           </w:p>
         </w:tc>
@@ -29585,7 +29583,7 @@
               <w:rPr>
                 <w:b/>
               </w:rPr>
-              <w:t>751.25</w:t>
+              <w:t>760.50</w:t>
             </w:r>
           </w:p>
         </w:tc>
@@ -29733,7 +29731,7 @@
             </w:pPr>
             <w:r/>
             <w:r>
-              <w:t>751.25</w:t>
+              <w:t>760.50</w:t>
             </w:r>
           </w:p>
         </w:tc>
@@ -29761,7 +29759,7 @@
             </w:pPr>
             <w:r/>
             <w:r>
-              <w:t>756.75</w:t>
+              <w:t>766.00</w:t>
             </w:r>
           </w:p>
         </w:tc>
@@ -29789,7 +29787,7 @@
             </w:pPr>
             <w:r/>
             <w:r>
-              <w:t>743.50</w:t>
+              <w:t>752.75</w:t>
             </w:r>
           </w:p>
         </w:tc>
@@ -29820,7 +29818,7 @@
               <w:rPr>
                 <w:b/>
               </w:rPr>
-              <w:t>752.00</w:t>
+              <w:t>761.25</w:t>
             </w:r>
           </w:p>
         </w:tc>
@@ -29968,7 +29966,7 @@
             </w:pPr>
             <w:r/>
             <w:r>
-              <w:t>752.00</w:t>
+              <w:t>761.25</w:t>
             </w:r>
           </w:p>
         </w:tc>
@@ -29996,7 +29994,7 @@
             </w:pPr>
             <w:r/>
             <w:r>
-              <w:t>761.25</w:t>
+              <w:t>770.50</w:t>
             </w:r>
           </w:p>
         </w:tc>
@@ -30024,7 +30022,7 @@
             </w:pPr>
             <w:r/>
             <w:r>
-              <w:t>745.50</w:t>
+              <w:t>754.75</w:t>
             </w:r>
           </w:p>
         </w:tc>
@@ -30055,7 +30053,7 @@
               <w:rPr>
                 <w:b/>
               </w:rPr>
-              <w:t>751.25</w:t>
+              <w:t>760.50</w:t>
             </w:r>
           </w:p>
         </w:tc>
@@ -30203,7 +30201,7 @@
             </w:pPr>
             <w:r/>
             <w:r>
-              <w:t>751.25</w:t>
+              <w:t>760.50</w:t>
             </w:r>
           </w:p>
         </w:tc>
@@ -30231,7 +30229,7 @@
             </w:pPr>
             <w:r/>
             <w:r>
-              <w:t>758.75</w:t>
+              <w:t>768.00</w:t>
             </w:r>
           </w:p>
         </w:tc>
@@ -30259,7 +30257,7 @@
             </w:pPr>
             <w:r/>
             <w:r>
-              <w:t>745.25</w:t>
+              <w:t>754.50</w:t>
             </w:r>
           </w:p>
         </w:tc>
@@ -30290,7 +30288,7 @@
               <w:rPr>
                 <w:b/>
               </w:rPr>
-              <w:t>750.25</w:t>
+              <w:t>759.50</w:t>
             </w:r>
           </w:p>
         </w:tc>
@@ -30438,7 +30436,7 @@
             </w:pPr>
             <w:r/>
             <w:r>
-              <w:t>750.25</w:t>
+              <w:t>759.50</w:t>
             </w:r>
           </w:p>
         </w:tc>
@@ -30466,7 +30464,7 @@
             </w:pPr>
             <w:r/>
             <w:r>
-              <w:t>757.25</w:t>
+              <w:t>766.50</w:t>
             </w:r>
           </w:p>
         </w:tc>
@@ -30494,7 +30492,7 @@
             </w:pPr>
             <w:r/>
             <w:r>
-              <w:t>736.75</w:t>
+              <w:t>746.00</w:t>
             </w:r>
           </w:p>
         </w:tc>
@@ -30525,7 +30523,7 @@
               <w:rPr>
                 <w:b/>
               </w:rPr>
-              <w:t>751.00</w:t>
+              <w:t>760.25</w:t>
             </w:r>
           </w:p>
         </w:tc>
@@ -30673,7 +30671,7 @@
             </w:pPr>
             <w:r/>
             <w:r>
-              <w:t>751.00</w:t>
+              <w:t>760.25</w:t>
             </w:r>
           </w:p>
         </w:tc>
@@ -30701,7 +30699,7 @@
             </w:pPr>
             <w:r/>
             <w:r>
-              <w:t>760.25</w:t>
+              <w:t>769.50</w:t>
             </w:r>
           </w:p>
         </w:tc>
@@ -30729,7 +30727,7 @@
             </w:pPr>
             <w:r/>
             <w:r>
-              <w:t>743.75</w:t>
+              <w:t>753.00</w:t>
             </w:r>
           </w:p>
         </w:tc>
@@ -30760,7 +30758,7 @@
               <w:rPr>
                 <w:b/>
               </w:rPr>
-              <w:t>750.75</w:t>
+              <w:t>760.00</w:t>
             </w:r>
           </w:p>
         </w:tc>
@@ -30908,7 +30906,7 @@
             </w:pPr>
             <w:r/>
             <w:r>
-              <w:t>750.75</w:t>
+              <w:t>760.00</w:t>
             </w:r>
           </w:p>
         </w:tc>
@@ -30936,7 +30934,7 @@
             </w:pPr>
             <w:r/>
             <w:r>
-              <w:t>759.25</w:t>
+              <w:t>768.50</w:t>
             </w:r>
           </w:p>
         </w:tc>
@@ -30964,7 +30962,7 @@
             </w:pPr>
             <w:r/>
             <w:r>
-              <w:t>736.75</w:t>
+              <w:t>746.00</w:t>
             </w:r>
           </w:p>
         </w:tc>
@@ -30995,7 +30993,7 @@
               <w:rPr>
                 <w:b/>
               </w:rPr>
-              <w:t>752.50</w:t>
+              <w:t>761.75</w:t>
             </w:r>
           </w:p>
         </w:tc>
@@ -31143,7 +31141,7 @@
             </w:pPr>
             <w:r/>
             <w:r>
-              <w:t>752.50</w:t>
+              <w:t>761.75</w:t>
             </w:r>
           </w:p>
         </w:tc>
@@ -31171,7 +31169,7 @@
             </w:pPr>
             <w:r/>
             <w:r>
-              <w:t>758.75</w:t>
+              <w:t>768.00</w:t>
             </w:r>
           </w:p>
         </w:tc>
@@ -31199,7 +31197,7 @@
             </w:pPr>
             <w:r/>
             <w:r>
-              <w:t>746.00</w:t>
+              <w:t>755.25</w:t>
             </w:r>
           </w:p>
         </w:tc>
@@ -31230,7 +31228,7 @@
               <w:rPr>
                 <w:b/>
               </w:rPr>
-              <w:t>751.75</w:t>
+              <w:t>761.00</w:t>
             </w:r>
           </w:p>
         </w:tc>
